--- a/4-质量管理/流程制度规范类文件/HFSJ-ITSS-0403-满意度管理制度.docx
+++ b/4-质量管理/流程制度规范类文件/HFSJ-ITSS-0403-满意度管理制度.docx
@@ -1,11 +1,10 @@
 
 <file path=word/document.xml><?xml version="1.0" encoding="utf-8"?>
-<w:document xmlns:wpc="http://schemas.microsoft.com/office/word/2010/wordprocessingCanvas" xmlns:mc="http://schemas.openxmlformats.org/markup-compatibility/2006" xmlns:o="urn:schemas-microsoft-com:office:office" xmlns:r="http://schemas.openxmlformats.org/officeDocument/2006/relationships" xmlns:m="http://schemas.openxmlformats.org/officeDocument/2006/math" xmlns:v="urn:schemas-microsoft-com:vml" xmlns:wp14="http://schemas.microsoft.com/office/word/2010/wordprocessingDrawing" xmlns:wp="http://schemas.openxmlformats.org/drawingml/2006/wordprocessingDrawing" xmlns:w10="urn:schemas-microsoft-com:office:word" xmlns:w="http://schemas.openxmlformats.org/wordprocessingml/2006/main" xmlns:w14="http://schemas.microsoft.com/office/word/2010/wordml" xmlns:w15="http://schemas.microsoft.com/office/word/2012/wordml" xmlns:wne="http://schemas.microsoft.com/office/word/2006/wordml" xmlns:wpg="http://schemas.microsoft.com/office/word/2010/wordprocessingGroup" xmlns:wpi="http://schemas.microsoft.com/office/word/2010/wordprocessingInk" xmlns:wps="http://schemas.microsoft.com/office/word/2010/wordprocessingShape" mc:Ignorable="w14 w15 wp14">
-  <!-- Generated by Aspose.Words for .NET 13.3.0.1 -->
+<w:document xmlns:wpc="http://schemas.microsoft.com/office/word/2010/wordprocessingCanvas" xmlns:mc="http://schemas.openxmlformats.org/markup-compatibility/2006" xmlns:o="urn:schemas-microsoft-com:office:office" xmlns:r="http://schemas.openxmlformats.org/officeDocument/2006/relationships" xmlns:m="http://schemas.openxmlformats.org/officeDocument/2006/math" xmlns:v="urn:schemas-microsoft-com:vml" xmlns:wp14="http://schemas.microsoft.com/office/word/2010/wordprocessingDrawing" xmlns:wp="http://schemas.openxmlformats.org/drawingml/2006/wordprocessingDrawing" xmlns:w="http://schemas.openxmlformats.org/wordprocessingml/2006/main" xmlns:w14="http://schemas.microsoft.com/office/word/2010/wordml" xmlns:w10="urn:schemas-microsoft-com:office:word" xmlns:w15="http://schemas.microsoft.com/office/word/2012/wordml" xmlns:wpg="http://schemas.microsoft.com/office/word/2010/wordprocessingGroup" xmlns:wpi="http://schemas.microsoft.com/office/word/2010/wordprocessingInk" xmlns:wne="http://schemas.microsoft.com/office/word/2006/wordml" xmlns:wps="http://schemas.microsoft.com/office/word/2010/wordprocessingShape" xmlns:wpsCustomData="http://www.wps.cn/officeDocument/2013/wpsCustomData" mc:Ignorable="w14 w15 wp14">
   <w:body>
     <w:p>
       <w:pPr>
-        <w:pStyle w:val="a"/>
+        <w:pStyle w:val="26"/>
         <w:keepNext w:val="0"/>
         <w:keepLines w:val="0"/>
         <w:pageBreakBefore w:val="0"/>
@@ -38,7 +37,7 @@
     </w:p>
     <w:p>
       <w:pPr>
-        <w:pStyle w:val="a0"/>
+        <w:pStyle w:val="27"/>
         <w:keepNext w:val="0"/>
         <w:keepLines w:val="0"/>
         <w:pageBreakBefore w:val="0"/>
@@ -69,17 +68,18 @@
     </w:p>
     <w:tbl>
       <w:tblPr>
-        <w:tblStyle w:val="TableGrid"/>
+        <w:tblStyle w:val="23"/>
         <w:tblW w:w="8522" w:type="dxa"/>
         <w:jc w:val="center"/>
         <w:tblBorders>
-          <w:top w:val="nil"/>
-          <w:left w:val="nil"/>
-          <w:bottom w:val="nil"/>
-          <w:right w:val="nil"/>
-          <w:insideH w:val="nil"/>
-          <w:insideV w:val="nil"/>
+          <w:top w:val="none" w:color="auto" w:sz="0" w:space="0"/>
+          <w:left w:val="none" w:color="auto" w:sz="0" w:space="0"/>
+          <w:bottom w:val="none" w:color="auto" w:sz="0" w:space="0"/>
+          <w:right w:val="none" w:color="auto" w:sz="0" w:space="0"/>
+          <w:insideH w:val="none" w:color="auto" w:sz="0" w:space="0"/>
+          <w:insideV w:val="none" w:color="auto" w:sz="0" w:space="0"/>
         </w:tblBorders>
+        <w:tblLayout w:type="autofit"/>
         <w:tblCellMar>
           <w:top w:w="0" w:type="dxa"/>
           <w:left w:w="108" w:type="dxa"/>
@@ -95,15 +95,13 @@
       </w:tblGrid>
       <w:tr>
         <w:tblPrEx>
-          <w:tblW w:w="8522" w:type="dxa"/>
-          <w:jc w:val="center"/>
           <w:tblBorders>
-            <w:top w:val="nil"/>
-            <w:left w:val="nil"/>
-            <w:bottom w:val="nil"/>
-            <w:right w:val="nil"/>
-            <w:insideH w:val="nil"/>
-            <w:insideV w:val="nil"/>
+            <w:top w:val="none" w:color="auto" w:sz="0" w:space="0"/>
+            <w:left w:val="none" w:color="auto" w:sz="0" w:space="0"/>
+            <w:bottom w:val="none" w:color="auto" w:sz="0" w:space="0"/>
+            <w:right w:val="none" w:color="auto" w:sz="0" w:space="0"/>
+            <w:insideH w:val="none" w:color="auto" w:sz="0" w:space="0"/>
+            <w:insideV w:val="none" w:color="auto" w:sz="0" w:space="0"/>
           </w:tblBorders>
           <w:tblCellMar>
             <w:top w:w="0" w:type="dxa"/>
@@ -113,7 +111,7 @@
           </w:tblCellMar>
         </w:tblPrEx>
         <w:trPr>
-          <w:trHeight w:val="0"/>
+          <w:trHeight w:val="0" w:hRule="atLeast"/>
           <w:tblHeader/>
           <w:jc w:val="center"/>
         </w:trPr>
@@ -121,8 +119,8 @@
           <w:tcPr>
             <w:tcW w:w="1824" w:type="dxa"/>
             <w:tcBorders>
-              <w:top w:val="single" w:sz="4" w:space="0" w:color="auto"/>
-              <w:left w:val="single" w:sz="4" w:space="0" w:color="auto"/>
+              <w:top w:val="single" w:color="auto" w:sz="4" w:space="0"/>
+              <w:left w:val="single" w:color="auto" w:sz="4" w:space="0"/>
               <w:bottom w:val="nil"/>
               <w:right w:val="nil"/>
             </w:tcBorders>
@@ -168,8 +166,8 @@
           <w:tcPr>
             <w:tcW w:w="3090" w:type="dxa"/>
             <w:tcBorders>
-              <w:top w:val="single" w:sz="4" w:space="0" w:color="auto"/>
-              <w:left w:val="single" w:sz="4" w:space="0" w:color="auto"/>
+              <w:top w:val="single" w:color="auto" w:sz="4" w:space="0"/>
+              <w:left w:val="single" w:color="auto" w:sz="4" w:space="0"/>
               <w:bottom w:val="nil"/>
               <w:right w:val="nil"/>
             </w:tcBorders>
@@ -214,8 +212,8 @@
           <w:tcPr>
             <w:tcW w:w="1824" w:type="dxa"/>
             <w:tcBorders>
-              <w:top w:val="single" w:sz="4" w:space="0" w:color="auto"/>
-              <w:left w:val="single" w:sz="4" w:space="0" w:color="auto"/>
+              <w:top w:val="single" w:color="auto" w:sz="4" w:space="0"/>
+              <w:left w:val="single" w:color="auto" w:sz="4" w:space="0"/>
               <w:bottom w:val="nil"/>
               <w:right w:val="nil"/>
             </w:tcBorders>
@@ -261,10 +259,10 @@
           <w:tcPr>
             <w:tcW w:w="1784" w:type="dxa"/>
             <w:tcBorders>
-              <w:top w:val="single" w:sz="4" w:space="0" w:color="auto"/>
-              <w:left w:val="single" w:sz="4" w:space="0" w:color="auto"/>
+              <w:top w:val="single" w:color="auto" w:sz="4" w:space="0"/>
+              <w:left w:val="single" w:color="auto" w:sz="4" w:space="0"/>
               <w:bottom w:val="nil"/>
-              <w:right w:val="single" w:sz="4" w:space="0" w:color="auto"/>
+              <w:right w:val="single" w:color="auto" w:sz="4" w:space="0"/>
             </w:tcBorders>
             <w:tcMar>
               <w:top w:w="-1" w:type="dxa"/>
@@ -306,8 +304,14 @@
       </w:tr>
       <w:tr>
         <w:tblPrEx>
-          <w:tblW w:w="8522" w:type="dxa"/>
-          <w:jc w:val="center"/>
+          <w:tblBorders>
+            <w:top w:val="none" w:color="auto" w:sz="0" w:space="0"/>
+            <w:left w:val="none" w:color="auto" w:sz="0" w:space="0"/>
+            <w:bottom w:val="none" w:color="auto" w:sz="0" w:space="0"/>
+            <w:right w:val="none" w:color="auto" w:sz="0" w:space="0"/>
+            <w:insideH w:val="none" w:color="auto" w:sz="0" w:space="0"/>
+            <w:insideV w:val="none" w:color="auto" w:sz="0" w:space="0"/>
+          </w:tblBorders>
           <w:tblCellMar>
             <w:top w:w="0" w:type="dxa"/>
             <w:left w:w="108" w:type="dxa"/>
@@ -316,7 +320,7 @@
           </w:tblCellMar>
         </w:tblPrEx>
         <w:trPr>
-          <w:trHeight w:val="0"/>
+          <w:trHeight w:val="0" w:hRule="atLeast"/>
           <w:tblHeader/>
           <w:jc w:val="center"/>
         </w:trPr>
@@ -324,8 +328,8 @@
           <w:tcPr>
             <w:tcW w:w="1824" w:type="dxa"/>
             <w:tcBorders>
-              <w:top w:val="single" w:sz="4" w:space="0" w:color="auto"/>
-              <w:left w:val="single" w:sz="4" w:space="0" w:color="auto"/>
+              <w:top w:val="single" w:color="auto" w:sz="4" w:space="0"/>
+              <w:left w:val="single" w:color="auto" w:sz="4" w:space="0"/>
               <w:bottom w:val="nil"/>
               <w:right w:val="nil"/>
             </w:tcBorders>
@@ -371,8 +375,8 @@
           <w:tcPr>
             <w:tcW w:w="3090" w:type="dxa"/>
             <w:tcBorders>
-              <w:top w:val="single" w:sz="4" w:space="0" w:color="auto"/>
-              <w:left w:val="single" w:sz="4" w:space="0" w:color="auto"/>
+              <w:top w:val="single" w:color="auto" w:sz="4" w:space="0"/>
+              <w:left w:val="single" w:color="auto" w:sz="4" w:space="0"/>
               <w:bottom w:val="nil"/>
               <w:right w:val="nil"/>
             </w:tcBorders>
@@ -417,8 +421,8 @@
           <w:tcPr>
             <w:tcW w:w="1824" w:type="dxa"/>
             <w:tcBorders>
-              <w:top w:val="single" w:sz="4" w:space="0" w:color="auto"/>
-              <w:left w:val="single" w:sz="4" w:space="0" w:color="auto"/>
+              <w:top w:val="single" w:color="auto" w:sz="4" w:space="0"/>
+              <w:left w:val="single" w:color="auto" w:sz="4" w:space="0"/>
               <w:bottom w:val="nil"/>
               <w:right w:val="nil"/>
             </w:tcBorders>
@@ -464,10 +468,10 @@
           <w:tcPr>
             <w:tcW w:w="1784" w:type="dxa"/>
             <w:tcBorders>
-              <w:top w:val="single" w:sz="4" w:space="0" w:color="auto"/>
-              <w:left w:val="single" w:sz="4" w:space="0" w:color="auto"/>
+              <w:top w:val="single" w:color="auto" w:sz="4" w:space="0"/>
+              <w:left w:val="single" w:color="auto" w:sz="4" w:space="0"/>
               <w:bottom w:val="nil"/>
-              <w:right w:val="single" w:sz="4" w:space="0" w:color="auto"/>
+              <w:right w:val="single" w:color="auto" w:sz="4" w:space="0"/>
             </w:tcBorders>
             <w:tcMar>
               <w:top w:w="-1" w:type="dxa"/>
@@ -509,8 +513,14 @@
       </w:tr>
       <w:tr>
         <w:tblPrEx>
-          <w:tblW w:w="8522" w:type="dxa"/>
-          <w:jc w:val="center"/>
+          <w:tblBorders>
+            <w:top w:val="none" w:color="auto" w:sz="0" w:space="0"/>
+            <w:left w:val="none" w:color="auto" w:sz="0" w:space="0"/>
+            <w:bottom w:val="none" w:color="auto" w:sz="0" w:space="0"/>
+            <w:right w:val="none" w:color="auto" w:sz="0" w:space="0"/>
+            <w:insideH w:val="none" w:color="auto" w:sz="0" w:space="0"/>
+            <w:insideV w:val="none" w:color="auto" w:sz="0" w:space="0"/>
+          </w:tblBorders>
           <w:tblCellMar>
             <w:top w:w="0" w:type="dxa"/>
             <w:left w:w="108" w:type="dxa"/>
@@ -519,7 +529,7 @@
           </w:tblCellMar>
         </w:tblPrEx>
         <w:trPr>
-          <w:trHeight w:val="0"/>
+          <w:trHeight w:val="0" w:hRule="atLeast"/>
           <w:tblHeader/>
           <w:jc w:val="center"/>
         </w:trPr>
@@ -527,8 +537,8 @@
           <w:tcPr>
             <w:tcW w:w="1824" w:type="dxa"/>
             <w:tcBorders>
-              <w:top w:val="single" w:sz="4" w:space="0" w:color="auto"/>
-              <w:left w:val="single" w:sz="4" w:space="0" w:color="auto"/>
+              <w:top w:val="single" w:color="auto" w:sz="4" w:space="0"/>
+              <w:left w:val="single" w:color="auto" w:sz="4" w:space="0"/>
               <w:bottom w:val="nil"/>
               <w:right w:val="nil"/>
             </w:tcBorders>
@@ -574,8 +584,8 @@
           <w:tcPr>
             <w:tcW w:w="3090" w:type="dxa"/>
             <w:tcBorders>
-              <w:top w:val="single" w:sz="4" w:space="0" w:color="auto"/>
-              <w:left w:val="single" w:sz="4" w:space="0" w:color="auto"/>
+              <w:top w:val="single" w:color="auto" w:sz="4" w:space="0"/>
+              <w:left w:val="single" w:color="auto" w:sz="4" w:space="0"/>
               <w:bottom w:val="nil"/>
               <w:right w:val="nil"/>
             </w:tcBorders>
@@ -620,8 +630,8 @@
           <w:tcPr>
             <w:tcW w:w="1824" w:type="dxa"/>
             <w:tcBorders>
-              <w:top w:val="single" w:sz="4" w:space="0" w:color="auto"/>
-              <w:left w:val="single" w:sz="4" w:space="0" w:color="auto"/>
+              <w:top w:val="single" w:color="auto" w:sz="4" w:space="0"/>
+              <w:left w:val="single" w:color="auto" w:sz="4" w:space="0"/>
               <w:bottom w:val="nil"/>
               <w:right w:val="nil"/>
             </w:tcBorders>
@@ -667,10 +677,10 @@
           <w:tcPr>
             <w:tcW w:w="1784" w:type="dxa"/>
             <w:tcBorders>
-              <w:top w:val="single" w:sz="4" w:space="0" w:color="auto"/>
-              <w:left w:val="single" w:sz="4" w:space="0" w:color="auto"/>
+              <w:top w:val="single" w:color="auto" w:sz="4" w:space="0"/>
+              <w:left w:val="single" w:color="auto" w:sz="4" w:space="0"/>
               <w:bottom w:val="nil"/>
-              <w:right w:val="single" w:sz="4" w:space="0" w:color="auto"/>
+              <w:right w:val="single" w:color="auto" w:sz="4" w:space="0"/>
             </w:tcBorders>
             <w:tcMar>
               <w:top w:w="-1" w:type="dxa"/>
@@ -712,8 +722,14 @@
       </w:tr>
       <w:tr>
         <w:tblPrEx>
-          <w:tblW w:w="8522" w:type="dxa"/>
-          <w:jc w:val="center"/>
+          <w:tblBorders>
+            <w:top w:val="none" w:color="auto" w:sz="0" w:space="0"/>
+            <w:left w:val="none" w:color="auto" w:sz="0" w:space="0"/>
+            <w:bottom w:val="none" w:color="auto" w:sz="0" w:space="0"/>
+            <w:right w:val="none" w:color="auto" w:sz="0" w:space="0"/>
+            <w:insideH w:val="none" w:color="auto" w:sz="0" w:space="0"/>
+            <w:insideV w:val="none" w:color="auto" w:sz="0" w:space="0"/>
+          </w:tblBorders>
           <w:tblCellMar>
             <w:top w:w="0" w:type="dxa"/>
             <w:left w:w="108" w:type="dxa"/>
@@ -722,7 +738,7 @@
           </w:tblCellMar>
         </w:tblPrEx>
         <w:trPr>
-          <w:trHeight w:val="0"/>
+          <w:trHeight w:val="0" w:hRule="atLeast"/>
           <w:tblHeader/>
           <w:jc w:val="center"/>
         </w:trPr>
@@ -730,8 +746,8 @@
           <w:tcPr>
             <w:tcW w:w="1824" w:type="dxa"/>
             <w:tcBorders>
-              <w:top w:val="single" w:sz="4" w:space="0" w:color="auto"/>
-              <w:left w:val="single" w:sz="4" w:space="0" w:color="auto"/>
+              <w:top w:val="single" w:color="auto" w:sz="4" w:space="0"/>
+              <w:left w:val="single" w:color="auto" w:sz="4" w:space="0"/>
               <w:bottom w:val="nil"/>
               <w:right w:val="nil"/>
             </w:tcBorders>
@@ -777,8 +793,8 @@
           <w:tcPr>
             <w:tcW w:w="3090" w:type="dxa"/>
             <w:tcBorders>
-              <w:top w:val="single" w:sz="4" w:space="0" w:color="auto"/>
-              <w:left w:val="single" w:sz="4" w:space="0" w:color="auto"/>
+              <w:top w:val="single" w:color="auto" w:sz="4" w:space="0"/>
+              <w:left w:val="single" w:color="auto" w:sz="4" w:space="0"/>
               <w:bottom w:val="nil"/>
               <w:right w:val="nil"/>
             </w:tcBorders>
@@ -823,8 +839,8 @@
           <w:tcPr>
             <w:tcW w:w="1824" w:type="dxa"/>
             <w:tcBorders>
-              <w:top w:val="single" w:sz="4" w:space="0" w:color="auto"/>
-              <w:left w:val="single" w:sz="4" w:space="0" w:color="auto"/>
+              <w:top w:val="single" w:color="auto" w:sz="4" w:space="0"/>
+              <w:left w:val="single" w:color="auto" w:sz="4" w:space="0"/>
               <w:bottom w:val="nil"/>
               <w:right w:val="nil"/>
             </w:tcBorders>
@@ -870,10 +886,10 @@
           <w:tcPr>
             <w:tcW w:w="1784" w:type="dxa"/>
             <w:tcBorders>
-              <w:top w:val="single" w:sz="4" w:space="0" w:color="auto"/>
-              <w:left w:val="single" w:sz="4" w:space="0" w:color="auto"/>
+              <w:top w:val="single" w:color="auto" w:sz="4" w:space="0"/>
+              <w:left w:val="single" w:color="auto" w:sz="4" w:space="0"/>
               <w:bottom w:val="nil"/>
-              <w:right w:val="single" w:sz="4" w:space="0" w:color="auto"/>
+              <w:right w:val="single" w:color="auto" w:sz="4" w:space="0"/>
             </w:tcBorders>
             <w:tcMar>
               <w:top w:w="-1" w:type="dxa"/>
@@ -915,8 +931,14 @@
       </w:tr>
       <w:tr>
         <w:tblPrEx>
-          <w:tblW w:w="8522" w:type="dxa"/>
-          <w:jc w:val="center"/>
+          <w:tblBorders>
+            <w:top w:val="none" w:color="auto" w:sz="0" w:space="0"/>
+            <w:left w:val="none" w:color="auto" w:sz="0" w:space="0"/>
+            <w:bottom w:val="none" w:color="auto" w:sz="0" w:space="0"/>
+            <w:right w:val="none" w:color="auto" w:sz="0" w:space="0"/>
+            <w:insideH w:val="none" w:color="auto" w:sz="0" w:space="0"/>
+            <w:insideV w:val="none" w:color="auto" w:sz="0" w:space="0"/>
+          </w:tblBorders>
           <w:tblCellMar>
             <w:top w:w="0" w:type="dxa"/>
             <w:left w:w="108" w:type="dxa"/>
@@ -925,7 +947,7 @@
           </w:tblCellMar>
         </w:tblPrEx>
         <w:trPr>
-          <w:trHeight w:val="0"/>
+          <w:trHeight w:val="0" w:hRule="atLeast"/>
           <w:tblHeader/>
           <w:jc w:val="center"/>
         </w:trPr>
@@ -933,9 +955,9 @@
           <w:tcPr>
             <w:tcW w:w="1824" w:type="dxa"/>
             <w:tcBorders>
-              <w:top w:val="single" w:sz="4" w:space="0" w:color="auto"/>
-              <w:left w:val="single" w:sz="4" w:space="0" w:color="auto"/>
-              <w:bottom w:val="single" w:sz="4" w:space="0" w:color="auto"/>
+              <w:top w:val="single" w:color="auto" w:sz="4" w:space="0"/>
+              <w:left w:val="single" w:color="auto" w:sz="4" w:space="0"/>
+              <w:bottom w:val="single" w:color="auto" w:sz="4" w:space="0"/>
               <w:right w:val="nil"/>
             </w:tcBorders>
             <w:shd w:val="clear" w:color="auto" w:fill="AEAAAA" w:themeFill="background2" w:themeFillShade="BF"/>
@@ -980,9 +1002,9 @@
           <w:tcPr>
             <w:tcW w:w="3090" w:type="dxa"/>
             <w:tcBorders>
-              <w:top w:val="single" w:sz="4" w:space="0" w:color="auto"/>
-              <w:left w:val="single" w:sz="4" w:space="0" w:color="auto"/>
-              <w:bottom w:val="single" w:sz="4" w:space="0" w:color="auto"/>
+              <w:top w:val="single" w:color="auto" w:sz="4" w:space="0"/>
+              <w:left w:val="single" w:color="auto" w:sz="4" w:space="0"/>
+              <w:bottom w:val="single" w:color="auto" w:sz="4" w:space="0"/>
               <w:right w:val="nil"/>
             </w:tcBorders>
             <w:tcMar>
@@ -1026,9 +1048,9 @@
           <w:tcPr>
             <w:tcW w:w="1824" w:type="dxa"/>
             <w:tcBorders>
-              <w:top w:val="single" w:sz="4" w:space="0" w:color="auto"/>
-              <w:left w:val="single" w:sz="4" w:space="0" w:color="auto"/>
-              <w:bottom w:val="single" w:sz="4" w:space="0" w:color="auto"/>
+              <w:top w:val="single" w:color="auto" w:sz="4" w:space="0"/>
+              <w:left w:val="single" w:color="auto" w:sz="4" w:space="0"/>
+              <w:bottom w:val="single" w:color="auto" w:sz="4" w:space="0"/>
               <w:right w:val="nil"/>
             </w:tcBorders>
             <w:shd w:val="clear" w:color="auto" w:fill="AEAAAA" w:themeFill="background2" w:themeFillShade="BF"/>
@@ -1073,10 +1095,10 @@
           <w:tcPr>
             <w:tcW w:w="1784" w:type="dxa"/>
             <w:tcBorders>
-              <w:top w:val="single" w:sz="4" w:space="0" w:color="auto"/>
-              <w:left w:val="single" w:sz="4" w:space="0" w:color="auto"/>
-              <w:bottom w:val="single" w:sz="4" w:space="0" w:color="auto"/>
-              <w:right w:val="single" w:sz="4" w:space="0" w:color="auto"/>
+              <w:top w:val="single" w:color="auto" w:sz="4" w:space="0"/>
+              <w:left w:val="single" w:color="auto" w:sz="4" w:space="0"/>
+              <w:bottom w:val="single" w:color="auto" w:sz="4" w:space="0"/>
+              <w:right w:val="single" w:color="auto" w:sz="4" w:space="0"/>
             </w:tcBorders>
             <w:tcMar>
               <w:top w:w="-1" w:type="dxa"/>
@@ -1148,7 +1170,7 @@
     </w:p>
     <w:p>
       <w:pPr>
-        <w:pStyle w:val="a1"/>
+        <w:pStyle w:val="31"/>
         <w:keepNext w:val="0"/>
         <w:keepLines w:val="0"/>
         <w:pageBreakBefore w:val="0"/>
@@ -1183,17 +1205,18 @@
     </w:p>
     <w:tbl>
       <w:tblPr>
-        <w:tblStyle w:val="TableGrid"/>
+        <w:tblStyle w:val="23"/>
         <w:tblW w:w="8519" w:type="dxa"/>
         <w:jc w:val="center"/>
         <w:tblBorders>
-          <w:top w:val="nil"/>
-          <w:left w:val="nil"/>
-          <w:bottom w:val="nil"/>
-          <w:right w:val="nil"/>
-          <w:insideH w:val="nil"/>
-          <w:insideV w:val="nil"/>
+          <w:top w:val="none" w:color="auto" w:sz="0" w:space="0"/>
+          <w:left w:val="none" w:color="auto" w:sz="0" w:space="0"/>
+          <w:bottom w:val="none" w:color="auto" w:sz="0" w:space="0"/>
+          <w:right w:val="none" w:color="auto" w:sz="0" w:space="0"/>
+          <w:insideH w:val="none" w:color="auto" w:sz="0" w:space="0"/>
+          <w:insideV w:val="none" w:color="auto" w:sz="0" w:space="0"/>
         </w:tblBorders>
+        <w:tblLayout w:type="autofit"/>
         <w:tblCellMar>
           <w:top w:w="0" w:type="dxa"/>
           <w:left w:w="108" w:type="dxa"/>
@@ -1210,15 +1233,13 @@
       </w:tblGrid>
       <w:tr>
         <w:tblPrEx>
-          <w:tblW w:w="8519" w:type="dxa"/>
-          <w:jc w:val="center"/>
           <w:tblBorders>
-            <w:top w:val="nil"/>
-            <w:left w:val="nil"/>
-            <w:bottom w:val="nil"/>
-            <w:right w:val="nil"/>
-            <w:insideH w:val="nil"/>
-            <w:insideV w:val="nil"/>
+            <w:top w:val="none" w:color="auto" w:sz="0" w:space="0"/>
+            <w:left w:val="none" w:color="auto" w:sz="0" w:space="0"/>
+            <w:bottom w:val="none" w:color="auto" w:sz="0" w:space="0"/>
+            <w:right w:val="none" w:color="auto" w:sz="0" w:space="0"/>
+            <w:insideH w:val="none" w:color="auto" w:sz="0" w:space="0"/>
+            <w:insideV w:val="none" w:color="auto" w:sz="0" w:space="0"/>
           </w:tblBorders>
           <w:tblCellMar>
             <w:top w:w="0" w:type="dxa"/>
@@ -1228,7 +1249,7 @@
           </w:tblCellMar>
         </w:tblPrEx>
         <w:trPr>
-          <w:trHeight w:val="0"/>
+          <w:trHeight w:val="0" w:hRule="atLeast"/>
           <w:tblHeader/>
           <w:jc w:val="center"/>
         </w:trPr>
@@ -1236,8 +1257,8 @@
           <w:tcPr>
             <w:tcW w:w="0" w:type="auto"/>
             <w:tcBorders>
-              <w:top w:val="single" w:sz="12" w:space="0" w:color="auto"/>
-              <w:left w:val="single" w:sz="12" w:space="0" w:color="auto"/>
+              <w:top w:val="single" w:color="auto" w:sz="12" w:space="0"/>
+              <w:left w:val="single" w:color="auto" w:sz="12" w:space="0"/>
               <w:bottom w:val="nil"/>
               <w:right w:val="nil"/>
             </w:tcBorders>
@@ -1265,12 +1286,12 @@
               <w:adjustRightInd w:val="0"/>
               <w:snapToGrid w:val="0"/>
               <w:spacing w:line="240" w:lineRule="auto"/>
-              <w:ind w:left="0" w:right="0" w:firstLine="0" w:leftChars="0" w:rightChars="0" w:firstLineChars="0"/>
+              <w:ind w:left="0" w:leftChars="0" w:right="0" w:rightChars="0" w:firstLine="0" w:firstLineChars="0"/>
               <w:jc w:val="center"/>
               <w:textAlignment w:val="baseline"/>
               <w:rPr>
-                <w:rStyle w:val="Strong"/>
-                <w:rFonts w:ascii="微软雅黑" w:eastAsia="微软雅黑" w:hAnsi="微软雅黑" w:cs="微软雅黑" w:hint="default"/>
+                <w:rStyle w:val="25"/>
+                <w:rFonts w:hint="default" w:ascii="微软雅黑" w:hAnsi="微软雅黑" w:eastAsia="微软雅黑" w:cs="微软雅黑"/>
                 <w:b/>
                 <w:bCs/>
                 <w:i w:val="0"/>
@@ -1288,8 +1309,8 @@
             </w:pPr>
             <w:r>
               <w:rPr>
-                <w:rStyle w:val="Strong"/>
-                <w:rFonts w:ascii="微软雅黑" w:eastAsia="微软雅黑" w:hAnsi="微软雅黑" w:cs="微软雅黑" w:hint="eastAsia"/>
+                <w:rStyle w:val="25"/>
+                <w:rFonts w:hint="eastAsia" w:ascii="微软雅黑" w:hAnsi="微软雅黑" w:eastAsia="微软雅黑" w:cs="微软雅黑"/>
                 <w:b/>
                 <w:bCs/>
                 <w:i w:val="0"/>
@@ -1312,8 +1333,8 @@
           <w:tcPr>
             <w:tcW w:w="0" w:type="auto"/>
             <w:tcBorders>
-              <w:top w:val="single" w:sz="12" w:space="0" w:color="auto"/>
-              <w:left w:val="single" w:sz="4" w:space="0" w:color="auto"/>
+              <w:top w:val="single" w:color="auto" w:sz="12" w:space="0"/>
+              <w:left w:val="single" w:color="auto" w:sz="4" w:space="0"/>
               <w:bottom w:val="nil"/>
               <w:right w:val="nil"/>
             </w:tcBorders>
@@ -1341,12 +1362,12 @@
               <w:adjustRightInd w:val="0"/>
               <w:snapToGrid w:val="0"/>
               <w:spacing w:line="240" w:lineRule="auto"/>
-              <w:ind w:left="0" w:right="0" w:firstLine="0" w:leftChars="0" w:rightChars="0" w:firstLineChars="0"/>
+              <w:ind w:left="0" w:leftChars="0" w:right="0" w:rightChars="0" w:firstLine="0" w:firstLineChars="0"/>
               <w:jc w:val="center"/>
               <w:textAlignment w:val="baseline"/>
               <w:rPr>
-                <w:rStyle w:val="Strong"/>
-                <w:rFonts w:ascii="微软雅黑" w:eastAsia="微软雅黑" w:hAnsi="微软雅黑" w:cs="微软雅黑" w:hint="default"/>
+                <w:rStyle w:val="25"/>
+                <w:rFonts w:hint="default" w:ascii="微软雅黑" w:hAnsi="微软雅黑" w:eastAsia="微软雅黑" w:cs="微软雅黑"/>
                 <w:b/>
                 <w:bCs/>
                 <w:i w:val="0"/>
@@ -1364,8 +1385,8 @@
             </w:pPr>
             <w:r>
               <w:rPr>
-                <w:rStyle w:val="Strong"/>
-                <w:rFonts w:ascii="微软雅黑" w:eastAsia="微软雅黑" w:hAnsi="微软雅黑" w:cs="微软雅黑" w:hint="eastAsia"/>
+                <w:rStyle w:val="25"/>
+                <w:rFonts w:hint="eastAsia" w:ascii="微软雅黑" w:hAnsi="微软雅黑" w:eastAsia="微软雅黑" w:cs="微软雅黑"/>
                 <w:b/>
                 <w:bCs/>
                 <w:i w:val="0"/>
@@ -1388,8 +1409,8 @@
           <w:tcPr>
             <w:tcW w:w="0" w:type="auto"/>
             <w:tcBorders>
-              <w:top w:val="single" w:sz="12" w:space="0" w:color="auto"/>
-              <w:left w:val="single" w:sz="4" w:space="0" w:color="auto"/>
+              <w:top w:val="single" w:color="auto" w:sz="12" w:space="0"/>
+              <w:left w:val="single" w:color="auto" w:sz="4" w:space="0"/>
               <w:bottom w:val="nil"/>
               <w:right w:val="nil"/>
             </w:tcBorders>
@@ -1417,12 +1438,12 @@
               <w:adjustRightInd w:val="0"/>
               <w:snapToGrid w:val="0"/>
               <w:spacing w:line="240" w:lineRule="auto"/>
-              <w:ind w:left="0" w:right="0" w:firstLine="0" w:leftChars="0" w:rightChars="0" w:firstLineChars="0"/>
+              <w:ind w:left="0" w:leftChars="0" w:right="0" w:rightChars="0" w:firstLine="0" w:firstLineChars="0"/>
               <w:jc w:val="center"/>
               <w:textAlignment w:val="baseline"/>
               <w:rPr>
-                <w:rStyle w:val="Strong"/>
-                <w:rFonts w:ascii="微软雅黑" w:eastAsia="微软雅黑" w:hAnsi="微软雅黑" w:cs="微软雅黑" w:hint="default"/>
+                <w:rStyle w:val="25"/>
+                <w:rFonts w:hint="default" w:ascii="微软雅黑" w:hAnsi="微软雅黑" w:eastAsia="微软雅黑" w:cs="微软雅黑"/>
                 <w:b/>
                 <w:bCs/>
                 <w:i w:val="0"/>
@@ -1440,8 +1461,8 @@
             </w:pPr>
             <w:r>
               <w:rPr>
-                <w:rStyle w:val="Strong"/>
-                <w:rFonts w:ascii="微软雅黑" w:eastAsia="微软雅黑" w:hAnsi="微软雅黑" w:cs="微软雅黑" w:hint="eastAsia"/>
+                <w:rStyle w:val="25"/>
+                <w:rFonts w:hint="eastAsia" w:ascii="微软雅黑" w:hAnsi="微软雅黑" w:eastAsia="微软雅黑" w:cs="微软雅黑"/>
                 <w:b/>
                 <w:bCs/>
                 <w:i w:val="0"/>
@@ -1464,8 +1485,8 @@
           <w:tcPr>
             <w:tcW w:w="0" w:type="auto"/>
             <w:tcBorders>
-              <w:top w:val="single" w:sz="12" w:space="0" w:color="auto"/>
-              <w:left w:val="single" w:sz="4" w:space="0" w:color="auto"/>
+              <w:top w:val="single" w:color="auto" w:sz="12" w:space="0"/>
+              <w:left w:val="single" w:color="auto" w:sz="4" w:space="0"/>
               <w:bottom w:val="nil"/>
               <w:right w:val="nil"/>
             </w:tcBorders>
@@ -1493,12 +1514,12 @@
               <w:adjustRightInd w:val="0"/>
               <w:snapToGrid w:val="0"/>
               <w:spacing w:line="240" w:lineRule="auto"/>
-              <w:ind w:left="0" w:right="0" w:firstLine="0" w:leftChars="0" w:rightChars="0" w:firstLineChars="0"/>
+              <w:ind w:left="0" w:leftChars="0" w:right="0" w:rightChars="0" w:firstLine="0" w:firstLineChars="0"/>
               <w:jc w:val="center"/>
               <w:textAlignment w:val="baseline"/>
               <w:rPr>
-                <w:rStyle w:val="Strong"/>
-                <w:rFonts w:ascii="微软雅黑" w:eastAsia="微软雅黑" w:hAnsi="微软雅黑" w:cs="微软雅黑" w:hint="default"/>
+                <w:rStyle w:val="25"/>
+                <w:rFonts w:hint="default" w:ascii="微软雅黑" w:hAnsi="微软雅黑" w:eastAsia="微软雅黑" w:cs="微软雅黑"/>
                 <w:b/>
                 <w:bCs/>
                 <w:i w:val="0"/>
@@ -1516,8 +1537,8 @@
             </w:pPr>
             <w:r>
               <w:rPr>
-                <w:rStyle w:val="Strong"/>
-                <w:rFonts w:ascii="微软雅黑" w:eastAsia="微软雅黑" w:hAnsi="微软雅黑" w:cs="微软雅黑" w:hint="eastAsia"/>
+                <w:rStyle w:val="25"/>
+                <w:rFonts w:hint="eastAsia" w:ascii="微软雅黑" w:hAnsi="微软雅黑" w:eastAsia="微软雅黑" w:cs="微软雅黑"/>
                 <w:b/>
                 <w:bCs/>
                 <w:i w:val="0"/>
@@ -1540,10 +1561,10 @@
           <w:tcPr>
             <w:tcW w:w="1205" w:type="dxa"/>
             <w:tcBorders>
-              <w:top w:val="single" w:sz="12" w:space="0" w:color="auto"/>
-              <w:left w:val="single" w:sz="4" w:space="0" w:color="auto"/>
+              <w:top w:val="single" w:color="auto" w:sz="12" w:space="0"/>
+              <w:left w:val="single" w:color="auto" w:sz="4" w:space="0"/>
               <w:bottom w:val="nil"/>
-              <w:right w:val="single" w:sz="12" w:space="0" w:color="auto"/>
+              <w:right w:val="single" w:color="auto" w:sz="12" w:space="0"/>
             </w:tcBorders>
             <w:tcMar>
               <w:top w:w="-1" w:type="dxa"/>
@@ -1569,12 +1590,12 @@
               <w:adjustRightInd w:val="0"/>
               <w:snapToGrid w:val="0"/>
               <w:spacing w:line="240" w:lineRule="auto"/>
-              <w:ind w:left="0" w:right="0" w:firstLine="0" w:leftChars="0" w:rightChars="0" w:firstLineChars="0"/>
+              <w:ind w:left="0" w:leftChars="0" w:right="0" w:rightChars="0" w:firstLine="0" w:firstLineChars="0"/>
               <w:jc w:val="center"/>
               <w:textAlignment w:val="baseline"/>
               <w:rPr>
-                <w:rStyle w:val="Strong"/>
-                <w:rFonts w:ascii="微软雅黑" w:eastAsia="微软雅黑" w:hAnsi="微软雅黑" w:cs="微软雅黑" w:hint="default"/>
+                <w:rStyle w:val="25"/>
+                <w:rFonts w:hint="default" w:ascii="微软雅黑" w:hAnsi="微软雅黑" w:eastAsia="微软雅黑" w:cs="微软雅黑"/>
                 <w:b/>
                 <w:bCs/>
                 <w:i w:val="0"/>
@@ -1592,8 +1613,8 @@
             </w:pPr>
             <w:r>
               <w:rPr>
-                <w:rStyle w:val="Strong"/>
-                <w:rFonts w:ascii="微软雅黑" w:eastAsia="微软雅黑" w:hAnsi="微软雅黑" w:cs="微软雅黑" w:hint="eastAsia"/>
+                <w:rStyle w:val="25"/>
+                <w:rFonts w:hint="eastAsia" w:ascii="微软雅黑" w:hAnsi="微软雅黑" w:eastAsia="微软雅黑" w:cs="微软雅黑"/>
                 <w:b/>
                 <w:bCs/>
                 <w:i w:val="0"/>
@@ -1615,8 +1636,14 @@
       </w:tr>
       <w:tr>
         <w:tblPrEx>
-          <w:tblW w:w="8519" w:type="dxa"/>
-          <w:jc w:val="center"/>
+          <w:tblBorders>
+            <w:top w:val="none" w:color="auto" w:sz="0" w:space="0"/>
+            <w:left w:val="none" w:color="auto" w:sz="0" w:space="0"/>
+            <w:bottom w:val="none" w:color="auto" w:sz="0" w:space="0"/>
+            <w:right w:val="none" w:color="auto" w:sz="0" w:space="0"/>
+            <w:insideH w:val="none" w:color="auto" w:sz="0" w:space="0"/>
+            <w:insideV w:val="none" w:color="auto" w:sz="0" w:space="0"/>
+          </w:tblBorders>
           <w:tblCellMar>
             <w:top w:w="0" w:type="dxa"/>
             <w:left w:w="108" w:type="dxa"/>
@@ -1625,15 +1652,15 @@
           </w:tblCellMar>
         </w:tblPrEx>
         <w:trPr>
-          <w:trHeight w:val="0"/>
+          <w:trHeight w:val="0" w:hRule="atLeast"/>
           <w:jc w:val="center"/>
         </w:trPr>
         <w:tc>
           <w:tcPr>
             <w:tcW w:w="0" w:type="auto"/>
             <w:tcBorders>
-              <w:top w:val="single" w:sz="4" w:space="0" w:color="auto"/>
-              <w:left w:val="single" w:sz="12" w:space="0" w:color="auto"/>
+              <w:top w:val="single" w:color="auto" w:sz="4" w:space="0"/>
+              <w:left w:val="single" w:color="auto" w:sz="12" w:space="0"/>
               <w:bottom w:val="nil"/>
               <w:right w:val="nil"/>
             </w:tcBorders>
@@ -1661,12 +1688,12 @@
               <w:adjustRightInd w:val="0"/>
               <w:snapToGrid w:val="0"/>
               <w:spacing w:line="240" w:lineRule="auto"/>
-              <w:ind w:left="0" w:right="0" w:firstLine="0" w:leftChars="0" w:rightChars="0" w:firstLineChars="0"/>
+              <w:ind w:left="0" w:leftChars="0" w:right="0" w:rightChars="0" w:firstLine="0" w:firstLineChars="0"/>
               <w:jc w:val="center"/>
               <w:textAlignment w:val="baseline"/>
               <w:rPr>
-                <w:rStyle w:val="Strong"/>
-                <w:rFonts w:ascii="微软雅黑" w:eastAsia="微软雅黑" w:hAnsi="微软雅黑" w:cs="微软雅黑" w:hint="default"/>
+                <w:rStyle w:val="25"/>
+                <w:rFonts w:hint="default" w:ascii="微软雅黑" w:hAnsi="微软雅黑" w:eastAsia="微软雅黑" w:cs="微软雅黑"/>
                 <w:b w:val="0"/>
                 <w:bCs/>
                 <w:i w:val="0"/>
@@ -1684,8 +1711,8 @@
             </w:pPr>
             <w:r>
               <w:rPr>
-                <w:rStyle w:val="Strong"/>
-                <w:rFonts w:ascii="微软雅黑" w:eastAsia="微软雅黑" w:hAnsi="微软雅黑" w:cs="微软雅黑" w:hint="eastAsia"/>
+                <w:rStyle w:val="25"/>
+                <w:rFonts w:hint="eastAsia" w:ascii="微软雅黑" w:hAnsi="微软雅黑" w:eastAsia="微软雅黑" w:cs="微软雅黑"/>
                 <w:b w:val="0"/>
                 <w:bCs/>
                 <w:i w:val="0"/>
@@ -1703,8 +1730,8 @@
             </w:r>
             <w:r>
               <w:rPr>
-                <w:rStyle w:val="Strong"/>
-                <w:rFonts w:ascii="微软雅黑" w:eastAsia="微软雅黑" w:hAnsi="微软雅黑" w:cs="微软雅黑" w:hint="eastAsia"/>
+                <w:rStyle w:val="25"/>
+                <w:rFonts w:hint="eastAsia" w:ascii="微软雅黑" w:hAnsi="微软雅黑" w:eastAsia="微软雅黑" w:cs="微软雅黑"/>
                 <w:b w:val="0"/>
                 <w:bCs/>
                 <w:i w:val="0"/>
@@ -1727,8 +1754,8 @@
           <w:tcPr>
             <w:tcW w:w="0" w:type="auto"/>
             <w:tcBorders>
-              <w:top w:val="single" w:sz="4" w:space="0" w:color="auto"/>
-              <w:left w:val="single" w:sz="4" w:space="0" w:color="auto"/>
+              <w:top w:val="single" w:color="auto" w:sz="4" w:space="0"/>
+              <w:left w:val="single" w:color="auto" w:sz="4" w:space="0"/>
               <w:bottom w:val="nil"/>
               <w:right w:val="nil"/>
             </w:tcBorders>
@@ -1756,12 +1783,12 @@
               <w:adjustRightInd w:val="0"/>
               <w:snapToGrid w:val="0"/>
               <w:spacing w:line="240" w:lineRule="auto"/>
-              <w:ind w:left="0" w:right="0" w:firstLine="0" w:leftChars="0" w:rightChars="0" w:firstLineChars="0"/>
+              <w:ind w:left="0" w:leftChars="0" w:right="0" w:rightChars="0" w:firstLine="0" w:firstLineChars="0"/>
               <w:jc w:val="center"/>
               <w:textAlignment w:val="baseline"/>
               <w:rPr>
-                <w:rStyle w:val="Strong"/>
-                <w:rFonts w:ascii="微软雅黑" w:eastAsia="微软雅黑" w:hAnsi="微软雅黑" w:cs="微软雅黑" w:hint="default"/>
+                <w:rStyle w:val="25"/>
+                <w:rFonts w:hint="default" w:ascii="微软雅黑" w:hAnsi="微软雅黑" w:eastAsia="微软雅黑" w:cs="微软雅黑"/>
                 <w:b w:val="0"/>
                 <w:bCs/>
                 <w:i w:val="0"/>
@@ -1779,8 +1806,8 @@
             </w:pPr>
             <w:r>
               <w:rPr>
-                <w:rStyle w:val="Strong"/>
-                <w:rFonts w:ascii="微软雅黑" w:eastAsia="微软雅黑" w:hAnsi="微软雅黑" w:cs="微软雅黑" w:hint="eastAsia"/>
+                <w:rStyle w:val="25"/>
+                <w:rFonts w:hint="eastAsia" w:ascii="微软雅黑" w:hAnsi="微软雅黑" w:eastAsia="微软雅黑" w:cs="微软雅黑"/>
                 <w:b w:val="0"/>
                 <w:bCs/>
                 <w:i w:val="0"/>
@@ -1803,8 +1830,8 @@
           <w:tcPr>
             <w:tcW w:w="0" w:type="auto"/>
             <w:tcBorders>
-              <w:top w:val="single" w:sz="4" w:space="0" w:color="auto"/>
-              <w:left w:val="single" w:sz="4" w:space="0" w:color="auto"/>
+              <w:top w:val="single" w:color="auto" w:sz="4" w:space="0"/>
+              <w:left w:val="single" w:color="auto" w:sz="4" w:space="0"/>
               <w:bottom w:val="nil"/>
               <w:right w:val="nil"/>
             </w:tcBorders>
@@ -1832,12 +1859,12 @@
               <w:adjustRightInd w:val="0"/>
               <w:snapToGrid w:val="0"/>
               <w:spacing w:line="240" w:lineRule="auto"/>
-              <w:ind w:left="0" w:right="0" w:firstLine="0" w:leftChars="0" w:rightChars="0" w:firstLineChars="0"/>
+              <w:ind w:left="0" w:leftChars="0" w:right="0" w:rightChars="0" w:firstLine="0" w:firstLineChars="0"/>
               <w:jc w:val="center"/>
               <w:textAlignment w:val="baseline"/>
               <w:rPr>
-                <w:rStyle w:val="Strong"/>
-                <w:rFonts w:ascii="微软雅黑" w:eastAsia="微软雅黑" w:hAnsi="微软雅黑" w:cs="微软雅黑" w:hint="default"/>
+                <w:rStyle w:val="25"/>
+                <w:rFonts w:hint="default" w:ascii="微软雅黑" w:hAnsi="微软雅黑" w:eastAsia="微软雅黑" w:cs="微软雅黑"/>
                 <w:b w:val="0"/>
                 <w:bCs/>
                 <w:i w:val="0"/>
@@ -1855,8 +1882,8 @@
             </w:pPr>
             <w:r>
               <w:rPr>
-                <w:rStyle w:val="Strong"/>
-                <w:rFonts w:ascii="微软雅黑" w:eastAsia="微软雅黑" w:hAnsi="微软雅黑" w:cs="微软雅黑" w:hint="eastAsia"/>
+                <w:rStyle w:val="25"/>
+                <w:rFonts w:hint="eastAsia" w:ascii="微软雅黑" w:hAnsi="微软雅黑" w:eastAsia="微软雅黑" w:cs="微软雅黑"/>
                 <w:b w:val="0"/>
                 <w:bCs/>
                 <w:i w:val="0"/>
@@ -1879,8 +1906,8 @@
           <w:tcPr>
             <w:tcW w:w="0" w:type="auto"/>
             <w:tcBorders>
-              <w:top w:val="single" w:sz="4" w:space="0" w:color="auto"/>
-              <w:left w:val="single" w:sz="4" w:space="0" w:color="auto"/>
+              <w:top w:val="single" w:color="auto" w:sz="4" w:space="0"/>
+              <w:left w:val="single" w:color="auto" w:sz="4" w:space="0"/>
               <w:bottom w:val="nil"/>
               <w:right w:val="nil"/>
             </w:tcBorders>
@@ -1908,12 +1935,12 @@
               <w:adjustRightInd w:val="0"/>
               <w:snapToGrid w:val="0"/>
               <w:spacing w:line="240" w:lineRule="auto"/>
-              <w:ind w:left="0" w:right="0" w:firstLine="0" w:leftChars="0" w:rightChars="0" w:firstLineChars="0"/>
+              <w:ind w:left="0" w:leftChars="0" w:right="0" w:rightChars="0" w:firstLine="0" w:firstLineChars="0"/>
               <w:jc w:val="center"/>
               <w:textAlignment w:val="baseline"/>
               <w:rPr>
-                <w:rStyle w:val="Strong"/>
-                <w:rFonts w:ascii="微软雅黑" w:eastAsia="微软雅黑" w:hAnsi="微软雅黑" w:cs="微软雅黑" w:hint="default"/>
+                <w:rStyle w:val="25"/>
+                <w:rFonts w:hint="default" w:ascii="微软雅黑" w:hAnsi="微软雅黑" w:eastAsia="微软雅黑" w:cs="微软雅黑"/>
                 <w:b w:val="0"/>
                 <w:bCs/>
                 <w:i w:val="0"/>
@@ -1931,8 +1958,8 @@
             </w:pPr>
             <w:r>
               <w:rPr>
-                <w:rStyle w:val="Strong"/>
-                <w:rFonts w:ascii="微软雅黑" w:eastAsia="微软雅黑" w:hAnsi="微软雅黑" w:cs="微软雅黑" w:hint="eastAsia"/>
+                <w:rStyle w:val="25"/>
+                <w:rFonts w:hint="eastAsia" w:ascii="微软雅黑" w:hAnsi="微软雅黑" w:eastAsia="微软雅黑" w:cs="微软雅黑"/>
                 <w:b w:val="0"/>
                 <w:bCs/>
                 <w:i w:val="0"/>
@@ -1955,10 +1982,10 @@
           <w:tcPr>
             <w:tcW w:w="1205" w:type="dxa"/>
             <w:tcBorders>
-              <w:top w:val="single" w:sz="4" w:space="0" w:color="auto"/>
-              <w:left w:val="single" w:sz="4" w:space="0" w:color="auto"/>
+              <w:top w:val="single" w:color="auto" w:sz="4" w:space="0"/>
+              <w:left w:val="single" w:color="auto" w:sz="4" w:space="0"/>
               <w:bottom w:val="nil"/>
-              <w:right w:val="single" w:sz="12" w:space="0" w:color="auto"/>
+              <w:right w:val="single" w:color="auto" w:sz="12" w:space="0"/>
             </w:tcBorders>
             <w:tcMar>
               <w:top w:w="-1" w:type="dxa"/>
@@ -1984,12 +2011,12 @@
               <w:adjustRightInd w:val="0"/>
               <w:snapToGrid w:val="0"/>
               <w:spacing w:line="240" w:lineRule="auto"/>
-              <w:ind w:left="0" w:right="0" w:firstLine="0" w:leftChars="0" w:rightChars="0" w:firstLineChars="0"/>
+              <w:ind w:left="0" w:leftChars="0" w:right="0" w:rightChars="0" w:firstLine="0" w:firstLineChars="0"/>
               <w:jc w:val="center"/>
               <w:textAlignment w:val="baseline"/>
               <w:rPr>
-                <w:rStyle w:val="Strong"/>
-                <w:rFonts w:ascii="微软雅黑" w:eastAsia="微软雅黑" w:hAnsi="微软雅黑" w:cs="微软雅黑" w:hint="default"/>
+                <w:rStyle w:val="25"/>
+                <w:rFonts w:hint="default" w:ascii="微软雅黑" w:hAnsi="微软雅黑" w:eastAsia="微软雅黑" w:cs="微软雅黑"/>
                 <w:b w:val="0"/>
                 <w:bCs/>
                 <w:i w:val="0"/>
@@ -2010,8 +2037,14 @@
       </w:tr>
       <w:tr>
         <w:tblPrEx>
-          <w:tblW w:w="8519" w:type="dxa"/>
-          <w:jc w:val="center"/>
+          <w:tblBorders>
+            <w:top w:val="none" w:color="auto" w:sz="0" w:space="0"/>
+            <w:left w:val="none" w:color="auto" w:sz="0" w:space="0"/>
+            <w:bottom w:val="none" w:color="auto" w:sz="0" w:space="0"/>
+            <w:right w:val="none" w:color="auto" w:sz="0" w:space="0"/>
+            <w:insideH w:val="none" w:color="auto" w:sz="0" w:space="0"/>
+            <w:insideV w:val="none" w:color="auto" w:sz="0" w:space="0"/>
+          </w:tblBorders>
           <w:tblCellMar>
             <w:top w:w="0" w:type="dxa"/>
             <w:left w:w="108" w:type="dxa"/>
@@ -2020,15 +2053,15 @@
           </w:tblCellMar>
         </w:tblPrEx>
         <w:trPr>
-          <w:trHeight w:val="0"/>
+          <w:trHeight w:val="0" w:hRule="atLeast"/>
           <w:jc w:val="center"/>
         </w:trPr>
         <w:tc>
           <w:tcPr>
             <w:tcW w:w="0" w:type="auto"/>
             <w:tcBorders>
-              <w:top w:val="single" w:sz="4" w:space="0" w:color="auto"/>
-              <w:left w:val="single" w:sz="12" w:space="0" w:color="auto"/>
+              <w:top w:val="single" w:color="auto" w:sz="4" w:space="0"/>
+              <w:left w:val="single" w:color="auto" w:sz="12" w:space="0"/>
               <w:bottom w:val="nil"/>
               <w:right w:val="nil"/>
             </w:tcBorders>
@@ -2056,12 +2089,12 @@
               <w:adjustRightInd w:val="0"/>
               <w:snapToGrid w:val="0"/>
               <w:spacing w:line="240" w:lineRule="auto"/>
-              <w:ind w:left="0" w:right="0" w:firstLine="0" w:leftChars="0" w:rightChars="0" w:firstLineChars="0"/>
+              <w:ind w:left="0" w:leftChars="0" w:right="0" w:rightChars="0" w:firstLine="0" w:firstLineChars="0"/>
               <w:jc w:val="center"/>
               <w:textAlignment w:val="baseline"/>
               <w:rPr>
-                <w:rStyle w:val="Strong"/>
-                <w:rFonts w:ascii="微软雅黑" w:eastAsia="微软雅黑" w:hAnsi="微软雅黑" w:cs="微软雅黑" w:hint="default"/>
+                <w:rStyle w:val="25"/>
+                <w:rFonts w:hint="default" w:ascii="微软雅黑" w:hAnsi="微软雅黑" w:eastAsia="微软雅黑" w:cs="微软雅黑"/>
                 <w:b w:val="0"/>
                 <w:bCs/>
                 <w:i w:val="0"/>
@@ -2083,8 +2116,8 @@
           <w:tcPr>
             <w:tcW w:w="0" w:type="auto"/>
             <w:tcBorders>
-              <w:top w:val="single" w:sz="4" w:space="0" w:color="auto"/>
-              <w:left w:val="single" w:sz="4" w:space="0" w:color="auto"/>
+              <w:top w:val="single" w:color="auto" w:sz="4" w:space="0"/>
+              <w:left w:val="single" w:color="auto" w:sz="4" w:space="0"/>
               <w:bottom w:val="nil"/>
               <w:right w:val="nil"/>
             </w:tcBorders>
@@ -2112,12 +2145,12 @@
               <w:adjustRightInd w:val="0"/>
               <w:snapToGrid w:val="0"/>
               <w:spacing w:line="240" w:lineRule="auto"/>
-              <w:ind w:left="0" w:right="0" w:firstLine="0" w:leftChars="0" w:rightChars="0" w:firstLineChars="0"/>
+              <w:ind w:left="0" w:leftChars="0" w:right="0" w:rightChars="0" w:firstLine="0" w:firstLineChars="0"/>
               <w:jc w:val="center"/>
               <w:textAlignment w:val="baseline"/>
               <w:rPr>
-                <w:rStyle w:val="Strong"/>
-                <w:rFonts w:ascii="微软雅黑" w:eastAsia="微软雅黑" w:hAnsi="微软雅黑" w:cs="微软雅黑" w:hint="default"/>
+                <w:rStyle w:val="25"/>
+                <w:rFonts w:hint="default" w:ascii="微软雅黑" w:hAnsi="微软雅黑" w:eastAsia="微软雅黑" w:cs="微软雅黑"/>
                 <w:b w:val="0"/>
                 <w:bCs/>
                 <w:i w:val="0"/>
@@ -2139,8 +2172,8 @@
           <w:tcPr>
             <w:tcW w:w="0" w:type="auto"/>
             <w:tcBorders>
-              <w:top w:val="single" w:sz="4" w:space="0" w:color="auto"/>
-              <w:left w:val="single" w:sz="4" w:space="0" w:color="auto"/>
+              <w:top w:val="single" w:color="auto" w:sz="4" w:space="0"/>
+              <w:left w:val="single" w:color="auto" w:sz="4" w:space="0"/>
               <w:bottom w:val="nil"/>
               <w:right w:val="nil"/>
             </w:tcBorders>
@@ -2168,12 +2201,12 @@
               <w:adjustRightInd w:val="0"/>
               <w:snapToGrid w:val="0"/>
               <w:spacing w:line="240" w:lineRule="auto"/>
-              <w:ind w:left="0" w:right="0" w:firstLine="0" w:leftChars="0" w:rightChars="0" w:firstLineChars="0"/>
+              <w:ind w:left="0" w:leftChars="0" w:right="0" w:rightChars="0" w:firstLine="0" w:firstLineChars="0"/>
               <w:jc w:val="center"/>
               <w:textAlignment w:val="baseline"/>
               <w:rPr>
-                <w:rStyle w:val="Strong"/>
-                <w:rFonts w:ascii="微软雅黑" w:eastAsia="微软雅黑" w:hAnsi="微软雅黑" w:cs="微软雅黑" w:hint="default"/>
+                <w:rStyle w:val="25"/>
+                <w:rFonts w:hint="default" w:ascii="微软雅黑" w:hAnsi="微软雅黑" w:eastAsia="微软雅黑" w:cs="微软雅黑"/>
                 <w:b w:val="0"/>
                 <w:bCs/>
                 <w:i w:val="0"/>
@@ -2195,8 +2228,8 @@
           <w:tcPr>
             <w:tcW w:w="0" w:type="auto"/>
             <w:tcBorders>
-              <w:top w:val="single" w:sz="4" w:space="0" w:color="auto"/>
-              <w:left w:val="single" w:sz="4" w:space="0" w:color="auto"/>
+              <w:top w:val="single" w:color="auto" w:sz="4" w:space="0"/>
+              <w:left w:val="single" w:color="auto" w:sz="4" w:space="0"/>
               <w:bottom w:val="nil"/>
               <w:right w:val="nil"/>
             </w:tcBorders>
@@ -2224,12 +2257,12 @@
               <w:adjustRightInd w:val="0"/>
               <w:snapToGrid w:val="0"/>
               <w:spacing w:line="240" w:lineRule="auto"/>
-              <w:ind w:left="0" w:right="0" w:firstLine="0" w:leftChars="0" w:rightChars="0" w:firstLineChars="0"/>
+              <w:ind w:left="0" w:leftChars="0" w:right="0" w:rightChars="0" w:firstLine="0" w:firstLineChars="0"/>
               <w:jc w:val="center"/>
               <w:textAlignment w:val="baseline"/>
               <w:rPr>
-                <w:rStyle w:val="Strong"/>
-                <w:rFonts w:ascii="微软雅黑" w:eastAsia="微软雅黑" w:hAnsi="微软雅黑" w:cs="微软雅黑" w:hint="default"/>
+                <w:rStyle w:val="25"/>
+                <w:rFonts w:hint="default" w:ascii="微软雅黑" w:hAnsi="微软雅黑" w:eastAsia="微软雅黑" w:cs="微软雅黑"/>
                 <w:b w:val="0"/>
                 <w:bCs/>
                 <w:i w:val="0"/>
@@ -2251,10 +2284,10 @@
           <w:tcPr>
             <w:tcW w:w="1205" w:type="dxa"/>
             <w:tcBorders>
-              <w:top w:val="single" w:sz="4" w:space="0" w:color="auto"/>
-              <w:left w:val="single" w:sz="4" w:space="0" w:color="auto"/>
+              <w:top w:val="single" w:color="auto" w:sz="4" w:space="0"/>
+              <w:left w:val="single" w:color="auto" w:sz="4" w:space="0"/>
               <w:bottom w:val="nil"/>
-              <w:right w:val="single" w:sz="12" w:space="0" w:color="auto"/>
+              <w:right w:val="single" w:color="auto" w:sz="12" w:space="0"/>
             </w:tcBorders>
             <w:tcMar>
               <w:top w:w="-1" w:type="dxa"/>
@@ -2280,12 +2313,12 @@
               <w:adjustRightInd w:val="0"/>
               <w:snapToGrid w:val="0"/>
               <w:spacing w:line="240" w:lineRule="auto"/>
-              <w:ind w:left="0" w:right="0" w:firstLine="0" w:leftChars="0" w:rightChars="0" w:firstLineChars="0"/>
+              <w:ind w:left="0" w:leftChars="0" w:right="0" w:rightChars="0" w:firstLine="0" w:firstLineChars="0"/>
               <w:jc w:val="center"/>
               <w:textAlignment w:val="baseline"/>
               <w:rPr>
-                <w:rStyle w:val="Strong"/>
-                <w:rFonts w:ascii="微软雅黑" w:eastAsia="微软雅黑" w:hAnsi="微软雅黑" w:cs="微软雅黑" w:hint="default"/>
+                <w:rStyle w:val="25"/>
+                <w:rFonts w:hint="default" w:ascii="微软雅黑" w:hAnsi="微软雅黑" w:eastAsia="微软雅黑" w:cs="微软雅黑"/>
                 <w:b w:val="0"/>
                 <w:bCs/>
                 <w:i w:val="0"/>
@@ -2306,8 +2339,14 @@
       </w:tr>
       <w:tr>
         <w:tblPrEx>
-          <w:tblW w:w="8519" w:type="dxa"/>
-          <w:jc w:val="center"/>
+          <w:tblBorders>
+            <w:top w:val="none" w:color="auto" w:sz="0" w:space="0"/>
+            <w:left w:val="none" w:color="auto" w:sz="0" w:space="0"/>
+            <w:bottom w:val="none" w:color="auto" w:sz="0" w:space="0"/>
+            <w:right w:val="none" w:color="auto" w:sz="0" w:space="0"/>
+            <w:insideH w:val="none" w:color="auto" w:sz="0" w:space="0"/>
+            <w:insideV w:val="none" w:color="auto" w:sz="0" w:space="0"/>
+          </w:tblBorders>
           <w:tblCellMar>
             <w:top w:w="0" w:type="dxa"/>
             <w:left w:w="108" w:type="dxa"/>
@@ -2316,15 +2355,15 @@
           </w:tblCellMar>
         </w:tblPrEx>
         <w:trPr>
-          <w:trHeight w:val="0"/>
+          <w:trHeight w:val="0" w:hRule="atLeast"/>
           <w:jc w:val="center"/>
         </w:trPr>
         <w:tc>
           <w:tcPr>
             <w:tcW w:w="0" w:type="auto"/>
             <w:tcBorders>
-              <w:top w:val="single" w:sz="4" w:space="0" w:color="auto"/>
-              <w:left w:val="single" w:sz="12" w:space="0" w:color="auto"/>
+              <w:top w:val="single" w:color="auto" w:sz="4" w:space="0"/>
+              <w:left w:val="single" w:color="auto" w:sz="12" w:space="0"/>
               <w:bottom w:val="nil"/>
               <w:right w:val="nil"/>
             </w:tcBorders>
@@ -2352,12 +2391,12 @@
               <w:adjustRightInd w:val="0"/>
               <w:snapToGrid w:val="0"/>
               <w:spacing w:line="240" w:lineRule="auto"/>
-              <w:ind w:left="0" w:right="0" w:firstLine="0" w:leftChars="0" w:rightChars="0" w:firstLineChars="0"/>
+              <w:ind w:left="0" w:leftChars="0" w:right="0" w:rightChars="0" w:firstLine="0" w:firstLineChars="0"/>
               <w:jc w:val="center"/>
               <w:textAlignment w:val="baseline"/>
               <w:rPr>
-                <w:rStyle w:val="Strong"/>
-                <w:rFonts w:ascii="微软雅黑" w:eastAsia="微软雅黑" w:hAnsi="微软雅黑" w:cs="微软雅黑" w:hint="default"/>
+                <w:rStyle w:val="25"/>
+                <w:rFonts w:hint="default" w:ascii="微软雅黑" w:hAnsi="微软雅黑" w:eastAsia="微软雅黑" w:cs="微软雅黑"/>
                 <w:b w:val="0"/>
                 <w:bCs/>
                 <w:i w:val="0"/>
@@ -2379,8 +2418,8 @@
           <w:tcPr>
             <w:tcW w:w="0" w:type="auto"/>
             <w:tcBorders>
-              <w:top w:val="single" w:sz="4" w:space="0" w:color="auto"/>
-              <w:left w:val="single" w:sz="4" w:space="0" w:color="auto"/>
+              <w:top w:val="single" w:color="auto" w:sz="4" w:space="0"/>
+              <w:left w:val="single" w:color="auto" w:sz="4" w:space="0"/>
               <w:bottom w:val="nil"/>
               <w:right w:val="nil"/>
             </w:tcBorders>
@@ -2408,12 +2447,12 @@
               <w:adjustRightInd w:val="0"/>
               <w:snapToGrid w:val="0"/>
               <w:spacing w:line="240" w:lineRule="auto"/>
-              <w:ind w:left="0" w:right="0" w:firstLine="0" w:leftChars="0" w:rightChars="0" w:firstLineChars="0"/>
+              <w:ind w:left="0" w:leftChars="0" w:right="0" w:rightChars="0" w:firstLine="0" w:firstLineChars="0"/>
               <w:jc w:val="center"/>
               <w:textAlignment w:val="baseline"/>
               <w:rPr>
-                <w:rStyle w:val="Strong"/>
-                <w:rFonts w:ascii="微软雅黑" w:eastAsia="微软雅黑" w:hAnsi="微软雅黑" w:cs="微软雅黑" w:hint="default"/>
+                <w:rStyle w:val="25"/>
+                <w:rFonts w:hint="default" w:ascii="微软雅黑" w:hAnsi="微软雅黑" w:eastAsia="微软雅黑" w:cs="微软雅黑"/>
                 <w:b w:val="0"/>
                 <w:bCs/>
                 <w:i w:val="0"/>
@@ -2435,8 +2474,8 @@
           <w:tcPr>
             <w:tcW w:w="0" w:type="auto"/>
             <w:tcBorders>
-              <w:top w:val="single" w:sz="4" w:space="0" w:color="auto"/>
-              <w:left w:val="single" w:sz="4" w:space="0" w:color="auto"/>
+              <w:top w:val="single" w:color="auto" w:sz="4" w:space="0"/>
+              <w:left w:val="single" w:color="auto" w:sz="4" w:space="0"/>
               <w:bottom w:val="nil"/>
               <w:right w:val="nil"/>
             </w:tcBorders>
@@ -2464,12 +2503,12 @@
               <w:adjustRightInd w:val="0"/>
               <w:snapToGrid w:val="0"/>
               <w:spacing w:line="240" w:lineRule="auto"/>
-              <w:ind w:left="0" w:right="0" w:firstLine="0" w:leftChars="0" w:rightChars="0" w:firstLineChars="0"/>
+              <w:ind w:left="0" w:leftChars="0" w:right="0" w:rightChars="0" w:firstLine="0" w:firstLineChars="0"/>
               <w:jc w:val="center"/>
               <w:textAlignment w:val="baseline"/>
               <w:rPr>
-                <w:rStyle w:val="Strong"/>
-                <w:rFonts w:ascii="微软雅黑" w:eastAsia="微软雅黑" w:hAnsi="微软雅黑" w:cs="微软雅黑" w:hint="default"/>
+                <w:rStyle w:val="25"/>
+                <w:rFonts w:hint="default" w:ascii="微软雅黑" w:hAnsi="微软雅黑" w:eastAsia="微软雅黑" w:cs="微软雅黑"/>
                 <w:b w:val="0"/>
                 <w:bCs/>
                 <w:i w:val="0"/>
@@ -2491,8 +2530,8 @@
           <w:tcPr>
             <w:tcW w:w="0" w:type="auto"/>
             <w:tcBorders>
-              <w:top w:val="single" w:sz="4" w:space="0" w:color="auto"/>
-              <w:left w:val="single" w:sz="4" w:space="0" w:color="auto"/>
+              <w:top w:val="single" w:color="auto" w:sz="4" w:space="0"/>
+              <w:left w:val="single" w:color="auto" w:sz="4" w:space="0"/>
               <w:bottom w:val="nil"/>
               <w:right w:val="nil"/>
             </w:tcBorders>
@@ -2520,12 +2559,12 @@
               <w:adjustRightInd w:val="0"/>
               <w:snapToGrid w:val="0"/>
               <w:spacing w:line="240" w:lineRule="auto"/>
-              <w:ind w:left="0" w:right="0" w:firstLine="0" w:leftChars="0" w:rightChars="0" w:firstLineChars="0"/>
+              <w:ind w:left="0" w:leftChars="0" w:right="0" w:rightChars="0" w:firstLine="0" w:firstLineChars="0"/>
               <w:jc w:val="center"/>
               <w:textAlignment w:val="baseline"/>
               <w:rPr>
-                <w:rStyle w:val="Strong"/>
-                <w:rFonts w:ascii="微软雅黑" w:eastAsia="微软雅黑" w:hAnsi="微软雅黑" w:cs="微软雅黑" w:hint="default"/>
+                <w:rStyle w:val="25"/>
+                <w:rFonts w:hint="default" w:ascii="微软雅黑" w:hAnsi="微软雅黑" w:eastAsia="微软雅黑" w:cs="微软雅黑"/>
                 <w:b w:val="0"/>
                 <w:bCs/>
                 <w:i w:val="0"/>
@@ -2547,10 +2586,10 @@
           <w:tcPr>
             <w:tcW w:w="1205" w:type="dxa"/>
             <w:tcBorders>
-              <w:top w:val="single" w:sz="4" w:space="0" w:color="auto"/>
-              <w:left w:val="single" w:sz="4" w:space="0" w:color="auto"/>
+              <w:top w:val="single" w:color="auto" w:sz="4" w:space="0"/>
+              <w:left w:val="single" w:color="auto" w:sz="4" w:space="0"/>
               <w:bottom w:val="nil"/>
-              <w:right w:val="single" w:sz="12" w:space="0" w:color="auto"/>
+              <w:right w:val="single" w:color="auto" w:sz="12" w:space="0"/>
             </w:tcBorders>
             <w:tcMar>
               <w:top w:w="-1" w:type="dxa"/>
@@ -2576,12 +2615,12 @@
               <w:adjustRightInd w:val="0"/>
               <w:snapToGrid w:val="0"/>
               <w:spacing w:line="240" w:lineRule="auto"/>
-              <w:ind w:left="0" w:right="0" w:firstLine="0" w:leftChars="0" w:rightChars="0" w:firstLineChars="0"/>
+              <w:ind w:left="0" w:leftChars="0" w:right="0" w:rightChars="0" w:firstLine="0" w:firstLineChars="0"/>
               <w:jc w:val="center"/>
               <w:textAlignment w:val="baseline"/>
               <w:rPr>
-                <w:rStyle w:val="Strong"/>
-                <w:rFonts w:ascii="微软雅黑" w:eastAsia="微软雅黑" w:hAnsi="微软雅黑" w:cs="微软雅黑" w:hint="default"/>
+                <w:rStyle w:val="25"/>
+                <w:rFonts w:hint="default" w:ascii="微软雅黑" w:hAnsi="微软雅黑" w:eastAsia="微软雅黑" w:cs="微软雅黑"/>
                 <w:b w:val="0"/>
                 <w:bCs/>
                 <w:i w:val="0"/>
@@ -2602,8 +2641,14 @@
       </w:tr>
       <w:tr>
         <w:tblPrEx>
-          <w:tblW w:w="8519" w:type="dxa"/>
-          <w:jc w:val="center"/>
+          <w:tblBorders>
+            <w:top w:val="none" w:color="auto" w:sz="0" w:space="0"/>
+            <w:left w:val="none" w:color="auto" w:sz="0" w:space="0"/>
+            <w:bottom w:val="none" w:color="auto" w:sz="0" w:space="0"/>
+            <w:right w:val="none" w:color="auto" w:sz="0" w:space="0"/>
+            <w:insideH w:val="none" w:color="auto" w:sz="0" w:space="0"/>
+            <w:insideV w:val="none" w:color="auto" w:sz="0" w:space="0"/>
+          </w:tblBorders>
           <w:tblCellMar>
             <w:top w:w="0" w:type="dxa"/>
             <w:left w:w="108" w:type="dxa"/>
@@ -2612,16 +2657,16 @@
           </w:tblCellMar>
         </w:tblPrEx>
         <w:trPr>
-          <w:trHeight w:val="0"/>
+          <w:trHeight w:val="0" w:hRule="atLeast"/>
           <w:jc w:val="center"/>
         </w:trPr>
         <w:tc>
           <w:tcPr>
             <w:tcW w:w="1621" w:type="dxa"/>
             <w:tcBorders>
-              <w:top w:val="single" w:sz="4" w:space="0" w:color="auto"/>
-              <w:left w:val="single" w:sz="12" w:space="0" w:color="auto"/>
-              <w:bottom w:val="single" w:sz="12" w:space="0" w:color="auto"/>
+              <w:top w:val="single" w:color="auto" w:sz="4" w:space="0"/>
+              <w:left w:val="single" w:color="auto" w:sz="12" w:space="0"/>
+              <w:bottom w:val="single" w:color="auto" w:sz="12" w:space="0"/>
               <w:right w:val="nil"/>
             </w:tcBorders>
             <w:tcMar>
@@ -2648,12 +2693,12 @@
               <w:adjustRightInd w:val="0"/>
               <w:snapToGrid w:val="0"/>
               <w:spacing w:line="240" w:lineRule="auto"/>
-              <w:ind w:left="0" w:right="0" w:firstLine="0" w:leftChars="0" w:rightChars="0" w:firstLineChars="0"/>
+              <w:ind w:left="0" w:leftChars="0" w:right="0" w:rightChars="0" w:firstLine="0" w:firstLineChars="0"/>
               <w:jc w:val="center"/>
               <w:textAlignment w:val="baseline"/>
               <w:rPr>
-                <w:rStyle w:val="Strong"/>
-                <w:rFonts w:ascii="微软雅黑" w:eastAsia="微软雅黑" w:hAnsi="微软雅黑" w:cs="微软雅黑" w:hint="default"/>
+                <w:rStyle w:val="25"/>
+                <w:rFonts w:hint="default" w:ascii="微软雅黑" w:hAnsi="微软雅黑" w:eastAsia="微软雅黑" w:cs="微软雅黑"/>
                 <w:b w:val="0"/>
                 <w:bCs/>
                 <w:i w:val="0"/>
@@ -2675,9 +2720,9 @@
           <w:tcPr>
             <w:tcW w:w="2036" w:type="dxa"/>
             <w:tcBorders>
-              <w:top w:val="single" w:sz="4" w:space="0" w:color="auto"/>
-              <w:left w:val="single" w:sz="4" w:space="0" w:color="auto"/>
-              <w:bottom w:val="single" w:sz="12" w:space="0" w:color="auto"/>
+              <w:top w:val="single" w:color="auto" w:sz="4" w:space="0"/>
+              <w:left w:val="single" w:color="auto" w:sz="4" w:space="0"/>
+              <w:bottom w:val="single" w:color="auto" w:sz="12" w:space="0"/>
               <w:right w:val="nil"/>
             </w:tcBorders>
             <w:tcMar>
@@ -2704,12 +2749,12 @@
               <w:adjustRightInd w:val="0"/>
               <w:snapToGrid w:val="0"/>
               <w:spacing w:line="240" w:lineRule="auto"/>
-              <w:ind w:left="0" w:right="0" w:firstLine="0" w:leftChars="0" w:rightChars="0" w:firstLineChars="0"/>
+              <w:ind w:left="0" w:leftChars="0" w:right="0" w:rightChars="0" w:firstLine="0" w:firstLineChars="0"/>
               <w:jc w:val="center"/>
               <w:textAlignment w:val="baseline"/>
               <w:rPr>
-                <w:rStyle w:val="Strong"/>
-                <w:rFonts w:ascii="微软雅黑" w:eastAsia="微软雅黑" w:hAnsi="微软雅黑" w:cs="微软雅黑" w:hint="default"/>
+                <w:rStyle w:val="25"/>
+                <w:rFonts w:hint="default" w:ascii="微软雅黑" w:hAnsi="微软雅黑" w:eastAsia="微软雅黑" w:cs="微软雅黑"/>
                 <w:b w:val="0"/>
                 <w:bCs/>
                 <w:i w:val="0"/>
@@ -2731,9 +2776,9 @@
           <w:tcPr>
             <w:tcW w:w="1621" w:type="dxa"/>
             <w:tcBorders>
-              <w:top w:val="single" w:sz="4" w:space="0" w:color="auto"/>
-              <w:left w:val="single" w:sz="4" w:space="0" w:color="auto"/>
-              <w:bottom w:val="single" w:sz="12" w:space="0" w:color="auto"/>
+              <w:top w:val="single" w:color="auto" w:sz="4" w:space="0"/>
+              <w:left w:val="single" w:color="auto" w:sz="4" w:space="0"/>
+              <w:bottom w:val="single" w:color="auto" w:sz="12" w:space="0"/>
               <w:right w:val="nil"/>
             </w:tcBorders>
             <w:tcMar>
@@ -2760,12 +2805,12 @@
               <w:adjustRightInd w:val="0"/>
               <w:snapToGrid w:val="0"/>
               <w:spacing w:line="240" w:lineRule="auto"/>
-              <w:ind w:left="0" w:right="0" w:firstLine="0" w:leftChars="0" w:rightChars="0" w:firstLineChars="0"/>
+              <w:ind w:left="0" w:leftChars="0" w:right="0" w:rightChars="0" w:firstLine="0" w:firstLineChars="0"/>
               <w:jc w:val="center"/>
               <w:textAlignment w:val="baseline"/>
               <w:rPr>
-                <w:rStyle w:val="Strong"/>
-                <w:rFonts w:ascii="微软雅黑" w:eastAsia="微软雅黑" w:hAnsi="微软雅黑" w:cs="微软雅黑" w:hint="default"/>
+                <w:rStyle w:val="25"/>
+                <w:rFonts w:hint="default" w:ascii="微软雅黑" w:hAnsi="微软雅黑" w:eastAsia="微软雅黑" w:cs="微软雅黑"/>
                 <w:b w:val="0"/>
                 <w:bCs/>
                 <w:i w:val="0"/>
@@ -2787,9 +2832,9 @@
           <w:tcPr>
             <w:tcW w:w="2036" w:type="dxa"/>
             <w:tcBorders>
-              <w:top w:val="single" w:sz="4" w:space="0" w:color="auto"/>
-              <w:left w:val="single" w:sz="4" w:space="0" w:color="auto"/>
-              <w:bottom w:val="single" w:sz="12" w:space="0" w:color="auto"/>
+              <w:top w:val="single" w:color="auto" w:sz="4" w:space="0"/>
+              <w:left w:val="single" w:color="auto" w:sz="4" w:space="0"/>
+              <w:bottom w:val="single" w:color="auto" w:sz="12" w:space="0"/>
               <w:right w:val="nil"/>
             </w:tcBorders>
             <w:tcMar>
@@ -2816,12 +2861,12 @@
               <w:adjustRightInd w:val="0"/>
               <w:snapToGrid w:val="0"/>
               <w:spacing w:line="240" w:lineRule="auto"/>
-              <w:ind w:left="0" w:right="0" w:firstLine="0" w:leftChars="0" w:rightChars="0" w:firstLineChars="0"/>
+              <w:ind w:left="0" w:leftChars="0" w:right="0" w:rightChars="0" w:firstLine="0" w:firstLineChars="0"/>
               <w:jc w:val="center"/>
               <w:textAlignment w:val="baseline"/>
               <w:rPr>
-                <w:rStyle w:val="Strong"/>
-                <w:rFonts w:ascii="微软雅黑" w:eastAsia="微软雅黑" w:hAnsi="微软雅黑" w:cs="微软雅黑" w:hint="default"/>
+                <w:rStyle w:val="25"/>
+                <w:rFonts w:hint="default" w:ascii="微软雅黑" w:hAnsi="微软雅黑" w:eastAsia="微软雅黑" w:cs="微软雅黑"/>
                 <w:b w:val="0"/>
                 <w:bCs/>
                 <w:i w:val="0"/>
@@ -2843,10 +2888,10 @@
           <w:tcPr>
             <w:tcW w:w="1205" w:type="dxa"/>
             <w:tcBorders>
-              <w:top w:val="single" w:sz="4" w:space="0" w:color="auto"/>
-              <w:left w:val="single" w:sz="4" w:space="0" w:color="auto"/>
-              <w:bottom w:val="single" w:sz="12" w:space="0" w:color="auto"/>
-              <w:right w:val="single" w:sz="12" w:space="0" w:color="auto"/>
+              <w:top w:val="single" w:color="auto" w:sz="4" w:space="0"/>
+              <w:left w:val="single" w:color="auto" w:sz="4" w:space="0"/>
+              <w:bottom w:val="single" w:color="auto" w:sz="12" w:space="0"/>
+              <w:right w:val="single" w:color="auto" w:sz="12" w:space="0"/>
             </w:tcBorders>
             <w:tcMar>
               <w:top w:w="-1" w:type="dxa"/>
@@ -2872,12 +2917,12 @@
               <w:adjustRightInd w:val="0"/>
               <w:snapToGrid w:val="0"/>
               <w:spacing w:line="240" w:lineRule="auto"/>
-              <w:ind w:left="0" w:right="0" w:firstLine="0" w:leftChars="0" w:rightChars="0" w:firstLineChars="0"/>
+              <w:ind w:left="0" w:leftChars="0" w:right="0" w:rightChars="0" w:firstLine="0" w:firstLineChars="0"/>
               <w:jc w:val="center"/>
               <w:textAlignment w:val="baseline"/>
               <w:rPr>
-                <w:rStyle w:val="Strong"/>
-                <w:rFonts w:ascii="微软雅黑" w:eastAsia="微软雅黑" w:hAnsi="微软雅黑" w:cs="微软雅黑" w:hint="default"/>
+                <w:rStyle w:val="25"/>
+                <w:rFonts w:hint="default" w:ascii="微软雅黑" w:hAnsi="微软雅黑" w:eastAsia="微软雅黑" w:cs="微软雅黑"/>
                 <w:b w:val="0"/>
                 <w:bCs/>
                 <w:i w:val="0"/>
@@ -2916,8 +2961,8 @@
       </w:pPr>
       <w:r>
         <w:rPr>
-          <w:rStyle w:val="Strong"/>
-          <w:rFonts w:ascii="微软雅黑" w:eastAsia="微软雅黑" w:hAnsi="微软雅黑" w:cs="微软雅黑" w:hint="default"/>
+          <w:rStyle w:val="25"/>
+          <w:rFonts w:hint="default" w:ascii="微软雅黑" w:hAnsi="微软雅黑" w:eastAsia="微软雅黑" w:cs="微软雅黑"/>
           <w:b w:val="0"/>
           <w:bCs/>
           <w:i w:val="0"/>
@@ -2937,7 +2982,7 @@
     <w:sdt>
       <w:sdtPr>
         <w:rPr>
-          <w:rFonts w:ascii="宋体" w:eastAsia="宋体" w:hAnsi="宋体" w:cs="Arial"/>
+          <w:rFonts w:ascii="宋体" w:hAnsi="宋体" w:eastAsia="宋体" w:cs="Arial"/>
           <w:snapToGrid w:val="0"/>
           <w:color w:val="000000"/>
           <w:kern w:val="0"/>
@@ -2953,7 +2998,7 @@
       </w:sdtPr>
       <w:sdtEndPr>
         <w:rPr>
-          <w:rFonts w:ascii="宋体" w:eastAsia="宋体" w:hAnsi="宋体" w:cs="Arial"/>
+          <w:rFonts w:ascii="宋体" w:hAnsi="宋体" w:eastAsia="宋体" w:cs="Arial"/>
           <w:snapToGrid w:val="0"/>
           <w:color w:val="000000"/>
           <w:kern w:val="0"/>
@@ -2966,12 +3011,12 @@
         <w:p>
           <w:pPr>
             <w:spacing w:before="0" w:beforeLines="0" w:after="0" w:afterLines="0" w:line="240" w:lineRule="auto"/>
-            <w:ind w:left="0" w:right="0" w:firstLine="0" w:leftChars="0" w:rightChars="0" w:firstLineChars="0"/>
+            <w:ind w:left="0" w:leftChars="0" w:right="0" w:rightChars="0" w:firstLine="0" w:firstLineChars="0"/>
             <w:jc w:val="center"/>
           </w:pPr>
           <w:r>
             <w:rPr>
-              <w:rFonts w:ascii="宋体" w:eastAsia="宋体" w:hAnsi="宋体"/>
+              <w:rFonts w:ascii="宋体" w:hAnsi="宋体" w:eastAsia="宋体"/>
               <w:sz w:val="21"/>
             </w:rPr>
             <w:t>目录</w:t>
@@ -2979,7 +3024,7 @@
         </w:p>
         <w:p>
           <w:pPr>
-            <w:pStyle w:val="TOC1"/>
+            <w:pStyle w:val="16"/>
             <w:tabs>
               <w:tab w:val="right" w:leader="dot" w:pos="8306"/>
             </w:tabs>
@@ -2997,7 +3042,7 @@
             <w:fldChar w:fldCharType="begin"/>
           </w:r>
           <w:r>
-            <w:instrText xml:space="preserve"> HYPERLINK \l _Toc13121 </w:instrText>
+            <w:instrText xml:space="preserve"> HYPERLINK \l _Toc14394 </w:instrText>
           </w:r>
           <w:r>
             <w:fldChar w:fldCharType="separate"/>
@@ -3016,7 +3061,7 @@
             <w:fldChar w:fldCharType="begin"/>
           </w:r>
           <w:r>
-            <w:instrText xml:space="preserve"> PAGEREF _Toc13121 \h </w:instrText>
+            <w:instrText xml:space="preserve"> PAGEREF _Toc14394 \h </w:instrText>
           </w:r>
           <w:r>
             <w:fldChar w:fldCharType="separate"/>
@@ -3033,7 +3078,7 @@
         </w:p>
         <w:p>
           <w:pPr>
-            <w:pStyle w:val="TOC1"/>
+            <w:pStyle w:val="16"/>
             <w:tabs>
               <w:tab w:val="right" w:leader="dot" w:pos="8306"/>
             </w:tabs>
@@ -3042,7 +3087,7 @@
             <w:fldChar w:fldCharType="begin"/>
           </w:r>
           <w:r>
-            <w:instrText xml:space="preserve"> HYPERLINK \l _Toc22697 </w:instrText>
+            <w:instrText xml:space="preserve"> HYPERLINK \l _Toc466 </w:instrText>
           </w:r>
           <w:r>
             <w:fldChar w:fldCharType="separate"/>
@@ -3061,7 +3106,7 @@
             <w:fldChar w:fldCharType="begin"/>
           </w:r>
           <w:r>
-            <w:instrText xml:space="preserve"> PAGEREF _Toc22697 \h </w:instrText>
+            <w:instrText xml:space="preserve"> PAGEREF _Toc466 \h </w:instrText>
           </w:r>
           <w:r>
             <w:fldChar w:fldCharType="separate"/>
@@ -3078,7 +3123,7 @@
         </w:p>
         <w:p>
           <w:pPr>
-            <w:pStyle w:val="TOC1"/>
+            <w:pStyle w:val="16"/>
             <w:tabs>
               <w:tab w:val="right" w:leader="dot" w:pos="8306"/>
             </w:tabs>
@@ -3087,7 +3132,7 @@
             <w:fldChar w:fldCharType="begin"/>
           </w:r>
           <w:r>
-            <w:instrText xml:space="preserve"> HYPERLINK \l _Toc32680 </w:instrText>
+            <w:instrText xml:space="preserve"> HYPERLINK \l _Toc6590 </w:instrText>
           </w:r>
           <w:r>
             <w:fldChar w:fldCharType="separate"/>
@@ -3106,7 +3151,7 @@
             <w:fldChar w:fldCharType="begin"/>
           </w:r>
           <w:r>
-            <w:instrText xml:space="preserve"> PAGEREF _Toc32680 \h </w:instrText>
+            <w:instrText xml:space="preserve"> PAGEREF _Toc6590 \h </w:instrText>
           </w:r>
           <w:r>
             <w:fldChar w:fldCharType="separate"/>
@@ -3123,7 +3168,7 @@
         </w:p>
         <w:p>
           <w:pPr>
-            <w:pStyle w:val="TOC2"/>
+            <w:pStyle w:val="18"/>
             <w:tabs>
               <w:tab w:val="right" w:leader="dot" w:pos="8306"/>
             </w:tabs>
@@ -3132,7 +3177,7 @@
             <w:fldChar w:fldCharType="begin"/>
           </w:r>
           <w:r>
-            <w:instrText xml:space="preserve"> HYPERLINK \l _Toc10161 </w:instrText>
+            <w:instrText xml:space="preserve"> HYPERLINK \l _Toc8014 </w:instrText>
           </w:r>
           <w:r>
             <w:fldChar w:fldCharType="separate"/>
@@ -3142,7 +3187,7 @@
               <w:rFonts w:hint="default"/>
               <w:lang w:val="en-US" w:eastAsia="zh-CN"/>
             </w:rPr>
-            <w:t>3.1. 产品产品质量部</w:t>
+            <w:t>3.1. 产品质量部</w:t>
           </w:r>
           <w:r>
             <w:tab/>
@@ -3151,7 +3196,7 @@
             <w:fldChar w:fldCharType="begin"/>
           </w:r>
           <w:r>
-            <w:instrText xml:space="preserve"> PAGEREF _Toc10161 \h </w:instrText>
+            <w:instrText xml:space="preserve"> PAGEREF _Toc8014 \h </w:instrText>
           </w:r>
           <w:r>
             <w:fldChar w:fldCharType="separate"/>
@@ -3168,7 +3213,7 @@
         </w:p>
         <w:p>
           <w:pPr>
-            <w:pStyle w:val="TOC2"/>
+            <w:pStyle w:val="18"/>
             <w:tabs>
               <w:tab w:val="right" w:leader="dot" w:pos="8306"/>
             </w:tabs>
@@ -3177,7 +3222,7 @@
             <w:fldChar w:fldCharType="begin"/>
           </w:r>
           <w:r>
-            <w:instrText xml:space="preserve"> HYPERLINK \l _Toc28790 </w:instrText>
+            <w:instrText xml:space="preserve"> HYPERLINK \l _Toc25684 </w:instrText>
           </w:r>
           <w:r>
             <w:fldChar w:fldCharType="separate"/>
@@ -3196,7 +3241,7 @@
             <w:fldChar w:fldCharType="begin"/>
           </w:r>
           <w:r>
-            <w:instrText xml:space="preserve"> PAGEREF _Toc28790 \h </w:instrText>
+            <w:instrText xml:space="preserve"> PAGEREF _Toc25684 \h </w:instrText>
           </w:r>
           <w:r>
             <w:fldChar w:fldCharType="separate"/>
@@ -3213,7 +3258,7 @@
         </w:p>
         <w:p>
           <w:pPr>
-            <w:pStyle w:val="TOC2"/>
+            <w:pStyle w:val="18"/>
             <w:tabs>
               <w:tab w:val="right" w:leader="dot" w:pos="8306"/>
             </w:tabs>
@@ -3222,7 +3267,7 @@
             <w:fldChar w:fldCharType="begin"/>
           </w:r>
           <w:r>
-            <w:instrText xml:space="preserve"> HYPERLINK \l _Toc19383 </w:instrText>
+            <w:instrText xml:space="preserve"> HYPERLINK \l _Toc6930 </w:instrText>
           </w:r>
           <w:r>
             <w:fldChar w:fldCharType="separate"/>
@@ -3241,7 +3286,7 @@
             <w:fldChar w:fldCharType="begin"/>
           </w:r>
           <w:r>
-            <w:instrText xml:space="preserve"> PAGEREF _Toc19383 \h </w:instrText>
+            <w:instrText xml:space="preserve"> PAGEREF _Toc6930 \h </w:instrText>
           </w:r>
           <w:r>
             <w:fldChar w:fldCharType="separate"/>
@@ -3258,7 +3303,7 @@
         </w:p>
         <w:p>
           <w:pPr>
-            <w:pStyle w:val="TOC2"/>
+            <w:pStyle w:val="18"/>
             <w:tabs>
               <w:tab w:val="right" w:leader="dot" w:pos="8306"/>
             </w:tabs>
@@ -3267,7 +3312,7 @@
             <w:fldChar w:fldCharType="begin"/>
           </w:r>
           <w:r>
-            <w:instrText xml:space="preserve"> HYPERLINK \l _Toc28853 </w:instrText>
+            <w:instrText xml:space="preserve"> HYPERLINK \l _Toc4245 </w:instrText>
           </w:r>
           <w:r>
             <w:fldChar w:fldCharType="separate"/>
@@ -3286,7 +3331,7 @@
             <w:fldChar w:fldCharType="begin"/>
           </w:r>
           <w:r>
-            <w:instrText xml:space="preserve"> PAGEREF _Toc28853 \h </w:instrText>
+            <w:instrText xml:space="preserve"> PAGEREF _Toc4245 \h </w:instrText>
           </w:r>
           <w:r>
             <w:fldChar w:fldCharType="separate"/>
@@ -3303,7 +3348,7 @@
         </w:p>
         <w:p>
           <w:pPr>
-            <w:pStyle w:val="TOC1"/>
+            <w:pStyle w:val="16"/>
             <w:tabs>
               <w:tab w:val="right" w:leader="dot" w:pos="8306"/>
             </w:tabs>
@@ -3312,7 +3357,7 @@
             <w:fldChar w:fldCharType="begin"/>
           </w:r>
           <w:r>
-            <w:instrText xml:space="preserve"> HYPERLINK \l _Toc5924 </w:instrText>
+            <w:instrText xml:space="preserve"> HYPERLINK \l _Toc8519 </w:instrText>
           </w:r>
           <w:r>
             <w:fldChar w:fldCharType="separate"/>
@@ -3331,7 +3376,7 @@
             <w:fldChar w:fldCharType="begin"/>
           </w:r>
           <w:r>
-            <w:instrText xml:space="preserve"> PAGEREF _Toc5924 \h </w:instrText>
+            <w:instrText xml:space="preserve"> PAGEREF _Toc8519 \h </w:instrText>
           </w:r>
           <w:r>
             <w:fldChar w:fldCharType="separate"/>
@@ -3348,7 +3393,7 @@
         </w:p>
         <w:p>
           <w:pPr>
-            <w:pStyle w:val="TOC1"/>
+            <w:pStyle w:val="16"/>
             <w:tabs>
               <w:tab w:val="right" w:leader="dot" w:pos="8306"/>
             </w:tabs>
@@ -3357,7 +3402,7 @@
             <w:fldChar w:fldCharType="begin"/>
           </w:r>
           <w:r>
-            <w:instrText xml:space="preserve"> HYPERLINK \l _Toc30353 </w:instrText>
+            <w:instrText xml:space="preserve"> HYPERLINK \l _Toc8243 </w:instrText>
           </w:r>
           <w:r>
             <w:fldChar w:fldCharType="separate"/>
@@ -3376,7 +3421,7 @@
             <w:fldChar w:fldCharType="begin"/>
           </w:r>
           <w:r>
-            <w:instrText xml:space="preserve"> PAGEREF _Toc30353 \h </w:instrText>
+            <w:instrText xml:space="preserve"> PAGEREF _Toc8243 \h </w:instrText>
           </w:r>
           <w:r>
             <w:fldChar w:fldCharType="separate"/>
@@ -3393,7 +3438,7 @@
         </w:p>
         <w:p>
           <w:pPr>
-            <w:pStyle w:val="TOC2"/>
+            <w:pStyle w:val="18"/>
             <w:tabs>
               <w:tab w:val="right" w:leader="dot" w:pos="8306"/>
             </w:tabs>
@@ -3402,7 +3447,7 @@
             <w:fldChar w:fldCharType="begin"/>
           </w:r>
           <w:r>
-            <w:instrText xml:space="preserve"> HYPERLINK \l _Toc26450 </w:instrText>
+            <w:instrText xml:space="preserve"> HYPERLINK \l _Toc16980 </w:instrText>
           </w:r>
           <w:r>
             <w:fldChar w:fldCharType="separate"/>
@@ -3421,7 +3466,7 @@
             <w:fldChar w:fldCharType="begin"/>
           </w:r>
           <w:r>
-            <w:instrText xml:space="preserve"> PAGEREF _Toc26450 \h </w:instrText>
+            <w:instrText xml:space="preserve"> PAGEREF _Toc16980 \h </w:instrText>
           </w:r>
           <w:r>
             <w:fldChar w:fldCharType="separate"/>
@@ -3438,7 +3483,7 @@
         </w:p>
         <w:p>
           <w:pPr>
-            <w:pStyle w:val="TOC2"/>
+            <w:pStyle w:val="18"/>
             <w:tabs>
               <w:tab w:val="right" w:leader="dot" w:pos="8306"/>
             </w:tabs>
@@ -3447,7 +3492,7 @@
             <w:fldChar w:fldCharType="begin"/>
           </w:r>
           <w:r>
-            <w:instrText xml:space="preserve"> HYPERLINK \l _Toc4712 </w:instrText>
+            <w:instrText xml:space="preserve"> HYPERLINK \l _Toc10611 </w:instrText>
           </w:r>
           <w:r>
             <w:fldChar w:fldCharType="separate"/>
@@ -3466,7 +3511,7 @@
             <w:fldChar w:fldCharType="begin"/>
           </w:r>
           <w:r>
-            <w:instrText xml:space="preserve"> PAGEREF _Toc4712 \h </w:instrText>
+            <w:instrText xml:space="preserve"> PAGEREF _Toc10611 \h </w:instrText>
           </w:r>
           <w:r>
             <w:fldChar w:fldCharType="separate"/>
@@ -3483,7 +3528,7 @@
         </w:p>
         <w:p>
           <w:pPr>
-            <w:pStyle w:val="TOC2"/>
+            <w:pStyle w:val="18"/>
             <w:tabs>
               <w:tab w:val="right" w:leader="dot" w:pos="8306"/>
             </w:tabs>
@@ -3492,7 +3537,7 @@
             <w:fldChar w:fldCharType="begin"/>
           </w:r>
           <w:r>
-            <w:instrText xml:space="preserve"> HYPERLINK \l _Toc22988 </w:instrText>
+            <w:instrText xml:space="preserve"> HYPERLINK \l _Toc19713 </w:instrText>
           </w:r>
           <w:r>
             <w:fldChar w:fldCharType="separate"/>
@@ -3511,7 +3556,7 @@
             <w:fldChar w:fldCharType="begin"/>
           </w:r>
           <w:r>
-            <w:instrText xml:space="preserve"> PAGEREF _Toc22988 \h </w:instrText>
+            <w:instrText xml:space="preserve"> PAGEREF _Toc19713 \h </w:instrText>
           </w:r>
           <w:r>
             <w:fldChar w:fldCharType="separate"/>
@@ -3528,7 +3573,7 @@
         </w:p>
         <w:p>
           <w:pPr>
-            <w:pStyle w:val="TOC2"/>
+            <w:pStyle w:val="18"/>
             <w:tabs>
               <w:tab w:val="right" w:leader="dot" w:pos="8306"/>
             </w:tabs>
@@ -3537,7 +3582,7 @@
             <w:fldChar w:fldCharType="begin"/>
           </w:r>
           <w:r>
-            <w:instrText xml:space="preserve"> HYPERLINK \l _Toc10139 </w:instrText>
+            <w:instrText xml:space="preserve"> HYPERLINK \l _Toc21317 </w:instrText>
           </w:r>
           <w:r>
             <w:fldChar w:fldCharType="separate"/>
@@ -3556,7 +3601,7 @@
             <w:fldChar w:fldCharType="begin"/>
           </w:r>
           <w:r>
-            <w:instrText xml:space="preserve"> PAGEREF _Toc10139 \h </w:instrText>
+            <w:instrText xml:space="preserve"> PAGEREF _Toc21317 \h </w:instrText>
           </w:r>
           <w:r>
             <w:fldChar w:fldCharType="separate"/>
@@ -3573,7 +3618,7 @@
         </w:p>
         <w:p>
           <w:pPr>
-            <w:pStyle w:val="TOC2"/>
+            <w:pStyle w:val="18"/>
             <w:tabs>
               <w:tab w:val="right" w:leader="dot" w:pos="8306"/>
             </w:tabs>
@@ -3582,7 +3627,7 @@
             <w:fldChar w:fldCharType="begin"/>
           </w:r>
           <w:r>
-            <w:instrText xml:space="preserve"> HYPERLINK \l _Toc6251 </w:instrText>
+            <w:instrText xml:space="preserve"> HYPERLINK \l _Toc15005 </w:instrText>
           </w:r>
           <w:r>
             <w:fldChar w:fldCharType="separate"/>
@@ -3601,7 +3646,7 @@
             <w:fldChar w:fldCharType="begin"/>
           </w:r>
           <w:r>
-            <w:instrText xml:space="preserve"> PAGEREF _Toc6251 \h </w:instrText>
+            <w:instrText xml:space="preserve"> PAGEREF _Toc15005 \h </w:instrText>
           </w:r>
           <w:r>
             <w:fldChar w:fldCharType="separate"/>
@@ -3618,7 +3663,7 @@
         </w:p>
         <w:p>
           <w:pPr>
-            <w:pStyle w:val="TOC2"/>
+            <w:pStyle w:val="18"/>
             <w:tabs>
               <w:tab w:val="right" w:leader="dot" w:pos="8306"/>
             </w:tabs>
@@ -3627,7 +3672,7 @@
             <w:fldChar w:fldCharType="begin"/>
           </w:r>
           <w:r>
-            <w:instrText xml:space="preserve"> HYPERLINK \l _Toc9397 </w:instrText>
+            <w:instrText xml:space="preserve"> HYPERLINK \l _Toc28504 </w:instrText>
           </w:r>
           <w:r>
             <w:fldChar w:fldCharType="separate"/>
@@ -3646,7 +3691,7 @@
             <w:fldChar w:fldCharType="begin"/>
           </w:r>
           <w:r>
-            <w:instrText xml:space="preserve"> PAGEREF _Toc9397 \h </w:instrText>
+            <w:instrText xml:space="preserve"> PAGEREF _Toc28504 \h </w:instrText>
           </w:r>
           <w:r>
             <w:fldChar w:fldCharType="separate"/>
@@ -3663,7 +3708,7 @@
         </w:p>
         <w:p>
           <w:pPr>
-            <w:pStyle w:val="TOC2"/>
+            <w:pStyle w:val="18"/>
             <w:tabs>
               <w:tab w:val="right" w:leader="dot" w:pos="8306"/>
             </w:tabs>
@@ -3672,7 +3717,7 @@
             <w:fldChar w:fldCharType="begin"/>
           </w:r>
           <w:r>
-            <w:instrText xml:space="preserve"> HYPERLINK \l _Toc23385 </w:instrText>
+            <w:instrText xml:space="preserve"> HYPERLINK \l _Toc17744 </w:instrText>
           </w:r>
           <w:r>
             <w:fldChar w:fldCharType="separate"/>
@@ -3691,7 +3736,7 @@
             <w:fldChar w:fldCharType="begin"/>
           </w:r>
           <w:r>
-            <w:instrText xml:space="preserve"> PAGEREF _Toc23385 \h </w:instrText>
+            <w:instrText xml:space="preserve"> PAGEREF _Toc17744 \h </w:instrText>
           </w:r>
           <w:r>
             <w:fldChar w:fldCharType="separate"/>
@@ -3708,7 +3753,7 @@
         </w:p>
         <w:p>
           <w:pPr>
-            <w:pStyle w:val="TOC1"/>
+            <w:pStyle w:val="16"/>
             <w:tabs>
               <w:tab w:val="right" w:leader="dot" w:pos="8306"/>
             </w:tabs>
@@ -3717,7 +3762,7 @@
             <w:fldChar w:fldCharType="begin"/>
           </w:r>
           <w:r>
-            <w:instrText xml:space="preserve"> HYPERLINK \l _Toc32215 </w:instrText>
+            <w:instrText xml:space="preserve"> HYPERLINK \l _Toc2463 </w:instrText>
           </w:r>
           <w:r>
             <w:fldChar w:fldCharType="separate"/>
@@ -3743,7 +3788,7 @@
             <w:fldChar w:fldCharType="begin"/>
           </w:r>
           <w:r>
-            <w:instrText xml:space="preserve"> PAGEREF _Toc32215 \h </w:instrText>
+            <w:instrText xml:space="preserve"> PAGEREF _Toc2463 \h </w:instrText>
           </w:r>
           <w:r>
             <w:fldChar w:fldCharType="separate"/>
@@ -3760,7 +3805,7 @@
         </w:p>
         <w:p>
           <w:pPr>
-            <w:pStyle w:val="TOC1"/>
+            <w:pStyle w:val="16"/>
             <w:tabs>
               <w:tab w:val="right" w:leader="dot" w:pos="8306"/>
             </w:tabs>
@@ -3769,7 +3814,7 @@
             <w:fldChar w:fldCharType="begin"/>
           </w:r>
           <w:r>
-            <w:instrText xml:space="preserve"> HYPERLINK \l _Toc30796 </w:instrText>
+            <w:instrText xml:space="preserve"> HYPERLINK \l _Toc16897 </w:instrText>
           </w:r>
           <w:r>
             <w:fldChar w:fldCharType="separate"/>
@@ -3787,7 +3832,7 @@
             <w:fldChar w:fldCharType="begin"/>
           </w:r>
           <w:r>
-            <w:instrText xml:space="preserve"> PAGEREF _Toc30796 \h </w:instrText>
+            <w:instrText xml:space="preserve"> PAGEREF _Toc16897 \h </w:instrText>
           </w:r>
           <w:r>
             <w:fldChar w:fldCharType="separate"/>
@@ -3804,7 +3849,7 @@
         </w:p>
         <w:p>
           <w:pPr>
-            <w:pStyle w:val="TOC2"/>
+            <w:pStyle w:val="18"/>
             <w:tabs>
               <w:tab w:val="right" w:leader="dot" w:pos="8306"/>
             </w:tabs>
@@ -3813,7 +3858,7 @@
             <w:fldChar w:fldCharType="begin"/>
           </w:r>
           <w:r>
-            <w:instrText xml:space="preserve"> HYPERLINK \l _Toc917 </w:instrText>
+            <w:instrText xml:space="preserve"> HYPERLINK \l _Toc16667 </w:instrText>
           </w:r>
           <w:r>
             <w:fldChar w:fldCharType="separate"/>
@@ -3831,7 +3876,7 @@
             <w:fldChar w:fldCharType="begin"/>
           </w:r>
           <w:r>
-            <w:instrText xml:space="preserve"> PAGEREF _Toc917 \h </w:instrText>
+            <w:instrText xml:space="preserve"> PAGEREF _Toc16667 \h </w:instrText>
           </w:r>
           <w:r>
             <w:fldChar w:fldCharType="separate"/>
@@ -3848,7 +3893,7 @@
         </w:p>
         <w:p>
           <w:pPr>
-            <w:pStyle w:val="TOC2"/>
+            <w:pStyle w:val="18"/>
             <w:tabs>
               <w:tab w:val="right" w:leader="dot" w:pos="8306"/>
             </w:tabs>
@@ -3857,7 +3902,7 @@
             <w:fldChar w:fldCharType="begin"/>
           </w:r>
           <w:r>
-            <w:instrText xml:space="preserve"> HYPERLINK \l _Toc20593 </w:instrText>
+            <w:instrText xml:space="preserve"> HYPERLINK \l _Toc25214 </w:instrText>
           </w:r>
           <w:r>
             <w:fldChar w:fldCharType="separate"/>
@@ -3875,7 +3920,7 @@
             <w:fldChar w:fldCharType="begin"/>
           </w:r>
           <w:r>
-            <w:instrText xml:space="preserve"> PAGEREF _Toc20593 \h </w:instrText>
+            <w:instrText xml:space="preserve"> PAGEREF _Toc25214 \h </w:instrText>
           </w:r>
           <w:r>
             <w:fldChar w:fldCharType="separate"/>
@@ -3892,7 +3937,7 @@
         </w:p>
         <w:p>
           <w:pPr>
-            <w:pStyle w:val="TOC2"/>
+            <w:pStyle w:val="18"/>
             <w:tabs>
               <w:tab w:val="right" w:leader="dot" w:pos="8306"/>
             </w:tabs>
@@ -3901,7 +3946,7 @@
             <w:fldChar w:fldCharType="begin"/>
           </w:r>
           <w:r>
-            <w:instrText xml:space="preserve"> HYPERLINK \l _Toc16805 </w:instrText>
+            <w:instrText xml:space="preserve"> HYPERLINK \l _Toc7151 </w:instrText>
           </w:r>
           <w:r>
             <w:fldChar w:fldCharType="separate"/>
@@ -3919,7 +3964,7 @@
             <w:fldChar w:fldCharType="begin"/>
           </w:r>
           <w:r>
-            <w:instrText xml:space="preserve"> PAGEREF _Toc16805 \h </w:instrText>
+            <w:instrText xml:space="preserve"> PAGEREF _Toc7151 \h </w:instrText>
           </w:r>
           <w:r>
             <w:fldChar w:fldCharType="separate"/>
@@ -3936,7 +3981,7 @@
         </w:p>
         <w:p>
           <w:pPr>
-            <w:pStyle w:val="TOC2"/>
+            <w:pStyle w:val="18"/>
             <w:tabs>
               <w:tab w:val="right" w:leader="dot" w:pos="8306"/>
             </w:tabs>
@@ -3945,7 +3990,7 @@
             <w:fldChar w:fldCharType="begin"/>
           </w:r>
           <w:r>
-            <w:instrText xml:space="preserve"> HYPERLINK \l _Toc15075 </w:instrText>
+            <w:instrText xml:space="preserve"> HYPERLINK \l _Toc27075 </w:instrText>
           </w:r>
           <w:r>
             <w:fldChar w:fldCharType="separate"/>
@@ -3963,7 +4008,7 @@
             <w:fldChar w:fldCharType="begin"/>
           </w:r>
           <w:r>
-            <w:instrText xml:space="preserve"> PAGEREF _Toc15075 \h </w:instrText>
+            <w:instrText xml:space="preserve"> PAGEREF _Toc27075 \h </w:instrText>
           </w:r>
           <w:r>
             <w:fldChar w:fldCharType="separate"/>
@@ -3980,7 +4025,7 @@
         </w:p>
         <w:p>
           <w:pPr>
-            <w:pStyle w:val="TOC1"/>
+            <w:pStyle w:val="16"/>
             <w:tabs>
               <w:tab w:val="right" w:leader="dot" w:pos="8306"/>
             </w:tabs>
@@ -3989,7 +4034,7 @@
             <w:fldChar w:fldCharType="begin"/>
           </w:r>
           <w:r>
-            <w:instrText xml:space="preserve"> HYPERLINK \l _Toc11273 </w:instrText>
+            <w:instrText xml:space="preserve"> HYPERLINK \l _Toc22783 </w:instrText>
           </w:r>
           <w:r>
             <w:fldChar w:fldCharType="separate"/>
@@ -4015,7 +4060,7 @@
             <w:fldChar w:fldCharType="begin"/>
           </w:r>
           <w:r>
-            <w:instrText xml:space="preserve"> PAGEREF _Toc11273 \h </w:instrText>
+            <w:instrText xml:space="preserve"> PAGEREF _Toc22783 \h </w:instrText>
           </w:r>
           <w:r>
             <w:fldChar w:fldCharType="separate"/>
@@ -4032,7 +4077,7 @@
         </w:p>
         <w:p>
           <w:pPr>
-            <w:pStyle w:val="TOC1"/>
+            <w:pStyle w:val="16"/>
             <w:tabs>
               <w:tab w:val="right" w:leader="dot" w:pos="8306"/>
             </w:tabs>
@@ -4041,7 +4086,7 @@
             <w:fldChar w:fldCharType="begin"/>
           </w:r>
           <w:r>
-            <w:instrText xml:space="preserve"> HYPERLINK \l _Toc14242 </w:instrText>
+            <w:instrText xml:space="preserve"> HYPERLINK \l _Toc27538 </w:instrText>
           </w:r>
           <w:r>
             <w:fldChar w:fldCharType="separate"/>
@@ -4067,7 +4112,7 @@
             <w:fldChar w:fldCharType="begin"/>
           </w:r>
           <w:r>
-            <w:instrText xml:space="preserve"> PAGEREF _Toc14242 \h </w:instrText>
+            <w:instrText xml:space="preserve"> PAGEREF _Toc27538 \h </w:instrText>
           </w:r>
           <w:r>
             <w:fldChar w:fldCharType="separate"/>
@@ -4093,7 +4138,7 @@
       <w:pPr>
         <w:jc w:val="center"/>
         <w:rPr>
-          <w:rFonts w:eastAsia="宋体" w:hint="eastAsia"/>
+          <w:rFonts w:hint="eastAsia" w:eastAsia="宋体"/>
           <w:lang w:val="en-US" w:eastAsia="zh-CN"/>
         </w:rPr>
       </w:pPr>
@@ -4107,7 +4152,7 @@
     </w:p>
     <w:p>
       <w:pPr>
-        <w:pStyle w:val="TableofFigures"/>
+        <w:pStyle w:val="17"/>
         <w:tabs>
           <w:tab w:val="right" w:leader="dot" w:pos="8306"/>
         </w:tabs>
@@ -4116,7 +4161,7 @@
         <w:fldChar w:fldCharType="begin"/>
       </w:r>
       <w:r>
-        <w:instrText>TOC \h \c "表"</w:instrText>
+        <w:instrText xml:space="preserve">TOC \h \c "表"</w:instrText>
       </w:r>
       <w:r>
         <w:fldChar w:fldCharType="separate"/>
@@ -4125,7 +4170,7 @@
         <w:fldChar w:fldCharType="begin"/>
       </w:r>
       <w:r>
-        <w:instrText xml:space="preserve"> HYPERLINK \l _Toc24391 </w:instrText>
+        <w:instrText xml:space="preserve"> HYPERLINK \l _Toc23156 </w:instrText>
       </w:r>
       <w:r>
         <w:fldChar w:fldCharType="separate"/>
@@ -4168,7 +4213,7 @@
         <w:fldChar w:fldCharType="begin"/>
       </w:r>
       <w:r>
-        <w:instrText xml:space="preserve"> PAGEREF _Toc24391 \h </w:instrText>
+        <w:instrText xml:space="preserve"> PAGEREF _Toc23156 \h </w:instrText>
       </w:r>
       <w:r>
         <w:fldChar w:fldCharType="separate"/>
@@ -4185,7 +4230,7 @@
     </w:p>
     <w:p>
       <w:pPr>
-        <w:pStyle w:val="TableofFigures"/>
+        <w:pStyle w:val="17"/>
         <w:tabs>
           <w:tab w:val="right" w:leader="dot" w:pos="8306"/>
         </w:tabs>
@@ -4194,7 +4239,7 @@
         <w:fldChar w:fldCharType="begin"/>
       </w:r>
       <w:r>
-        <w:instrText xml:space="preserve"> HYPERLINK \l _Toc31876 </w:instrText>
+        <w:instrText xml:space="preserve"> HYPERLINK \l _Toc14000 </w:instrText>
       </w:r>
       <w:r>
         <w:fldChar w:fldCharType="separate"/>
@@ -4237,7 +4282,7 @@
         <w:fldChar w:fldCharType="begin"/>
       </w:r>
       <w:r>
-        <w:instrText xml:space="preserve"> PAGEREF _Toc31876 \h </w:instrText>
+        <w:instrText xml:space="preserve"> PAGEREF _Toc14000 \h </w:instrText>
       </w:r>
       <w:r>
         <w:fldChar w:fldCharType="separate"/>
@@ -4254,7 +4299,7 @@
     </w:p>
     <w:p>
       <w:pPr>
-        <w:pStyle w:val="TableofFigures"/>
+        <w:pStyle w:val="17"/>
         <w:tabs>
           <w:tab w:val="right" w:leader="dot" w:pos="8306"/>
         </w:tabs>
@@ -4263,7 +4308,7 @@
         <w:fldChar w:fldCharType="begin"/>
       </w:r>
       <w:r>
-        <w:instrText xml:space="preserve"> HYPERLINK \l _Toc27484 </w:instrText>
+        <w:instrText xml:space="preserve"> HYPERLINK \l _Toc25055 </w:instrText>
       </w:r>
       <w:r>
         <w:fldChar w:fldCharType="separate"/>
@@ -4306,7 +4351,7 @@
         <w:fldChar w:fldCharType="begin"/>
       </w:r>
       <w:r>
-        <w:instrText xml:space="preserve"> PAGEREF _Toc27484 \h </w:instrText>
+        <w:instrText xml:space="preserve"> PAGEREF _Toc25055 \h </w:instrText>
       </w:r>
       <w:r>
         <w:fldChar w:fldCharType="separate"/>
@@ -4323,7 +4368,7 @@
     </w:p>
     <w:p>
       <w:pPr>
-        <w:pStyle w:val="TableofFigures"/>
+        <w:pStyle w:val="17"/>
         <w:tabs>
           <w:tab w:val="right" w:leader="dot" w:pos="8306"/>
         </w:tabs>
@@ -4332,7 +4377,7 @@
         <w:fldChar w:fldCharType="begin"/>
       </w:r>
       <w:r>
-        <w:instrText xml:space="preserve"> HYPERLINK \l _Toc16571 </w:instrText>
+        <w:instrText xml:space="preserve"> HYPERLINK \l _Toc19067 </w:instrText>
       </w:r>
       <w:r>
         <w:fldChar w:fldCharType="separate"/>
@@ -4375,7 +4420,7 @@
         <w:fldChar w:fldCharType="begin"/>
       </w:r>
       <w:r>
-        <w:instrText xml:space="preserve"> PAGEREF _Toc16571 \h </w:instrText>
+        <w:instrText xml:space="preserve"> PAGEREF _Toc19067 \h </w:instrText>
       </w:r>
       <w:r>
         <w:fldChar w:fldCharType="separate"/>
@@ -4426,7 +4471,7 @@
     </w:p>
     <w:p>
       <w:pPr>
-        <w:pStyle w:val="1"/>
+        <w:pStyle w:val="30"/>
         <w:keepNext w:val="0"/>
         <w:keepLines w:val="0"/>
         <w:pageBreakBefore w:val="0"/>
@@ -4446,8 +4491,8 @@
           <w:lang w:val="en-US" w:eastAsia="zh-CN"/>
         </w:rPr>
       </w:pPr>
-      <w:bookmarkStart w:id="1" w:name="_Toc13121"/>
-      <w:bookmarkStart w:id="2" w:name="_Toc23127"/>
+      <w:bookmarkStart w:id="1" w:name="_Toc23127"/>
+      <w:bookmarkStart w:id="2" w:name="_Toc14394"/>
       <w:r>
         <w:rPr>
           <w:rFonts w:hint="default"/>
@@ -4460,7 +4505,7 @@
     </w:p>
     <w:p>
       <w:pPr>
-        <w:pStyle w:val="a1"/>
+        <w:pStyle w:val="31"/>
         <w:keepNext w:val="0"/>
         <w:keepLines w:val="0"/>
         <w:pageBreakBefore w:val="0"/>
@@ -4490,7 +4535,7 @@
     </w:p>
     <w:p>
       <w:pPr>
-        <w:pStyle w:val="1"/>
+        <w:pStyle w:val="30"/>
         <w:keepNext w:val="0"/>
         <w:keepLines w:val="0"/>
         <w:pageBreakBefore w:val="0"/>
@@ -4511,7 +4556,7 @@
         </w:rPr>
       </w:pPr>
       <w:bookmarkStart w:id="3" w:name="_Toc6985"/>
-      <w:bookmarkStart w:id="4" w:name="_Toc22697"/>
+      <w:bookmarkStart w:id="4" w:name="_Toc466"/>
       <w:r>
         <w:rPr>
           <w:rFonts w:hint="default"/>
@@ -4524,7 +4569,7 @@
     </w:p>
     <w:p>
       <w:pPr>
-        <w:pStyle w:val="a1"/>
+        <w:pStyle w:val="31"/>
         <w:keepNext w:val="0"/>
         <w:keepLines w:val="0"/>
         <w:pageBreakBefore w:val="0"/>
@@ -4554,7 +4599,7 @@
     </w:p>
     <w:p>
       <w:pPr>
-        <w:pStyle w:val="1"/>
+        <w:pStyle w:val="30"/>
         <w:keepNext w:val="0"/>
         <w:keepLines w:val="0"/>
         <w:pageBreakBefore w:val="0"/>
@@ -4574,8 +4619,8 @@
           <w:lang w:val="en-US" w:eastAsia="zh-CN"/>
         </w:rPr>
       </w:pPr>
-      <w:bookmarkStart w:id="5" w:name="_Toc32680"/>
-      <w:bookmarkStart w:id="6" w:name="_Toc28284"/>
+      <w:bookmarkStart w:id="5" w:name="_Toc28284"/>
+      <w:bookmarkStart w:id="6" w:name="_Toc6590"/>
       <w:r>
         <w:rPr>
           <w:rFonts w:hint="default"/>
@@ -4588,7 +4633,7 @@
     </w:p>
     <w:p>
       <w:pPr>
-        <w:pStyle w:val="2"/>
+        <w:pStyle w:val="32"/>
         <w:keepNext w:val="0"/>
         <w:keepLines w:val="0"/>
         <w:pageBreakBefore w:val="0"/>
@@ -4609,20 +4654,20 @@
         </w:rPr>
       </w:pPr>
       <w:bookmarkStart w:id="7" w:name="_Toc7162"/>
-      <w:bookmarkStart w:id="8" w:name="_Toc10161"/>
-      <w:r>
-        <w:rPr>
-          <w:rFonts w:hint="default"/>
-          <w:lang w:val="en-US" w:eastAsia="zh-CN"/>
-        </w:rPr>
-        <w:t>产品产品质量部</w:t>
+      <w:bookmarkStart w:id="8" w:name="_Toc8014"/>
+      <w:r>
+        <w:rPr>
+          <w:rFonts w:hint="default"/>
+          <w:lang w:val="en-US" w:eastAsia="zh-CN"/>
+        </w:rPr>
+        <w:t>产品质量部</w:t>
       </w:r>
       <w:bookmarkEnd w:id="7"/>
       <w:bookmarkEnd w:id="8"/>
     </w:p>
     <w:p>
       <w:pPr>
-        <w:pStyle w:val="a1"/>
+        <w:pStyle w:val="31"/>
         <w:keepNext w:val="0"/>
         <w:keepLines w:val="0"/>
         <w:pageBreakBefore w:val="0"/>
@@ -4657,7 +4702,7 @@
     </w:p>
     <w:p>
       <w:pPr>
-        <w:pStyle w:val="a1"/>
+        <w:pStyle w:val="31"/>
         <w:keepNext w:val="0"/>
         <w:keepLines w:val="0"/>
         <w:pageBreakBefore w:val="0"/>
@@ -4692,7 +4737,7 @@
     </w:p>
     <w:p>
       <w:pPr>
-        <w:pStyle w:val="a1"/>
+        <w:pStyle w:val="31"/>
         <w:keepNext w:val="0"/>
         <w:keepLines w:val="0"/>
         <w:pageBreakBefore w:val="0"/>
@@ -4727,7 +4772,7 @@
     </w:p>
     <w:p>
       <w:pPr>
-        <w:pStyle w:val="a1"/>
+        <w:pStyle w:val="31"/>
         <w:keepNext w:val="0"/>
         <w:keepLines w:val="0"/>
         <w:pageBreakBefore w:val="0"/>
@@ -4762,7 +4807,7 @@
     </w:p>
     <w:p>
       <w:pPr>
-        <w:pStyle w:val="a1"/>
+        <w:pStyle w:val="31"/>
         <w:keepNext w:val="0"/>
         <w:keepLines w:val="0"/>
         <w:pageBreakBefore w:val="0"/>
@@ -4797,7 +4842,7 @@
     </w:p>
     <w:p>
       <w:pPr>
-        <w:pStyle w:val="a1"/>
+        <w:pStyle w:val="31"/>
         <w:keepNext w:val="0"/>
         <w:keepLines w:val="0"/>
         <w:pageBreakBefore w:val="0"/>
@@ -4832,7 +4877,7 @@
     </w:p>
     <w:p>
       <w:pPr>
-        <w:pStyle w:val="a1"/>
+        <w:pStyle w:val="31"/>
         <w:keepNext w:val="0"/>
         <w:keepLines w:val="0"/>
         <w:pageBreakBefore w:val="0"/>
@@ -4867,7 +4912,7 @@
     </w:p>
     <w:p>
       <w:pPr>
-        <w:pStyle w:val="2"/>
+        <w:pStyle w:val="32"/>
         <w:keepNext w:val="0"/>
         <w:keepLines w:val="0"/>
         <w:pageBreakBefore w:val="0"/>
@@ -4887,8 +4932,8 @@
           <w:lang w:val="en-US" w:eastAsia="zh-CN"/>
         </w:rPr>
       </w:pPr>
-      <w:bookmarkStart w:id="9" w:name="_Toc28790"/>
-      <w:bookmarkStart w:id="10" w:name="_Toc8877"/>
+      <w:bookmarkStart w:id="9" w:name="_Toc8877"/>
+      <w:bookmarkStart w:id="10" w:name="_Toc25684"/>
       <w:r>
         <w:rPr>
           <w:rFonts w:hint="default"/>
@@ -4901,7 +4946,7 @@
     </w:p>
     <w:p>
       <w:pPr>
-        <w:pStyle w:val="a1"/>
+        <w:pStyle w:val="31"/>
         <w:keepNext w:val="0"/>
         <w:keepLines w:val="0"/>
         <w:pageBreakBefore w:val="0"/>
@@ -4936,7 +4981,7 @@
     </w:p>
     <w:p>
       <w:pPr>
-        <w:pStyle w:val="a1"/>
+        <w:pStyle w:val="31"/>
         <w:keepNext w:val="0"/>
         <w:keepLines w:val="0"/>
         <w:pageBreakBefore w:val="0"/>
@@ -4971,7 +5016,7 @@
     </w:p>
     <w:p>
       <w:pPr>
-        <w:pStyle w:val="a1"/>
+        <w:pStyle w:val="31"/>
         <w:keepNext w:val="0"/>
         <w:keepLines w:val="0"/>
         <w:pageBreakBefore w:val="0"/>
@@ -5006,7 +5051,7 @@
     </w:p>
     <w:p>
       <w:pPr>
-        <w:pStyle w:val="a1"/>
+        <w:pStyle w:val="31"/>
         <w:keepNext w:val="0"/>
         <w:keepLines w:val="0"/>
         <w:pageBreakBefore w:val="0"/>
@@ -5041,7 +5086,7 @@
     </w:p>
     <w:p>
       <w:pPr>
-        <w:pStyle w:val="a1"/>
+        <w:pStyle w:val="31"/>
         <w:keepNext w:val="0"/>
         <w:keepLines w:val="0"/>
         <w:pageBreakBefore w:val="0"/>
@@ -5076,7 +5121,7 @@
     </w:p>
     <w:p>
       <w:pPr>
-        <w:pStyle w:val="2"/>
+        <w:pStyle w:val="32"/>
         <w:keepNext w:val="0"/>
         <w:keepLines w:val="0"/>
         <w:pageBreakBefore w:val="0"/>
@@ -5096,8 +5141,8 @@
           <w:lang w:val="en-US" w:eastAsia="zh-CN"/>
         </w:rPr>
       </w:pPr>
-      <w:bookmarkStart w:id="11" w:name="_Toc19383"/>
-      <w:bookmarkStart w:id="12" w:name="_Toc5055"/>
+      <w:bookmarkStart w:id="11" w:name="_Toc5055"/>
+      <w:bookmarkStart w:id="12" w:name="_Toc6930"/>
       <w:r>
         <w:rPr>
           <w:rFonts w:hint="default"/>
@@ -5110,7 +5155,7 @@
     </w:p>
     <w:p>
       <w:pPr>
-        <w:pStyle w:val="a1"/>
+        <w:pStyle w:val="31"/>
         <w:keepNext w:val="0"/>
         <w:keepLines w:val="0"/>
         <w:pageBreakBefore w:val="0"/>
@@ -5140,12 +5185,12 @@
           <w:rFonts w:hint="default"/>
           <w:lang w:val="en-US" w:eastAsia="zh-CN"/>
         </w:rPr>
-        <w:t>配合产品产品质量部进行与技术相关的满意度调查内容设计。</w:t>
+        <w:t>配合产品质量部进行与技术相关的满意度调查内容设计。</w:t>
       </w:r>
     </w:p>
     <w:p>
       <w:pPr>
-        <w:pStyle w:val="a1"/>
+        <w:pStyle w:val="31"/>
         <w:keepNext w:val="0"/>
         <w:keepLines w:val="0"/>
         <w:pageBreakBefore w:val="0"/>
@@ -5180,7 +5225,7 @@
     </w:p>
     <w:p>
       <w:pPr>
-        <w:pStyle w:val="a1"/>
+        <w:pStyle w:val="31"/>
         <w:keepNext w:val="0"/>
         <w:keepLines w:val="0"/>
         <w:pageBreakBefore w:val="0"/>
@@ -5215,7 +5260,7 @@
     </w:p>
     <w:p>
       <w:pPr>
-        <w:pStyle w:val="2"/>
+        <w:pStyle w:val="32"/>
         <w:keepNext w:val="0"/>
         <w:keepLines w:val="0"/>
         <w:pageBreakBefore w:val="0"/>
@@ -5236,7 +5281,7 @@
         </w:rPr>
       </w:pPr>
       <w:bookmarkStart w:id="13" w:name="_Toc22781"/>
-      <w:bookmarkStart w:id="14" w:name="_Toc28853"/>
+      <w:bookmarkStart w:id="14" w:name="_Toc4245"/>
       <w:r>
         <w:rPr>
           <w:rFonts w:hint="default"/>
@@ -5249,7 +5294,7 @@
     </w:p>
     <w:p>
       <w:pPr>
-        <w:pStyle w:val="a1"/>
+        <w:pStyle w:val="31"/>
         <w:keepNext w:val="0"/>
         <w:keepLines w:val="0"/>
         <w:pageBreakBefore w:val="0"/>
@@ -5279,12 +5324,12 @@
           <w:rFonts w:hint="default"/>
           <w:lang w:val="en-US" w:eastAsia="zh-CN"/>
         </w:rPr>
-        <w:t>配合产品产品质量部进行人员相关的满意度调查内容设计。</w:t>
+        <w:t>配合产品质量部进行人员相关的满意度调查内容设计。</w:t>
       </w:r>
     </w:p>
     <w:p>
       <w:pPr>
-        <w:pStyle w:val="a1"/>
+        <w:pStyle w:val="31"/>
         <w:keepNext w:val="0"/>
         <w:keepLines w:val="0"/>
         <w:pageBreakBefore w:val="0"/>
@@ -5319,7 +5364,7 @@
     </w:p>
     <w:p>
       <w:pPr>
-        <w:pStyle w:val="1"/>
+        <w:pStyle w:val="30"/>
         <w:keepNext w:val="0"/>
         <w:keepLines w:val="0"/>
         <w:pageBreakBefore w:val="0"/>
@@ -5339,8 +5384,8 @@
           <w:lang w:val="en-US" w:eastAsia="zh-CN"/>
         </w:rPr>
       </w:pPr>
-      <w:bookmarkStart w:id="15" w:name="_Toc5924"/>
-      <w:bookmarkStart w:id="16" w:name="_Toc2070"/>
+      <w:bookmarkStart w:id="15" w:name="_Toc2070"/>
+      <w:bookmarkStart w:id="16" w:name="_Toc8519"/>
       <w:r>
         <w:rPr>
           <w:rFonts w:hint="default"/>
@@ -5353,7 +5398,7 @@
     </w:p>
     <w:p>
       <w:pPr>
-        <w:pStyle w:val="a1"/>
+        <w:pStyle w:val="31"/>
         <w:keepNext w:val="0"/>
         <w:keepLines w:val="0"/>
         <w:pageBreakBefore w:val="0"/>
@@ -5383,7 +5428,7 @@
     </w:p>
     <w:p>
       <w:pPr>
-        <w:pStyle w:val="a1"/>
+        <w:pStyle w:val="31"/>
         <w:keepNext w:val="0"/>
         <w:keepLines w:val="0"/>
         <w:pageBreakBefore w:val="0"/>
@@ -5433,7 +5478,7 @@
           <w:rFonts w:hint="eastAsia"/>
           <w:lang w:val="en-US" w:eastAsia="zh-CN"/>
         </w:rPr>
-        <w:instrText>"柴_标题1"\n</w:instrText>
+        <w:instrText xml:space="preserve">"柴_标题1"\n</w:instrText>
       </w:r>
       <w:r>
         <w:instrText xml:space="preserve"> \s</w:instrText>
@@ -5450,7 +5495,7 @@
           <w:rFonts w:hint="eastAsia"/>
           <w:lang w:val="en-US" w:eastAsia="zh-CN"/>
         </w:rPr>
-        <w:instrText>* Charformat</w:instrText>
+        <w:instrText xml:space="preserve">* Charformat</w:instrText>
       </w:r>
       <w:r>
         <w:rPr>
@@ -5515,7 +5560,7 @@
         </w:rPr>
         <w:fldChar w:fldCharType="end"/>
       </w:r>
-      <w:bookmarkStart w:id="17" w:name="_Toc24391"/>
+      <w:bookmarkStart w:id="17" w:name="_Toc23156"/>
       <w:r>
         <w:rPr>
           <w:rFonts w:hint="eastAsia"/>
@@ -5527,18 +5572,19 @@
     </w:p>
     <w:tbl>
       <w:tblPr>
-        <w:tblStyle w:val="TableNormal"/>
+        <w:tblStyle w:val="22"/>
         <w:tblW w:w="8522" w:type="dxa"/>
         <w:jc w:val="center"/>
         <w:tblBorders>
-          <w:top w:val="nil"/>
-          <w:left w:val="nil"/>
-          <w:bottom w:val="nil"/>
-          <w:right w:val="nil"/>
-          <w:insideH w:val="nil"/>
-          <w:insideV w:val="nil"/>
+          <w:top w:val="none" w:color="auto" w:sz="0" w:space="0"/>
+          <w:left w:val="none" w:color="auto" w:sz="0" w:space="0"/>
+          <w:bottom w:val="none" w:color="auto" w:sz="0" w:space="0"/>
+          <w:right w:val="none" w:color="auto" w:sz="0" w:space="0"/>
+          <w:insideH w:val="none" w:color="auto" w:sz="0" w:space="0"/>
+          <w:insideV w:val="none" w:color="auto" w:sz="0" w:space="0"/>
         </w:tblBorders>
         <w:shd w:val="clear" w:color="auto" w:fill="auto"/>
+        <w:tblLayout w:type="autofit"/>
         <w:tblCellMar>
           <w:top w:w="15" w:type="dxa"/>
           <w:left w:w="15" w:type="dxa"/>
@@ -5555,15 +5601,13 @@
       </w:tblGrid>
       <w:tr>
         <w:tblPrEx>
-          <w:tblW w:w="8522" w:type="dxa"/>
-          <w:jc w:val="center"/>
           <w:tblBorders>
-            <w:top w:val="nil"/>
-            <w:left w:val="nil"/>
-            <w:bottom w:val="nil"/>
-            <w:right w:val="nil"/>
-            <w:insideH w:val="nil"/>
-            <w:insideV w:val="nil"/>
+            <w:top w:val="none" w:color="auto" w:sz="0" w:space="0"/>
+            <w:left w:val="none" w:color="auto" w:sz="0" w:space="0"/>
+            <w:bottom w:val="none" w:color="auto" w:sz="0" w:space="0"/>
+            <w:right w:val="none" w:color="auto" w:sz="0" w:space="0"/>
+            <w:insideH w:val="none" w:color="auto" w:sz="0" w:space="0"/>
+            <w:insideV w:val="none" w:color="auto" w:sz="0" w:space="0"/>
           </w:tblBorders>
           <w:shd w:val="clear" w:color="auto" w:fill="auto"/>
           <w:tblCellMar>
@@ -5574,7 +5618,7 @@
           </w:tblCellMar>
         </w:tblPrEx>
         <w:trPr>
-          <w:trHeight w:val="0"/>
+          <w:trHeight w:val="0" w:hRule="atLeast"/>
           <w:tblHeader/>
           <w:jc w:val="center"/>
         </w:trPr>
@@ -5582,8 +5626,8 @@
           <w:tcPr>
             <w:tcW w:w="1605" w:type="dxa"/>
             <w:tcBorders>
-              <w:top w:val="single" w:sz="12" w:space="0" w:color="auto"/>
-              <w:left w:val="single" w:sz="12" w:space="0" w:color="auto"/>
+              <w:top w:val="single" w:color="auto" w:sz="12" w:space="0"/>
+              <w:left w:val="single" w:color="auto" w:sz="12" w:space="0"/>
               <w:bottom w:val="nil"/>
               <w:right w:val="nil"/>
             </w:tcBorders>
@@ -5613,11 +5657,11 @@
               <w:adjustRightInd w:val="0"/>
               <w:snapToGrid w:val="0"/>
               <w:spacing w:line="240" w:lineRule="auto"/>
-              <w:ind w:left="0" w:right="0" w:firstLine="0" w:leftChars="0" w:rightChars="0" w:firstLineChars="0"/>
+              <w:ind w:left="0" w:leftChars="0" w:right="0" w:rightChars="0" w:firstLine="0" w:firstLineChars="0"/>
               <w:jc w:val="center"/>
               <w:textAlignment w:val="baseline"/>
               <w:rPr>
-                <w:rFonts w:ascii="Segoe UI" w:eastAsia="Segoe UI" w:hAnsi="Segoe UI" w:cs="Segoe UI"/>
+                <w:rFonts w:ascii="Segoe UI" w:hAnsi="Segoe UI" w:eastAsia="Segoe UI" w:cs="Segoe UI"/>
                 <w:b/>
                 <w:i w:val="0"/>
                 <w:iCs w:val="0"/>
@@ -5630,7 +5674,7 @@
             </w:pPr>
             <w:r>
               <w:rPr>
-                <w:rFonts w:ascii="Segoe UI" w:eastAsia="Segoe UI" w:hAnsi="Segoe UI" w:cs="Segoe UI" w:hint="default"/>
+                <w:rFonts w:hint="default" w:ascii="Segoe UI" w:hAnsi="Segoe UI" w:eastAsia="Segoe UI" w:cs="Segoe UI"/>
                 <w:b/>
                 <w:i w:val="0"/>
                 <w:iCs w:val="0"/>
@@ -5651,8 +5695,8 @@
           <w:tcPr>
             <w:tcW w:w="1976" w:type="dxa"/>
             <w:tcBorders>
-              <w:top w:val="single" w:sz="12" w:space="0" w:color="auto"/>
-              <w:left w:val="single" w:sz="4" w:space="0" w:color="auto"/>
+              <w:top w:val="single" w:color="auto" w:sz="12" w:space="0"/>
+              <w:left w:val="single" w:color="auto" w:sz="4" w:space="0"/>
               <w:bottom w:val="nil"/>
               <w:right w:val="nil"/>
             </w:tcBorders>
@@ -5682,11 +5726,11 @@
               <w:adjustRightInd w:val="0"/>
               <w:snapToGrid w:val="0"/>
               <w:spacing w:line="240" w:lineRule="auto"/>
-              <w:ind w:left="0" w:right="0" w:firstLine="0" w:leftChars="0" w:rightChars="0" w:firstLineChars="0"/>
+              <w:ind w:left="0" w:leftChars="0" w:right="0" w:rightChars="0" w:firstLine="0" w:firstLineChars="0"/>
               <w:jc w:val="center"/>
               <w:textAlignment w:val="baseline"/>
               <w:rPr>
-                <w:rFonts w:ascii="Segoe UI" w:eastAsia="Segoe UI" w:hAnsi="Segoe UI" w:cs="Segoe UI" w:hint="default"/>
+                <w:rFonts w:hint="default" w:ascii="Segoe UI" w:hAnsi="Segoe UI" w:eastAsia="Segoe UI" w:cs="Segoe UI"/>
                 <w:b/>
                 <w:i w:val="0"/>
                 <w:iCs w:val="0"/>
@@ -5699,7 +5743,7 @@
             </w:pPr>
             <w:r>
               <w:rPr>
-                <w:rFonts w:ascii="Segoe UI" w:eastAsia="Segoe UI" w:hAnsi="Segoe UI" w:cs="Segoe UI" w:hint="default"/>
+                <w:rFonts w:hint="default" w:ascii="Segoe UI" w:hAnsi="Segoe UI" w:eastAsia="Segoe UI" w:cs="Segoe UI"/>
                 <w:b/>
                 <w:i w:val="0"/>
                 <w:iCs w:val="0"/>
@@ -5720,8 +5764,8 @@
           <w:tcPr>
             <w:tcW w:w="1584" w:type="dxa"/>
             <w:tcBorders>
-              <w:top w:val="single" w:sz="12" w:space="0" w:color="auto"/>
-              <w:left w:val="single" w:sz="4" w:space="0" w:color="auto"/>
+              <w:top w:val="single" w:color="auto" w:sz="12" w:space="0"/>
+              <w:left w:val="single" w:color="auto" w:sz="4" w:space="0"/>
               <w:bottom w:val="nil"/>
               <w:right w:val="nil"/>
             </w:tcBorders>
@@ -5751,11 +5795,11 @@
               <w:adjustRightInd w:val="0"/>
               <w:snapToGrid w:val="0"/>
               <w:spacing w:line="240" w:lineRule="auto"/>
-              <w:ind w:left="0" w:right="0" w:firstLine="0" w:leftChars="0" w:rightChars="0" w:firstLineChars="0"/>
+              <w:ind w:left="0" w:leftChars="0" w:right="0" w:rightChars="0" w:firstLine="0" w:firstLineChars="0"/>
               <w:jc w:val="center"/>
               <w:textAlignment w:val="baseline"/>
               <w:rPr>
-                <w:rFonts w:ascii="Segoe UI" w:eastAsia="Segoe UI" w:hAnsi="Segoe UI" w:cs="Segoe UI" w:hint="default"/>
+                <w:rFonts w:hint="default" w:ascii="Segoe UI" w:hAnsi="Segoe UI" w:eastAsia="Segoe UI" w:cs="Segoe UI"/>
                 <w:b/>
                 <w:i w:val="0"/>
                 <w:iCs w:val="0"/>
@@ -5768,7 +5812,7 @@
             </w:pPr>
             <w:r>
               <w:rPr>
-                <w:rFonts w:ascii="Segoe UI" w:eastAsia="Segoe UI" w:hAnsi="Segoe UI" w:cs="Segoe UI" w:hint="default"/>
+                <w:rFonts w:hint="default" w:ascii="Segoe UI" w:hAnsi="Segoe UI" w:eastAsia="Segoe UI" w:cs="Segoe UI"/>
                 <w:b/>
                 <w:i w:val="0"/>
                 <w:iCs w:val="0"/>
@@ -5789,8 +5833,8 @@
           <w:tcPr>
             <w:tcW w:w="1908" w:type="dxa"/>
             <w:tcBorders>
-              <w:top w:val="single" w:sz="12" w:space="0" w:color="auto"/>
-              <w:left w:val="single" w:sz="4" w:space="0" w:color="auto"/>
+              <w:top w:val="single" w:color="auto" w:sz="12" w:space="0"/>
+              <w:left w:val="single" w:color="auto" w:sz="4" w:space="0"/>
               <w:bottom w:val="nil"/>
               <w:right w:val="nil"/>
             </w:tcBorders>
@@ -5820,11 +5864,11 @@
               <w:adjustRightInd w:val="0"/>
               <w:snapToGrid w:val="0"/>
               <w:spacing w:line="240" w:lineRule="auto"/>
-              <w:ind w:left="0" w:right="0" w:firstLine="0" w:leftChars="0" w:rightChars="0" w:firstLineChars="0"/>
+              <w:ind w:left="0" w:leftChars="0" w:right="0" w:rightChars="0" w:firstLine="0" w:firstLineChars="0"/>
               <w:jc w:val="center"/>
               <w:textAlignment w:val="baseline"/>
               <w:rPr>
-                <w:rFonts w:ascii="Segoe UI" w:eastAsia="Segoe UI" w:hAnsi="Segoe UI" w:cs="Segoe UI" w:hint="default"/>
+                <w:rFonts w:hint="default" w:ascii="Segoe UI" w:hAnsi="Segoe UI" w:eastAsia="Segoe UI" w:cs="Segoe UI"/>
                 <w:b/>
                 <w:i w:val="0"/>
                 <w:iCs w:val="0"/>
@@ -5837,7 +5881,7 @@
             </w:pPr>
             <w:r>
               <w:rPr>
-                <w:rFonts w:ascii="Segoe UI" w:eastAsia="Segoe UI" w:hAnsi="Segoe UI" w:cs="Segoe UI" w:hint="default"/>
+                <w:rFonts w:hint="default" w:ascii="Segoe UI" w:hAnsi="Segoe UI" w:eastAsia="Segoe UI" w:cs="Segoe UI"/>
                 <w:b/>
                 <w:i w:val="0"/>
                 <w:iCs w:val="0"/>
@@ -5858,10 +5902,10 @@
           <w:tcPr>
             <w:tcW w:w="1448" w:type="dxa"/>
             <w:tcBorders>
-              <w:top w:val="single" w:sz="12" w:space="0" w:color="auto"/>
-              <w:left w:val="single" w:sz="4" w:space="0" w:color="auto"/>
+              <w:top w:val="single" w:color="auto" w:sz="12" w:space="0"/>
+              <w:left w:val="single" w:color="auto" w:sz="4" w:space="0"/>
               <w:bottom w:val="nil"/>
-              <w:right w:val="single" w:sz="12" w:space="0" w:color="auto"/>
+              <w:right w:val="single" w:color="auto" w:sz="12" w:space="0"/>
             </w:tcBorders>
             <w:shd w:val="clear" w:color="auto" w:fill="auto"/>
             <w:tcMar>
@@ -5889,11 +5933,11 @@
               <w:adjustRightInd w:val="0"/>
               <w:snapToGrid w:val="0"/>
               <w:spacing w:line="240" w:lineRule="auto"/>
-              <w:ind w:left="0" w:right="0" w:firstLine="0" w:leftChars="0" w:rightChars="0" w:firstLineChars="0"/>
+              <w:ind w:left="0" w:leftChars="0" w:right="0" w:rightChars="0" w:firstLine="0" w:firstLineChars="0"/>
               <w:jc w:val="center"/>
               <w:textAlignment w:val="baseline"/>
               <w:rPr>
-                <w:rFonts w:ascii="Segoe UI" w:eastAsia="Segoe UI" w:hAnsi="Segoe UI" w:cs="Segoe UI" w:hint="default"/>
+                <w:rFonts w:hint="default" w:ascii="Segoe UI" w:hAnsi="Segoe UI" w:eastAsia="Segoe UI" w:cs="Segoe UI"/>
                 <w:b/>
                 <w:i w:val="0"/>
                 <w:iCs w:val="0"/>
@@ -5906,7 +5950,7 @@
             </w:pPr>
             <w:r>
               <w:rPr>
-                <w:rFonts w:ascii="Segoe UI" w:eastAsia="Segoe UI" w:hAnsi="Segoe UI" w:cs="Segoe UI" w:hint="default"/>
+                <w:rFonts w:hint="default" w:ascii="Segoe UI" w:hAnsi="Segoe UI" w:eastAsia="Segoe UI" w:cs="Segoe UI"/>
                 <w:b/>
                 <w:i w:val="0"/>
                 <w:iCs w:val="0"/>
@@ -5926,8 +5970,14 @@
       </w:tr>
       <w:tr>
         <w:tblPrEx>
-          <w:tblW w:w="8522" w:type="dxa"/>
-          <w:jc w:val="center"/>
+          <w:tblBorders>
+            <w:top w:val="none" w:color="auto" w:sz="0" w:space="0"/>
+            <w:left w:val="none" w:color="auto" w:sz="0" w:space="0"/>
+            <w:bottom w:val="none" w:color="auto" w:sz="0" w:space="0"/>
+            <w:right w:val="none" w:color="auto" w:sz="0" w:space="0"/>
+            <w:insideH w:val="none" w:color="auto" w:sz="0" w:space="0"/>
+            <w:insideV w:val="none" w:color="auto" w:sz="0" w:space="0"/>
+          </w:tblBorders>
           <w:shd w:val="clear" w:color="auto" w:fill="auto"/>
           <w:tblCellMar>
             <w:top w:w="15" w:type="dxa"/>
@@ -5937,15 +5987,15 @@
           </w:tblCellMar>
         </w:tblPrEx>
         <w:trPr>
-          <w:trHeight w:val="0"/>
+          <w:trHeight w:val="0" w:hRule="atLeast"/>
           <w:jc w:val="center"/>
         </w:trPr>
         <w:tc>
           <w:tcPr>
             <w:tcW w:w="1605" w:type="dxa"/>
             <w:tcBorders>
-              <w:top w:val="single" w:sz="4" w:space="0" w:color="auto"/>
-              <w:left w:val="single" w:sz="12" w:space="0" w:color="auto"/>
+              <w:top w:val="single" w:color="auto" w:sz="4" w:space="0"/>
+              <w:left w:val="single" w:color="auto" w:sz="12" w:space="0"/>
               <w:bottom w:val="nil"/>
               <w:right w:val="nil"/>
             </w:tcBorders>
@@ -5975,11 +6025,11 @@
               <w:adjustRightInd w:val="0"/>
               <w:snapToGrid w:val="0"/>
               <w:spacing w:line="240" w:lineRule="auto"/>
-              <w:ind w:left="0" w:right="0" w:firstLine="0" w:leftChars="0" w:rightChars="0" w:firstLineChars="0"/>
+              <w:ind w:left="0" w:leftChars="0" w:right="0" w:rightChars="0" w:firstLine="0" w:firstLineChars="0"/>
               <w:jc w:val="center"/>
               <w:textAlignment w:val="baseline"/>
               <w:rPr>
-                <w:rFonts w:ascii="Segoe UI" w:eastAsia="Segoe UI" w:hAnsi="Segoe UI" w:cs="Segoe UI" w:hint="default"/>
+                <w:rFonts w:hint="default" w:ascii="Segoe UI" w:hAnsi="Segoe UI" w:eastAsia="Segoe UI" w:cs="Segoe UI"/>
                 <w:i w:val="0"/>
                 <w:iCs w:val="0"/>
                 <w:caps w:val="0"/>
@@ -5991,8 +6041,8 @@
             </w:pPr>
             <w:r>
               <w:rPr>
-                <w:rStyle w:val="Strong"/>
-                <w:rFonts w:ascii="Segoe UI" w:eastAsia="Segoe UI" w:hAnsi="Segoe UI" w:cs="Segoe UI" w:hint="default"/>
+                <w:rStyle w:val="25"/>
+                <w:rFonts w:hint="default" w:ascii="Segoe UI" w:hAnsi="Segoe UI" w:eastAsia="Segoe UI" w:cs="Segoe UI"/>
                 <w:b/>
                 <w:bCs/>
                 <w:i w:val="0"/>
@@ -6014,8 +6064,8 @@
           <w:tcPr>
             <w:tcW w:w="1976" w:type="dxa"/>
             <w:tcBorders>
-              <w:top w:val="single" w:sz="4" w:space="0" w:color="auto"/>
-              <w:left w:val="single" w:sz="4" w:space="0" w:color="auto"/>
+              <w:top w:val="single" w:color="auto" w:sz="4" w:space="0"/>
+              <w:left w:val="single" w:color="auto" w:sz="4" w:space="0"/>
               <w:bottom w:val="nil"/>
               <w:right w:val="nil"/>
             </w:tcBorders>
@@ -6045,11 +6095,11 @@
               <w:adjustRightInd w:val="0"/>
               <w:snapToGrid w:val="0"/>
               <w:spacing w:line="240" w:lineRule="auto"/>
-              <w:ind w:left="0" w:right="0" w:firstLine="0" w:leftChars="0" w:rightChars="0" w:firstLineChars="0"/>
+              <w:ind w:left="0" w:leftChars="0" w:right="0" w:rightChars="0" w:firstLine="0" w:firstLineChars="0"/>
               <w:jc w:val="center"/>
               <w:textAlignment w:val="baseline"/>
               <w:rPr>
-                <w:rFonts w:ascii="Segoe UI" w:eastAsia="Segoe UI" w:hAnsi="Segoe UI" w:cs="Segoe UI" w:hint="default"/>
+                <w:rFonts w:hint="default" w:ascii="Segoe UI" w:hAnsi="Segoe UI" w:eastAsia="Segoe UI" w:cs="Segoe UI"/>
                 <w:i w:val="0"/>
                 <w:iCs w:val="0"/>
                 <w:caps w:val="0"/>
@@ -6061,7 +6111,7 @@
             </w:pPr>
             <w:r>
               <w:rPr>
-                <w:rFonts w:ascii="Segoe UI" w:eastAsia="Segoe UI" w:hAnsi="Segoe UI" w:cs="Segoe UI" w:hint="default"/>
+                <w:rFonts w:hint="default" w:ascii="Segoe UI" w:hAnsi="Segoe UI" w:eastAsia="Segoe UI" w:cs="Segoe UI"/>
                 <w:i w:val="0"/>
                 <w:iCs w:val="0"/>
                 <w:caps w:val="0"/>
@@ -6081,8 +6131,8 @@
           <w:tcPr>
             <w:tcW w:w="1584" w:type="dxa"/>
             <w:tcBorders>
-              <w:top w:val="single" w:sz="4" w:space="0" w:color="auto"/>
-              <w:left w:val="single" w:sz="4" w:space="0" w:color="auto"/>
+              <w:top w:val="single" w:color="auto" w:sz="4" w:space="0"/>
+              <w:left w:val="single" w:color="auto" w:sz="4" w:space="0"/>
               <w:bottom w:val="nil"/>
               <w:right w:val="nil"/>
             </w:tcBorders>
@@ -6112,11 +6162,11 @@
               <w:adjustRightInd w:val="0"/>
               <w:snapToGrid w:val="0"/>
               <w:spacing w:line="240" w:lineRule="auto"/>
-              <w:ind w:left="0" w:right="0" w:firstLine="0" w:leftChars="0" w:rightChars="0" w:firstLineChars="0"/>
+              <w:ind w:left="0" w:leftChars="0" w:right="0" w:rightChars="0" w:firstLine="0" w:firstLineChars="0"/>
               <w:jc w:val="left"/>
               <w:textAlignment w:val="baseline"/>
               <w:rPr>
-                <w:rFonts w:ascii="Segoe UI" w:eastAsia="Segoe UI" w:hAnsi="Segoe UI" w:cs="Segoe UI" w:hint="default"/>
+                <w:rFonts w:hint="default" w:ascii="Segoe UI" w:hAnsi="Segoe UI" w:eastAsia="Segoe UI" w:cs="Segoe UI"/>
                 <w:i w:val="0"/>
                 <w:iCs w:val="0"/>
                 <w:caps w:val="0"/>
@@ -6128,7 +6178,7 @@
             </w:pPr>
             <w:r>
               <w:rPr>
-                <w:rFonts w:ascii="Segoe UI" w:eastAsia="Segoe UI" w:hAnsi="Segoe UI" w:cs="Segoe UI" w:hint="default"/>
+                <w:rFonts w:hint="default" w:ascii="Segoe UI" w:hAnsi="Segoe UI" w:eastAsia="Segoe UI" w:cs="Segoe UI"/>
                 <w:i w:val="0"/>
                 <w:iCs w:val="0"/>
                 <w:caps w:val="0"/>
@@ -6140,7 +6190,7 @@
                 <w:szCs w:val="22"/>
                 <w:lang w:val="en-US" w:eastAsia="zh-CN"/>
               </w:rPr>
-              <w:t>产品产品质量部</w:t>
+              <w:t>产品质量部</w:t>
             </w:r>
           </w:p>
         </w:tc>
@@ -6148,8 +6198,8 @@
           <w:tcPr>
             <w:tcW w:w="1908" w:type="dxa"/>
             <w:tcBorders>
-              <w:top w:val="single" w:sz="4" w:space="0" w:color="auto"/>
-              <w:left w:val="single" w:sz="4" w:space="0" w:color="auto"/>
+              <w:top w:val="single" w:color="auto" w:sz="4" w:space="0"/>
+              <w:left w:val="single" w:color="auto" w:sz="4" w:space="0"/>
               <w:bottom w:val="nil"/>
               <w:right w:val="nil"/>
             </w:tcBorders>
@@ -6179,11 +6229,11 @@
               <w:adjustRightInd w:val="0"/>
               <w:snapToGrid w:val="0"/>
               <w:spacing w:line="240" w:lineRule="auto"/>
-              <w:ind w:left="0" w:right="0" w:firstLine="0" w:leftChars="0" w:rightChars="0" w:firstLineChars="0"/>
+              <w:ind w:left="0" w:leftChars="0" w:right="0" w:rightChars="0" w:firstLine="0" w:firstLineChars="0"/>
               <w:jc w:val="left"/>
               <w:textAlignment w:val="baseline"/>
               <w:rPr>
-                <w:rFonts w:ascii="Segoe UI" w:eastAsia="Segoe UI" w:hAnsi="Segoe UI" w:cs="Segoe UI" w:hint="default"/>
+                <w:rFonts w:hint="default" w:ascii="Segoe UI" w:hAnsi="Segoe UI" w:eastAsia="Segoe UI" w:cs="Segoe UI"/>
                 <w:i w:val="0"/>
                 <w:iCs w:val="0"/>
                 <w:caps w:val="0"/>
@@ -6195,7 +6245,7 @@
             </w:pPr>
             <w:r>
               <w:rPr>
-                <w:rFonts w:ascii="Segoe UI" w:eastAsia="Segoe UI" w:hAnsi="Segoe UI" w:cs="Segoe UI" w:hint="default"/>
+                <w:rFonts w:hint="default" w:ascii="Segoe UI" w:hAnsi="Segoe UI" w:eastAsia="Segoe UI" w:cs="Segoe UI"/>
                 <w:i w:val="0"/>
                 <w:iCs w:val="0"/>
                 <w:caps w:val="0"/>
@@ -6211,7 +6261,7 @@
             </w:r>
             <w:r>
               <w:rPr>
-                <w:rFonts w:ascii="Segoe UI" w:eastAsia="Segoe UI" w:hAnsi="Segoe UI" w:cs="Segoe UI" w:hint="eastAsia"/>
+                <w:rFonts w:hint="eastAsia" w:ascii="Segoe UI" w:hAnsi="Segoe UI" w:eastAsia="Segoe UI" w:cs="Segoe UI"/>
                 <w:i w:val="0"/>
                 <w:iCs w:val="0"/>
                 <w:caps w:val="0"/>
@@ -6227,7 +6277,7 @@
             </w:r>
             <w:r>
               <w:rPr>
-                <w:rFonts w:ascii="Segoe UI" w:eastAsia="Segoe UI" w:hAnsi="Segoe UI" w:cs="Segoe UI" w:hint="default"/>
+                <w:rFonts w:hint="default" w:ascii="Segoe UI" w:hAnsi="Segoe UI" w:eastAsia="Segoe UI" w:cs="Segoe UI"/>
                 <w:i w:val="0"/>
                 <w:iCs w:val="0"/>
                 <w:caps w:val="0"/>
@@ -6247,10 +6297,10 @@
           <w:tcPr>
             <w:tcW w:w="1448" w:type="dxa"/>
             <w:tcBorders>
-              <w:top w:val="single" w:sz="4" w:space="0" w:color="auto"/>
-              <w:left w:val="single" w:sz="4" w:space="0" w:color="auto"/>
+              <w:top w:val="single" w:color="auto" w:sz="4" w:space="0"/>
+              <w:left w:val="single" w:color="auto" w:sz="4" w:space="0"/>
               <w:bottom w:val="nil"/>
-              <w:right w:val="single" w:sz="12" w:space="0" w:color="auto"/>
+              <w:right w:val="single" w:color="auto" w:sz="12" w:space="0"/>
             </w:tcBorders>
             <w:shd w:val="clear" w:color="auto" w:fill="auto"/>
             <w:tcMar>
@@ -6278,11 +6328,11 @@
               <w:adjustRightInd w:val="0"/>
               <w:snapToGrid w:val="0"/>
               <w:spacing w:line="240" w:lineRule="auto"/>
-              <w:ind w:left="0" w:right="0" w:firstLine="0" w:leftChars="0" w:rightChars="0" w:firstLineChars="0"/>
+              <w:ind w:left="0" w:leftChars="0" w:right="0" w:rightChars="0" w:firstLine="0" w:firstLineChars="0"/>
               <w:jc w:val="left"/>
               <w:textAlignment w:val="baseline"/>
               <w:rPr>
-                <w:rFonts w:ascii="Segoe UI" w:eastAsia="Segoe UI" w:hAnsi="Segoe UI" w:cs="Segoe UI" w:hint="default"/>
+                <w:rFonts w:hint="default" w:ascii="Segoe UI" w:hAnsi="Segoe UI" w:eastAsia="Segoe UI" w:cs="Segoe UI"/>
                 <w:i w:val="0"/>
                 <w:iCs w:val="0"/>
                 <w:caps w:val="0"/>
@@ -6294,7 +6344,7 @@
             </w:pPr>
             <w:r>
               <w:rPr>
-                <w:rFonts w:ascii="Segoe UI" w:eastAsia="Segoe UI" w:hAnsi="Segoe UI" w:cs="Segoe UI" w:hint="default"/>
+                <w:rFonts w:hint="default" w:ascii="Segoe UI" w:hAnsi="Segoe UI" w:eastAsia="Segoe UI" w:cs="Segoe UI"/>
                 <w:i w:val="0"/>
                 <w:iCs w:val="0"/>
                 <w:caps w:val="0"/>
@@ -6313,8 +6363,14 @@
       </w:tr>
       <w:tr>
         <w:tblPrEx>
-          <w:tblW w:w="8522" w:type="dxa"/>
-          <w:jc w:val="center"/>
+          <w:tblBorders>
+            <w:top w:val="none" w:color="auto" w:sz="0" w:space="0"/>
+            <w:left w:val="none" w:color="auto" w:sz="0" w:space="0"/>
+            <w:bottom w:val="none" w:color="auto" w:sz="0" w:space="0"/>
+            <w:right w:val="none" w:color="auto" w:sz="0" w:space="0"/>
+            <w:insideH w:val="none" w:color="auto" w:sz="0" w:space="0"/>
+            <w:insideV w:val="none" w:color="auto" w:sz="0" w:space="0"/>
+          </w:tblBorders>
           <w:shd w:val="clear" w:color="auto" w:fill="auto"/>
           <w:tblCellMar>
             <w:top w:w="15" w:type="dxa"/>
@@ -6324,15 +6380,15 @@
           </w:tblCellMar>
         </w:tblPrEx>
         <w:trPr>
-          <w:trHeight w:val="0"/>
+          <w:trHeight w:val="0" w:hRule="atLeast"/>
           <w:jc w:val="center"/>
         </w:trPr>
         <w:tc>
           <w:tcPr>
             <w:tcW w:w="1605" w:type="dxa"/>
             <w:tcBorders>
-              <w:top w:val="single" w:sz="4" w:space="0" w:color="auto"/>
-              <w:left w:val="single" w:sz="12" w:space="0" w:color="auto"/>
+              <w:top w:val="single" w:color="auto" w:sz="4" w:space="0"/>
+              <w:left w:val="single" w:color="auto" w:sz="12" w:space="0"/>
               <w:bottom w:val="nil"/>
               <w:right w:val="nil"/>
             </w:tcBorders>
@@ -6362,11 +6418,11 @@
               <w:adjustRightInd w:val="0"/>
               <w:snapToGrid w:val="0"/>
               <w:spacing w:line="240" w:lineRule="auto"/>
-              <w:ind w:left="0" w:right="0" w:firstLine="0" w:leftChars="0" w:rightChars="0" w:firstLineChars="0"/>
+              <w:ind w:left="0" w:leftChars="0" w:right="0" w:rightChars="0" w:firstLine="0" w:firstLineChars="0"/>
               <w:jc w:val="center"/>
               <w:textAlignment w:val="baseline"/>
               <w:rPr>
-                <w:rFonts w:ascii="Segoe UI" w:eastAsia="Segoe UI" w:hAnsi="Segoe UI" w:cs="Segoe UI" w:hint="default"/>
+                <w:rFonts w:hint="default" w:ascii="Segoe UI" w:hAnsi="Segoe UI" w:eastAsia="Segoe UI" w:cs="Segoe UI"/>
                 <w:i w:val="0"/>
                 <w:iCs w:val="0"/>
                 <w:caps w:val="0"/>
@@ -6378,8 +6434,8 @@
             </w:pPr>
             <w:r>
               <w:rPr>
-                <w:rStyle w:val="Strong"/>
-                <w:rFonts w:ascii="Segoe UI" w:eastAsia="Segoe UI" w:hAnsi="Segoe UI" w:cs="Segoe UI" w:hint="default"/>
+                <w:rStyle w:val="25"/>
+                <w:rFonts w:hint="default" w:ascii="Segoe UI" w:hAnsi="Segoe UI" w:eastAsia="Segoe UI" w:cs="Segoe UI"/>
                 <w:b/>
                 <w:bCs/>
                 <w:i w:val="0"/>
@@ -6401,8 +6457,8 @@
           <w:tcPr>
             <w:tcW w:w="1976" w:type="dxa"/>
             <w:tcBorders>
-              <w:top w:val="single" w:sz="4" w:space="0" w:color="auto"/>
-              <w:left w:val="single" w:sz="4" w:space="0" w:color="auto"/>
+              <w:top w:val="single" w:color="auto" w:sz="4" w:space="0"/>
+              <w:left w:val="single" w:color="auto" w:sz="4" w:space="0"/>
               <w:bottom w:val="nil"/>
               <w:right w:val="nil"/>
             </w:tcBorders>
@@ -6432,11 +6488,11 @@
               <w:adjustRightInd w:val="0"/>
               <w:snapToGrid w:val="0"/>
               <w:spacing w:line="240" w:lineRule="auto"/>
-              <w:ind w:left="0" w:right="0" w:firstLine="0" w:leftChars="0" w:rightChars="0" w:firstLineChars="0"/>
+              <w:ind w:left="0" w:leftChars="0" w:right="0" w:rightChars="0" w:firstLine="0" w:firstLineChars="0"/>
               <w:jc w:val="center"/>
               <w:textAlignment w:val="baseline"/>
               <w:rPr>
-                <w:rFonts w:ascii="Segoe UI" w:eastAsia="Segoe UI" w:hAnsi="Segoe UI" w:cs="Segoe UI" w:hint="default"/>
+                <w:rFonts w:hint="default" w:ascii="Segoe UI" w:hAnsi="Segoe UI" w:eastAsia="Segoe UI" w:cs="Segoe UI"/>
                 <w:i w:val="0"/>
                 <w:iCs w:val="0"/>
                 <w:caps w:val="0"/>
@@ -6448,7 +6504,7 @@
             </w:pPr>
             <w:r>
               <w:rPr>
-                <w:rFonts w:ascii="Segoe UI" w:eastAsia="Segoe UI" w:hAnsi="Segoe UI" w:cs="Segoe UI" w:hint="default"/>
+                <w:rFonts w:hint="default" w:ascii="Segoe UI" w:hAnsi="Segoe UI" w:eastAsia="Segoe UI" w:cs="Segoe UI"/>
                 <w:i w:val="0"/>
                 <w:iCs w:val="0"/>
                 <w:caps w:val="0"/>
@@ -6468,8 +6524,8 @@
           <w:tcPr>
             <w:tcW w:w="1584" w:type="dxa"/>
             <w:tcBorders>
-              <w:top w:val="single" w:sz="4" w:space="0" w:color="auto"/>
-              <w:left w:val="single" w:sz="4" w:space="0" w:color="auto"/>
+              <w:top w:val="single" w:color="auto" w:sz="4" w:space="0"/>
+              <w:left w:val="single" w:color="auto" w:sz="4" w:space="0"/>
               <w:bottom w:val="nil"/>
               <w:right w:val="nil"/>
             </w:tcBorders>
@@ -6499,11 +6555,11 @@
               <w:adjustRightInd w:val="0"/>
               <w:snapToGrid w:val="0"/>
               <w:spacing w:line="240" w:lineRule="auto"/>
-              <w:ind w:left="0" w:right="0" w:firstLine="0" w:leftChars="0" w:rightChars="0" w:firstLineChars="0"/>
+              <w:ind w:left="0" w:leftChars="0" w:right="0" w:rightChars="0" w:firstLine="0" w:firstLineChars="0"/>
               <w:jc w:val="left"/>
               <w:textAlignment w:val="baseline"/>
               <w:rPr>
-                <w:rFonts w:ascii="Segoe UI" w:eastAsia="Segoe UI" w:hAnsi="Segoe UI" w:cs="Segoe UI" w:hint="default"/>
+                <w:rFonts w:hint="default" w:ascii="Segoe UI" w:hAnsi="Segoe UI" w:eastAsia="Segoe UI" w:cs="Segoe UI"/>
                 <w:i w:val="0"/>
                 <w:iCs w:val="0"/>
                 <w:caps w:val="0"/>
@@ -6515,7 +6571,7 @@
             </w:pPr>
             <w:r>
               <w:rPr>
-                <w:rFonts w:ascii="Segoe UI" w:eastAsia="Segoe UI" w:hAnsi="Segoe UI" w:cs="Segoe UI" w:hint="default"/>
+                <w:rFonts w:hint="default" w:ascii="Segoe UI" w:hAnsi="Segoe UI" w:eastAsia="Segoe UI" w:cs="Segoe UI"/>
                 <w:i w:val="0"/>
                 <w:iCs w:val="0"/>
                 <w:caps w:val="0"/>
@@ -6535,8 +6591,8 @@
           <w:tcPr>
             <w:tcW w:w="1908" w:type="dxa"/>
             <w:tcBorders>
-              <w:top w:val="single" w:sz="4" w:space="0" w:color="auto"/>
-              <w:left w:val="single" w:sz="4" w:space="0" w:color="auto"/>
+              <w:top w:val="single" w:color="auto" w:sz="4" w:space="0"/>
+              <w:left w:val="single" w:color="auto" w:sz="4" w:space="0"/>
               <w:bottom w:val="nil"/>
               <w:right w:val="nil"/>
             </w:tcBorders>
@@ -6566,11 +6622,11 @@
               <w:adjustRightInd w:val="0"/>
               <w:snapToGrid w:val="0"/>
               <w:spacing w:line="240" w:lineRule="auto"/>
-              <w:ind w:left="0" w:right="0" w:firstLine="0" w:leftChars="0" w:rightChars="0" w:firstLineChars="0"/>
+              <w:ind w:left="0" w:leftChars="0" w:right="0" w:rightChars="0" w:firstLine="0" w:firstLineChars="0"/>
               <w:jc w:val="left"/>
               <w:textAlignment w:val="baseline"/>
               <w:rPr>
-                <w:rFonts w:ascii="Segoe UI" w:eastAsia="Segoe UI" w:hAnsi="Segoe UI" w:cs="Segoe UI" w:hint="default"/>
+                <w:rFonts w:hint="default" w:ascii="Segoe UI" w:hAnsi="Segoe UI" w:eastAsia="Segoe UI" w:cs="Segoe UI"/>
                 <w:i w:val="0"/>
                 <w:iCs w:val="0"/>
                 <w:caps w:val="0"/>
@@ -6582,7 +6638,7 @@
             </w:pPr>
             <w:r>
               <w:rPr>
-                <w:rFonts w:ascii="Segoe UI" w:eastAsia="Segoe UI" w:hAnsi="Segoe UI" w:cs="Segoe UI" w:hint="default"/>
+                <w:rFonts w:hint="default" w:ascii="Segoe UI" w:hAnsi="Segoe UI" w:eastAsia="Segoe UI" w:cs="Segoe UI"/>
                 <w:i w:val="0"/>
                 <w:iCs w:val="0"/>
                 <w:caps w:val="0"/>
@@ -6602,10 +6658,10 @@
           <w:tcPr>
             <w:tcW w:w="1448" w:type="dxa"/>
             <w:tcBorders>
-              <w:top w:val="single" w:sz="4" w:space="0" w:color="auto"/>
-              <w:left w:val="single" w:sz="4" w:space="0" w:color="auto"/>
+              <w:top w:val="single" w:color="auto" w:sz="4" w:space="0"/>
+              <w:left w:val="single" w:color="auto" w:sz="4" w:space="0"/>
               <w:bottom w:val="nil"/>
-              <w:right w:val="single" w:sz="12" w:space="0" w:color="auto"/>
+              <w:right w:val="single" w:color="auto" w:sz="12" w:space="0"/>
             </w:tcBorders>
             <w:shd w:val="clear" w:color="auto" w:fill="auto"/>
             <w:tcMar>
@@ -6633,11 +6689,11 @@
               <w:adjustRightInd w:val="0"/>
               <w:snapToGrid w:val="0"/>
               <w:spacing w:line="240" w:lineRule="auto"/>
-              <w:ind w:left="0" w:right="0" w:firstLine="0" w:leftChars="0" w:rightChars="0" w:firstLineChars="0"/>
+              <w:ind w:left="0" w:leftChars="0" w:right="0" w:rightChars="0" w:firstLine="0" w:firstLineChars="0"/>
               <w:jc w:val="left"/>
               <w:textAlignment w:val="baseline"/>
               <w:rPr>
-                <w:rFonts w:ascii="Segoe UI" w:eastAsia="Segoe UI" w:hAnsi="Segoe UI" w:cs="Segoe UI" w:hint="default"/>
+                <w:rFonts w:hint="default" w:ascii="Segoe UI" w:hAnsi="Segoe UI" w:eastAsia="Segoe UI" w:cs="Segoe UI"/>
                 <w:i w:val="0"/>
                 <w:iCs w:val="0"/>
                 <w:caps w:val="0"/>
@@ -6649,7 +6705,7 @@
             </w:pPr>
             <w:r>
               <w:rPr>
-                <w:rFonts w:ascii="Segoe UI" w:eastAsia="Segoe UI" w:hAnsi="Segoe UI" w:cs="Segoe UI" w:hint="default"/>
+                <w:rFonts w:hint="default" w:ascii="Segoe UI" w:hAnsi="Segoe UI" w:eastAsia="Segoe UI" w:cs="Segoe UI"/>
                 <w:i w:val="0"/>
                 <w:iCs w:val="0"/>
                 <w:caps w:val="0"/>
@@ -6668,8 +6724,14 @@
       </w:tr>
       <w:tr>
         <w:tblPrEx>
-          <w:tblW w:w="8522" w:type="dxa"/>
-          <w:jc w:val="center"/>
+          <w:tblBorders>
+            <w:top w:val="none" w:color="auto" w:sz="0" w:space="0"/>
+            <w:left w:val="none" w:color="auto" w:sz="0" w:space="0"/>
+            <w:bottom w:val="none" w:color="auto" w:sz="0" w:space="0"/>
+            <w:right w:val="none" w:color="auto" w:sz="0" w:space="0"/>
+            <w:insideH w:val="none" w:color="auto" w:sz="0" w:space="0"/>
+            <w:insideV w:val="none" w:color="auto" w:sz="0" w:space="0"/>
+          </w:tblBorders>
           <w:shd w:val="clear" w:color="auto" w:fill="auto"/>
           <w:tblCellMar>
             <w:top w:w="15" w:type="dxa"/>
@@ -6679,15 +6741,15 @@
           </w:tblCellMar>
         </w:tblPrEx>
         <w:trPr>
-          <w:trHeight w:val="0"/>
+          <w:trHeight w:val="0" w:hRule="atLeast"/>
           <w:jc w:val="center"/>
         </w:trPr>
         <w:tc>
           <w:tcPr>
             <w:tcW w:w="1605" w:type="dxa"/>
             <w:tcBorders>
-              <w:top w:val="single" w:sz="4" w:space="0" w:color="auto"/>
-              <w:left w:val="single" w:sz="12" w:space="0" w:color="auto"/>
+              <w:top w:val="single" w:color="auto" w:sz="4" w:space="0"/>
+              <w:left w:val="single" w:color="auto" w:sz="12" w:space="0"/>
               <w:bottom w:val="nil"/>
               <w:right w:val="nil"/>
             </w:tcBorders>
@@ -6717,11 +6779,11 @@
               <w:adjustRightInd w:val="0"/>
               <w:snapToGrid w:val="0"/>
               <w:spacing w:line="240" w:lineRule="auto"/>
-              <w:ind w:left="0" w:right="0" w:firstLine="0" w:leftChars="0" w:rightChars="0" w:firstLineChars="0"/>
+              <w:ind w:left="0" w:leftChars="0" w:right="0" w:rightChars="0" w:firstLine="0" w:firstLineChars="0"/>
               <w:jc w:val="center"/>
               <w:textAlignment w:val="baseline"/>
               <w:rPr>
-                <w:rFonts w:ascii="Segoe UI" w:eastAsia="Segoe UI" w:hAnsi="Segoe UI" w:cs="Segoe UI" w:hint="default"/>
+                <w:rFonts w:hint="default" w:ascii="Segoe UI" w:hAnsi="Segoe UI" w:eastAsia="Segoe UI" w:cs="Segoe UI"/>
                 <w:i w:val="0"/>
                 <w:iCs w:val="0"/>
                 <w:caps w:val="0"/>
@@ -6733,8 +6795,8 @@
             </w:pPr>
             <w:r>
               <w:rPr>
-                <w:rStyle w:val="Strong"/>
-                <w:rFonts w:ascii="Segoe UI" w:eastAsia="Segoe UI" w:hAnsi="Segoe UI" w:cs="Segoe UI" w:hint="default"/>
+                <w:rStyle w:val="25"/>
+                <w:rFonts w:hint="default" w:ascii="Segoe UI" w:hAnsi="Segoe UI" w:eastAsia="Segoe UI" w:cs="Segoe UI"/>
                 <w:b/>
                 <w:bCs/>
                 <w:i w:val="0"/>
@@ -6756,8 +6818,8 @@
           <w:tcPr>
             <w:tcW w:w="1976" w:type="dxa"/>
             <w:tcBorders>
-              <w:top w:val="single" w:sz="4" w:space="0" w:color="auto"/>
-              <w:left w:val="single" w:sz="4" w:space="0" w:color="auto"/>
+              <w:top w:val="single" w:color="auto" w:sz="4" w:space="0"/>
+              <w:left w:val="single" w:color="auto" w:sz="4" w:space="0"/>
               <w:bottom w:val="nil"/>
               <w:right w:val="nil"/>
             </w:tcBorders>
@@ -6787,11 +6849,11 @@
               <w:adjustRightInd w:val="0"/>
               <w:snapToGrid w:val="0"/>
               <w:spacing w:line="240" w:lineRule="auto"/>
-              <w:ind w:left="0" w:right="0" w:firstLine="0" w:leftChars="0" w:rightChars="0" w:firstLineChars="0"/>
+              <w:ind w:left="0" w:leftChars="0" w:right="0" w:rightChars="0" w:firstLine="0" w:firstLineChars="0"/>
               <w:jc w:val="center"/>
               <w:textAlignment w:val="baseline"/>
               <w:rPr>
-                <w:rFonts w:ascii="Segoe UI" w:eastAsia="Segoe UI" w:hAnsi="Segoe UI" w:cs="Segoe UI" w:hint="default"/>
+                <w:rFonts w:hint="default" w:ascii="Segoe UI" w:hAnsi="Segoe UI" w:eastAsia="Segoe UI" w:cs="Segoe UI"/>
                 <w:i w:val="0"/>
                 <w:iCs w:val="0"/>
                 <w:caps w:val="0"/>
@@ -6803,7 +6865,7 @@
             </w:pPr>
             <w:r>
               <w:rPr>
-                <w:rFonts w:ascii="Segoe UI" w:eastAsia="Segoe UI" w:hAnsi="Segoe UI" w:cs="Segoe UI" w:hint="default"/>
+                <w:rFonts w:hint="default" w:ascii="Segoe UI" w:hAnsi="Segoe UI" w:eastAsia="Segoe UI" w:cs="Segoe UI"/>
                 <w:i w:val="0"/>
                 <w:iCs w:val="0"/>
                 <w:caps w:val="0"/>
@@ -6823,8 +6885,8 @@
           <w:tcPr>
             <w:tcW w:w="1584" w:type="dxa"/>
             <w:tcBorders>
-              <w:top w:val="single" w:sz="4" w:space="0" w:color="auto"/>
-              <w:left w:val="single" w:sz="4" w:space="0" w:color="auto"/>
+              <w:top w:val="single" w:color="auto" w:sz="4" w:space="0"/>
+              <w:left w:val="single" w:color="auto" w:sz="4" w:space="0"/>
               <w:bottom w:val="nil"/>
               <w:right w:val="nil"/>
             </w:tcBorders>
@@ -6854,11 +6916,11 @@
               <w:adjustRightInd w:val="0"/>
               <w:snapToGrid w:val="0"/>
               <w:spacing w:line="240" w:lineRule="auto"/>
-              <w:ind w:left="0" w:right="0" w:firstLine="0" w:leftChars="0" w:rightChars="0" w:firstLineChars="0"/>
+              <w:ind w:left="0" w:leftChars="0" w:right="0" w:rightChars="0" w:firstLine="0" w:firstLineChars="0"/>
               <w:jc w:val="left"/>
               <w:textAlignment w:val="baseline"/>
               <w:rPr>
-                <w:rFonts w:ascii="Segoe UI" w:eastAsia="Segoe UI" w:hAnsi="Segoe UI" w:cs="Segoe UI" w:hint="default"/>
+                <w:rFonts w:hint="default" w:ascii="Segoe UI" w:hAnsi="Segoe UI" w:eastAsia="Segoe UI" w:cs="Segoe UI"/>
                 <w:i w:val="0"/>
                 <w:iCs w:val="0"/>
                 <w:caps w:val="0"/>
@@ -6870,7 +6932,7 @@
             </w:pPr>
             <w:r>
               <w:rPr>
-                <w:rFonts w:ascii="Segoe UI" w:eastAsia="Segoe UI" w:hAnsi="Segoe UI" w:cs="Segoe UI" w:hint="default"/>
+                <w:rFonts w:hint="default" w:ascii="Segoe UI" w:hAnsi="Segoe UI" w:eastAsia="Segoe UI" w:cs="Segoe UI"/>
                 <w:i w:val="0"/>
                 <w:iCs w:val="0"/>
                 <w:caps w:val="0"/>
@@ -6890,8 +6952,8 @@
           <w:tcPr>
             <w:tcW w:w="1908" w:type="dxa"/>
             <w:tcBorders>
-              <w:top w:val="single" w:sz="4" w:space="0" w:color="auto"/>
-              <w:left w:val="single" w:sz="4" w:space="0" w:color="auto"/>
+              <w:top w:val="single" w:color="auto" w:sz="4" w:space="0"/>
+              <w:left w:val="single" w:color="auto" w:sz="4" w:space="0"/>
               <w:bottom w:val="nil"/>
               <w:right w:val="nil"/>
             </w:tcBorders>
@@ -6921,11 +6983,11 @@
               <w:adjustRightInd w:val="0"/>
               <w:snapToGrid w:val="0"/>
               <w:spacing w:line="240" w:lineRule="auto"/>
-              <w:ind w:left="0" w:right="0" w:firstLine="0" w:leftChars="0" w:rightChars="0" w:firstLineChars="0"/>
+              <w:ind w:left="0" w:leftChars="0" w:right="0" w:rightChars="0" w:firstLine="0" w:firstLineChars="0"/>
               <w:jc w:val="left"/>
               <w:textAlignment w:val="baseline"/>
               <w:rPr>
-                <w:rFonts w:ascii="Segoe UI" w:eastAsia="Segoe UI" w:hAnsi="Segoe UI" w:cs="Segoe UI" w:hint="default"/>
+                <w:rFonts w:hint="default" w:ascii="Segoe UI" w:hAnsi="Segoe UI" w:eastAsia="Segoe UI" w:cs="Segoe UI"/>
                 <w:i w:val="0"/>
                 <w:iCs w:val="0"/>
                 <w:caps w:val="0"/>
@@ -6937,7 +6999,7 @@
             </w:pPr>
             <w:r>
               <w:rPr>
-                <w:rFonts w:ascii="Segoe UI" w:eastAsia="Segoe UI" w:hAnsi="Segoe UI" w:cs="Segoe UI" w:hint="default"/>
+                <w:rFonts w:hint="default" w:ascii="Segoe UI" w:hAnsi="Segoe UI" w:eastAsia="Segoe UI" w:cs="Segoe UI"/>
                 <w:i w:val="0"/>
                 <w:iCs w:val="0"/>
                 <w:caps w:val="0"/>
@@ -6957,10 +7019,10 @@
           <w:tcPr>
             <w:tcW w:w="1448" w:type="dxa"/>
             <w:tcBorders>
-              <w:top w:val="single" w:sz="4" w:space="0" w:color="auto"/>
-              <w:left w:val="single" w:sz="4" w:space="0" w:color="auto"/>
+              <w:top w:val="single" w:color="auto" w:sz="4" w:space="0"/>
+              <w:left w:val="single" w:color="auto" w:sz="4" w:space="0"/>
               <w:bottom w:val="nil"/>
-              <w:right w:val="single" w:sz="12" w:space="0" w:color="auto"/>
+              <w:right w:val="single" w:color="auto" w:sz="12" w:space="0"/>
             </w:tcBorders>
             <w:shd w:val="clear" w:color="auto" w:fill="auto"/>
             <w:tcMar>
@@ -6988,11 +7050,11 @@
               <w:adjustRightInd w:val="0"/>
               <w:snapToGrid w:val="0"/>
               <w:spacing w:line="240" w:lineRule="auto"/>
-              <w:ind w:left="0" w:right="0" w:firstLine="0" w:leftChars="0" w:rightChars="0" w:firstLineChars="0"/>
+              <w:ind w:left="0" w:leftChars="0" w:right="0" w:rightChars="0" w:firstLine="0" w:firstLineChars="0"/>
               <w:jc w:val="left"/>
               <w:textAlignment w:val="baseline"/>
               <w:rPr>
-                <w:rFonts w:ascii="Segoe UI" w:eastAsia="Segoe UI" w:hAnsi="Segoe UI" w:cs="Segoe UI" w:hint="default"/>
+                <w:rFonts w:hint="default" w:ascii="Segoe UI" w:hAnsi="Segoe UI" w:eastAsia="Segoe UI" w:cs="Segoe UI"/>
                 <w:i w:val="0"/>
                 <w:iCs w:val="0"/>
                 <w:caps w:val="0"/>
@@ -7004,7 +7066,7 @@
             </w:pPr>
             <w:r>
               <w:rPr>
-                <w:rFonts w:ascii="Segoe UI" w:eastAsia="Segoe UI" w:hAnsi="Segoe UI" w:cs="Segoe UI" w:hint="default"/>
+                <w:rFonts w:hint="default" w:ascii="Segoe UI" w:hAnsi="Segoe UI" w:eastAsia="Segoe UI" w:cs="Segoe UI"/>
                 <w:i w:val="0"/>
                 <w:iCs w:val="0"/>
                 <w:caps w:val="0"/>
@@ -7023,9 +7085,14 @@
       </w:tr>
       <w:tr>
         <w:tblPrEx>
-          <w:tblW w:w="8522" w:type="dxa"/>
-          <w:jc w:val="center"/>
-          <w:shd w:val="clear" w:color="auto" w:fill="auto"/>
+          <w:tblBorders>
+            <w:top w:val="none" w:color="auto" w:sz="0" w:space="0"/>
+            <w:left w:val="none" w:color="auto" w:sz="0" w:space="0"/>
+            <w:bottom w:val="none" w:color="auto" w:sz="0" w:space="0"/>
+            <w:right w:val="none" w:color="auto" w:sz="0" w:space="0"/>
+            <w:insideH w:val="none" w:color="auto" w:sz="0" w:space="0"/>
+            <w:insideV w:val="none" w:color="auto" w:sz="0" w:space="0"/>
+          </w:tblBorders>
           <w:tblCellMar>
             <w:top w:w="15" w:type="dxa"/>
             <w:left w:w="15" w:type="dxa"/>
@@ -7034,15 +7101,15 @@
           </w:tblCellMar>
         </w:tblPrEx>
         <w:trPr>
-          <w:trHeight w:val="0"/>
+          <w:trHeight w:val="0" w:hRule="atLeast"/>
           <w:jc w:val="center"/>
         </w:trPr>
         <w:tc>
           <w:tcPr>
             <w:tcW w:w="1605" w:type="dxa"/>
             <w:tcBorders>
-              <w:top w:val="single" w:sz="4" w:space="0" w:color="auto"/>
-              <w:left w:val="single" w:sz="12" w:space="0" w:color="auto"/>
+              <w:top w:val="single" w:color="auto" w:sz="4" w:space="0"/>
+              <w:left w:val="single" w:color="auto" w:sz="12" w:space="0"/>
               <w:bottom w:val="nil"/>
               <w:right w:val="nil"/>
             </w:tcBorders>
@@ -7072,11 +7139,11 @@
               <w:adjustRightInd w:val="0"/>
               <w:snapToGrid w:val="0"/>
               <w:spacing w:line="240" w:lineRule="auto"/>
-              <w:ind w:left="0" w:right="0" w:firstLine="0" w:leftChars="0" w:rightChars="0" w:firstLineChars="0"/>
+              <w:ind w:left="0" w:leftChars="0" w:right="0" w:rightChars="0" w:firstLine="0" w:firstLineChars="0"/>
               <w:jc w:val="center"/>
               <w:textAlignment w:val="baseline"/>
               <w:rPr>
-                <w:rFonts w:ascii="Segoe UI" w:eastAsia="Segoe UI" w:hAnsi="Segoe UI" w:cs="Segoe UI" w:hint="default"/>
+                <w:rFonts w:hint="default" w:ascii="Segoe UI" w:hAnsi="Segoe UI" w:eastAsia="Segoe UI" w:cs="Segoe UI"/>
                 <w:i w:val="0"/>
                 <w:iCs w:val="0"/>
                 <w:caps w:val="0"/>
@@ -7088,8 +7155,8 @@
             </w:pPr>
             <w:r>
               <w:rPr>
-                <w:rStyle w:val="Strong"/>
-                <w:rFonts w:ascii="Segoe UI" w:eastAsia="Segoe UI" w:hAnsi="Segoe UI" w:cs="Segoe UI" w:hint="default"/>
+                <w:rStyle w:val="25"/>
+                <w:rFonts w:hint="default" w:ascii="Segoe UI" w:hAnsi="Segoe UI" w:eastAsia="Segoe UI" w:cs="Segoe UI"/>
                 <w:b/>
                 <w:bCs/>
                 <w:i w:val="0"/>
@@ -7111,8 +7178,8 @@
           <w:tcPr>
             <w:tcW w:w="1976" w:type="dxa"/>
             <w:tcBorders>
-              <w:top w:val="single" w:sz="4" w:space="0" w:color="auto"/>
-              <w:left w:val="single" w:sz="4" w:space="0" w:color="auto"/>
+              <w:top w:val="single" w:color="auto" w:sz="4" w:space="0"/>
+              <w:left w:val="single" w:color="auto" w:sz="4" w:space="0"/>
               <w:bottom w:val="nil"/>
               <w:right w:val="nil"/>
             </w:tcBorders>
@@ -7142,11 +7209,11 @@
               <w:adjustRightInd w:val="0"/>
               <w:snapToGrid w:val="0"/>
               <w:spacing w:line="240" w:lineRule="auto"/>
-              <w:ind w:left="0" w:right="0" w:firstLine="0" w:leftChars="0" w:rightChars="0" w:firstLineChars="0"/>
+              <w:ind w:left="0" w:leftChars="0" w:right="0" w:rightChars="0" w:firstLine="0" w:firstLineChars="0"/>
               <w:jc w:val="center"/>
               <w:textAlignment w:val="baseline"/>
               <w:rPr>
-                <w:rFonts w:ascii="Segoe UI" w:eastAsia="Segoe UI" w:hAnsi="Segoe UI" w:cs="Segoe UI" w:hint="default"/>
+                <w:rFonts w:hint="default" w:ascii="Segoe UI" w:hAnsi="Segoe UI" w:eastAsia="Segoe UI" w:cs="Segoe UI"/>
                 <w:i w:val="0"/>
                 <w:iCs w:val="0"/>
                 <w:caps w:val="0"/>
@@ -7158,7 +7225,7 @@
             </w:pPr>
             <w:r>
               <w:rPr>
-                <w:rFonts w:ascii="Segoe UI" w:eastAsia="Segoe UI" w:hAnsi="Segoe UI" w:cs="Segoe UI" w:hint="default"/>
+                <w:rFonts w:hint="default" w:ascii="Segoe UI" w:hAnsi="Segoe UI" w:eastAsia="Segoe UI" w:cs="Segoe UI"/>
                 <w:i w:val="0"/>
                 <w:iCs w:val="0"/>
                 <w:caps w:val="0"/>
@@ -7178,8 +7245,8 @@
           <w:tcPr>
             <w:tcW w:w="1584" w:type="dxa"/>
             <w:tcBorders>
-              <w:top w:val="single" w:sz="4" w:space="0" w:color="auto"/>
-              <w:left w:val="single" w:sz="4" w:space="0" w:color="auto"/>
+              <w:top w:val="single" w:color="auto" w:sz="4" w:space="0"/>
+              <w:left w:val="single" w:color="auto" w:sz="4" w:space="0"/>
               <w:bottom w:val="nil"/>
               <w:right w:val="nil"/>
             </w:tcBorders>
@@ -7209,11 +7276,11 @@
               <w:adjustRightInd w:val="0"/>
               <w:snapToGrid w:val="0"/>
               <w:spacing w:line="240" w:lineRule="auto"/>
-              <w:ind w:left="0" w:right="0" w:firstLine="0" w:leftChars="0" w:rightChars="0" w:firstLineChars="0"/>
+              <w:ind w:left="0" w:leftChars="0" w:right="0" w:rightChars="0" w:firstLine="0" w:firstLineChars="0"/>
               <w:jc w:val="left"/>
               <w:textAlignment w:val="baseline"/>
               <w:rPr>
-                <w:rFonts w:ascii="Segoe UI" w:eastAsia="Segoe UI" w:hAnsi="Segoe UI" w:cs="Segoe UI" w:hint="default"/>
+                <w:rFonts w:hint="default" w:ascii="Segoe UI" w:hAnsi="Segoe UI" w:eastAsia="Segoe UI" w:cs="Segoe UI"/>
                 <w:i w:val="0"/>
                 <w:iCs w:val="0"/>
                 <w:caps w:val="0"/>
@@ -7225,7 +7292,7 @@
             </w:pPr>
             <w:r>
               <w:rPr>
-                <w:rFonts w:ascii="Segoe UI" w:eastAsia="Segoe UI" w:hAnsi="Segoe UI" w:cs="Segoe UI" w:hint="default"/>
+                <w:rFonts w:hint="default" w:ascii="Segoe UI" w:hAnsi="Segoe UI" w:eastAsia="Segoe UI" w:cs="Segoe UI"/>
                 <w:i w:val="0"/>
                 <w:iCs w:val="0"/>
                 <w:caps w:val="0"/>
@@ -7245,8 +7312,8 @@
           <w:tcPr>
             <w:tcW w:w="1908" w:type="dxa"/>
             <w:tcBorders>
-              <w:top w:val="single" w:sz="4" w:space="0" w:color="auto"/>
-              <w:left w:val="single" w:sz="4" w:space="0" w:color="auto"/>
+              <w:top w:val="single" w:color="auto" w:sz="4" w:space="0"/>
+              <w:left w:val="single" w:color="auto" w:sz="4" w:space="0"/>
               <w:bottom w:val="nil"/>
               <w:right w:val="nil"/>
             </w:tcBorders>
@@ -7276,11 +7343,11 @@
               <w:adjustRightInd w:val="0"/>
               <w:snapToGrid w:val="0"/>
               <w:spacing w:line="240" w:lineRule="auto"/>
-              <w:ind w:left="0" w:right="0" w:firstLine="0" w:leftChars="0" w:rightChars="0" w:firstLineChars="0"/>
+              <w:ind w:left="0" w:leftChars="0" w:right="0" w:rightChars="0" w:firstLine="0" w:firstLineChars="0"/>
               <w:jc w:val="left"/>
               <w:textAlignment w:val="baseline"/>
               <w:rPr>
-                <w:rFonts w:ascii="Segoe UI" w:eastAsia="Segoe UI" w:hAnsi="Segoe UI" w:cs="Segoe UI" w:hint="default"/>
+                <w:rFonts w:hint="default" w:ascii="Segoe UI" w:hAnsi="Segoe UI" w:eastAsia="Segoe UI" w:cs="Segoe UI"/>
                 <w:i w:val="0"/>
                 <w:iCs w:val="0"/>
                 <w:caps w:val="0"/>
@@ -7292,7 +7359,7 @@
             </w:pPr>
             <w:r>
               <w:rPr>
-                <w:rFonts w:ascii="Segoe UI" w:eastAsia="Segoe UI" w:hAnsi="Segoe UI" w:cs="Segoe UI" w:hint="default"/>
+                <w:rFonts w:hint="default" w:ascii="Segoe UI" w:hAnsi="Segoe UI" w:eastAsia="Segoe UI" w:cs="Segoe UI"/>
                 <w:i w:val="0"/>
                 <w:iCs w:val="0"/>
                 <w:caps w:val="0"/>
@@ -7312,10 +7379,10 @@
           <w:tcPr>
             <w:tcW w:w="1448" w:type="dxa"/>
             <w:tcBorders>
-              <w:top w:val="single" w:sz="4" w:space="0" w:color="auto"/>
-              <w:left w:val="single" w:sz="4" w:space="0" w:color="auto"/>
+              <w:top w:val="single" w:color="auto" w:sz="4" w:space="0"/>
+              <w:left w:val="single" w:color="auto" w:sz="4" w:space="0"/>
               <w:bottom w:val="nil"/>
-              <w:right w:val="single" w:sz="12" w:space="0" w:color="auto"/>
+              <w:right w:val="single" w:color="auto" w:sz="12" w:space="0"/>
             </w:tcBorders>
             <w:shd w:val="clear" w:color="auto" w:fill="auto"/>
             <w:tcMar>
@@ -7343,11 +7410,11 @@
               <w:adjustRightInd w:val="0"/>
               <w:snapToGrid w:val="0"/>
               <w:spacing w:line="240" w:lineRule="auto"/>
-              <w:ind w:left="0" w:right="0" w:firstLine="0" w:leftChars="0" w:rightChars="0" w:firstLineChars="0"/>
+              <w:ind w:left="0" w:leftChars="0" w:right="0" w:rightChars="0" w:firstLine="0" w:firstLineChars="0"/>
               <w:jc w:val="left"/>
               <w:textAlignment w:val="baseline"/>
               <w:rPr>
-                <w:rFonts w:ascii="Segoe UI" w:eastAsia="Segoe UI" w:hAnsi="Segoe UI" w:cs="Segoe UI" w:hint="default"/>
+                <w:rFonts w:hint="default" w:ascii="Segoe UI" w:hAnsi="Segoe UI" w:eastAsia="Segoe UI" w:cs="Segoe UI"/>
                 <w:i w:val="0"/>
                 <w:iCs w:val="0"/>
                 <w:caps w:val="0"/>
@@ -7359,7 +7426,7 @@
             </w:pPr>
             <w:r>
               <w:rPr>
-                <w:rFonts w:ascii="Segoe UI" w:eastAsia="Segoe UI" w:hAnsi="Segoe UI" w:cs="Segoe UI" w:hint="default"/>
+                <w:rFonts w:hint="default" w:ascii="Segoe UI" w:hAnsi="Segoe UI" w:eastAsia="Segoe UI" w:cs="Segoe UI"/>
                 <w:i w:val="0"/>
                 <w:iCs w:val="0"/>
                 <w:caps w:val="0"/>
@@ -7378,9 +7445,14 @@
       </w:tr>
       <w:tr>
         <w:tblPrEx>
-          <w:tblW w:w="8522" w:type="dxa"/>
-          <w:jc w:val="center"/>
-          <w:shd w:val="clear" w:color="auto" w:fill="auto"/>
+          <w:tblBorders>
+            <w:top w:val="none" w:color="auto" w:sz="0" w:space="0"/>
+            <w:left w:val="none" w:color="auto" w:sz="0" w:space="0"/>
+            <w:bottom w:val="none" w:color="auto" w:sz="0" w:space="0"/>
+            <w:right w:val="none" w:color="auto" w:sz="0" w:space="0"/>
+            <w:insideH w:val="none" w:color="auto" w:sz="0" w:space="0"/>
+            <w:insideV w:val="none" w:color="auto" w:sz="0" w:space="0"/>
+          </w:tblBorders>
           <w:tblCellMar>
             <w:top w:w="15" w:type="dxa"/>
             <w:left w:w="15" w:type="dxa"/>
@@ -7389,16 +7461,16 @@
           </w:tblCellMar>
         </w:tblPrEx>
         <w:trPr>
-          <w:trHeight w:val="0"/>
+          <w:trHeight w:val="0" w:hRule="atLeast"/>
           <w:jc w:val="center"/>
         </w:trPr>
         <w:tc>
           <w:tcPr>
             <w:tcW w:w="1605" w:type="dxa"/>
             <w:tcBorders>
-              <w:top w:val="single" w:sz="4" w:space="0" w:color="auto"/>
-              <w:left w:val="single" w:sz="12" w:space="0" w:color="auto"/>
-              <w:bottom w:val="single" w:sz="12" w:space="0" w:color="auto"/>
+              <w:top w:val="single" w:color="auto" w:sz="4" w:space="0"/>
+              <w:left w:val="single" w:color="auto" w:sz="12" w:space="0"/>
+              <w:bottom w:val="single" w:color="auto" w:sz="12" w:space="0"/>
               <w:right w:val="nil"/>
             </w:tcBorders>
             <w:shd w:val="clear" w:color="auto" w:fill="auto"/>
@@ -7427,11 +7499,11 @@
               <w:adjustRightInd w:val="0"/>
               <w:snapToGrid w:val="0"/>
               <w:spacing w:line="240" w:lineRule="auto"/>
-              <w:ind w:left="0" w:right="0" w:firstLine="0" w:leftChars="0" w:rightChars="0" w:firstLineChars="0"/>
+              <w:ind w:left="0" w:leftChars="0" w:right="0" w:rightChars="0" w:firstLine="0" w:firstLineChars="0"/>
               <w:jc w:val="center"/>
               <w:textAlignment w:val="baseline"/>
               <w:rPr>
-                <w:rFonts w:ascii="Segoe UI" w:eastAsia="Segoe UI" w:hAnsi="Segoe UI" w:cs="Segoe UI" w:hint="default"/>
+                <w:rFonts w:hint="default" w:ascii="Segoe UI" w:hAnsi="Segoe UI" w:eastAsia="Segoe UI" w:cs="Segoe UI"/>
                 <w:i w:val="0"/>
                 <w:iCs w:val="0"/>
                 <w:caps w:val="0"/>
@@ -7443,8 +7515,8 @@
             </w:pPr>
             <w:r>
               <w:rPr>
-                <w:rStyle w:val="Strong"/>
-                <w:rFonts w:ascii="Segoe UI" w:eastAsia="Segoe UI" w:hAnsi="Segoe UI" w:cs="Segoe UI" w:hint="default"/>
+                <w:rStyle w:val="25"/>
+                <w:rFonts w:hint="default" w:ascii="Segoe UI" w:hAnsi="Segoe UI" w:eastAsia="Segoe UI" w:cs="Segoe UI"/>
                 <w:b/>
                 <w:bCs/>
                 <w:i w:val="0"/>
@@ -7466,9 +7538,9 @@
           <w:tcPr>
             <w:tcW w:w="1976" w:type="dxa"/>
             <w:tcBorders>
-              <w:top w:val="single" w:sz="4" w:space="0" w:color="auto"/>
-              <w:left w:val="single" w:sz="4" w:space="0" w:color="auto"/>
-              <w:bottom w:val="single" w:sz="12" w:space="0" w:color="auto"/>
+              <w:top w:val="single" w:color="auto" w:sz="4" w:space="0"/>
+              <w:left w:val="single" w:color="auto" w:sz="4" w:space="0"/>
+              <w:bottom w:val="single" w:color="auto" w:sz="12" w:space="0"/>
               <w:right w:val="nil"/>
             </w:tcBorders>
             <w:shd w:val="clear" w:color="auto" w:fill="auto"/>
@@ -7497,11 +7569,11 @@
               <w:adjustRightInd w:val="0"/>
               <w:snapToGrid w:val="0"/>
               <w:spacing w:line="240" w:lineRule="auto"/>
-              <w:ind w:left="0" w:right="0" w:firstLine="0" w:leftChars="0" w:rightChars="0" w:firstLineChars="0"/>
+              <w:ind w:left="0" w:leftChars="0" w:right="0" w:rightChars="0" w:firstLine="0" w:firstLineChars="0"/>
               <w:jc w:val="center"/>
               <w:textAlignment w:val="baseline"/>
               <w:rPr>
-                <w:rFonts w:ascii="Segoe UI" w:eastAsia="Segoe UI" w:hAnsi="Segoe UI" w:cs="Segoe UI" w:hint="default"/>
+                <w:rFonts w:hint="default" w:ascii="Segoe UI" w:hAnsi="Segoe UI" w:eastAsia="Segoe UI" w:cs="Segoe UI"/>
                 <w:i w:val="0"/>
                 <w:iCs w:val="0"/>
                 <w:caps w:val="0"/>
@@ -7513,7 +7585,7 @@
             </w:pPr>
             <w:r>
               <w:rPr>
-                <w:rFonts w:ascii="Segoe UI" w:eastAsia="Segoe UI" w:hAnsi="Segoe UI" w:cs="Segoe UI" w:hint="default"/>
+                <w:rFonts w:hint="default" w:ascii="Segoe UI" w:hAnsi="Segoe UI" w:eastAsia="Segoe UI" w:cs="Segoe UI"/>
                 <w:i w:val="0"/>
                 <w:iCs w:val="0"/>
                 <w:caps w:val="0"/>
@@ -7533,9 +7605,9 @@
           <w:tcPr>
             <w:tcW w:w="1584" w:type="dxa"/>
             <w:tcBorders>
-              <w:top w:val="single" w:sz="4" w:space="0" w:color="auto"/>
-              <w:left w:val="single" w:sz="4" w:space="0" w:color="auto"/>
-              <w:bottom w:val="single" w:sz="12" w:space="0" w:color="auto"/>
+              <w:top w:val="single" w:color="auto" w:sz="4" w:space="0"/>
+              <w:left w:val="single" w:color="auto" w:sz="4" w:space="0"/>
+              <w:bottom w:val="single" w:color="auto" w:sz="12" w:space="0"/>
               <w:right w:val="nil"/>
             </w:tcBorders>
             <w:shd w:val="clear" w:color="auto" w:fill="auto"/>
@@ -7564,11 +7636,11 @@
               <w:adjustRightInd w:val="0"/>
               <w:snapToGrid w:val="0"/>
               <w:spacing w:line="240" w:lineRule="auto"/>
-              <w:ind w:left="0" w:right="0" w:firstLine="0" w:leftChars="0" w:rightChars="0" w:firstLineChars="0"/>
+              <w:ind w:left="0" w:leftChars="0" w:right="0" w:rightChars="0" w:firstLine="0" w:firstLineChars="0"/>
               <w:jc w:val="left"/>
               <w:textAlignment w:val="baseline"/>
               <w:rPr>
-                <w:rFonts w:ascii="Segoe UI" w:eastAsia="Segoe UI" w:hAnsi="Segoe UI" w:cs="Segoe UI" w:hint="default"/>
+                <w:rFonts w:hint="default" w:ascii="Segoe UI" w:hAnsi="Segoe UI" w:eastAsia="Segoe UI" w:cs="Segoe UI"/>
                 <w:i w:val="0"/>
                 <w:iCs w:val="0"/>
                 <w:caps w:val="0"/>
@@ -7580,7 +7652,7 @@
             </w:pPr>
             <w:r>
               <w:rPr>
-                <w:rFonts w:ascii="Segoe UI" w:eastAsia="Segoe UI" w:hAnsi="Segoe UI" w:cs="Segoe UI" w:hint="default"/>
+                <w:rFonts w:hint="default" w:ascii="Segoe UI" w:hAnsi="Segoe UI" w:eastAsia="Segoe UI" w:cs="Segoe UI"/>
                 <w:i w:val="0"/>
                 <w:iCs w:val="0"/>
                 <w:caps w:val="0"/>
@@ -7600,9 +7672,9 @@
           <w:tcPr>
             <w:tcW w:w="1908" w:type="dxa"/>
             <w:tcBorders>
-              <w:top w:val="single" w:sz="4" w:space="0" w:color="auto"/>
-              <w:left w:val="single" w:sz="4" w:space="0" w:color="auto"/>
-              <w:bottom w:val="single" w:sz="12" w:space="0" w:color="auto"/>
+              <w:top w:val="single" w:color="auto" w:sz="4" w:space="0"/>
+              <w:left w:val="single" w:color="auto" w:sz="4" w:space="0"/>
+              <w:bottom w:val="single" w:color="auto" w:sz="12" w:space="0"/>
               <w:right w:val="nil"/>
             </w:tcBorders>
             <w:shd w:val="clear" w:color="auto" w:fill="auto"/>
@@ -7631,11 +7703,11 @@
               <w:adjustRightInd w:val="0"/>
               <w:snapToGrid w:val="0"/>
               <w:spacing w:line="240" w:lineRule="auto"/>
-              <w:ind w:left="0" w:right="0" w:firstLine="0" w:leftChars="0" w:rightChars="0" w:firstLineChars="0"/>
+              <w:ind w:left="0" w:leftChars="0" w:right="0" w:rightChars="0" w:firstLine="0" w:firstLineChars="0"/>
               <w:jc w:val="left"/>
               <w:textAlignment w:val="baseline"/>
               <w:rPr>
-                <w:rFonts w:ascii="Segoe UI" w:eastAsia="Segoe UI" w:hAnsi="Segoe UI" w:cs="Segoe UI" w:hint="default"/>
+                <w:rFonts w:hint="default" w:ascii="Segoe UI" w:hAnsi="Segoe UI" w:eastAsia="Segoe UI" w:cs="Segoe UI"/>
                 <w:i w:val="0"/>
                 <w:iCs w:val="0"/>
                 <w:caps w:val="0"/>
@@ -7647,7 +7719,7 @@
             </w:pPr>
             <w:r>
               <w:rPr>
-                <w:rFonts w:ascii="Segoe UI" w:eastAsia="Segoe UI" w:hAnsi="Segoe UI" w:cs="Segoe UI" w:hint="default"/>
+                <w:rFonts w:hint="default" w:ascii="Segoe UI" w:hAnsi="Segoe UI" w:eastAsia="Segoe UI" w:cs="Segoe UI"/>
                 <w:i w:val="0"/>
                 <w:iCs w:val="0"/>
                 <w:caps w:val="0"/>
@@ -7667,10 +7739,10 @@
           <w:tcPr>
             <w:tcW w:w="1448" w:type="dxa"/>
             <w:tcBorders>
-              <w:top w:val="single" w:sz="4" w:space="0" w:color="auto"/>
-              <w:left w:val="single" w:sz="4" w:space="0" w:color="auto"/>
-              <w:bottom w:val="single" w:sz="12" w:space="0" w:color="auto"/>
-              <w:right w:val="single" w:sz="12" w:space="0" w:color="auto"/>
+              <w:top w:val="single" w:color="auto" w:sz="4" w:space="0"/>
+              <w:left w:val="single" w:color="auto" w:sz="4" w:space="0"/>
+              <w:bottom w:val="single" w:color="auto" w:sz="12" w:space="0"/>
+              <w:right w:val="single" w:color="auto" w:sz="12" w:space="0"/>
             </w:tcBorders>
             <w:shd w:val="clear" w:color="auto" w:fill="auto"/>
             <w:tcMar>
@@ -7698,11 +7770,11 @@
               <w:adjustRightInd w:val="0"/>
               <w:snapToGrid w:val="0"/>
               <w:spacing w:line="240" w:lineRule="auto"/>
-              <w:ind w:left="0" w:right="0" w:firstLine="0" w:leftChars="0" w:rightChars="0" w:firstLineChars="0"/>
+              <w:ind w:left="0" w:leftChars="0" w:right="0" w:rightChars="0" w:firstLine="0" w:firstLineChars="0"/>
               <w:jc w:val="left"/>
               <w:textAlignment w:val="baseline"/>
               <w:rPr>
-                <w:rFonts w:ascii="Segoe UI" w:eastAsia="Segoe UI" w:hAnsi="Segoe UI" w:cs="Segoe UI" w:hint="default"/>
+                <w:rFonts w:hint="default" w:ascii="Segoe UI" w:hAnsi="Segoe UI" w:eastAsia="Segoe UI" w:cs="Segoe UI"/>
                 <w:i w:val="0"/>
                 <w:iCs w:val="0"/>
                 <w:caps w:val="0"/>
@@ -7714,7 +7786,7 @@
             </w:pPr>
             <w:r>
               <w:rPr>
-                <w:rFonts w:ascii="Segoe UI" w:eastAsia="Segoe UI" w:hAnsi="Segoe UI" w:cs="Segoe UI" w:hint="default"/>
+                <w:rFonts w:hint="default" w:ascii="Segoe UI" w:hAnsi="Segoe UI" w:eastAsia="Segoe UI" w:cs="Segoe UI"/>
                 <w:i w:val="0"/>
                 <w:iCs w:val="0"/>
                 <w:caps w:val="0"/>
@@ -7734,7 +7806,7 @@
     </w:tbl>
     <w:p>
       <w:pPr>
-        <w:pStyle w:val="1"/>
+        <w:pStyle w:val="30"/>
         <w:keepNext w:val="0"/>
         <w:keepLines w:val="0"/>
         <w:pageBreakBefore w:val="0"/>
@@ -7754,8 +7826,8 @@
           <w:lang w:val="en-US" w:eastAsia="zh-CN"/>
         </w:rPr>
       </w:pPr>
-      <w:bookmarkStart w:id="18" w:name="_Toc30353"/>
-      <w:bookmarkStart w:id="19" w:name="_Toc26049"/>
+      <w:bookmarkStart w:id="18" w:name="_Toc26049"/>
+      <w:bookmarkStart w:id="19" w:name="_Toc8243"/>
       <w:r>
         <w:rPr>
           <w:rFonts w:hint="default"/>
@@ -7768,7 +7840,7 @@
     </w:p>
     <w:p>
       <w:pPr>
-        <w:pStyle w:val="2"/>
+        <w:pStyle w:val="32"/>
         <w:keepNext w:val="0"/>
         <w:keepLines w:val="0"/>
         <w:pageBreakBefore w:val="0"/>
@@ -7789,7 +7861,7 @@
         </w:rPr>
       </w:pPr>
       <w:bookmarkStart w:id="20" w:name="_Toc5515"/>
-      <w:bookmarkStart w:id="21" w:name="_Toc26450"/>
+      <w:bookmarkStart w:id="21" w:name="_Toc16980"/>
       <w:r>
         <w:rPr>
           <w:rFonts w:hint="default"/>
@@ -7802,7 +7874,7 @@
     </w:p>
     <w:p>
       <w:pPr>
-        <w:pStyle w:val="a1"/>
+        <w:pStyle w:val="31"/>
         <w:bidi w:val="0"/>
         <w:rPr>
           <w:rFonts w:hint="default"/>
@@ -7814,12 +7886,12 @@
           <w:rFonts w:hint="default"/>
           <w:lang w:val="en-US" w:eastAsia="zh-CN"/>
         </w:rPr>
-        <w:t>产品产品质量部根据年度满意度调查需求，编制《满意度调查方案》和《客户满意度调查表》。</w:t>
+        <w:t>产品质量部根据年度满意度调查需求，编制《满意度调查方案》和《客户满意度调查表》。</w:t>
       </w:r>
     </w:p>
     <w:p>
       <w:pPr>
-        <w:pStyle w:val="a1"/>
+        <w:pStyle w:val="31"/>
         <w:bidi w:val="0"/>
         <w:rPr>
           <w:rFonts w:hint="default"/>
@@ -7836,7 +7908,7 @@
     </w:p>
     <w:p>
       <w:pPr>
-        <w:pStyle w:val="a1"/>
+        <w:pStyle w:val="31"/>
         <w:keepNext w:val="0"/>
         <w:keepLines w:val="0"/>
         <w:pageBreakBefore w:val="0"/>
@@ -7854,7 +7926,7 @@
         <w:bidi w:val="0"/>
         <w:adjustRightInd w:val="0"/>
         <w:snapToGrid w:val="0"/>
-        <w:ind w:left="425" w:hanging="425" w:leftChars="0" w:firstLineChars="0"/>
+        <w:ind w:left="425" w:leftChars="0" w:hanging="425" w:firstLineChars="0"/>
         <w:textAlignment w:val="baseline"/>
         <w:rPr>
           <w:rFonts w:hint="default"/>
@@ -7871,7 +7943,7 @@
     </w:p>
     <w:p>
       <w:pPr>
-        <w:pStyle w:val="a1"/>
+        <w:pStyle w:val="31"/>
         <w:keepNext w:val="0"/>
         <w:keepLines w:val="0"/>
         <w:pageBreakBefore w:val="0"/>
@@ -7889,7 +7961,7 @@
         <w:bidi w:val="0"/>
         <w:adjustRightInd w:val="0"/>
         <w:snapToGrid w:val="0"/>
-        <w:ind w:left="425" w:hanging="425" w:leftChars="0" w:firstLineChars="0"/>
+        <w:ind w:left="425" w:leftChars="0" w:hanging="425" w:firstLineChars="0"/>
         <w:textAlignment w:val="baseline"/>
         <w:rPr>
           <w:rFonts w:hint="default"/>
@@ -7906,7 +7978,7 @@
     </w:p>
     <w:p>
       <w:pPr>
-        <w:pStyle w:val="a1"/>
+        <w:pStyle w:val="31"/>
         <w:keepNext w:val="0"/>
         <w:keepLines w:val="0"/>
         <w:pageBreakBefore w:val="0"/>
@@ -7924,7 +7996,7 @@
         <w:bidi w:val="0"/>
         <w:adjustRightInd w:val="0"/>
         <w:snapToGrid w:val="0"/>
-        <w:ind w:left="425" w:hanging="425" w:leftChars="0" w:firstLineChars="0"/>
+        <w:ind w:left="425" w:leftChars="0" w:hanging="425" w:firstLineChars="0"/>
         <w:textAlignment w:val="baseline"/>
         <w:rPr>
           <w:rFonts w:hint="default"/>
@@ -7941,7 +8013,7 @@
     </w:p>
     <w:p>
       <w:pPr>
-        <w:pStyle w:val="a1"/>
+        <w:pStyle w:val="31"/>
         <w:keepNext w:val="0"/>
         <w:keepLines w:val="0"/>
         <w:pageBreakBefore w:val="0"/>
@@ -7959,7 +8031,7 @@
         <w:bidi w:val="0"/>
         <w:adjustRightInd w:val="0"/>
         <w:snapToGrid w:val="0"/>
-        <w:ind w:left="425" w:hanging="425" w:leftChars="0" w:firstLineChars="0"/>
+        <w:ind w:left="425" w:leftChars="0" w:hanging="425" w:firstLineChars="0"/>
         <w:textAlignment w:val="baseline"/>
         <w:rPr>
           <w:rFonts w:hint="default"/>
@@ -7976,7 +8048,7 @@
     </w:p>
     <w:p>
       <w:pPr>
-        <w:pStyle w:val="a1"/>
+        <w:pStyle w:val="31"/>
         <w:keepNext w:val="0"/>
         <w:keepLines w:val="0"/>
         <w:pageBreakBefore w:val="0"/>
@@ -7994,7 +8066,7 @@
         <w:bidi w:val="0"/>
         <w:adjustRightInd w:val="0"/>
         <w:snapToGrid w:val="0"/>
-        <w:ind w:left="425" w:hanging="425" w:leftChars="0" w:firstLineChars="0"/>
+        <w:ind w:left="425" w:leftChars="0" w:hanging="425" w:firstLineChars="0"/>
         <w:textAlignment w:val="baseline"/>
         <w:rPr>
           <w:rFonts w:hint="default"/>
@@ -8011,7 +8083,7 @@
     </w:p>
     <w:p>
       <w:pPr>
-        <w:pStyle w:val="a1"/>
+        <w:pStyle w:val="31"/>
         <w:keepNext w:val="0"/>
         <w:keepLines w:val="0"/>
         <w:pageBreakBefore w:val="0"/>
@@ -8029,7 +8101,7 @@
         <w:bidi w:val="0"/>
         <w:adjustRightInd w:val="0"/>
         <w:snapToGrid w:val="0"/>
-        <w:ind w:left="425" w:hanging="425" w:leftChars="0" w:firstLineChars="0"/>
+        <w:ind w:left="425" w:leftChars="0" w:hanging="425" w:firstLineChars="0"/>
         <w:textAlignment w:val="baseline"/>
         <w:rPr>
           <w:rFonts w:hint="default"/>
@@ -8046,7 +8118,7 @@
     </w:p>
     <w:p>
       <w:pPr>
-        <w:pStyle w:val="a1"/>
+        <w:pStyle w:val="31"/>
         <w:keepNext w:val="0"/>
         <w:keepLines w:val="0"/>
         <w:pageBreakBefore w:val="0"/>
@@ -8064,7 +8136,7 @@
         <w:bidi w:val="0"/>
         <w:adjustRightInd w:val="0"/>
         <w:snapToGrid w:val="0"/>
-        <w:ind w:left="425" w:hanging="425" w:leftChars="0" w:firstLineChars="0"/>
+        <w:ind w:left="425" w:leftChars="0" w:hanging="425" w:firstLineChars="0"/>
         <w:textAlignment w:val="baseline"/>
         <w:rPr>
           <w:rFonts w:hint="default"/>
@@ -8081,7 +8153,7 @@
     </w:p>
     <w:p>
       <w:pPr>
-        <w:pStyle w:val="a1"/>
+        <w:pStyle w:val="31"/>
         <w:keepNext w:val="0"/>
         <w:keepLines w:val="0"/>
         <w:pageBreakBefore w:val="0"/>
@@ -8116,7 +8188,7 @@
     </w:p>
     <w:p>
       <w:pPr>
-        <w:pStyle w:val="2"/>
+        <w:pStyle w:val="32"/>
         <w:keepNext w:val="0"/>
         <w:keepLines w:val="0"/>
         <w:pageBreakBefore w:val="0"/>
@@ -8136,8 +8208,8 @@
           <w:lang w:val="en-US" w:eastAsia="zh-CN"/>
         </w:rPr>
       </w:pPr>
-      <w:bookmarkStart w:id="22" w:name="_Toc4712"/>
-      <w:bookmarkStart w:id="23" w:name="_Toc20154"/>
+      <w:bookmarkStart w:id="22" w:name="_Toc20154"/>
+      <w:bookmarkStart w:id="23" w:name="_Toc10611"/>
       <w:r>
         <w:rPr>
           <w:rFonts w:hint="default"/>
@@ -8150,7 +8222,7 @@
     </w:p>
     <w:p>
       <w:pPr>
-        <w:pStyle w:val="a1"/>
+        <w:pStyle w:val="31"/>
         <w:bidi w:val="0"/>
         <w:rPr>
           <w:rFonts w:hint="default"/>
@@ -8162,12 +8234,12 @@
           <w:rFonts w:hint="default"/>
           <w:lang w:val="en-US" w:eastAsia="zh-CN"/>
         </w:rPr>
-        <w:t>产品产品质量部组织满意度调查人员根据调查方案实施调查，并在计划时间内完成调查工作，填写《客户满意度调查表》。</w:t>
+        <w:t>产品质量部组织满意度调查人员根据调查方案实施调查，并在计划时间内完成调查工作，填写《客户满意度调查表》。</w:t>
       </w:r>
     </w:p>
     <w:p>
       <w:pPr>
-        <w:pStyle w:val="a1"/>
+        <w:pStyle w:val="31"/>
         <w:keepNext w:val="0"/>
         <w:keepLines w:val="0"/>
         <w:pageBreakBefore w:val="0"/>
@@ -8202,7 +8274,7 @@
     </w:p>
     <w:p>
       <w:pPr>
-        <w:pStyle w:val="a1"/>
+        <w:pStyle w:val="31"/>
         <w:keepNext w:val="0"/>
         <w:keepLines w:val="0"/>
         <w:pageBreakBefore w:val="0"/>
@@ -8220,7 +8292,7 @@
         <w:bidi w:val="0"/>
         <w:adjustRightInd w:val="0"/>
         <w:snapToGrid w:val="0"/>
-        <w:ind w:left="425" w:hanging="425" w:leftChars="0" w:firstLineChars="0"/>
+        <w:ind w:left="425" w:leftChars="0" w:hanging="425" w:firstLineChars="0"/>
         <w:textAlignment w:val="baseline"/>
         <w:rPr>
           <w:rFonts w:hint="default"/>
@@ -8237,7 +8309,7 @@
     </w:p>
     <w:p>
       <w:pPr>
-        <w:pStyle w:val="a1"/>
+        <w:pStyle w:val="31"/>
         <w:keepNext w:val="0"/>
         <w:keepLines w:val="0"/>
         <w:pageBreakBefore w:val="0"/>
@@ -8255,7 +8327,7 @@
         <w:bidi w:val="0"/>
         <w:adjustRightInd w:val="0"/>
         <w:snapToGrid w:val="0"/>
-        <w:ind w:left="425" w:hanging="425" w:leftChars="0" w:firstLineChars="0"/>
+        <w:ind w:left="425" w:leftChars="0" w:hanging="425" w:firstLineChars="0"/>
         <w:textAlignment w:val="baseline"/>
         <w:rPr>
           <w:rFonts w:hint="default"/>
@@ -8272,7 +8344,7 @@
     </w:p>
     <w:p>
       <w:pPr>
-        <w:pStyle w:val="a1"/>
+        <w:pStyle w:val="31"/>
         <w:keepNext w:val="0"/>
         <w:keepLines w:val="0"/>
         <w:pageBreakBefore w:val="0"/>
@@ -8290,7 +8362,7 @@
         <w:bidi w:val="0"/>
         <w:adjustRightInd w:val="0"/>
         <w:snapToGrid w:val="0"/>
-        <w:ind w:left="425" w:hanging="425" w:leftChars="0" w:firstLineChars="0"/>
+        <w:ind w:left="425" w:leftChars="0" w:hanging="425" w:firstLineChars="0"/>
         <w:textAlignment w:val="baseline"/>
         <w:rPr>
           <w:rFonts w:hint="default"/>
@@ -8307,7 +8379,7 @@
     </w:p>
     <w:p>
       <w:pPr>
-        <w:pStyle w:val="2"/>
+        <w:pStyle w:val="32"/>
         <w:keepNext w:val="0"/>
         <w:keepLines w:val="0"/>
         <w:pageBreakBefore w:val="0"/>
@@ -8327,8 +8399,8 @@
           <w:lang w:val="en-US" w:eastAsia="zh-CN"/>
         </w:rPr>
       </w:pPr>
-      <w:bookmarkStart w:id="24" w:name="_Toc22988"/>
-      <w:bookmarkStart w:id="25" w:name="_Toc8377"/>
+      <w:bookmarkStart w:id="24" w:name="_Toc8377"/>
+      <w:bookmarkStart w:id="25" w:name="_Toc19713"/>
       <w:r>
         <w:rPr>
           <w:rFonts w:hint="default"/>
@@ -8341,7 +8413,7 @@
     </w:p>
     <w:p>
       <w:pPr>
-        <w:pStyle w:val="a1"/>
+        <w:pStyle w:val="31"/>
         <w:bidi w:val="0"/>
         <w:rPr>
           <w:rFonts w:hint="default"/>
@@ -8353,12 +8425,12 @@
           <w:rFonts w:hint="default"/>
           <w:lang w:val="en-US" w:eastAsia="zh-CN"/>
         </w:rPr>
-        <w:t>产品产品质量部根据收集到的客户反馈，进行总结分析，编写《客户满意度调查分析报告》，提交产品产品质量部经理审核。</w:t>
+        <w:t>产品质量部根据收集到的客户反馈，进行总结分析，编写《客户满意度调查分析报告》，提交产品质量部经理审核。</w:t>
       </w:r>
     </w:p>
     <w:p>
       <w:pPr>
-        <w:pStyle w:val="a1"/>
+        <w:pStyle w:val="31"/>
         <w:keepNext w:val="0"/>
         <w:keepLines w:val="0"/>
         <w:pageBreakBefore w:val="0"/>
@@ -8376,7 +8448,7 @@
         <w:bidi w:val="0"/>
         <w:adjustRightInd w:val="0"/>
         <w:snapToGrid w:val="0"/>
-        <w:ind w:left="425" w:hanging="425" w:leftChars="0" w:firstLineChars="0"/>
+        <w:ind w:left="425" w:leftChars="0" w:hanging="425" w:firstLineChars="0"/>
         <w:textAlignment w:val="baseline"/>
         <w:rPr>
           <w:rFonts w:hint="default"/>
@@ -8393,7 +8465,7 @@
     </w:p>
     <w:p>
       <w:pPr>
-        <w:pStyle w:val="a1"/>
+        <w:pStyle w:val="31"/>
         <w:keepNext w:val="0"/>
         <w:keepLines w:val="0"/>
         <w:pageBreakBefore w:val="0"/>
@@ -8411,7 +8483,7 @@
         <w:bidi w:val="0"/>
         <w:adjustRightInd w:val="0"/>
         <w:snapToGrid w:val="0"/>
-        <w:ind w:left="845" w:hanging="425" w:leftChars="0" w:firstLineChars="0"/>
+        <w:ind w:left="845" w:leftChars="0" w:hanging="425" w:firstLineChars="0"/>
         <w:textAlignment w:val="baseline"/>
         <w:rPr>
           <w:rFonts w:hint="default"/>
@@ -8428,7 +8500,7 @@
     </w:p>
     <w:p>
       <w:pPr>
-        <w:pStyle w:val="a1"/>
+        <w:pStyle w:val="31"/>
         <w:keepNext w:val="0"/>
         <w:keepLines w:val="0"/>
         <w:pageBreakBefore w:val="0"/>
@@ -8446,7 +8518,7 @@
         <w:bidi w:val="0"/>
         <w:adjustRightInd w:val="0"/>
         <w:snapToGrid w:val="0"/>
-        <w:ind w:left="845" w:hanging="425" w:leftChars="0" w:firstLineChars="0"/>
+        <w:ind w:left="845" w:leftChars="0" w:hanging="425" w:firstLineChars="0"/>
         <w:textAlignment w:val="baseline"/>
         <w:rPr>
           <w:rFonts w:hint="default"/>
@@ -8463,7 +8535,7 @@
     </w:p>
     <w:p>
       <w:pPr>
-        <w:pStyle w:val="a1"/>
+        <w:pStyle w:val="31"/>
         <w:keepNext w:val="0"/>
         <w:keepLines w:val="0"/>
         <w:pageBreakBefore w:val="0"/>
@@ -8481,7 +8553,7 @@
         <w:bidi w:val="0"/>
         <w:adjustRightInd w:val="0"/>
         <w:snapToGrid w:val="0"/>
-        <w:ind w:left="845" w:hanging="425" w:leftChars="0" w:firstLineChars="0"/>
+        <w:ind w:left="845" w:leftChars="0" w:hanging="425" w:firstLineChars="0"/>
         <w:textAlignment w:val="baseline"/>
         <w:rPr>
           <w:rFonts w:hint="default"/>
@@ -8498,7 +8570,7 @@
     </w:p>
     <w:p>
       <w:pPr>
-        <w:pStyle w:val="a1"/>
+        <w:pStyle w:val="31"/>
         <w:keepNext w:val="0"/>
         <w:keepLines w:val="0"/>
         <w:pageBreakBefore w:val="0"/>
@@ -8516,7 +8588,7 @@
         <w:bidi w:val="0"/>
         <w:adjustRightInd w:val="0"/>
         <w:snapToGrid w:val="0"/>
-        <w:ind w:left="845" w:hanging="425" w:leftChars="0" w:firstLineChars="0"/>
+        <w:ind w:left="845" w:leftChars="0" w:hanging="425" w:firstLineChars="0"/>
         <w:textAlignment w:val="baseline"/>
         <w:rPr>
           <w:rFonts w:hint="default"/>
@@ -8533,7 +8605,7 @@
     </w:p>
     <w:p>
       <w:pPr>
-        <w:pStyle w:val="a1"/>
+        <w:pStyle w:val="31"/>
         <w:keepNext w:val="0"/>
         <w:keepLines w:val="0"/>
         <w:pageBreakBefore w:val="0"/>
@@ -8551,7 +8623,7 @@
         <w:bidi w:val="0"/>
         <w:adjustRightInd w:val="0"/>
         <w:snapToGrid w:val="0"/>
-        <w:ind w:left="845" w:hanging="425" w:leftChars="0" w:firstLineChars="0"/>
+        <w:ind w:left="845" w:leftChars="0" w:hanging="425" w:firstLineChars="0"/>
         <w:textAlignment w:val="baseline"/>
         <w:rPr>
           <w:rFonts w:hint="default"/>
@@ -8568,7 +8640,7 @@
     </w:p>
     <w:p>
       <w:pPr>
-        <w:pStyle w:val="a1"/>
+        <w:pStyle w:val="31"/>
         <w:keepNext w:val="0"/>
         <w:keepLines w:val="0"/>
         <w:pageBreakBefore w:val="0"/>
@@ -8586,7 +8658,7 @@
         <w:bidi w:val="0"/>
         <w:adjustRightInd w:val="0"/>
         <w:snapToGrid w:val="0"/>
-        <w:ind w:left="425" w:hanging="425" w:leftChars="0" w:firstLineChars="0"/>
+        <w:ind w:left="425" w:leftChars="0" w:hanging="425" w:firstLineChars="0"/>
         <w:textAlignment w:val="baseline"/>
         <w:rPr>
           <w:rFonts w:hint="default"/>
@@ -8603,7 +8675,7 @@
     </w:p>
     <w:p>
       <w:pPr>
-        <w:pStyle w:val="a1"/>
+        <w:pStyle w:val="31"/>
         <w:keepNext w:val="0"/>
         <w:keepLines w:val="0"/>
         <w:pageBreakBefore w:val="0"/>
@@ -8621,7 +8693,7 @@
         <w:bidi w:val="0"/>
         <w:adjustRightInd w:val="0"/>
         <w:snapToGrid w:val="0"/>
-        <w:ind w:left="845" w:hanging="425" w:leftChars="0" w:firstLineChars="0"/>
+        <w:ind w:left="845" w:leftChars="0" w:hanging="425" w:firstLineChars="0"/>
         <w:textAlignment w:val="baseline"/>
         <w:rPr>
           <w:rFonts w:hint="default"/>
@@ -8638,7 +8710,7 @@
     </w:p>
     <w:p>
       <w:pPr>
-        <w:pStyle w:val="a1"/>
+        <w:pStyle w:val="31"/>
         <w:keepNext w:val="0"/>
         <w:keepLines w:val="0"/>
         <w:pageBreakBefore w:val="0"/>
@@ -8656,7 +8728,7 @@
         <w:bidi w:val="0"/>
         <w:adjustRightInd w:val="0"/>
         <w:snapToGrid w:val="0"/>
-        <w:ind w:left="845" w:hanging="425" w:leftChars="0" w:firstLineChars="0"/>
+        <w:ind w:left="845" w:leftChars="0" w:hanging="425" w:firstLineChars="0"/>
         <w:textAlignment w:val="baseline"/>
         <w:rPr>
           <w:rFonts w:hint="default"/>
@@ -8673,7 +8745,7 @@
     </w:p>
     <w:p>
       <w:pPr>
-        <w:pStyle w:val="a1"/>
+        <w:pStyle w:val="31"/>
         <w:keepNext w:val="0"/>
         <w:keepLines w:val="0"/>
         <w:pageBreakBefore w:val="0"/>
@@ -8691,7 +8763,7 @@
         <w:bidi w:val="0"/>
         <w:adjustRightInd w:val="0"/>
         <w:snapToGrid w:val="0"/>
-        <w:ind w:left="845" w:hanging="425" w:leftChars="0" w:firstLineChars="0"/>
+        <w:ind w:left="845" w:leftChars="0" w:hanging="425" w:firstLineChars="0"/>
         <w:textAlignment w:val="baseline"/>
         <w:rPr>
           <w:rFonts w:hint="default"/>
@@ -8708,7 +8780,7 @@
     </w:p>
     <w:p>
       <w:pPr>
-        <w:pStyle w:val="a1"/>
+        <w:pStyle w:val="31"/>
         <w:keepNext w:val="0"/>
         <w:keepLines w:val="0"/>
         <w:pageBreakBefore w:val="0"/>
@@ -8726,7 +8798,7 @@
         <w:bidi w:val="0"/>
         <w:adjustRightInd w:val="0"/>
         <w:snapToGrid w:val="0"/>
-        <w:ind w:left="845" w:hanging="425" w:leftChars="0" w:firstLineChars="0"/>
+        <w:ind w:left="845" w:leftChars="0" w:hanging="425" w:firstLineChars="0"/>
         <w:textAlignment w:val="baseline"/>
         <w:rPr>
           <w:rFonts w:hint="default"/>
@@ -8743,7 +8815,7 @@
     </w:p>
     <w:p>
       <w:pPr>
-        <w:pStyle w:val="2"/>
+        <w:pStyle w:val="32"/>
         <w:keepNext w:val="0"/>
         <w:keepLines w:val="0"/>
         <w:pageBreakBefore w:val="0"/>
@@ -8763,8 +8835,8 @@
           <w:lang w:val="en-US" w:eastAsia="zh-CN"/>
         </w:rPr>
       </w:pPr>
-      <w:bookmarkStart w:id="26" w:name="_Toc10139"/>
-      <w:bookmarkStart w:id="27" w:name="_Toc27784"/>
+      <w:bookmarkStart w:id="26" w:name="_Toc27784"/>
+      <w:bookmarkStart w:id="27" w:name="_Toc21317"/>
       <w:r>
         <w:rPr>
           <w:rFonts w:hint="default"/>
@@ -8777,7 +8849,7 @@
     </w:p>
     <w:p>
       <w:pPr>
-        <w:pStyle w:val="a1"/>
+        <w:pStyle w:val="31"/>
         <w:bidi w:val="0"/>
         <w:rPr>
           <w:rFonts w:hint="default"/>
@@ -8789,12 +8861,12 @@
           <w:rFonts w:hint="default"/>
           <w:lang w:val="en-US" w:eastAsia="zh-CN"/>
         </w:rPr>
-        <w:t>产品产品质量部将调查结果反馈给产品产品质量部经理，产品产品质量部经理负责组织相关部门（运维部、研发部、综合部等）召开满意度分析会议，根据《客户满意度分析报告》评估优劣，制定改进办法和措施。</w:t>
+        <w:t>产品质量部将调查结果反馈给产品质量部经理，产品质量部经理负责组织相关部门（运维部、研发部、综合部等）召开满意度分析会议，根据《客户满意度分析报告》评估优劣，制定改进办法和措施。</w:t>
       </w:r>
     </w:p>
     <w:p>
       <w:pPr>
-        <w:pStyle w:val="a1"/>
+        <w:pStyle w:val="31"/>
         <w:keepNext w:val="0"/>
         <w:keepLines w:val="0"/>
         <w:pageBreakBefore w:val="0"/>
@@ -8829,7 +8901,7 @@
     </w:p>
     <w:p>
       <w:pPr>
-        <w:pStyle w:val="a1"/>
+        <w:pStyle w:val="31"/>
         <w:keepNext w:val="0"/>
         <w:keepLines w:val="0"/>
         <w:pageBreakBefore w:val="0"/>
@@ -8847,7 +8919,7 @@
         <w:bidi w:val="0"/>
         <w:adjustRightInd w:val="0"/>
         <w:snapToGrid w:val="0"/>
-        <w:ind w:left="425" w:hanging="425" w:leftChars="0" w:firstLineChars="0"/>
+        <w:ind w:left="425" w:leftChars="0" w:hanging="425" w:firstLineChars="0"/>
         <w:textAlignment w:val="baseline"/>
         <w:rPr>
           <w:rFonts w:hint="default"/>
@@ -8864,7 +8936,7 @@
     </w:p>
     <w:p>
       <w:pPr>
-        <w:pStyle w:val="a1"/>
+        <w:pStyle w:val="31"/>
         <w:keepNext w:val="0"/>
         <w:keepLines w:val="0"/>
         <w:pageBreakBefore w:val="0"/>
@@ -8882,7 +8954,7 @@
         <w:bidi w:val="0"/>
         <w:adjustRightInd w:val="0"/>
         <w:snapToGrid w:val="0"/>
-        <w:ind w:left="425" w:hanging="425" w:leftChars="0" w:firstLineChars="0"/>
+        <w:ind w:left="425" w:leftChars="0" w:hanging="425" w:firstLineChars="0"/>
         <w:textAlignment w:val="baseline"/>
         <w:rPr>
           <w:rFonts w:hint="default"/>
@@ -8899,7 +8971,7 @@
     </w:p>
     <w:p>
       <w:pPr>
-        <w:pStyle w:val="a1"/>
+        <w:pStyle w:val="31"/>
         <w:keepNext w:val="0"/>
         <w:keepLines w:val="0"/>
         <w:pageBreakBefore w:val="0"/>
@@ -8917,7 +8989,7 @@
         <w:bidi w:val="0"/>
         <w:adjustRightInd w:val="0"/>
         <w:snapToGrid w:val="0"/>
-        <w:ind w:left="425" w:hanging="425" w:leftChars="0" w:firstLineChars="0"/>
+        <w:ind w:left="425" w:leftChars="0" w:hanging="425" w:firstLineChars="0"/>
         <w:textAlignment w:val="baseline"/>
         <w:rPr>
           <w:rFonts w:hint="default"/>
@@ -8934,7 +9006,7 @@
     </w:p>
     <w:p>
       <w:pPr>
-        <w:pStyle w:val="a1"/>
+        <w:pStyle w:val="31"/>
         <w:keepNext w:val="0"/>
         <w:keepLines w:val="0"/>
         <w:pageBreakBefore w:val="0"/>
@@ -8952,7 +9024,7 @@
         <w:bidi w:val="0"/>
         <w:adjustRightInd w:val="0"/>
         <w:snapToGrid w:val="0"/>
-        <w:ind w:left="425" w:hanging="425" w:leftChars="0" w:firstLineChars="0"/>
+        <w:ind w:left="425" w:leftChars="0" w:hanging="425" w:firstLineChars="0"/>
         <w:textAlignment w:val="baseline"/>
         <w:rPr>
           <w:rFonts w:hint="default"/>
@@ -8969,7 +9041,7 @@
     </w:p>
     <w:p>
       <w:pPr>
-        <w:pStyle w:val="2"/>
+        <w:pStyle w:val="32"/>
         <w:keepNext w:val="0"/>
         <w:keepLines w:val="0"/>
         <w:pageBreakBefore w:val="0"/>
@@ -8990,7 +9062,7 @@
         </w:rPr>
       </w:pPr>
       <w:bookmarkStart w:id="28" w:name="_Toc21607"/>
-      <w:bookmarkStart w:id="29" w:name="_Toc6251"/>
+      <w:bookmarkStart w:id="29" w:name="_Toc15005"/>
       <w:r>
         <w:rPr>
           <w:rFonts w:hint="default"/>
@@ -9003,7 +9075,7 @@
     </w:p>
     <w:p>
       <w:pPr>
-        <w:pStyle w:val="a1"/>
+        <w:pStyle w:val="31"/>
         <w:bidi w:val="0"/>
         <w:rPr>
           <w:rFonts w:hint="default"/>
@@ -9015,12 +9087,12 @@
           <w:rFonts w:hint="default"/>
           <w:lang w:val="en-US" w:eastAsia="zh-CN"/>
         </w:rPr>
-        <w:t>产品产品质量部将确定的改进办法和措施交付相关部门实施，并进行跟踪监督。改进完成后，产品产品质量部组织对改进效果进行验证，确认是否达到预期目标。</w:t>
+        <w:t>产品质量部将确定的改进办法和措施交付相关部门实施，并进行跟踪监督。改进完成后，产品质量部组织对改进效果进行验证，确认是否达到预期目标。</w:t>
       </w:r>
     </w:p>
     <w:p>
       <w:pPr>
-        <w:pStyle w:val="a1"/>
+        <w:pStyle w:val="31"/>
         <w:keepNext w:val="0"/>
         <w:keepLines w:val="0"/>
         <w:pageBreakBefore w:val="0"/>
@@ -9055,7 +9127,7 @@
     </w:p>
     <w:p>
       <w:pPr>
-        <w:pStyle w:val="2"/>
+        <w:pStyle w:val="32"/>
         <w:keepNext w:val="0"/>
         <w:keepLines w:val="0"/>
         <w:pageBreakBefore w:val="0"/>
@@ -9075,8 +9147,8 @@
           <w:lang w:val="en-US" w:eastAsia="zh-CN"/>
         </w:rPr>
       </w:pPr>
-      <w:bookmarkStart w:id="30" w:name="_Toc9397"/>
-      <w:bookmarkStart w:id="31" w:name="_Toc18649"/>
+      <w:bookmarkStart w:id="30" w:name="_Toc18649"/>
+      <w:bookmarkStart w:id="31" w:name="_Toc28504"/>
       <w:r>
         <w:rPr>
           <w:rFonts w:hint="default"/>
@@ -9089,7 +9161,7 @@
     </w:p>
     <w:p>
       <w:pPr>
-        <w:pStyle w:val="a1"/>
+        <w:pStyle w:val="31"/>
         <w:bidi w:val="0"/>
         <w:rPr>
           <w:rFonts w:hint="default"/>
@@ -9101,12 +9173,12 @@
           <w:rFonts w:hint="default"/>
           <w:lang w:val="en-US" w:eastAsia="zh-CN"/>
         </w:rPr>
-        <w:t>产品产品质量部对所有形式的满意度调查数据进行汇总，总结年度满意度调查情况，编写《年度运维服务质量管理报告》，内容包括：</w:t>
+        <w:t>产品质量部对所有形式的满意度调查数据进行汇总，总结年度满意度调查情况，编写《年度运维服务质量管理报告》，内容包括：</w:t>
       </w:r>
     </w:p>
     <w:p>
       <w:pPr>
-        <w:pStyle w:val="a1"/>
+        <w:pStyle w:val="31"/>
         <w:keepNext w:val="0"/>
         <w:keepLines w:val="0"/>
         <w:pageBreakBefore w:val="0"/>
@@ -9124,7 +9196,7 @@
         <w:bidi w:val="0"/>
         <w:adjustRightInd w:val="0"/>
         <w:snapToGrid w:val="0"/>
-        <w:ind w:left="425" w:hanging="425" w:leftChars="0" w:firstLineChars="0"/>
+        <w:ind w:left="425" w:leftChars="0" w:hanging="425" w:firstLineChars="0"/>
         <w:textAlignment w:val="baseline"/>
         <w:rPr>
           <w:rFonts w:hint="default"/>
@@ -9141,7 +9213,7 @@
     </w:p>
     <w:p>
       <w:pPr>
-        <w:pStyle w:val="a1"/>
+        <w:pStyle w:val="31"/>
         <w:keepNext w:val="0"/>
         <w:keepLines w:val="0"/>
         <w:pageBreakBefore w:val="0"/>
@@ -9159,7 +9231,7 @@
         <w:bidi w:val="0"/>
         <w:adjustRightInd w:val="0"/>
         <w:snapToGrid w:val="0"/>
-        <w:ind w:left="425" w:hanging="425" w:leftChars="0" w:firstLineChars="0"/>
+        <w:ind w:left="425" w:leftChars="0" w:hanging="425" w:firstLineChars="0"/>
         <w:textAlignment w:val="baseline"/>
         <w:rPr>
           <w:rFonts w:hint="default"/>
@@ -9176,7 +9248,7 @@
     </w:p>
     <w:p>
       <w:pPr>
-        <w:pStyle w:val="a1"/>
+        <w:pStyle w:val="31"/>
         <w:keepNext w:val="0"/>
         <w:keepLines w:val="0"/>
         <w:pageBreakBefore w:val="0"/>
@@ -9194,7 +9266,7 @@
         <w:bidi w:val="0"/>
         <w:adjustRightInd w:val="0"/>
         <w:snapToGrid w:val="0"/>
-        <w:ind w:left="425" w:hanging="425" w:leftChars="0" w:firstLineChars="0"/>
+        <w:ind w:left="425" w:leftChars="0" w:hanging="425" w:firstLineChars="0"/>
         <w:textAlignment w:val="baseline"/>
         <w:rPr>
           <w:rFonts w:hint="default"/>
@@ -9211,7 +9283,7 @@
     </w:p>
     <w:p>
       <w:pPr>
-        <w:pStyle w:val="a1"/>
+        <w:pStyle w:val="31"/>
         <w:keepNext w:val="0"/>
         <w:keepLines w:val="0"/>
         <w:pageBreakBefore w:val="0"/>
@@ -9229,7 +9301,7 @@
         <w:bidi w:val="0"/>
         <w:adjustRightInd w:val="0"/>
         <w:snapToGrid w:val="0"/>
-        <w:ind w:left="425" w:hanging="425" w:leftChars="0" w:firstLineChars="0"/>
+        <w:ind w:left="425" w:leftChars="0" w:hanging="425" w:firstLineChars="0"/>
         <w:textAlignment w:val="baseline"/>
         <w:rPr>
           <w:rFonts w:hint="default"/>
@@ -9246,7 +9318,7 @@
     </w:p>
     <w:p>
       <w:pPr>
-        <w:pStyle w:val="a1"/>
+        <w:pStyle w:val="31"/>
         <w:keepNext w:val="0"/>
         <w:keepLines w:val="0"/>
         <w:pageBreakBefore w:val="0"/>
@@ -9264,7 +9336,7 @@
         <w:bidi w:val="0"/>
         <w:adjustRightInd w:val="0"/>
         <w:snapToGrid w:val="0"/>
-        <w:ind w:left="425" w:hanging="425" w:leftChars="0" w:firstLineChars="0"/>
+        <w:ind w:left="425" w:leftChars="0" w:hanging="425" w:firstLineChars="0"/>
         <w:textAlignment w:val="baseline"/>
         <w:rPr>
           <w:rFonts w:hint="default"/>
@@ -9281,7 +9353,7 @@
     </w:p>
     <w:p>
       <w:pPr>
-        <w:pStyle w:val="a1"/>
+        <w:pStyle w:val="31"/>
         <w:keepNext w:val="0"/>
         <w:keepLines w:val="0"/>
         <w:pageBreakBefore w:val="0"/>
@@ -9299,7 +9371,7 @@
         <w:bidi w:val="0"/>
         <w:adjustRightInd w:val="0"/>
         <w:snapToGrid w:val="0"/>
-        <w:ind w:left="425" w:hanging="425" w:leftChars="0" w:firstLineChars="0"/>
+        <w:ind w:left="425" w:leftChars="0" w:hanging="425" w:firstLineChars="0"/>
         <w:textAlignment w:val="baseline"/>
         <w:rPr>
           <w:rFonts w:hint="default"/>
@@ -9316,7 +9388,7 @@
     </w:p>
     <w:p>
       <w:pPr>
-        <w:pStyle w:val="2"/>
+        <w:pStyle w:val="32"/>
         <w:keepNext w:val="0"/>
         <w:keepLines w:val="0"/>
         <w:pageBreakBefore w:val="0"/>
@@ -9337,7 +9409,7 @@
         </w:rPr>
       </w:pPr>
       <w:bookmarkStart w:id="32" w:name="_Toc32132"/>
-      <w:bookmarkStart w:id="33" w:name="_Toc23385"/>
+      <w:bookmarkStart w:id="33" w:name="_Toc17744"/>
       <w:r>
         <w:rPr>
           <w:rFonts w:hint="default"/>
@@ -9350,7 +9422,7 @@
     </w:p>
     <w:p>
       <w:pPr>
-        <w:pStyle w:val="a1"/>
+        <w:pStyle w:val="31"/>
         <w:bidi w:val="0"/>
         <w:rPr>
           <w:rFonts w:hint="default"/>
@@ -9362,12 +9434,12 @@
           <w:rFonts w:hint="default"/>
           <w:lang w:val="en-US" w:eastAsia="zh-CN"/>
         </w:rPr>
-        <w:t>产品产品质量部负责将满意度调查相关的所有资料、文件及记录按照公司要求归档和保管，包括：</w:t>
+        <w:t>产品质量部负责将满意度调查相关的所有资料、文件及记录按照公司要求归档和保管，包括：</w:t>
       </w:r>
     </w:p>
     <w:p>
       <w:pPr>
-        <w:pStyle w:val="a1"/>
+        <w:pStyle w:val="31"/>
         <w:keepNext w:val="0"/>
         <w:keepLines w:val="0"/>
         <w:pageBreakBefore w:val="0"/>
@@ -9385,7 +9457,7 @@
         <w:bidi w:val="0"/>
         <w:adjustRightInd w:val="0"/>
         <w:snapToGrid w:val="0"/>
-        <w:ind w:left="425" w:hanging="425" w:leftChars="0" w:firstLineChars="0"/>
+        <w:ind w:left="425" w:leftChars="0" w:hanging="425" w:firstLineChars="0"/>
         <w:textAlignment w:val="baseline"/>
         <w:rPr>
           <w:rFonts w:hint="default"/>
@@ -9402,7 +9474,7 @@
     </w:p>
     <w:p>
       <w:pPr>
-        <w:pStyle w:val="a1"/>
+        <w:pStyle w:val="31"/>
         <w:keepNext w:val="0"/>
         <w:keepLines w:val="0"/>
         <w:pageBreakBefore w:val="0"/>
@@ -9420,7 +9492,7 @@
         <w:bidi w:val="0"/>
         <w:adjustRightInd w:val="0"/>
         <w:snapToGrid w:val="0"/>
-        <w:ind w:left="425" w:hanging="425" w:leftChars="0" w:firstLineChars="0"/>
+        <w:ind w:left="425" w:leftChars="0" w:hanging="425" w:firstLineChars="0"/>
         <w:textAlignment w:val="baseline"/>
         <w:rPr>
           <w:rFonts w:hint="default"/>
@@ -9437,7 +9509,7 @@
     </w:p>
     <w:p>
       <w:pPr>
-        <w:pStyle w:val="a1"/>
+        <w:pStyle w:val="31"/>
         <w:keepNext w:val="0"/>
         <w:keepLines w:val="0"/>
         <w:pageBreakBefore w:val="0"/>
@@ -9455,7 +9527,7 @@
         <w:bidi w:val="0"/>
         <w:adjustRightInd w:val="0"/>
         <w:snapToGrid w:val="0"/>
-        <w:ind w:left="425" w:hanging="425" w:leftChars="0" w:firstLineChars="0"/>
+        <w:ind w:left="425" w:leftChars="0" w:hanging="425" w:firstLineChars="0"/>
         <w:textAlignment w:val="baseline"/>
         <w:rPr>
           <w:rFonts w:hint="default"/>
@@ -9472,7 +9544,7 @@
     </w:p>
     <w:p>
       <w:pPr>
-        <w:pStyle w:val="a1"/>
+        <w:pStyle w:val="31"/>
         <w:keepNext w:val="0"/>
         <w:keepLines w:val="0"/>
         <w:pageBreakBefore w:val="0"/>
@@ -9490,7 +9562,7 @@
         <w:bidi w:val="0"/>
         <w:adjustRightInd w:val="0"/>
         <w:snapToGrid w:val="0"/>
-        <w:ind w:left="425" w:hanging="425" w:leftChars="0" w:firstLineChars="0"/>
+        <w:ind w:left="425" w:leftChars="0" w:hanging="425" w:firstLineChars="0"/>
         <w:textAlignment w:val="baseline"/>
         <w:rPr>
           <w:rFonts w:hint="default"/>
@@ -9507,7 +9579,7 @@
     </w:p>
     <w:p>
       <w:pPr>
-        <w:pStyle w:val="a1"/>
+        <w:pStyle w:val="31"/>
         <w:keepNext w:val="0"/>
         <w:keepLines w:val="0"/>
         <w:pageBreakBefore w:val="0"/>
@@ -9525,7 +9597,7 @@
         <w:bidi w:val="0"/>
         <w:adjustRightInd w:val="0"/>
         <w:snapToGrid w:val="0"/>
-        <w:ind w:left="425" w:hanging="425" w:leftChars="0" w:firstLineChars="0"/>
+        <w:ind w:left="425" w:leftChars="0" w:hanging="425" w:firstLineChars="0"/>
         <w:textAlignment w:val="baseline"/>
         <w:rPr>
           <w:rFonts w:hint="default"/>
@@ -9542,7 +9614,7 @@
     </w:p>
     <w:p>
       <w:pPr>
-        <w:pStyle w:val="a1"/>
+        <w:pStyle w:val="31"/>
         <w:keepNext w:val="0"/>
         <w:keepLines w:val="0"/>
         <w:pageBreakBefore w:val="0"/>
@@ -9577,7 +9649,7 @@
     </w:p>
     <w:p>
       <w:pPr>
-        <w:pStyle w:val="1"/>
+        <w:pStyle w:val="30"/>
         <w:keepNext w:val="0"/>
         <w:keepLines w:val="0"/>
         <w:pageBreakBefore w:val="0"/>
@@ -9597,8 +9669,8 @@
           <w:lang w:val="en-US" w:eastAsia="zh-CN"/>
         </w:rPr>
       </w:pPr>
-      <w:bookmarkStart w:id="34" w:name="_Toc32215"/>
-      <w:bookmarkStart w:id="35" w:name="_Toc9969"/>
+      <w:bookmarkStart w:id="34" w:name="_Toc9969"/>
+      <w:bookmarkStart w:id="35" w:name="_Toc2463"/>
       <w:r>
         <w:rPr>
           <w:rFonts w:hint="eastAsia"/>
@@ -9611,7 +9683,7 @@
     </w:p>
     <w:p>
       <w:pPr>
-        <w:pStyle w:val="a1"/>
+        <w:pStyle w:val="31"/>
         <w:keepNext w:val="0"/>
         <w:keepLines w:val="0"/>
         <w:pageBreakBefore w:val="0"/>
@@ -9651,7 +9723,7 @@
     </w:p>
     <w:p>
       <w:pPr>
-        <w:pStyle w:val="a1"/>
+        <w:pStyle w:val="31"/>
         <w:keepNext w:val="0"/>
         <w:keepLines w:val="0"/>
         <w:pageBreakBefore w:val="0"/>
@@ -9701,7 +9773,7 @@
           <w:rFonts w:hint="eastAsia"/>
           <w:lang w:val="en-US" w:eastAsia="zh-CN"/>
         </w:rPr>
-        <w:instrText>"柴_标题1"\n</w:instrText>
+        <w:instrText xml:space="preserve">"柴_标题1"\n</w:instrText>
       </w:r>
       <w:r>
         <w:instrText xml:space="preserve"> \s</w:instrText>
@@ -9718,7 +9790,7 @@
           <w:rFonts w:hint="eastAsia"/>
           <w:lang w:val="en-US" w:eastAsia="zh-CN"/>
         </w:rPr>
-        <w:instrText>* Charformat</w:instrText>
+        <w:instrText xml:space="preserve">* Charformat</w:instrText>
       </w:r>
       <w:r>
         <w:rPr>
@@ -9783,7 +9855,7 @@
         </w:rPr>
         <w:fldChar w:fldCharType="end"/>
       </w:r>
-      <w:bookmarkStart w:id="36" w:name="_Toc31876"/>
+      <w:bookmarkStart w:id="36" w:name="_Toc14000"/>
       <w:r>
         <w:rPr>
           <w:rFonts w:hint="eastAsia"/>
@@ -9795,18 +9867,19 @@
     </w:p>
     <w:tbl>
       <w:tblPr>
-        <w:tblStyle w:val="TableNormal"/>
+        <w:tblStyle w:val="22"/>
         <w:tblW w:w="8522" w:type="dxa"/>
         <w:jc w:val="center"/>
         <w:tblBorders>
-          <w:top w:val="nil"/>
-          <w:left w:val="nil"/>
-          <w:bottom w:val="nil"/>
-          <w:right w:val="nil"/>
-          <w:insideH w:val="nil"/>
-          <w:insideV w:val="nil"/>
+          <w:top w:val="none" w:color="auto" w:sz="0" w:space="0"/>
+          <w:left w:val="none" w:color="auto" w:sz="0" w:space="0"/>
+          <w:bottom w:val="none" w:color="auto" w:sz="0" w:space="0"/>
+          <w:right w:val="none" w:color="auto" w:sz="0" w:space="0"/>
+          <w:insideH w:val="none" w:color="auto" w:sz="0" w:space="0"/>
+          <w:insideV w:val="none" w:color="auto" w:sz="0" w:space="0"/>
         </w:tblBorders>
         <w:shd w:val="clear" w:color="auto" w:fill="auto"/>
+        <w:tblLayout w:type="autofit"/>
         <w:tblCellMar>
           <w:top w:w="15" w:type="dxa"/>
           <w:left w:w="15" w:type="dxa"/>
@@ -9822,15 +9895,13 @@
       </w:tblGrid>
       <w:tr>
         <w:tblPrEx>
-          <w:tblW w:w="8522" w:type="dxa"/>
-          <w:jc w:val="center"/>
           <w:tblBorders>
-            <w:top w:val="nil"/>
-            <w:left w:val="nil"/>
-            <w:bottom w:val="nil"/>
-            <w:right w:val="nil"/>
-            <w:insideH w:val="nil"/>
-            <w:insideV w:val="nil"/>
+            <w:top w:val="none" w:color="auto" w:sz="0" w:space="0"/>
+            <w:left w:val="none" w:color="auto" w:sz="0" w:space="0"/>
+            <w:bottom w:val="none" w:color="auto" w:sz="0" w:space="0"/>
+            <w:right w:val="none" w:color="auto" w:sz="0" w:space="0"/>
+            <w:insideH w:val="none" w:color="auto" w:sz="0" w:space="0"/>
+            <w:insideV w:val="none" w:color="auto" w:sz="0" w:space="0"/>
           </w:tblBorders>
           <w:shd w:val="clear" w:color="auto" w:fill="auto"/>
           <w:tblCellMar>
@@ -9841,7 +9912,7 @@
           </w:tblCellMar>
         </w:tblPrEx>
         <w:trPr>
-          <w:trHeight w:val="0"/>
+          <w:trHeight w:val="0" w:hRule="atLeast"/>
           <w:tblHeader/>
           <w:jc w:val="center"/>
         </w:trPr>
@@ -9849,8 +9920,8 @@
           <w:tcPr>
             <w:tcW w:w="1139" w:type="dxa"/>
             <w:tcBorders>
-              <w:top w:val="single" w:sz="12" w:space="0" w:color="auto"/>
-              <w:left w:val="single" w:sz="12" w:space="0" w:color="auto"/>
+              <w:top w:val="single" w:color="auto" w:sz="12" w:space="0"/>
+              <w:left w:val="single" w:color="auto" w:sz="12" w:space="0"/>
               <w:bottom w:val="nil"/>
               <w:right w:val="nil"/>
             </w:tcBorders>
@@ -9880,11 +9951,11 @@
               <w:adjustRightInd w:val="0"/>
               <w:snapToGrid w:val="0"/>
               <w:spacing w:line="240" w:lineRule="auto"/>
-              <w:ind w:left="0" w:right="0" w:firstLine="0" w:leftChars="0" w:rightChars="0" w:firstLineChars="0"/>
+              <w:ind w:left="0" w:leftChars="0" w:right="0" w:rightChars="0" w:firstLine="0" w:firstLineChars="0"/>
               <w:jc w:val="center"/>
               <w:textAlignment w:val="baseline"/>
               <w:rPr>
-                <w:rFonts w:ascii="Segoe UI" w:eastAsia="Segoe UI" w:hAnsi="Segoe UI" w:cs="Segoe UI"/>
+                <w:rFonts w:ascii="Segoe UI" w:hAnsi="Segoe UI" w:eastAsia="Segoe UI" w:cs="Segoe UI"/>
                 <w:b/>
                 <w:i w:val="0"/>
                 <w:iCs w:val="0"/>
@@ -9897,7 +9968,7 @@
             </w:pPr>
             <w:r>
               <w:rPr>
-                <w:rFonts w:ascii="Segoe UI" w:eastAsia="Segoe UI" w:hAnsi="Segoe UI" w:cs="Segoe UI" w:hint="default"/>
+                <w:rFonts w:hint="default" w:ascii="Segoe UI" w:hAnsi="Segoe UI" w:eastAsia="Segoe UI" w:cs="Segoe UI"/>
                 <w:b/>
                 <w:i w:val="0"/>
                 <w:iCs w:val="0"/>
@@ -9918,8 +9989,8 @@
           <w:tcPr>
             <w:tcW w:w="3551" w:type="dxa"/>
             <w:tcBorders>
-              <w:top w:val="single" w:sz="12" w:space="0" w:color="auto"/>
-              <w:left w:val="single" w:sz="4" w:space="0" w:color="auto"/>
+              <w:top w:val="single" w:color="auto" w:sz="12" w:space="0"/>
+              <w:left w:val="single" w:color="auto" w:sz="4" w:space="0"/>
               <w:bottom w:val="nil"/>
               <w:right w:val="nil"/>
             </w:tcBorders>
@@ -9949,11 +10020,11 @@
               <w:adjustRightInd w:val="0"/>
               <w:snapToGrid w:val="0"/>
               <w:spacing w:line="240" w:lineRule="auto"/>
-              <w:ind w:left="0" w:right="0" w:firstLine="0" w:leftChars="0" w:rightChars="0" w:firstLineChars="0"/>
+              <w:ind w:left="0" w:leftChars="0" w:right="0" w:rightChars="0" w:firstLine="0" w:firstLineChars="0"/>
               <w:jc w:val="center"/>
               <w:textAlignment w:val="baseline"/>
               <w:rPr>
-                <w:rFonts w:ascii="Segoe UI" w:eastAsia="Segoe UI" w:hAnsi="Segoe UI" w:cs="Segoe UI" w:hint="default"/>
+                <w:rFonts w:hint="default" w:ascii="Segoe UI" w:hAnsi="Segoe UI" w:eastAsia="Segoe UI" w:cs="Segoe UI"/>
                 <w:b/>
                 <w:i w:val="0"/>
                 <w:iCs w:val="0"/>
@@ -9966,7 +10037,7 @@
             </w:pPr>
             <w:r>
               <w:rPr>
-                <w:rFonts w:ascii="Segoe UI" w:eastAsia="Segoe UI" w:hAnsi="Segoe UI" w:cs="Segoe UI" w:hint="default"/>
+                <w:rFonts w:hint="default" w:ascii="Segoe UI" w:hAnsi="Segoe UI" w:eastAsia="Segoe UI" w:cs="Segoe UI"/>
                 <w:b/>
                 <w:i w:val="0"/>
                 <w:iCs w:val="0"/>
@@ -9987,8 +10058,8 @@
           <w:tcPr>
             <w:tcW w:w="1814" w:type="dxa"/>
             <w:tcBorders>
-              <w:top w:val="single" w:sz="12" w:space="0" w:color="auto"/>
-              <w:left w:val="single" w:sz="4" w:space="0" w:color="auto"/>
+              <w:top w:val="single" w:color="auto" w:sz="12" w:space="0"/>
+              <w:left w:val="single" w:color="auto" w:sz="4" w:space="0"/>
               <w:bottom w:val="nil"/>
               <w:right w:val="nil"/>
             </w:tcBorders>
@@ -10018,11 +10089,11 @@
               <w:adjustRightInd w:val="0"/>
               <w:snapToGrid w:val="0"/>
               <w:spacing w:line="240" w:lineRule="auto"/>
-              <w:ind w:left="0" w:right="0" w:firstLine="0" w:leftChars="0" w:rightChars="0" w:firstLineChars="0"/>
+              <w:ind w:left="0" w:leftChars="0" w:right="0" w:rightChars="0" w:firstLine="0" w:firstLineChars="0"/>
               <w:jc w:val="center"/>
               <w:textAlignment w:val="baseline"/>
               <w:rPr>
-                <w:rFonts w:ascii="Segoe UI" w:eastAsia="Segoe UI" w:hAnsi="Segoe UI" w:cs="Segoe UI" w:hint="default"/>
+                <w:rFonts w:hint="default" w:ascii="Segoe UI" w:hAnsi="Segoe UI" w:eastAsia="Segoe UI" w:cs="Segoe UI"/>
                 <w:b/>
                 <w:i w:val="0"/>
                 <w:iCs w:val="0"/>
@@ -10035,7 +10106,7 @@
             </w:pPr>
             <w:r>
               <w:rPr>
-                <w:rFonts w:ascii="Segoe UI" w:eastAsia="Segoe UI" w:hAnsi="Segoe UI" w:cs="Segoe UI" w:hint="default"/>
+                <w:rFonts w:hint="default" w:ascii="Segoe UI" w:hAnsi="Segoe UI" w:eastAsia="Segoe UI" w:cs="Segoe UI"/>
                 <w:b/>
                 <w:i w:val="0"/>
                 <w:iCs w:val="0"/>
@@ -10056,10 +10127,10 @@
           <w:tcPr>
             <w:tcW w:w="2017" w:type="dxa"/>
             <w:tcBorders>
-              <w:top w:val="single" w:sz="12" w:space="0" w:color="auto"/>
-              <w:left w:val="single" w:sz="4" w:space="0" w:color="auto"/>
+              <w:top w:val="single" w:color="auto" w:sz="12" w:space="0"/>
+              <w:left w:val="single" w:color="auto" w:sz="4" w:space="0"/>
               <w:bottom w:val="nil"/>
-              <w:right w:val="single" w:sz="12" w:space="0" w:color="auto"/>
+              <w:right w:val="single" w:color="auto" w:sz="12" w:space="0"/>
             </w:tcBorders>
             <w:shd w:val="clear" w:color="auto" w:fill="auto"/>
             <w:tcMar>
@@ -10087,11 +10158,11 @@
               <w:adjustRightInd w:val="0"/>
               <w:snapToGrid w:val="0"/>
               <w:spacing w:line="240" w:lineRule="auto"/>
-              <w:ind w:left="0" w:right="0" w:firstLine="0" w:leftChars="0" w:rightChars="0" w:firstLineChars="0"/>
+              <w:ind w:left="0" w:leftChars="0" w:right="0" w:rightChars="0" w:firstLine="0" w:firstLineChars="0"/>
               <w:jc w:val="center"/>
               <w:textAlignment w:val="baseline"/>
               <w:rPr>
-                <w:rFonts w:ascii="Segoe UI" w:eastAsia="Segoe UI" w:hAnsi="Segoe UI" w:cs="Segoe UI" w:hint="default"/>
+                <w:rFonts w:hint="default" w:ascii="Segoe UI" w:hAnsi="Segoe UI" w:eastAsia="Segoe UI" w:cs="Segoe UI"/>
                 <w:b/>
                 <w:i w:val="0"/>
                 <w:iCs w:val="0"/>
@@ -10104,7 +10175,7 @@
             </w:pPr>
             <w:r>
               <w:rPr>
-                <w:rFonts w:ascii="Segoe UI" w:eastAsia="Segoe UI" w:hAnsi="Segoe UI" w:cs="Segoe UI" w:hint="default"/>
+                <w:rFonts w:hint="default" w:ascii="Segoe UI" w:hAnsi="Segoe UI" w:eastAsia="Segoe UI" w:cs="Segoe UI"/>
                 <w:b/>
                 <w:i w:val="0"/>
                 <w:iCs w:val="0"/>
@@ -10124,8 +10195,14 @@
       </w:tr>
       <w:tr>
         <w:tblPrEx>
-          <w:tblW w:w="8522" w:type="dxa"/>
-          <w:jc w:val="center"/>
+          <w:tblBorders>
+            <w:top w:val="none" w:color="auto" w:sz="0" w:space="0"/>
+            <w:left w:val="none" w:color="auto" w:sz="0" w:space="0"/>
+            <w:bottom w:val="none" w:color="auto" w:sz="0" w:space="0"/>
+            <w:right w:val="none" w:color="auto" w:sz="0" w:space="0"/>
+            <w:insideH w:val="none" w:color="auto" w:sz="0" w:space="0"/>
+            <w:insideV w:val="none" w:color="auto" w:sz="0" w:space="0"/>
+          </w:tblBorders>
           <w:shd w:val="clear" w:color="auto" w:fill="auto"/>
           <w:tblCellMar>
             <w:top w:w="15" w:type="dxa"/>
@@ -10135,15 +10212,15 @@
           </w:tblCellMar>
         </w:tblPrEx>
         <w:trPr>
-          <w:trHeight w:val="0"/>
+          <w:trHeight w:val="0" w:hRule="atLeast"/>
           <w:jc w:val="center"/>
         </w:trPr>
         <w:tc>
           <w:tcPr>
             <w:tcW w:w="1139" w:type="dxa"/>
             <w:tcBorders>
-              <w:top w:val="single" w:sz="4" w:space="0" w:color="auto"/>
-              <w:left w:val="single" w:sz="12" w:space="0" w:color="auto"/>
+              <w:top w:val="single" w:color="auto" w:sz="4" w:space="0"/>
+              <w:left w:val="single" w:color="auto" w:sz="12" w:space="0"/>
               <w:bottom w:val="nil"/>
               <w:right w:val="nil"/>
             </w:tcBorders>
@@ -10173,11 +10250,11 @@
               <w:adjustRightInd w:val="0"/>
               <w:snapToGrid w:val="0"/>
               <w:spacing w:line="240" w:lineRule="auto"/>
-              <w:ind w:left="0" w:right="0" w:firstLine="0" w:leftChars="0" w:rightChars="0" w:firstLineChars="0"/>
+              <w:ind w:left="0" w:leftChars="0" w:right="0" w:rightChars="0" w:firstLine="0" w:firstLineChars="0"/>
               <w:jc w:val="center"/>
               <w:textAlignment w:val="baseline"/>
               <w:rPr>
-                <w:rFonts w:ascii="Segoe UI" w:eastAsia="Segoe UI" w:hAnsi="Segoe UI" w:cs="Segoe UI" w:hint="default"/>
+                <w:rFonts w:hint="default" w:ascii="Segoe UI" w:hAnsi="Segoe UI" w:eastAsia="Segoe UI" w:cs="Segoe UI"/>
                 <w:i w:val="0"/>
                 <w:iCs w:val="0"/>
                 <w:caps w:val="0"/>
@@ -10189,8 +10266,8 @@
             </w:pPr>
             <w:r>
               <w:rPr>
-                <w:rStyle w:val="Strong"/>
-                <w:rFonts w:ascii="Segoe UI" w:eastAsia="Segoe UI" w:hAnsi="Segoe UI" w:cs="Segoe UI" w:hint="default"/>
+                <w:rStyle w:val="25"/>
+                <w:rFonts w:hint="default" w:ascii="Segoe UI" w:hAnsi="Segoe UI" w:eastAsia="Segoe UI" w:cs="Segoe UI"/>
                 <w:b/>
                 <w:bCs/>
                 <w:i w:val="0"/>
@@ -10212,8 +10289,8 @@
           <w:tcPr>
             <w:tcW w:w="3551" w:type="dxa"/>
             <w:tcBorders>
-              <w:top w:val="single" w:sz="4" w:space="0" w:color="auto"/>
-              <w:left w:val="single" w:sz="4" w:space="0" w:color="auto"/>
+              <w:top w:val="single" w:color="auto" w:sz="4" w:space="0"/>
+              <w:left w:val="single" w:color="auto" w:sz="4" w:space="0"/>
               <w:bottom w:val="nil"/>
               <w:right w:val="nil"/>
             </w:tcBorders>
@@ -10243,11 +10320,11 @@
               <w:adjustRightInd w:val="0"/>
               <w:snapToGrid w:val="0"/>
               <w:spacing w:line="240" w:lineRule="auto"/>
-              <w:ind w:left="0" w:right="0" w:firstLine="0" w:leftChars="0" w:rightChars="0" w:firstLineChars="0"/>
+              <w:ind w:left="0" w:leftChars="0" w:right="0" w:rightChars="0" w:firstLine="0" w:firstLineChars="0"/>
               <w:jc w:val="center"/>
               <w:textAlignment w:val="baseline"/>
               <w:rPr>
-                <w:rFonts w:ascii="Segoe UI" w:eastAsia="Segoe UI" w:hAnsi="Segoe UI" w:cs="Segoe UI" w:hint="default"/>
+                <w:rFonts w:hint="default" w:ascii="Segoe UI" w:hAnsi="Segoe UI" w:eastAsia="Segoe UI" w:cs="Segoe UI"/>
                 <w:i w:val="0"/>
                 <w:iCs w:val="0"/>
                 <w:caps w:val="0"/>
@@ -10259,7 +10336,7 @@
             </w:pPr>
             <w:r>
               <w:rPr>
-                <w:rFonts w:ascii="Segoe UI" w:eastAsia="Segoe UI" w:hAnsi="Segoe UI" w:cs="Segoe UI" w:hint="default"/>
+                <w:rFonts w:hint="default" w:ascii="Segoe UI" w:hAnsi="Segoe UI" w:eastAsia="Segoe UI" w:cs="Segoe UI"/>
                 <w:i w:val="0"/>
                 <w:iCs w:val="0"/>
                 <w:caps w:val="0"/>
@@ -10279,8 +10356,8 @@
           <w:tcPr>
             <w:tcW w:w="1814" w:type="dxa"/>
             <w:tcBorders>
-              <w:top w:val="single" w:sz="4" w:space="0" w:color="auto"/>
-              <w:left w:val="single" w:sz="4" w:space="0" w:color="auto"/>
+              <w:top w:val="single" w:color="auto" w:sz="4" w:space="0"/>
+              <w:left w:val="single" w:color="auto" w:sz="4" w:space="0"/>
               <w:bottom w:val="nil"/>
               <w:right w:val="nil"/>
             </w:tcBorders>
@@ -10310,11 +10387,11 @@
               <w:adjustRightInd w:val="0"/>
               <w:snapToGrid w:val="0"/>
               <w:spacing w:line="240" w:lineRule="auto"/>
-              <w:ind w:left="0" w:right="0" w:firstLine="0" w:leftChars="0" w:rightChars="0" w:firstLineChars="0"/>
+              <w:ind w:left="0" w:leftChars="0" w:right="0" w:rightChars="0" w:firstLine="0" w:firstLineChars="0"/>
               <w:jc w:val="left"/>
               <w:textAlignment w:val="baseline"/>
               <w:rPr>
-                <w:rFonts w:ascii="Segoe UI" w:eastAsia="Segoe UI" w:hAnsi="Segoe UI" w:cs="Segoe UI" w:hint="default"/>
+                <w:rFonts w:hint="default" w:ascii="Segoe UI" w:hAnsi="Segoe UI" w:eastAsia="Segoe UI" w:cs="Segoe UI"/>
                 <w:i w:val="0"/>
                 <w:iCs w:val="0"/>
                 <w:caps w:val="0"/>
@@ -10326,7 +10403,7 @@
             </w:pPr>
             <w:r>
               <w:rPr>
-                <w:rFonts w:ascii="Segoe UI" w:eastAsia="Segoe UI" w:hAnsi="Segoe UI" w:cs="Segoe UI" w:hint="default"/>
+                <w:rFonts w:hint="default" w:ascii="Segoe UI" w:hAnsi="Segoe UI" w:eastAsia="Segoe UI" w:cs="Segoe UI"/>
                 <w:i w:val="0"/>
                 <w:iCs w:val="0"/>
                 <w:caps w:val="0"/>
@@ -10346,10 +10423,10 @@
           <w:tcPr>
             <w:tcW w:w="2017" w:type="dxa"/>
             <w:tcBorders>
-              <w:top w:val="single" w:sz="4" w:space="0" w:color="auto"/>
-              <w:left w:val="single" w:sz="4" w:space="0" w:color="auto"/>
+              <w:top w:val="single" w:color="auto" w:sz="4" w:space="0"/>
+              <w:left w:val="single" w:color="auto" w:sz="4" w:space="0"/>
               <w:bottom w:val="nil"/>
-              <w:right w:val="single" w:sz="12" w:space="0" w:color="auto"/>
+              <w:right w:val="single" w:color="auto" w:sz="12" w:space="0"/>
             </w:tcBorders>
             <w:shd w:val="clear" w:color="auto" w:fill="auto"/>
             <w:tcMar>
@@ -10377,11 +10454,11 @@
               <w:adjustRightInd w:val="0"/>
               <w:snapToGrid w:val="0"/>
               <w:spacing w:line="240" w:lineRule="auto"/>
-              <w:ind w:left="0" w:right="0" w:firstLine="0" w:leftChars="0" w:rightChars="0" w:firstLineChars="0"/>
+              <w:ind w:left="0" w:leftChars="0" w:right="0" w:rightChars="0" w:firstLine="0" w:firstLineChars="0"/>
               <w:jc w:val="left"/>
               <w:textAlignment w:val="baseline"/>
               <w:rPr>
-                <w:rFonts w:ascii="Segoe UI" w:eastAsia="Segoe UI" w:hAnsi="Segoe UI" w:cs="Segoe UI" w:hint="default"/>
+                <w:rFonts w:hint="default" w:ascii="Segoe UI" w:hAnsi="Segoe UI" w:eastAsia="Segoe UI" w:cs="Segoe UI"/>
                 <w:i w:val="0"/>
                 <w:iCs w:val="0"/>
                 <w:caps w:val="0"/>
@@ -10393,7 +10470,7 @@
             </w:pPr>
             <w:r>
               <w:rPr>
-                <w:rFonts w:ascii="Segoe UI" w:eastAsia="Segoe UI" w:hAnsi="Segoe UI" w:cs="Segoe UI" w:hint="default"/>
+                <w:rFonts w:hint="default" w:ascii="Segoe UI" w:hAnsi="Segoe UI" w:eastAsia="Segoe UI" w:cs="Segoe UI"/>
                 <w:i w:val="0"/>
                 <w:iCs w:val="0"/>
                 <w:caps w:val="0"/>
@@ -10412,9 +10489,14 @@
       </w:tr>
       <w:tr>
         <w:tblPrEx>
-          <w:tblW w:w="8522" w:type="dxa"/>
-          <w:jc w:val="center"/>
-          <w:shd w:val="clear" w:color="auto" w:fill="auto"/>
+          <w:tblBorders>
+            <w:top w:val="none" w:color="auto" w:sz="0" w:space="0"/>
+            <w:left w:val="none" w:color="auto" w:sz="0" w:space="0"/>
+            <w:bottom w:val="none" w:color="auto" w:sz="0" w:space="0"/>
+            <w:right w:val="none" w:color="auto" w:sz="0" w:space="0"/>
+            <w:insideH w:val="none" w:color="auto" w:sz="0" w:space="0"/>
+            <w:insideV w:val="none" w:color="auto" w:sz="0" w:space="0"/>
+          </w:tblBorders>
           <w:tblCellMar>
             <w:top w:w="15" w:type="dxa"/>
             <w:left w:w="15" w:type="dxa"/>
@@ -10423,15 +10505,15 @@
           </w:tblCellMar>
         </w:tblPrEx>
         <w:trPr>
-          <w:trHeight w:val="0"/>
+          <w:trHeight w:val="0" w:hRule="atLeast"/>
           <w:jc w:val="center"/>
         </w:trPr>
         <w:tc>
           <w:tcPr>
             <w:tcW w:w="1139" w:type="dxa"/>
             <w:tcBorders>
-              <w:top w:val="single" w:sz="4" w:space="0" w:color="auto"/>
-              <w:left w:val="single" w:sz="12" w:space="0" w:color="auto"/>
+              <w:top w:val="single" w:color="auto" w:sz="4" w:space="0"/>
+              <w:left w:val="single" w:color="auto" w:sz="12" w:space="0"/>
               <w:bottom w:val="nil"/>
               <w:right w:val="nil"/>
             </w:tcBorders>
@@ -10461,11 +10543,11 @@
               <w:adjustRightInd w:val="0"/>
               <w:snapToGrid w:val="0"/>
               <w:spacing w:line="240" w:lineRule="auto"/>
-              <w:ind w:left="0" w:right="0" w:firstLine="0" w:leftChars="0" w:rightChars="0" w:firstLineChars="0"/>
+              <w:ind w:left="0" w:leftChars="0" w:right="0" w:rightChars="0" w:firstLine="0" w:firstLineChars="0"/>
               <w:jc w:val="center"/>
               <w:textAlignment w:val="baseline"/>
               <w:rPr>
-                <w:rFonts w:ascii="Segoe UI" w:eastAsia="Segoe UI" w:hAnsi="Segoe UI" w:cs="Segoe UI" w:hint="default"/>
+                <w:rFonts w:hint="default" w:ascii="Segoe UI" w:hAnsi="Segoe UI" w:eastAsia="Segoe UI" w:cs="Segoe UI"/>
                 <w:i w:val="0"/>
                 <w:iCs w:val="0"/>
                 <w:caps w:val="0"/>
@@ -10477,8 +10559,8 @@
             </w:pPr>
             <w:r>
               <w:rPr>
-                <w:rStyle w:val="Strong"/>
-                <w:rFonts w:ascii="Segoe UI" w:eastAsia="Segoe UI" w:hAnsi="Segoe UI" w:cs="Segoe UI" w:hint="default"/>
+                <w:rStyle w:val="25"/>
+                <w:rFonts w:hint="default" w:ascii="Segoe UI" w:hAnsi="Segoe UI" w:eastAsia="Segoe UI" w:cs="Segoe UI"/>
                 <w:b/>
                 <w:bCs/>
                 <w:i w:val="0"/>
@@ -10500,8 +10582,8 @@
           <w:tcPr>
             <w:tcW w:w="3551" w:type="dxa"/>
             <w:tcBorders>
-              <w:top w:val="single" w:sz="4" w:space="0" w:color="auto"/>
-              <w:left w:val="single" w:sz="4" w:space="0" w:color="auto"/>
+              <w:top w:val="single" w:color="auto" w:sz="4" w:space="0"/>
+              <w:left w:val="single" w:color="auto" w:sz="4" w:space="0"/>
               <w:bottom w:val="nil"/>
               <w:right w:val="nil"/>
             </w:tcBorders>
@@ -10531,11 +10613,11 @@
               <w:adjustRightInd w:val="0"/>
               <w:snapToGrid w:val="0"/>
               <w:spacing w:line="240" w:lineRule="auto"/>
-              <w:ind w:left="0" w:right="0" w:firstLine="0" w:leftChars="0" w:rightChars="0" w:firstLineChars="0"/>
+              <w:ind w:left="0" w:leftChars="0" w:right="0" w:rightChars="0" w:firstLine="0" w:firstLineChars="0"/>
               <w:jc w:val="center"/>
               <w:textAlignment w:val="baseline"/>
               <w:rPr>
-                <w:rFonts w:ascii="Segoe UI" w:eastAsia="Segoe UI" w:hAnsi="Segoe UI" w:cs="Segoe UI" w:hint="default"/>
+                <w:rFonts w:hint="default" w:ascii="Segoe UI" w:hAnsi="Segoe UI" w:eastAsia="Segoe UI" w:cs="Segoe UI"/>
                 <w:i w:val="0"/>
                 <w:iCs w:val="0"/>
                 <w:caps w:val="0"/>
@@ -10547,7 +10629,7 @@
             </w:pPr>
             <w:r>
               <w:rPr>
-                <w:rFonts w:ascii="Segoe UI" w:eastAsia="Segoe UI" w:hAnsi="Segoe UI" w:cs="Segoe UI" w:hint="default"/>
+                <w:rFonts w:hint="default" w:ascii="Segoe UI" w:hAnsi="Segoe UI" w:eastAsia="Segoe UI" w:cs="Segoe UI"/>
                 <w:i w:val="0"/>
                 <w:iCs w:val="0"/>
                 <w:caps w:val="0"/>
@@ -10567,8 +10649,8 @@
           <w:tcPr>
             <w:tcW w:w="1814" w:type="dxa"/>
             <w:tcBorders>
-              <w:top w:val="single" w:sz="4" w:space="0" w:color="auto"/>
-              <w:left w:val="single" w:sz="4" w:space="0" w:color="auto"/>
+              <w:top w:val="single" w:color="auto" w:sz="4" w:space="0"/>
+              <w:left w:val="single" w:color="auto" w:sz="4" w:space="0"/>
               <w:bottom w:val="nil"/>
               <w:right w:val="nil"/>
             </w:tcBorders>
@@ -10598,11 +10680,11 @@
               <w:adjustRightInd w:val="0"/>
               <w:snapToGrid w:val="0"/>
               <w:spacing w:line="240" w:lineRule="auto"/>
-              <w:ind w:left="0" w:right="0" w:firstLine="0" w:leftChars="0" w:rightChars="0" w:firstLineChars="0"/>
+              <w:ind w:left="0" w:leftChars="0" w:right="0" w:rightChars="0" w:firstLine="0" w:firstLineChars="0"/>
               <w:jc w:val="left"/>
               <w:textAlignment w:val="baseline"/>
               <w:rPr>
-                <w:rFonts w:ascii="Segoe UI" w:eastAsia="Segoe UI" w:hAnsi="Segoe UI" w:cs="Segoe UI" w:hint="default"/>
+                <w:rFonts w:hint="default" w:ascii="Segoe UI" w:hAnsi="Segoe UI" w:eastAsia="Segoe UI" w:cs="Segoe UI"/>
                 <w:i w:val="0"/>
                 <w:iCs w:val="0"/>
                 <w:caps w:val="0"/>
@@ -10614,7 +10696,7 @@
             </w:pPr>
             <w:r>
               <w:rPr>
-                <w:rFonts w:ascii="Segoe UI" w:eastAsia="Segoe UI" w:hAnsi="Segoe UI" w:cs="Segoe UI" w:hint="default"/>
+                <w:rFonts w:hint="default" w:ascii="Segoe UI" w:hAnsi="Segoe UI" w:eastAsia="Segoe UI" w:cs="Segoe UI"/>
                 <w:i w:val="0"/>
                 <w:iCs w:val="0"/>
                 <w:caps w:val="0"/>
@@ -10634,10 +10716,10 @@
           <w:tcPr>
             <w:tcW w:w="2017" w:type="dxa"/>
             <w:tcBorders>
-              <w:top w:val="single" w:sz="4" w:space="0" w:color="auto"/>
-              <w:left w:val="single" w:sz="4" w:space="0" w:color="auto"/>
+              <w:top w:val="single" w:color="auto" w:sz="4" w:space="0"/>
+              <w:left w:val="single" w:color="auto" w:sz="4" w:space="0"/>
               <w:bottom w:val="nil"/>
-              <w:right w:val="single" w:sz="12" w:space="0" w:color="auto"/>
+              <w:right w:val="single" w:color="auto" w:sz="12" w:space="0"/>
             </w:tcBorders>
             <w:shd w:val="clear" w:color="auto" w:fill="auto"/>
             <w:tcMar>
@@ -10665,11 +10747,11 @@
               <w:adjustRightInd w:val="0"/>
               <w:snapToGrid w:val="0"/>
               <w:spacing w:line="240" w:lineRule="auto"/>
-              <w:ind w:left="0" w:right="0" w:firstLine="0" w:leftChars="0" w:rightChars="0" w:firstLineChars="0"/>
+              <w:ind w:left="0" w:leftChars="0" w:right="0" w:rightChars="0" w:firstLine="0" w:firstLineChars="0"/>
               <w:jc w:val="left"/>
               <w:textAlignment w:val="baseline"/>
               <w:rPr>
-                <w:rFonts w:ascii="Segoe UI" w:eastAsia="Segoe UI" w:hAnsi="Segoe UI" w:cs="Segoe UI" w:hint="default"/>
+                <w:rFonts w:hint="default" w:ascii="Segoe UI" w:hAnsi="Segoe UI" w:eastAsia="Segoe UI" w:cs="Segoe UI"/>
                 <w:i w:val="0"/>
                 <w:iCs w:val="0"/>
                 <w:caps w:val="0"/>
@@ -10681,7 +10763,7 @@
             </w:pPr>
             <w:r>
               <w:rPr>
-                <w:rFonts w:ascii="Segoe UI" w:eastAsia="Segoe UI" w:hAnsi="Segoe UI" w:cs="Segoe UI" w:hint="default"/>
+                <w:rFonts w:hint="default" w:ascii="Segoe UI" w:hAnsi="Segoe UI" w:eastAsia="Segoe UI" w:cs="Segoe UI"/>
                 <w:i w:val="0"/>
                 <w:iCs w:val="0"/>
                 <w:caps w:val="0"/>
@@ -10700,9 +10782,14 @@
       </w:tr>
       <w:tr>
         <w:tblPrEx>
-          <w:tblW w:w="8522" w:type="dxa"/>
-          <w:jc w:val="center"/>
-          <w:shd w:val="clear" w:color="auto" w:fill="auto"/>
+          <w:tblBorders>
+            <w:top w:val="none" w:color="auto" w:sz="0" w:space="0"/>
+            <w:left w:val="none" w:color="auto" w:sz="0" w:space="0"/>
+            <w:bottom w:val="none" w:color="auto" w:sz="0" w:space="0"/>
+            <w:right w:val="none" w:color="auto" w:sz="0" w:space="0"/>
+            <w:insideH w:val="none" w:color="auto" w:sz="0" w:space="0"/>
+            <w:insideV w:val="none" w:color="auto" w:sz="0" w:space="0"/>
+          </w:tblBorders>
           <w:tblCellMar>
             <w:top w:w="15" w:type="dxa"/>
             <w:left w:w="15" w:type="dxa"/>
@@ -10711,15 +10798,15 @@
           </w:tblCellMar>
         </w:tblPrEx>
         <w:trPr>
-          <w:trHeight w:val="0"/>
+          <w:trHeight w:val="0" w:hRule="atLeast"/>
           <w:jc w:val="center"/>
         </w:trPr>
         <w:tc>
           <w:tcPr>
             <w:tcW w:w="1139" w:type="dxa"/>
             <w:tcBorders>
-              <w:top w:val="single" w:sz="4" w:space="0" w:color="auto"/>
-              <w:left w:val="single" w:sz="12" w:space="0" w:color="auto"/>
+              <w:top w:val="single" w:color="auto" w:sz="4" w:space="0"/>
+              <w:left w:val="single" w:color="auto" w:sz="12" w:space="0"/>
               <w:bottom w:val="nil"/>
               <w:right w:val="nil"/>
             </w:tcBorders>
@@ -10749,11 +10836,11 @@
               <w:adjustRightInd w:val="0"/>
               <w:snapToGrid w:val="0"/>
               <w:spacing w:line="240" w:lineRule="auto"/>
-              <w:ind w:left="0" w:right="0" w:firstLine="0" w:leftChars="0" w:rightChars="0" w:firstLineChars="0"/>
+              <w:ind w:left="0" w:leftChars="0" w:right="0" w:rightChars="0" w:firstLine="0" w:firstLineChars="0"/>
               <w:jc w:val="center"/>
               <w:textAlignment w:val="baseline"/>
               <w:rPr>
-                <w:rFonts w:ascii="Segoe UI" w:eastAsia="Segoe UI" w:hAnsi="Segoe UI" w:cs="Segoe UI" w:hint="default"/>
+                <w:rFonts w:hint="default" w:ascii="Segoe UI" w:hAnsi="Segoe UI" w:eastAsia="Segoe UI" w:cs="Segoe UI"/>
                 <w:i w:val="0"/>
                 <w:iCs w:val="0"/>
                 <w:caps w:val="0"/>
@@ -10765,8 +10852,8 @@
             </w:pPr>
             <w:r>
               <w:rPr>
-                <w:rStyle w:val="Strong"/>
-                <w:rFonts w:ascii="Segoe UI" w:eastAsia="Segoe UI" w:hAnsi="Segoe UI" w:cs="Segoe UI" w:hint="default"/>
+                <w:rStyle w:val="25"/>
+                <w:rFonts w:hint="default" w:ascii="Segoe UI" w:hAnsi="Segoe UI" w:eastAsia="Segoe UI" w:cs="Segoe UI"/>
                 <w:b/>
                 <w:bCs/>
                 <w:i w:val="0"/>
@@ -10788,8 +10875,8 @@
           <w:tcPr>
             <w:tcW w:w="3551" w:type="dxa"/>
             <w:tcBorders>
-              <w:top w:val="single" w:sz="4" w:space="0" w:color="auto"/>
-              <w:left w:val="single" w:sz="4" w:space="0" w:color="auto"/>
+              <w:top w:val="single" w:color="auto" w:sz="4" w:space="0"/>
+              <w:left w:val="single" w:color="auto" w:sz="4" w:space="0"/>
               <w:bottom w:val="nil"/>
               <w:right w:val="nil"/>
             </w:tcBorders>
@@ -10819,11 +10906,11 @@
               <w:adjustRightInd w:val="0"/>
               <w:snapToGrid w:val="0"/>
               <w:spacing w:line="240" w:lineRule="auto"/>
-              <w:ind w:left="0" w:right="0" w:firstLine="0" w:leftChars="0" w:rightChars="0" w:firstLineChars="0"/>
+              <w:ind w:left="0" w:leftChars="0" w:right="0" w:rightChars="0" w:firstLine="0" w:firstLineChars="0"/>
               <w:jc w:val="center"/>
               <w:textAlignment w:val="baseline"/>
               <w:rPr>
-                <w:rFonts w:ascii="Segoe UI" w:eastAsia="Segoe UI" w:hAnsi="Segoe UI" w:cs="Segoe UI" w:hint="default"/>
+                <w:rFonts w:hint="default" w:ascii="Segoe UI" w:hAnsi="Segoe UI" w:eastAsia="Segoe UI" w:cs="Segoe UI"/>
                 <w:i w:val="0"/>
                 <w:iCs w:val="0"/>
                 <w:caps w:val="0"/>
@@ -10835,7 +10922,7 @@
             </w:pPr>
             <w:r>
               <w:rPr>
-                <w:rFonts w:ascii="Segoe UI" w:eastAsia="Segoe UI" w:hAnsi="Segoe UI" w:cs="Segoe UI" w:hint="default"/>
+                <w:rFonts w:hint="default" w:ascii="Segoe UI" w:hAnsi="Segoe UI" w:eastAsia="Segoe UI" w:cs="Segoe UI"/>
                 <w:i w:val="0"/>
                 <w:iCs w:val="0"/>
                 <w:caps w:val="0"/>
@@ -10855,8 +10942,8 @@
           <w:tcPr>
             <w:tcW w:w="1814" w:type="dxa"/>
             <w:tcBorders>
-              <w:top w:val="single" w:sz="4" w:space="0" w:color="auto"/>
-              <w:left w:val="single" w:sz="4" w:space="0" w:color="auto"/>
+              <w:top w:val="single" w:color="auto" w:sz="4" w:space="0"/>
+              <w:left w:val="single" w:color="auto" w:sz="4" w:space="0"/>
               <w:bottom w:val="nil"/>
               <w:right w:val="nil"/>
             </w:tcBorders>
@@ -10886,11 +10973,11 @@
               <w:adjustRightInd w:val="0"/>
               <w:snapToGrid w:val="0"/>
               <w:spacing w:line="240" w:lineRule="auto"/>
-              <w:ind w:left="0" w:right="0" w:firstLine="0" w:leftChars="0" w:rightChars="0" w:firstLineChars="0"/>
+              <w:ind w:left="0" w:leftChars="0" w:right="0" w:rightChars="0" w:firstLine="0" w:firstLineChars="0"/>
               <w:jc w:val="left"/>
               <w:textAlignment w:val="baseline"/>
               <w:rPr>
-                <w:rFonts w:ascii="Segoe UI" w:eastAsia="Segoe UI" w:hAnsi="Segoe UI" w:cs="Segoe UI" w:hint="default"/>
+                <w:rFonts w:hint="default" w:ascii="Segoe UI" w:hAnsi="Segoe UI" w:eastAsia="Segoe UI" w:cs="Segoe UI"/>
                 <w:i w:val="0"/>
                 <w:iCs w:val="0"/>
                 <w:caps w:val="0"/>
@@ -10902,7 +10989,7 @@
             </w:pPr>
             <w:r>
               <w:rPr>
-                <w:rFonts w:ascii="Segoe UI" w:eastAsia="Segoe UI" w:hAnsi="Segoe UI" w:cs="Segoe UI" w:hint="default"/>
+                <w:rFonts w:hint="default" w:ascii="Segoe UI" w:hAnsi="Segoe UI" w:eastAsia="Segoe UI" w:cs="Segoe UI"/>
                 <w:i w:val="0"/>
                 <w:iCs w:val="0"/>
                 <w:caps w:val="0"/>
@@ -10922,10 +11009,10 @@
           <w:tcPr>
             <w:tcW w:w="2017" w:type="dxa"/>
             <w:tcBorders>
-              <w:top w:val="single" w:sz="4" w:space="0" w:color="auto"/>
-              <w:left w:val="single" w:sz="4" w:space="0" w:color="auto"/>
+              <w:top w:val="single" w:color="auto" w:sz="4" w:space="0"/>
+              <w:left w:val="single" w:color="auto" w:sz="4" w:space="0"/>
               <w:bottom w:val="nil"/>
-              <w:right w:val="single" w:sz="12" w:space="0" w:color="auto"/>
+              <w:right w:val="single" w:color="auto" w:sz="12" w:space="0"/>
             </w:tcBorders>
             <w:shd w:val="clear" w:color="auto" w:fill="auto"/>
             <w:tcMar>
@@ -10953,11 +11040,11 @@
               <w:adjustRightInd w:val="0"/>
               <w:snapToGrid w:val="0"/>
               <w:spacing w:line="240" w:lineRule="auto"/>
-              <w:ind w:left="0" w:right="0" w:firstLine="0" w:leftChars="0" w:rightChars="0" w:firstLineChars="0"/>
+              <w:ind w:left="0" w:leftChars="0" w:right="0" w:rightChars="0" w:firstLine="0" w:firstLineChars="0"/>
               <w:jc w:val="left"/>
               <w:textAlignment w:val="baseline"/>
               <w:rPr>
-                <w:rFonts w:ascii="Segoe UI" w:eastAsia="Segoe UI" w:hAnsi="Segoe UI" w:cs="Segoe UI" w:hint="default"/>
+                <w:rFonts w:hint="default" w:ascii="Segoe UI" w:hAnsi="Segoe UI" w:eastAsia="Segoe UI" w:cs="Segoe UI"/>
                 <w:i w:val="0"/>
                 <w:iCs w:val="0"/>
                 <w:caps w:val="0"/>
@@ -10969,7 +11056,7 @@
             </w:pPr>
             <w:r>
               <w:rPr>
-                <w:rFonts w:ascii="Segoe UI" w:eastAsia="Segoe UI" w:hAnsi="Segoe UI" w:cs="Segoe UI" w:hint="default"/>
+                <w:rFonts w:hint="default" w:ascii="Segoe UI" w:hAnsi="Segoe UI" w:eastAsia="Segoe UI" w:cs="Segoe UI"/>
                 <w:i w:val="0"/>
                 <w:iCs w:val="0"/>
                 <w:caps w:val="0"/>
@@ -10988,9 +11075,14 @@
       </w:tr>
       <w:tr>
         <w:tblPrEx>
-          <w:tblW w:w="8522" w:type="dxa"/>
-          <w:jc w:val="center"/>
-          <w:shd w:val="clear" w:color="auto" w:fill="auto"/>
+          <w:tblBorders>
+            <w:top w:val="none" w:color="auto" w:sz="0" w:space="0"/>
+            <w:left w:val="none" w:color="auto" w:sz="0" w:space="0"/>
+            <w:bottom w:val="none" w:color="auto" w:sz="0" w:space="0"/>
+            <w:right w:val="none" w:color="auto" w:sz="0" w:space="0"/>
+            <w:insideH w:val="none" w:color="auto" w:sz="0" w:space="0"/>
+            <w:insideV w:val="none" w:color="auto" w:sz="0" w:space="0"/>
+          </w:tblBorders>
           <w:tblCellMar>
             <w:top w:w="15" w:type="dxa"/>
             <w:left w:w="15" w:type="dxa"/>
@@ -10999,15 +11091,15 @@
           </w:tblCellMar>
         </w:tblPrEx>
         <w:trPr>
-          <w:trHeight w:val="0"/>
+          <w:trHeight w:val="0" w:hRule="atLeast"/>
           <w:jc w:val="center"/>
         </w:trPr>
         <w:tc>
           <w:tcPr>
             <w:tcW w:w="1139" w:type="dxa"/>
             <w:tcBorders>
-              <w:top w:val="single" w:sz="4" w:space="0" w:color="auto"/>
-              <w:left w:val="single" w:sz="12" w:space="0" w:color="auto"/>
+              <w:top w:val="single" w:color="auto" w:sz="4" w:space="0"/>
+              <w:left w:val="single" w:color="auto" w:sz="12" w:space="0"/>
               <w:bottom w:val="nil"/>
               <w:right w:val="nil"/>
             </w:tcBorders>
@@ -11037,11 +11129,11 @@
               <w:adjustRightInd w:val="0"/>
               <w:snapToGrid w:val="0"/>
               <w:spacing w:line="240" w:lineRule="auto"/>
-              <w:ind w:left="0" w:right="0" w:firstLine="0" w:leftChars="0" w:rightChars="0" w:firstLineChars="0"/>
+              <w:ind w:left="0" w:leftChars="0" w:right="0" w:rightChars="0" w:firstLine="0" w:firstLineChars="0"/>
               <w:jc w:val="center"/>
               <w:textAlignment w:val="baseline"/>
               <w:rPr>
-                <w:rFonts w:ascii="Segoe UI" w:eastAsia="Segoe UI" w:hAnsi="Segoe UI" w:cs="Segoe UI" w:hint="default"/>
+                <w:rFonts w:hint="default" w:ascii="Segoe UI" w:hAnsi="Segoe UI" w:eastAsia="Segoe UI" w:cs="Segoe UI"/>
                 <w:i w:val="0"/>
                 <w:iCs w:val="0"/>
                 <w:caps w:val="0"/>
@@ -11053,8 +11145,8 @@
             </w:pPr>
             <w:r>
               <w:rPr>
-                <w:rStyle w:val="Strong"/>
-                <w:rFonts w:ascii="Segoe UI" w:eastAsia="Segoe UI" w:hAnsi="Segoe UI" w:cs="Segoe UI" w:hint="default"/>
+                <w:rStyle w:val="25"/>
+                <w:rFonts w:hint="default" w:ascii="Segoe UI" w:hAnsi="Segoe UI" w:eastAsia="Segoe UI" w:cs="Segoe UI"/>
                 <w:b/>
                 <w:bCs/>
                 <w:i w:val="0"/>
@@ -11076,8 +11168,8 @@
           <w:tcPr>
             <w:tcW w:w="3551" w:type="dxa"/>
             <w:tcBorders>
-              <w:top w:val="single" w:sz="4" w:space="0" w:color="auto"/>
-              <w:left w:val="single" w:sz="4" w:space="0" w:color="auto"/>
+              <w:top w:val="single" w:color="auto" w:sz="4" w:space="0"/>
+              <w:left w:val="single" w:color="auto" w:sz="4" w:space="0"/>
               <w:bottom w:val="nil"/>
               <w:right w:val="nil"/>
             </w:tcBorders>
@@ -11107,11 +11199,11 @@
               <w:adjustRightInd w:val="0"/>
               <w:snapToGrid w:val="0"/>
               <w:spacing w:line="240" w:lineRule="auto"/>
-              <w:ind w:left="0" w:right="0" w:firstLine="0" w:leftChars="0" w:rightChars="0" w:firstLineChars="0"/>
+              <w:ind w:left="0" w:leftChars="0" w:right="0" w:rightChars="0" w:firstLine="0" w:firstLineChars="0"/>
               <w:jc w:val="center"/>
               <w:textAlignment w:val="baseline"/>
               <w:rPr>
-                <w:rFonts w:ascii="Segoe UI" w:eastAsia="Segoe UI" w:hAnsi="Segoe UI" w:cs="Segoe UI" w:hint="default"/>
+                <w:rFonts w:hint="default" w:ascii="Segoe UI" w:hAnsi="Segoe UI" w:eastAsia="Segoe UI" w:cs="Segoe UI"/>
                 <w:i w:val="0"/>
                 <w:iCs w:val="0"/>
                 <w:caps w:val="0"/>
@@ -11123,7 +11215,7 @@
             </w:pPr>
             <w:r>
               <w:rPr>
-                <w:rFonts w:ascii="Segoe UI" w:eastAsia="Segoe UI" w:hAnsi="Segoe UI" w:cs="Segoe UI" w:hint="default"/>
+                <w:rFonts w:hint="default" w:ascii="Segoe UI" w:hAnsi="Segoe UI" w:eastAsia="Segoe UI" w:cs="Segoe UI"/>
                 <w:i w:val="0"/>
                 <w:iCs w:val="0"/>
                 <w:caps w:val="0"/>
@@ -11143,8 +11235,8 @@
           <w:tcPr>
             <w:tcW w:w="1814" w:type="dxa"/>
             <w:tcBorders>
-              <w:top w:val="single" w:sz="4" w:space="0" w:color="auto"/>
-              <w:left w:val="single" w:sz="4" w:space="0" w:color="auto"/>
+              <w:top w:val="single" w:color="auto" w:sz="4" w:space="0"/>
+              <w:left w:val="single" w:color="auto" w:sz="4" w:space="0"/>
               <w:bottom w:val="nil"/>
               <w:right w:val="nil"/>
             </w:tcBorders>
@@ -11174,11 +11266,11 @@
               <w:adjustRightInd w:val="0"/>
               <w:snapToGrid w:val="0"/>
               <w:spacing w:line="240" w:lineRule="auto"/>
-              <w:ind w:left="0" w:right="0" w:firstLine="0" w:leftChars="0" w:rightChars="0" w:firstLineChars="0"/>
+              <w:ind w:left="0" w:leftChars="0" w:right="0" w:rightChars="0" w:firstLine="0" w:firstLineChars="0"/>
               <w:jc w:val="left"/>
               <w:textAlignment w:val="baseline"/>
               <w:rPr>
-                <w:rFonts w:ascii="Segoe UI" w:eastAsia="Segoe UI" w:hAnsi="Segoe UI" w:cs="Segoe UI" w:hint="default"/>
+                <w:rFonts w:hint="default" w:ascii="Segoe UI" w:hAnsi="Segoe UI" w:eastAsia="Segoe UI" w:cs="Segoe UI"/>
                 <w:i w:val="0"/>
                 <w:iCs w:val="0"/>
                 <w:caps w:val="0"/>
@@ -11190,7 +11282,7 @@
             </w:pPr>
             <w:r>
               <w:rPr>
-                <w:rFonts w:ascii="Segoe UI" w:eastAsia="Segoe UI" w:hAnsi="Segoe UI" w:cs="Segoe UI" w:hint="default"/>
+                <w:rFonts w:hint="default" w:ascii="Segoe UI" w:hAnsi="Segoe UI" w:eastAsia="Segoe UI" w:cs="Segoe UI"/>
                 <w:i w:val="0"/>
                 <w:iCs w:val="0"/>
                 <w:caps w:val="0"/>
@@ -11210,10 +11302,10 @@
           <w:tcPr>
             <w:tcW w:w="2017" w:type="dxa"/>
             <w:tcBorders>
-              <w:top w:val="single" w:sz="4" w:space="0" w:color="auto"/>
-              <w:left w:val="single" w:sz="4" w:space="0" w:color="auto"/>
+              <w:top w:val="single" w:color="auto" w:sz="4" w:space="0"/>
+              <w:left w:val="single" w:color="auto" w:sz="4" w:space="0"/>
               <w:bottom w:val="nil"/>
-              <w:right w:val="single" w:sz="12" w:space="0" w:color="auto"/>
+              <w:right w:val="single" w:color="auto" w:sz="12" w:space="0"/>
             </w:tcBorders>
             <w:shd w:val="clear" w:color="auto" w:fill="auto"/>
             <w:tcMar>
@@ -11241,11 +11333,11 @@
               <w:adjustRightInd w:val="0"/>
               <w:snapToGrid w:val="0"/>
               <w:spacing w:line="240" w:lineRule="auto"/>
-              <w:ind w:left="0" w:right="0" w:firstLine="0" w:leftChars="0" w:rightChars="0" w:firstLineChars="0"/>
+              <w:ind w:left="0" w:leftChars="0" w:right="0" w:rightChars="0" w:firstLine="0" w:firstLineChars="0"/>
               <w:jc w:val="left"/>
               <w:textAlignment w:val="baseline"/>
               <w:rPr>
-                <w:rFonts w:ascii="Segoe UI" w:eastAsia="Segoe UI" w:hAnsi="Segoe UI" w:cs="Segoe UI" w:hint="default"/>
+                <w:rFonts w:hint="default" w:ascii="Segoe UI" w:hAnsi="Segoe UI" w:eastAsia="Segoe UI" w:cs="Segoe UI"/>
                 <w:i w:val="0"/>
                 <w:iCs w:val="0"/>
                 <w:caps w:val="0"/>
@@ -11257,7 +11349,7 @@
             </w:pPr>
             <w:r>
               <w:rPr>
-                <w:rFonts w:ascii="Segoe UI" w:eastAsia="Segoe UI" w:hAnsi="Segoe UI" w:cs="Segoe UI" w:hint="default"/>
+                <w:rFonts w:hint="default" w:ascii="Segoe UI" w:hAnsi="Segoe UI" w:eastAsia="Segoe UI" w:cs="Segoe UI"/>
                 <w:i w:val="0"/>
                 <w:iCs w:val="0"/>
                 <w:caps w:val="0"/>
@@ -11276,8 +11368,14 @@
       </w:tr>
       <w:tr>
         <w:tblPrEx>
-          <w:tblW w:w="8522" w:type="dxa"/>
-          <w:jc w:val="center"/>
+          <w:tblBorders>
+            <w:top w:val="none" w:color="auto" w:sz="0" w:space="0"/>
+            <w:left w:val="none" w:color="auto" w:sz="0" w:space="0"/>
+            <w:bottom w:val="none" w:color="auto" w:sz="0" w:space="0"/>
+            <w:right w:val="none" w:color="auto" w:sz="0" w:space="0"/>
+            <w:insideH w:val="none" w:color="auto" w:sz="0" w:space="0"/>
+            <w:insideV w:val="none" w:color="auto" w:sz="0" w:space="0"/>
+          </w:tblBorders>
           <w:shd w:val="clear" w:color="auto" w:fill="auto"/>
           <w:tblCellMar>
             <w:top w:w="15" w:type="dxa"/>
@@ -11287,15 +11385,15 @@
           </w:tblCellMar>
         </w:tblPrEx>
         <w:trPr>
-          <w:trHeight w:val="0"/>
+          <w:trHeight w:val="0" w:hRule="atLeast"/>
           <w:jc w:val="center"/>
         </w:trPr>
         <w:tc>
           <w:tcPr>
             <w:tcW w:w="1139" w:type="dxa"/>
             <w:tcBorders>
-              <w:top w:val="single" w:sz="4" w:space="0" w:color="auto"/>
-              <w:left w:val="single" w:sz="12" w:space="0" w:color="auto"/>
+              <w:top w:val="single" w:color="auto" w:sz="4" w:space="0"/>
+              <w:left w:val="single" w:color="auto" w:sz="12" w:space="0"/>
               <w:bottom w:val="nil"/>
               <w:right w:val="nil"/>
             </w:tcBorders>
@@ -11325,11 +11423,11 @@
               <w:adjustRightInd w:val="0"/>
               <w:snapToGrid w:val="0"/>
               <w:spacing w:line="240" w:lineRule="auto"/>
-              <w:ind w:left="0" w:right="0" w:firstLine="0" w:leftChars="0" w:rightChars="0" w:firstLineChars="0"/>
+              <w:ind w:left="0" w:leftChars="0" w:right="0" w:rightChars="0" w:firstLine="0" w:firstLineChars="0"/>
               <w:jc w:val="center"/>
               <w:textAlignment w:val="baseline"/>
               <w:rPr>
-                <w:rFonts w:ascii="Segoe UI" w:eastAsia="Segoe UI" w:hAnsi="Segoe UI" w:cs="Segoe UI" w:hint="default"/>
+                <w:rFonts w:hint="default" w:ascii="Segoe UI" w:hAnsi="Segoe UI" w:eastAsia="Segoe UI" w:cs="Segoe UI"/>
                 <w:i w:val="0"/>
                 <w:iCs w:val="0"/>
                 <w:caps w:val="0"/>
@@ -11341,8 +11439,8 @@
             </w:pPr>
             <w:r>
               <w:rPr>
-                <w:rStyle w:val="Strong"/>
-                <w:rFonts w:ascii="Segoe UI" w:eastAsia="Segoe UI" w:hAnsi="Segoe UI" w:cs="Segoe UI" w:hint="default"/>
+                <w:rStyle w:val="25"/>
+                <w:rFonts w:hint="default" w:ascii="Segoe UI" w:hAnsi="Segoe UI" w:eastAsia="Segoe UI" w:cs="Segoe UI"/>
                 <w:b/>
                 <w:bCs/>
                 <w:i w:val="0"/>
@@ -11364,8 +11462,8 @@
           <w:tcPr>
             <w:tcW w:w="3551" w:type="dxa"/>
             <w:tcBorders>
-              <w:top w:val="single" w:sz="4" w:space="0" w:color="auto"/>
-              <w:left w:val="single" w:sz="4" w:space="0" w:color="auto"/>
+              <w:top w:val="single" w:color="auto" w:sz="4" w:space="0"/>
+              <w:left w:val="single" w:color="auto" w:sz="4" w:space="0"/>
               <w:bottom w:val="nil"/>
               <w:right w:val="nil"/>
             </w:tcBorders>
@@ -11395,11 +11493,11 @@
               <w:adjustRightInd w:val="0"/>
               <w:snapToGrid w:val="0"/>
               <w:spacing w:line="240" w:lineRule="auto"/>
-              <w:ind w:left="0" w:right="0" w:firstLine="0" w:leftChars="0" w:rightChars="0" w:firstLineChars="0"/>
+              <w:ind w:left="0" w:leftChars="0" w:right="0" w:rightChars="0" w:firstLine="0" w:firstLineChars="0"/>
               <w:jc w:val="center"/>
               <w:textAlignment w:val="baseline"/>
               <w:rPr>
-                <w:rFonts w:ascii="Segoe UI" w:eastAsia="Segoe UI" w:hAnsi="Segoe UI" w:cs="Segoe UI" w:hint="default"/>
+                <w:rFonts w:hint="default" w:ascii="Segoe UI" w:hAnsi="Segoe UI" w:eastAsia="Segoe UI" w:cs="Segoe UI"/>
                 <w:i w:val="0"/>
                 <w:iCs w:val="0"/>
                 <w:caps w:val="0"/>
@@ -11411,7 +11509,7 @@
             </w:pPr>
             <w:r>
               <w:rPr>
-                <w:rFonts w:ascii="Segoe UI" w:eastAsia="Segoe UI" w:hAnsi="Segoe UI" w:cs="Segoe UI" w:hint="default"/>
+                <w:rFonts w:hint="default" w:ascii="Segoe UI" w:hAnsi="Segoe UI" w:eastAsia="Segoe UI" w:cs="Segoe UI"/>
                 <w:i w:val="0"/>
                 <w:iCs w:val="0"/>
                 <w:caps w:val="0"/>
@@ -11431,8 +11529,8 @@
           <w:tcPr>
             <w:tcW w:w="1814" w:type="dxa"/>
             <w:tcBorders>
-              <w:top w:val="single" w:sz="4" w:space="0" w:color="auto"/>
-              <w:left w:val="single" w:sz="4" w:space="0" w:color="auto"/>
+              <w:top w:val="single" w:color="auto" w:sz="4" w:space="0"/>
+              <w:left w:val="single" w:color="auto" w:sz="4" w:space="0"/>
               <w:bottom w:val="nil"/>
               <w:right w:val="nil"/>
             </w:tcBorders>
@@ -11462,11 +11560,11 @@
               <w:adjustRightInd w:val="0"/>
               <w:snapToGrid w:val="0"/>
               <w:spacing w:line="240" w:lineRule="auto"/>
-              <w:ind w:left="0" w:right="0" w:firstLine="0" w:leftChars="0" w:rightChars="0" w:firstLineChars="0"/>
+              <w:ind w:left="0" w:leftChars="0" w:right="0" w:rightChars="0" w:firstLine="0" w:firstLineChars="0"/>
               <w:jc w:val="left"/>
               <w:textAlignment w:val="baseline"/>
               <w:rPr>
-                <w:rFonts w:ascii="Segoe UI" w:eastAsia="Segoe UI" w:hAnsi="Segoe UI" w:cs="Segoe UI" w:hint="default"/>
+                <w:rFonts w:hint="default" w:ascii="Segoe UI" w:hAnsi="Segoe UI" w:eastAsia="Segoe UI" w:cs="Segoe UI"/>
                 <w:i w:val="0"/>
                 <w:iCs w:val="0"/>
                 <w:caps w:val="0"/>
@@ -11478,7 +11576,7 @@
             </w:pPr>
             <w:r>
               <w:rPr>
-                <w:rFonts w:ascii="Segoe UI" w:eastAsia="Segoe UI" w:hAnsi="Segoe UI" w:cs="Segoe UI" w:hint="default"/>
+                <w:rFonts w:hint="default" w:ascii="Segoe UI" w:hAnsi="Segoe UI" w:eastAsia="Segoe UI" w:cs="Segoe UI"/>
                 <w:i w:val="0"/>
                 <w:iCs w:val="0"/>
                 <w:caps w:val="0"/>
@@ -11498,10 +11596,10 @@
           <w:tcPr>
             <w:tcW w:w="2017" w:type="dxa"/>
             <w:tcBorders>
-              <w:top w:val="single" w:sz="4" w:space="0" w:color="auto"/>
-              <w:left w:val="single" w:sz="4" w:space="0" w:color="auto"/>
+              <w:top w:val="single" w:color="auto" w:sz="4" w:space="0"/>
+              <w:left w:val="single" w:color="auto" w:sz="4" w:space="0"/>
               <w:bottom w:val="nil"/>
-              <w:right w:val="single" w:sz="12" w:space="0" w:color="auto"/>
+              <w:right w:val="single" w:color="auto" w:sz="12" w:space="0"/>
             </w:tcBorders>
             <w:shd w:val="clear" w:color="auto" w:fill="auto"/>
             <w:tcMar>
@@ -11529,11 +11627,11 @@
               <w:adjustRightInd w:val="0"/>
               <w:snapToGrid w:val="0"/>
               <w:spacing w:line="240" w:lineRule="auto"/>
-              <w:ind w:left="0" w:right="0" w:firstLine="0" w:leftChars="0" w:rightChars="0" w:firstLineChars="0"/>
+              <w:ind w:left="0" w:leftChars="0" w:right="0" w:rightChars="0" w:firstLine="0" w:firstLineChars="0"/>
               <w:jc w:val="left"/>
               <w:textAlignment w:val="baseline"/>
               <w:rPr>
-                <w:rFonts w:ascii="Segoe UI" w:eastAsia="Segoe UI" w:hAnsi="Segoe UI" w:cs="Segoe UI" w:hint="default"/>
+                <w:rFonts w:hint="default" w:ascii="Segoe UI" w:hAnsi="Segoe UI" w:eastAsia="Segoe UI" w:cs="Segoe UI"/>
                 <w:i w:val="0"/>
                 <w:iCs w:val="0"/>
                 <w:caps w:val="0"/>
@@ -11545,7 +11643,7 @@
             </w:pPr>
             <w:r>
               <w:rPr>
-                <w:rFonts w:ascii="Segoe UI" w:eastAsia="Segoe UI" w:hAnsi="Segoe UI" w:cs="Segoe UI" w:hint="default"/>
+                <w:rFonts w:hint="default" w:ascii="Segoe UI" w:hAnsi="Segoe UI" w:eastAsia="Segoe UI" w:cs="Segoe UI"/>
                 <w:i w:val="0"/>
                 <w:iCs w:val="0"/>
                 <w:caps w:val="0"/>
@@ -11564,9 +11662,14 @@
       </w:tr>
       <w:tr>
         <w:tblPrEx>
-          <w:tblW w:w="8522" w:type="dxa"/>
-          <w:jc w:val="center"/>
-          <w:shd w:val="clear" w:color="auto" w:fill="auto"/>
+          <w:tblBorders>
+            <w:top w:val="none" w:color="auto" w:sz="0" w:space="0"/>
+            <w:left w:val="none" w:color="auto" w:sz="0" w:space="0"/>
+            <w:bottom w:val="none" w:color="auto" w:sz="0" w:space="0"/>
+            <w:right w:val="none" w:color="auto" w:sz="0" w:space="0"/>
+            <w:insideH w:val="none" w:color="auto" w:sz="0" w:space="0"/>
+            <w:insideV w:val="none" w:color="auto" w:sz="0" w:space="0"/>
+          </w:tblBorders>
           <w:tblCellMar>
             <w:top w:w="15" w:type="dxa"/>
             <w:left w:w="15" w:type="dxa"/>
@@ -11575,15 +11678,15 @@
           </w:tblCellMar>
         </w:tblPrEx>
         <w:trPr>
-          <w:trHeight w:val="0"/>
+          <w:trHeight w:val="0" w:hRule="atLeast"/>
           <w:jc w:val="center"/>
         </w:trPr>
         <w:tc>
           <w:tcPr>
             <w:tcW w:w="1139" w:type="dxa"/>
             <w:tcBorders>
-              <w:top w:val="single" w:sz="4" w:space="0" w:color="auto"/>
-              <w:left w:val="single" w:sz="12" w:space="0" w:color="auto"/>
+              <w:top w:val="single" w:color="auto" w:sz="4" w:space="0"/>
+              <w:left w:val="single" w:color="auto" w:sz="12" w:space="0"/>
               <w:bottom w:val="nil"/>
               <w:right w:val="nil"/>
             </w:tcBorders>
@@ -11613,11 +11716,11 @@
               <w:adjustRightInd w:val="0"/>
               <w:snapToGrid w:val="0"/>
               <w:spacing w:line="240" w:lineRule="auto"/>
-              <w:ind w:left="0" w:right="0" w:firstLine="0" w:leftChars="0" w:rightChars="0" w:firstLineChars="0"/>
+              <w:ind w:left="0" w:leftChars="0" w:right="0" w:rightChars="0" w:firstLine="0" w:firstLineChars="0"/>
               <w:jc w:val="center"/>
               <w:textAlignment w:val="baseline"/>
               <w:rPr>
-                <w:rFonts w:ascii="Segoe UI" w:eastAsia="Segoe UI" w:hAnsi="Segoe UI" w:cs="Segoe UI" w:hint="default"/>
+                <w:rFonts w:hint="default" w:ascii="Segoe UI" w:hAnsi="Segoe UI" w:eastAsia="Segoe UI" w:cs="Segoe UI"/>
                 <w:i w:val="0"/>
                 <w:iCs w:val="0"/>
                 <w:caps w:val="0"/>
@@ -11629,8 +11732,8 @@
             </w:pPr>
             <w:r>
               <w:rPr>
-                <w:rStyle w:val="Strong"/>
-                <w:rFonts w:ascii="Segoe UI" w:eastAsia="Segoe UI" w:hAnsi="Segoe UI" w:cs="Segoe UI" w:hint="default"/>
+                <w:rStyle w:val="25"/>
+                <w:rFonts w:hint="default" w:ascii="Segoe UI" w:hAnsi="Segoe UI" w:eastAsia="Segoe UI" w:cs="Segoe UI"/>
                 <w:b/>
                 <w:bCs/>
                 <w:i w:val="0"/>
@@ -11652,8 +11755,8 @@
           <w:tcPr>
             <w:tcW w:w="3551" w:type="dxa"/>
             <w:tcBorders>
-              <w:top w:val="single" w:sz="4" w:space="0" w:color="auto"/>
-              <w:left w:val="single" w:sz="4" w:space="0" w:color="auto"/>
+              <w:top w:val="single" w:color="auto" w:sz="4" w:space="0"/>
+              <w:left w:val="single" w:color="auto" w:sz="4" w:space="0"/>
               <w:bottom w:val="nil"/>
               <w:right w:val="nil"/>
             </w:tcBorders>
@@ -11683,11 +11786,11 @@
               <w:adjustRightInd w:val="0"/>
               <w:snapToGrid w:val="0"/>
               <w:spacing w:line="240" w:lineRule="auto"/>
-              <w:ind w:left="0" w:right="0" w:firstLine="0" w:leftChars="0" w:rightChars="0" w:firstLineChars="0"/>
+              <w:ind w:left="0" w:leftChars="0" w:right="0" w:rightChars="0" w:firstLine="0" w:firstLineChars="0"/>
               <w:jc w:val="center"/>
               <w:textAlignment w:val="baseline"/>
               <w:rPr>
-                <w:rFonts w:ascii="Segoe UI" w:eastAsia="Segoe UI" w:hAnsi="Segoe UI" w:cs="Segoe UI" w:hint="default"/>
+                <w:rFonts w:hint="default" w:ascii="Segoe UI" w:hAnsi="Segoe UI" w:eastAsia="Segoe UI" w:cs="Segoe UI"/>
                 <w:i w:val="0"/>
                 <w:iCs w:val="0"/>
                 <w:caps w:val="0"/>
@@ -11699,7 +11802,7 @@
             </w:pPr>
             <w:r>
               <w:rPr>
-                <w:rFonts w:ascii="Segoe UI" w:eastAsia="Segoe UI" w:hAnsi="Segoe UI" w:cs="Segoe UI" w:hint="default"/>
+                <w:rFonts w:hint="default" w:ascii="Segoe UI" w:hAnsi="Segoe UI" w:eastAsia="Segoe UI" w:cs="Segoe UI"/>
                 <w:i w:val="0"/>
                 <w:iCs w:val="0"/>
                 <w:caps w:val="0"/>
@@ -11719,8 +11822,8 @@
           <w:tcPr>
             <w:tcW w:w="1814" w:type="dxa"/>
             <w:tcBorders>
-              <w:top w:val="single" w:sz="4" w:space="0" w:color="auto"/>
-              <w:left w:val="single" w:sz="4" w:space="0" w:color="auto"/>
+              <w:top w:val="single" w:color="auto" w:sz="4" w:space="0"/>
+              <w:left w:val="single" w:color="auto" w:sz="4" w:space="0"/>
               <w:bottom w:val="nil"/>
               <w:right w:val="nil"/>
             </w:tcBorders>
@@ -11750,11 +11853,11 @@
               <w:adjustRightInd w:val="0"/>
               <w:snapToGrid w:val="0"/>
               <w:spacing w:line="240" w:lineRule="auto"/>
-              <w:ind w:left="0" w:right="0" w:firstLine="0" w:leftChars="0" w:rightChars="0" w:firstLineChars="0"/>
+              <w:ind w:left="0" w:leftChars="0" w:right="0" w:rightChars="0" w:firstLine="0" w:firstLineChars="0"/>
               <w:jc w:val="left"/>
               <w:textAlignment w:val="baseline"/>
               <w:rPr>
-                <w:rFonts w:ascii="Segoe UI" w:eastAsia="Segoe UI" w:hAnsi="Segoe UI" w:cs="Segoe UI" w:hint="default"/>
+                <w:rFonts w:hint="default" w:ascii="Segoe UI" w:hAnsi="Segoe UI" w:eastAsia="Segoe UI" w:cs="Segoe UI"/>
                 <w:i w:val="0"/>
                 <w:iCs w:val="0"/>
                 <w:caps w:val="0"/>
@@ -11766,7 +11869,7 @@
             </w:pPr>
             <w:r>
               <w:rPr>
-                <w:rFonts w:ascii="Segoe UI" w:eastAsia="Segoe UI" w:hAnsi="Segoe UI" w:cs="Segoe UI" w:hint="default"/>
+                <w:rFonts w:hint="default" w:ascii="Segoe UI" w:hAnsi="Segoe UI" w:eastAsia="Segoe UI" w:cs="Segoe UI"/>
                 <w:i w:val="0"/>
                 <w:iCs w:val="0"/>
                 <w:caps w:val="0"/>
@@ -11786,10 +11889,10 @@
           <w:tcPr>
             <w:tcW w:w="2017" w:type="dxa"/>
             <w:tcBorders>
-              <w:top w:val="single" w:sz="4" w:space="0" w:color="auto"/>
-              <w:left w:val="single" w:sz="4" w:space="0" w:color="auto"/>
+              <w:top w:val="single" w:color="auto" w:sz="4" w:space="0"/>
+              <w:left w:val="single" w:color="auto" w:sz="4" w:space="0"/>
               <w:bottom w:val="nil"/>
-              <w:right w:val="single" w:sz="12" w:space="0" w:color="auto"/>
+              <w:right w:val="single" w:color="auto" w:sz="12" w:space="0"/>
             </w:tcBorders>
             <w:shd w:val="clear" w:color="auto" w:fill="auto"/>
             <w:tcMar>
@@ -11817,11 +11920,11 @@
               <w:adjustRightInd w:val="0"/>
               <w:snapToGrid w:val="0"/>
               <w:spacing w:line="240" w:lineRule="auto"/>
-              <w:ind w:left="0" w:right="0" w:firstLine="0" w:leftChars="0" w:rightChars="0" w:firstLineChars="0"/>
+              <w:ind w:left="0" w:leftChars="0" w:right="0" w:rightChars="0" w:firstLine="0" w:firstLineChars="0"/>
               <w:jc w:val="left"/>
               <w:textAlignment w:val="baseline"/>
               <w:rPr>
-                <w:rFonts w:ascii="Segoe UI" w:eastAsia="Segoe UI" w:hAnsi="Segoe UI" w:cs="Segoe UI" w:hint="default"/>
+                <w:rFonts w:hint="default" w:ascii="Segoe UI" w:hAnsi="Segoe UI" w:eastAsia="Segoe UI" w:cs="Segoe UI"/>
                 <w:i w:val="0"/>
                 <w:iCs w:val="0"/>
                 <w:caps w:val="0"/>
@@ -11833,7 +11936,7 @@
             </w:pPr>
             <w:r>
               <w:rPr>
-                <w:rFonts w:ascii="Segoe UI" w:eastAsia="Segoe UI" w:hAnsi="Segoe UI" w:cs="Segoe UI" w:hint="default"/>
+                <w:rFonts w:hint="default" w:ascii="Segoe UI" w:hAnsi="Segoe UI" w:eastAsia="Segoe UI" w:cs="Segoe UI"/>
                 <w:i w:val="0"/>
                 <w:iCs w:val="0"/>
                 <w:caps w:val="0"/>
@@ -11845,15 +11948,21 @@
                 <w:szCs w:val="22"/>
                 <w:lang w:val="en-US" w:eastAsia="zh-CN"/>
               </w:rPr>
-              <w:t>运维部、产品产品质量部</w:t>
+              <w:t>运维部、产品质量部</w:t>
             </w:r>
           </w:p>
         </w:tc>
       </w:tr>
       <w:tr>
         <w:tblPrEx>
-          <w:tblW w:w="8522" w:type="dxa"/>
-          <w:jc w:val="center"/>
+          <w:tblBorders>
+            <w:top w:val="none" w:color="auto" w:sz="0" w:space="0"/>
+            <w:left w:val="none" w:color="auto" w:sz="0" w:space="0"/>
+            <w:bottom w:val="none" w:color="auto" w:sz="0" w:space="0"/>
+            <w:right w:val="none" w:color="auto" w:sz="0" w:space="0"/>
+            <w:insideH w:val="none" w:color="auto" w:sz="0" w:space="0"/>
+            <w:insideV w:val="none" w:color="auto" w:sz="0" w:space="0"/>
+          </w:tblBorders>
           <w:shd w:val="clear" w:color="auto" w:fill="auto"/>
           <w:tblCellMar>
             <w:top w:w="15" w:type="dxa"/>
@@ -11863,16 +11972,16 @@
           </w:tblCellMar>
         </w:tblPrEx>
         <w:trPr>
-          <w:trHeight w:val="0"/>
+          <w:trHeight w:val="0" w:hRule="atLeast"/>
           <w:jc w:val="center"/>
         </w:trPr>
         <w:tc>
           <w:tcPr>
             <w:tcW w:w="1139" w:type="dxa"/>
             <w:tcBorders>
-              <w:top w:val="single" w:sz="4" w:space="0" w:color="auto"/>
-              <w:left w:val="single" w:sz="12" w:space="0" w:color="auto"/>
-              <w:bottom w:val="single" w:sz="12" w:space="0" w:color="auto"/>
+              <w:top w:val="single" w:color="auto" w:sz="4" w:space="0"/>
+              <w:left w:val="single" w:color="auto" w:sz="12" w:space="0"/>
+              <w:bottom w:val="single" w:color="auto" w:sz="12" w:space="0"/>
               <w:right w:val="nil"/>
             </w:tcBorders>
             <w:shd w:val="clear" w:color="auto" w:fill="auto"/>
@@ -11901,11 +12010,11 @@
               <w:adjustRightInd w:val="0"/>
               <w:snapToGrid w:val="0"/>
               <w:spacing w:line="240" w:lineRule="auto"/>
-              <w:ind w:left="0" w:right="0" w:firstLine="0" w:leftChars="0" w:rightChars="0" w:firstLineChars="0"/>
+              <w:ind w:left="0" w:leftChars="0" w:right="0" w:rightChars="0" w:firstLine="0" w:firstLineChars="0"/>
               <w:jc w:val="center"/>
               <w:textAlignment w:val="baseline"/>
               <w:rPr>
-                <w:rFonts w:ascii="Segoe UI" w:eastAsia="Segoe UI" w:hAnsi="Segoe UI" w:cs="Segoe UI" w:hint="default"/>
+                <w:rFonts w:hint="default" w:ascii="Segoe UI" w:hAnsi="Segoe UI" w:eastAsia="Segoe UI" w:cs="Segoe UI"/>
                 <w:i w:val="0"/>
                 <w:iCs w:val="0"/>
                 <w:caps w:val="0"/>
@@ -11917,8 +12026,8 @@
             </w:pPr>
             <w:r>
               <w:rPr>
-                <w:rStyle w:val="Strong"/>
-                <w:rFonts w:ascii="Segoe UI" w:eastAsia="Segoe UI" w:hAnsi="Segoe UI" w:cs="Segoe UI" w:hint="default"/>
+                <w:rStyle w:val="25"/>
+                <w:rFonts w:hint="default" w:ascii="Segoe UI" w:hAnsi="Segoe UI" w:eastAsia="Segoe UI" w:cs="Segoe UI"/>
                 <w:b/>
                 <w:bCs/>
                 <w:i w:val="0"/>
@@ -11940,9 +12049,9 @@
           <w:tcPr>
             <w:tcW w:w="3551" w:type="dxa"/>
             <w:tcBorders>
-              <w:top w:val="single" w:sz="4" w:space="0" w:color="auto"/>
-              <w:left w:val="single" w:sz="4" w:space="0" w:color="auto"/>
-              <w:bottom w:val="single" w:sz="12" w:space="0" w:color="auto"/>
+              <w:top w:val="single" w:color="auto" w:sz="4" w:space="0"/>
+              <w:left w:val="single" w:color="auto" w:sz="4" w:space="0"/>
+              <w:bottom w:val="single" w:color="auto" w:sz="12" w:space="0"/>
               <w:right w:val="nil"/>
             </w:tcBorders>
             <w:shd w:val="clear" w:color="auto" w:fill="auto"/>
@@ -11971,11 +12080,11 @@
               <w:adjustRightInd w:val="0"/>
               <w:snapToGrid w:val="0"/>
               <w:spacing w:line="240" w:lineRule="auto"/>
-              <w:ind w:left="0" w:right="0" w:firstLine="0" w:leftChars="0" w:rightChars="0" w:firstLineChars="0"/>
+              <w:ind w:left="0" w:leftChars="0" w:right="0" w:rightChars="0" w:firstLine="0" w:firstLineChars="0"/>
               <w:jc w:val="center"/>
               <w:textAlignment w:val="baseline"/>
               <w:rPr>
-                <w:rFonts w:ascii="Segoe UI" w:eastAsia="Segoe UI" w:hAnsi="Segoe UI" w:cs="Segoe UI" w:hint="default"/>
+                <w:rFonts w:hint="default" w:ascii="Segoe UI" w:hAnsi="Segoe UI" w:eastAsia="Segoe UI" w:cs="Segoe UI"/>
                 <w:i w:val="0"/>
                 <w:iCs w:val="0"/>
                 <w:caps w:val="0"/>
@@ -11987,7 +12096,7 @@
             </w:pPr>
             <w:r>
               <w:rPr>
-                <w:rFonts w:ascii="Segoe UI" w:eastAsia="Segoe UI" w:hAnsi="Segoe UI" w:cs="Segoe UI" w:hint="default"/>
+                <w:rFonts w:hint="default" w:ascii="Segoe UI" w:hAnsi="Segoe UI" w:eastAsia="Segoe UI" w:cs="Segoe UI"/>
                 <w:i w:val="0"/>
                 <w:iCs w:val="0"/>
                 <w:caps w:val="0"/>
@@ -12007,9 +12116,9 @@
           <w:tcPr>
             <w:tcW w:w="1814" w:type="dxa"/>
             <w:tcBorders>
-              <w:top w:val="single" w:sz="4" w:space="0" w:color="auto"/>
-              <w:left w:val="single" w:sz="4" w:space="0" w:color="auto"/>
-              <w:bottom w:val="single" w:sz="12" w:space="0" w:color="auto"/>
+              <w:top w:val="single" w:color="auto" w:sz="4" w:space="0"/>
+              <w:left w:val="single" w:color="auto" w:sz="4" w:space="0"/>
+              <w:bottom w:val="single" w:color="auto" w:sz="12" w:space="0"/>
               <w:right w:val="nil"/>
             </w:tcBorders>
             <w:shd w:val="clear" w:color="auto" w:fill="auto"/>
@@ -12038,11 +12147,11 @@
               <w:adjustRightInd w:val="0"/>
               <w:snapToGrid w:val="0"/>
               <w:spacing w:line="240" w:lineRule="auto"/>
-              <w:ind w:left="0" w:right="0" w:firstLine="0" w:leftChars="0" w:rightChars="0" w:firstLineChars="0"/>
+              <w:ind w:left="0" w:leftChars="0" w:right="0" w:rightChars="0" w:firstLine="0" w:firstLineChars="0"/>
               <w:jc w:val="left"/>
               <w:textAlignment w:val="baseline"/>
               <w:rPr>
-                <w:rFonts w:ascii="Segoe UI" w:eastAsia="Segoe UI" w:hAnsi="Segoe UI" w:cs="Segoe UI" w:hint="default"/>
+                <w:rFonts w:hint="default" w:ascii="Segoe UI" w:hAnsi="Segoe UI" w:eastAsia="Segoe UI" w:cs="Segoe UI"/>
                 <w:i w:val="0"/>
                 <w:iCs w:val="0"/>
                 <w:caps w:val="0"/>
@@ -12054,7 +12163,7 @@
             </w:pPr>
             <w:r>
               <w:rPr>
-                <w:rFonts w:ascii="Segoe UI" w:eastAsia="Segoe UI" w:hAnsi="Segoe UI" w:cs="Segoe UI" w:hint="default"/>
+                <w:rFonts w:hint="default" w:ascii="Segoe UI" w:hAnsi="Segoe UI" w:eastAsia="Segoe UI" w:cs="Segoe UI"/>
                 <w:i w:val="0"/>
                 <w:iCs w:val="0"/>
                 <w:caps w:val="0"/>
@@ -12074,10 +12183,10 @@
           <w:tcPr>
             <w:tcW w:w="2017" w:type="dxa"/>
             <w:tcBorders>
-              <w:top w:val="single" w:sz="4" w:space="0" w:color="auto"/>
-              <w:left w:val="single" w:sz="4" w:space="0" w:color="auto"/>
-              <w:bottom w:val="single" w:sz="12" w:space="0" w:color="auto"/>
-              <w:right w:val="single" w:sz="12" w:space="0" w:color="auto"/>
+              <w:top w:val="single" w:color="auto" w:sz="4" w:space="0"/>
+              <w:left w:val="single" w:color="auto" w:sz="4" w:space="0"/>
+              <w:bottom w:val="single" w:color="auto" w:sz="12" w:space="0"/>
+              <w:right w:val="single" w:color="auto" w:sz="12" w:space="0"/>
             </w:tcBorders>
             <w:shd w:val="clear" w:color="auto" w:fill="auto"/>
             <w:tcMar>
@@ -12105,11 +12214,11 @@
               <w:adjustRightInd w:val="0"/>
               <w:snapToGrid w:val="0"/>
               <w:spacing w:line="240" w:lineRule="auto"/>
-              <w:ind w:left="0" w:right="0" w:firstLine="0" w:leftChars="0" w:rightChars="0" w:firstLineChars="0"/>
+              <w:ind w:left="0" w:leftChars="0" w:right="0" w:rightChars="0" w:firstLine="0" w:firstLineChars="0"/>
               <w:jc w:val="left"/>
               <w:textAlignment w:val="baseline"/>
               <w:rPr>
-                <w:rFonts w:ascii="Segoe UI" w:eastAsia="Segoe UI" w:hAnsi="Segoe UI" w:cs="Segoe UI" w:hint="default"/>
+                <w:rFonts w:hint="default" w:ascii="Segoe UI" w:hAnsi="Segoe UI" w:eastAsia="Segoe UI" w:cs="Segoe UI"/>
                 <w:i w:val="0"/>
                 <w:iCs w:val="0"/>
                 <w:caps w:val="0"/>
@@ -12121,7 +12230,7 @@
             </w:pPr>
             <w:r>
               <w:rPr>
-                <w:rFonts w:ascii="Segoe UI" w:eastAsia="Segoe UI" w:hAnsi="Segoe UI" w:cs="Segoe UI" w:hint="default"/>
+                <w:rFonts w:hint="default" w:ascii="Segoe UI" w:hAnsi="Segoe UI" w:eastAsia="Segoe UI" w:cs="Segoe UI"/>
                 <w:i w:val="0"/>
                 <w:iCs w:val="0"/>
                 <w:caps w:val="0"/>
@@ -12133,7 +12242,7 @@
                 <w:szCs w:val="22"/>
                 <w:lang w:val="en-US" w:eastAsia="zh-CN"/>
               </w:rPr>
-              <w:t>产品产品质量部</w:t>
+              <w:t>产品质量部</w:t>
             </w:r>
           </w:p>
         </w:tc>
@@ -12141,7 +12250,7 @@
     </w:tbl>
     <w:p>
       <w:pPr>
-        <w:pStyle w:val="a1"/>
+        <w:pStyle w:val="31"/>
         <w:keepNext w:val="0"/>
         <w:keepLines w:val="0"/>
         <w:pageBreakBefore w:val="0"/>
@@ -12164,7 +12273,7 @@
     </w:p>
     <w:p>
       <w:pPr>
-        <w:pStyle w:val="a1"/>
+        <w:pStyle w:val="31"/>
         <w:keepNext w:val="0"/>
         <w:keepLines w:val="0"/>
         <w:pageBreakBefore w:val="0"/>
@@ -12187,7 +12296,7 @@
     </w:p>
     <w:p>
       <w:pPr>
-        <w:pStyle w:val="1"/>
+        <w:pStyle w:val="30"/>
         <w:keepNext w:val="0"/>
         <w:keepLines w:val="0"/>
         <w:pageBreakBefore w:val="0"/>
@@ -12204,7 +12313,7 @@
         <w:textAlignment w:val="baseline"/>
       </w:pPr>
       <w:bookmarkStart w:id="37" w:name="_Toc7182"/>
-      <w:bookmarkStart w:id="38" w:name="_Toc30796"/>
+      <w:bookmarkStart w:id="38" w:name="_Toc16897"/>
       <w:r>
         <w:rPr>
           <w:rFonts w:hint="default"/>
@@ -12216,7 +12325,7 @@
     </w:p>
     <w:p>
       <w:pPr>
-        <w:pStyle w:val="2"/>
+        <w:pStyle w:val="32"/>
         <w:keepNext w:val="0"/>
         <w:keepLines w:val="0"/>
         <w:pageBreakBefore w:val="0"/>
@@ -12236,7 +12345,7 @@
         </w:rPr>
       </w:pPr>
       <w:bookmarkStart w:id="39" w:name="_Toc20857"/>
-      <w:bookmarkStart w:id="40" w:name="_Toc917"/>
+      <w:bookmarkStart w:id="40" w:name="_Toc16667"/>
       <w:r>
         <w:rPr>
           <w:rFonts w:hint="default"/>
@@ -12248,7 +12357,7 @@
     </w:p>
     <w:p>
       <w:pPr>
-        <w:pStyle w:val="a1"/>
+        <w:pStyle w:val="31"/>
         <w:keepNext w:val="0"/>
         <w:keepLines w:val="0"/>
         <w:pageBreakBefore w:val="0"/>
@@ -12273,7 +12382,7 @@
     </w:p>
     <w:p>
       <w:pPr>
-        <w:pStyle w:val="2"/>
+        <w:pStyle w:val="32"/>
         <w:keepNext w:val="0"/>
         <w:keepLines w:val="0"/>
         <w:pageBreakBefore w:val="0"/>
@@ -12292,8 +12401,8 @@
           <w:rFonts w:hint="default"/>
         </w:rPr>
       </w:pPr>
-      <w:bookmarkStart w:id="41" w:name="_Toc20593"/>
-      <w:bookmarkStart w:id="42" w:name="_Toc30761"/>
+      <w:bookmarkStart w:id="41" w:name="_Toc30761"/>
+      <w:bookmarkStart w:id="42" w:name="_Toc25214"/>
       <w:r>
         <w:rPr>
           <w:rFonts w:hint="default"/>
@@ -12305,7 +12414,7 @@
     </w:p>
     <w:p>
       <w:pPr>
-        <w:pStyle w:val="a1"/>
+        <w:pStyle w:val="31"/>
         <w:keepNext w:val="0"/>
         <w:keepLines w:val="0"/>
         <w:pageBreakBefore w:val="0"/>
@@ -12333,7 +12442,7 @@
     </w:p>
     <w:p>
       <w:pPr>
-        <w:pStyle w:val="2"/>
+        <w:pStyle w:val="32"/>
         <w:keepNext w:val="0"/>
         <w:keepLines w:val="0"/>
         <w:pageBreakBefore w:val="0"/>
@@ -12353,7 +12462,7 @@
         </w:rPr>
       </w:pPr>
       <w:bookmarkStart w:id="43" w:name="_Toc24500"/>
-      <w:bookmarkStart w:id="44" w:name="_Toc16805"/>
+      <w:bookmarkStart w:id="44" w:name="_Toc7151"/>
       <w:r>
         <w:rPr>
           <w:rFonts w:hint="default"/>
@@ -12365,7 +12474,7 @@
     </w:p>
     <w:p>
       <w:pPr>
-        <w:pStyle w:val="a1"/>
+        <w:pStyle w:val="31"/>
         <w:keepNext w:val="0"/>
         <w:keepLines w:val="0"/>
         <w:pageBreakBefore w:val="0"/>
@@ -12393,7 +12502,7 @@
     </w:p>
     <w:p>
       <w:pPr>
-        <w:pStyle w:val="a1"/>
+        <w:pStyle w:val="31"/>
         <w:keepNext w:val="0"/>
         <w:keepLines w:val="0"/>
         <w:pageBreakBefore w:val="0"/>
@@ -12411,10 +12520,9 @@
         <w:bidi w:val="0"/>
         <w:adjustRightInd w:val="0"/>
         <w:snapToGrid w:val="0"/>
-        <w:ind w:left="425" w:hanging="425" w:leftChars="0" w:firstLineChars="0"/>
+        <w:ind w:left="425" w:leftChars="0" w:hanging="425" w:firstLineChars="0"/>
         <w:textAlignment w:val="baseline"/>
       </w:pPr>
-      <w:bookmarkStart w:id="45" w:name="_GoBack"/>
       <w:r>
         <w:rPr>
           <w:rFonts w:hint="default"/>
@@ -12424,7 +12532,7 @@
     </w:p>
     <w:p>
       <w:pPr>
-        <w:pStyle w:val="a1"/>
+        <w:pStyle w:val="31"/>
         <w:keepNext w:val="0"/>
         <w:keepLines w:val="0"/>
         <w:pageBreakBefore w:val="0"/>
@@ -12442,7 +12550,7 @@
         <w:bidi w:val="0"/>
         <w:adjustRightInd w:val="0"/>
         <w:snapToGrid w:val="0"/>
-        <w:ind w:left="425" w:hanging="425" w:leftChars="0" w:firstLineChars="0"/>
+        <w:ind w:left="425" w:leftChars="0" w:hanging="425" w:firstLineChars="0"/>
         <w:textAlignment w:val="baseline"/>
       </w:pPr>
       <w:r>
@@ -12454,7 +12562,7 @@
     </w:p>
     <w:p>
       <w:pPr>
-        <w:pStyle w:val="a1"/>
+        <w:pStyle w:val="31"/>
         <w:keepNext w:val="0"/>
         <w:keepLines w:val="0"/>
         <w:pageBreakBefore w:val="0"/>
@@ -12472,7 +12580,7 @@
         <w:bidi w:val="0"/>
         <w:adjustRightInd w:val="0"/>
         <w:snapToGrid w:val="0"/>
-        <w:ind w:left="425" w:hanging="425" w:leftChars="0" w:firstLineChars="0"/>
+        <w:ind w:left="425" w:leftChars="0" w:hanging="425" w:firstLineChars="0"/>
         <w:textAlignment w:val="baseline"/>
       </w:pPr>
       <w:r>
@@ -12484,7 +12592,7 @@
     </w:p>
     <w:p>
       <w:pPr>
-        <w:pStyle w:val="a1"/>
+        <w:pStyle w:val="31"/>
         <w:keepNext w:val="0"/>
         <w:keepLines w:val="0"/>
         <w:pageBreakBefore w:val="0"/>
@@ -12503,7 +12611,6 @@
           <w:rFonts w:hint="default"/>
         </w:rPr>
       </w:pPr>
-      <w:bookmarkEnd w:id="45"/>
       <w:r>
         <w:rPr>
           <w:rFonts w:hint="default"/>
@@ -12513,7 +12620,7 @@
     </w:p>
     <w:p>
       <w:pPr>
-        <w:pStyle w:val="2"/>
+        <w:pStyle w:val="32"/>
         <w:keepNext w:val="0"/>
         <w:keepLines w:val="0"/>
         <w:pageBreakBefore w:val="0"/>
@@ -12532,20 +12639,20 @@
           <w:rFonts w:hint="default"/>
         </w:rPr>
       </w:pPr>
-      <w:bookmarkStart w:id="46" w:name="_Toc15075"/>
-      <w:bookmarkStart w:id="47" w:name="_Toc17648"/>
+      <w:bookmarkStart w:id="45" w:name="_Toc17648"/>
+      <w:bookmarkStart w:id="46" w:name="_Toc27075"/>
       <w:r>
         <w:rPr>
           <w:rFonts w:hint="default"/>
         </w:rPr>
         <w:t>投诉分析与改进</w:t>
       </w:r>
+      <w:bookmarkEnd w:id="45"/>
       <w:bookmarkEnd w:id="46"/>
-      <w:bookmarkEnd w:id="47"/>
     </w:p>
     <w:p>
       <w:pPr>
-        <w:pStyle w:val="a1"/>
+        <w:pStyle w:val="31"/>
         <w:keepNext w:val="0"/>
         <w:keepLines w:val="0"/>
         <w:pageBreakBefore w:val="0"/>
@@ -12568,12 +12675,12 @@
         <w:rPr>
           <w:rFonts w:hint="default"/>
         </w:rPr>
-        <w:t>产品产品质量部每月对客户投诉进行统计分析，识别共性问题和改进机会，纳入改进管理流程。</w:t>
+        <w:t>产品质量部每月对客户投诉进行统计分析，识别共性问题和改进机会，纳入改进管理流程。</w:t>
       </w:r>
     </w:p>
     <w:p>
       <w:pPr>
-        <w:pStyle w:val="1"/>
+        <w:pStyle w:val="30"/>
         <w:keepNext w:val="0"/>
         <w:keepLines w:val="0"/>
         <w:pageBreakBefore w:val="0"/>
@@ -12593,8 +12700,8 @@
           <w:lang w:val="en-US" w:eastAsia="zh-CN"/>
         </w:rPr>
       </w:pPr>
-      <w:bookmarkStart w:id="48" w:name="_Toc11273"/>
-      <w:bookmarkStart w:id="49" w:name="_Toc30101"/>
+      <w:bookmarkStart w:id="47" w:name="_Toc30101"/>
+      <w:bookmarkStart w:id="48" w:name="_Toc22783"/>
       <w:r>
         <w:rPr>
           <w:rFonts w:hint="eastAsia"/>
@@ -12602,12 +12709,12 @@
         </w:rPr>
         <w:t>KPI指标</w:t>
       </w:r>
+      <w:bookmarkEnd w:id="47"/>
       <w:bookmarkEnd w:id="48"/>
-      <w:bookmarkEnd w:id="49"/>
     </w:p>
     <w:p>
       <w:pPr>
-        <w:pStyle w:val="a1"/>
+        <w:pStyle w:val="31"/>
         <w:rPr>
           <w:rFonts w:hint="default"/>
           <w:lang w:val="en-US" w:eastAsia="zh-CN"/>
@@ -12623,7 +12730,7 @@
     </w:p>
     <w:p>
       <w:pPr>
-        <w:pStyle w:val="a1"/>
+        <w:pStyle w:val="31"/>
         <w:keepNext w:val="0"/>
         <w:keepLines w:val="0"/>
         <w:pageBreakBefore w:val="0"/>
@@ -12644,6 +12751,7 @@
           <w:lang w:val="en-US" w:eastAsia="zh-CN"/>
         </w:rPr>
       </w:pPr>
+      <w:bookmarkStart w:id="53" w:name="_GoBack"/>
       <w:r>
         <w:rPr>
           <w:rFonts w:hint="eastAsia"/>
@@ -12673,7 +12781,7 @@
           <w:rFonts w:hint="eastAsia"/>
           <w:lang w:val="en-US" w:eastAsia="zh-CN"/>
         </w:rPr>
-        <w:instrText>"柴_标题1"\n</w:instrText>
+        <w:instrText xml:space="preserve">"柴_标题1"\n</w:instrText>
       </w:r>
       <w:r>
         <w:instrText xml:space="preserve"> \s</w:instrText>
@@ -12690,7 +12798,7 @@
           <w:rFonts w:hint="eastAsia"/>
           <w:lang w:val="en-US" w:eastAsia="zh-CN"/>
         </w:rPr>
-        <w:instrText>* Charformat</w:instrText>
+        <w:instrText xml:space="preserve">* Charformat</w:instrText>
       </w:r>
       <w:r>
         <w:rPr>
@@ -12755,7 +12863,7 @@
         </w:rPr>
         <w:fldChar w:fldCharType="end"/>
       </w:r>
-      <w:bookmarkStart w:id="50" w:name="_Toc27484"/>
+      <w:bookmarkStart w:id="49" w:name="_Toc25055"/>
       <w:r>
         <w:rPr>
           <w:rFonts w:hint="eastAsia"/>
@@ -12763,21 +12871,22 @@
         </w:rPr>
         <w:t xml:space="preserve"> KPI指标表</w:t>
       </w:r>
-      <w:bookmarkEnd w:id="50"/>
+      <w:bookmarkEnd w:id="49"/>
     </w:p>
     <w:tbl>
       <w:tblPr>
-        <w:tblStyle w:val="TableGrid"/>
+        <w:tblStyle w:val="23"/>
         <w:tblW w:w="8519" w:type="dxa"/>
         <w:jc w:val="center"/>
         <w:tblBorders>
-          <w:top w:val="nil"/>
-          <w:left w:val="nil"/>
-          <w:bottom w:val="nil"/>
-          <w:right w:val="nil"/>
-          <w:insideH w:val="nil"/>
-          <w:insideV w:val="nil"/>
+          <w:top w:val="none" w:color="auto" w:sz="0" w:space="0"/>
+          <w:left w:val="none" w:color="auto" w:sz="0" w:space="0"/>
+          <w:bottom w:val="none" w:color="auto" w:sz="0" w:space="0"/>
+          <w:right w:val="none" w:color="auto" w:sz="0" w:space="0"/>
+          <w:insideH w:val="none" w:color="auto" w:sz="0" w:space="0"/>
+          <w:insideV w:val="none" w:color="auto" w:sz="0" w:space="0"/>
         </w:tblBorders>
+        <w:tblLayout w:type="autofit"/>
         <w:tblCellMar>
           <w:top w:w="0" w:type="dxa"/>
           <w:left w:w="108" w:type="dxa"/>
@@ -12793,15 +12902,13 @@
       </w:tblGrid>
       <w:tr>
         <w:tblPrEx>
-          <w:tblW w:w="8519" w:type="dxa"/>
-          <w:jc w:val="center"/>
           <w:tblBorders>
-            <w:top w:val="nil"/>
-            <w:left w:val="nil"/>
-            <w:bottom w:val="nil"/>
-            <w:right w:val="nil"/>
-            <w:insideH w:val="nil"/>
-            <w:insideV w:val="nil"/>
+            <w:top w:val="none" w:color="auto" w:sz="0" w:space="0"/>
+            <w:left w:val="none" w:color="auto" w:sz="0" w:space="0"/>
+            <w:bottom w:val="none" w:color="auto" w:sz="0" w:space="0"/>
+            <w:right w:val="none" w:color="auto" w:sz="0" w:space="0"/>
+            <w:insideH w:val="none" w:color="auto" w:sz="0" w:space="0"/>
+            <w:insideV w:val="none" w:color="auto" w:sz="0" w:space="0"/>
           </w:tblBorders>
           <w:tblCellMar>
             <w:top w:w="0" w:type="dxa"/>
@@ -12811,7 +12918,7 @@
           </w:tblCellMar>
         </w:tblPrEx>
         <w:trPr>
-          <w:trHeight w:val="0"/>
+          <w:trHeight w:val="0" w:hRule="atLeast"/>
           <w:tblHeader/>
           <w:jc w:val="center"/>
         </w:trPr>
@@ -12819,8 +12926,8 @@
           <w:tcPr>
             <w:tcW w:w="1813" w:type="dxa"/>
             <w:tcBorders>
-              <w:top w:val="single" w:sz="12" w:space="0" w:color="auto"/>
-              <w:left w:val="single" w:sz="12" w:space="0" w:color="auto"/>
+              <w:top w:val="single" w:color="auto" w:sz="12" w:space="0"/>
+              <w:left w:val="single" w:color="auto" w:sz="12" w:space="0"/>
               <w:bottom w:val="nil"/>
               <w:right w:val="nil"/>
             </w:tcBorders>
@@ -12834,11 +12941,11 @@
           </w:tcPr>
           <w:p>
             <w:pPr>
-              <w:pStyle w:val="a1"/>
+              <w:pStyle w:val="31"/>
               <w:widowControl w:val="0"/>
               <w:snapToGrid w:val="0"/>
               <w:spacing w:line="240" w:lineRule="auto"/>
-              <w:ind w:left="0" w:right="0" w:firstLine="0" w:leftChars="0" w:rightChars="0" w:firstLineChars="0"/>
+              <w:ind w:left="0" w:leftChars="0" w:right="0" w:rightChars="0" w:firstLine="0" w:firstLineChars="0"/>
               <w:jc w:val="center"/>
               <w:rPr>
                 <w:rFonts w:hint="default"/>
@@ -12862,8 +12969,8 @@
           <w:tcPr>
             <w:tcW w:w="3968" w:type="dxa"/>
             <w:tcBorders>
-              <w:top w:val="single" w:sz="12" w:space="0" w:color="auto"/>
-              <w:left w:val="single" w:sz="4" w:space="0" w:color="auto"/>
+              <w:top w:val="single" w:color="auto" w:sz="12" w:space="0"/>
+              <w:left w:val="single" w:color="auto" w:sz="4" w:space="0"/>
               <w:bottom w:val="nil"/>
               <w:right w:val="nil"/>
             </w:tcBorders>
@@ -12877,11 +12984,11 @@
           </w:tcPr>
           <w:p>
             <w:pPr>
-              <w:pStyle w:val="a1"/>
+              <w:pStyle w:val="31"/>
               <w:widowControl w:val="0"/>
               <w:snapToGrid w:val="0"/>
               <w:spacing w:line="240" w:lineRule="auto"/>
-              <w:ind w:left="0" w:right="0" w:firstLine="0" w:leftChars="0" w:rightChars="0" w:firstLineChars="0"/>
+              <w:ind w:left="0" w:leftChars="0" w:right="0" w:rightChars="0" w:firstLine="0" w:firstLineChars="0"/>
               <w:jc w:val="center"/>
               <w:rPr>
                 <w:rFonts w:hint="default"/>
@@ -12905,8 +13012,8 @@
           <w:tcPr>
             <w:tcW w:w="0" w:type="auto"/>
             <w:tcBorders>
-              <w:top w:val="single" w:sz="12" w:space="0" w:color="auto"/>
-              <w:left w:val="single" w:sz="4" w:space="0" w:color="auto"/>
+              <w:top w:val="single" w:color="auto" w:sz="12" w:space="0"/>
+              <w:left w:val="single" w:color="auto" w:sz="4" w:space="0"/>
               <w:bottom w:val="nil"/>
               <w:right w:val="nil"/>
             </w:tcBorders>
@@ -12920,11 +13027,11 @@
           </w:tcPr>
           <w:p>
             <w:pPr>
-              <w:pStyle w:val="a1"/>
+              <w:pStyle w:val="31"/>
               <w:widowControl w:val="0"/>
               <w:snapToGrid w:val="0"/>
               <w:spacing w:line="240" w:lineRule="auto"/>
-              <w:ind w:left="0" w:right="0" w:firstLine="0" w:leftChars="0" w:rightChars="0" w:firstLineChars="0"/>
+              <w:ind w:left="0" w:leftChars="0" w:right="0" w:rightChars="0" w:firstLine="0" w:firstLineChars="0"/>
               <w:jc w:val="center"/>
               <w:rPr>
                 <w:rFonts w:hint="default"/>
@@ -12948,10 +13055,10 @@
           <w:tcPr>
             <w:tcW w:w="1506" w:type="dxa"/>
             <w:tcBorders>
-              <w:top w:val="single" w:sz="12" w:space="0" w:color="auto"/>
-              <w:left w:val="single" w:sz="4" w:space="0" w:color="auto"/>
+              <w:top w:val="single" w:color="auto" w:sz="12" w:space="0"/>
+              <w:left w:val="single" w:color="auto" w:sz="4" w:space="0"/>
               <w:bottom w:val="nil"/>
-              <w:right w:val="single" w:sz="12" w:space="0" w:color="auto"/>
+              <w:right w:val="single" w:color="auto" w:sz="12" w:space="0"/>
             </w:tcBorders>
             <w:tcMar>
               <w:top w:w="-1" w:type="dxa"/>
@@ -12963,11 +13070,11 @@
           </w:tcPr>
           <w:p>
             <w:pPr>
-              <w:pStyle w:val="a1"/>
+              <w:pStyle w:val="31"/>
               <w:widowControl w:val="0"/>
               <w:snapToGrid w:val="0"/>
               <w:spacing w:line="240" w:lineRule="auto"/>
-              <w:ind w:left="0" w:right="0" w:firstLine="0" w:leftChars="0" w:rightChars="0" w:firstLineChars="0"/>
+              <w:ind w:left="0" w:leftChars="0" w:right="0" w:rightChars="0" w:firstLine="0" w:firstLineChars="0"/>
               <w:jc w:val="center"/>
               <w:rPr>
                 <w:rFonts w:hint="default"/>
@@ -12990,8 +13097,14 @@
       </w:tr>
       <w:tr>
         <w:tblPrEx>
-          <w:tblW w:w="8519" w:type="dxa"/>
-          <w:jc w:val="center"/>
+          <w:tblBorders>
+            <w:top w:val="none" w:color="auto" w:sz="0" w:space="0"/>
+            <w:left w:val="none" w:color="auto" w:sz="0" w:space="0"/>
+            <w:bottom w:val="none" w:color="auto" w:sz="0" w:space="0"/>
+            <w:right w:val="none" w:color="auto" w:sz="0" w:space="0"/>
+            <w:insideH w:val="none" w:color="auto" w:sz="0" w:space="0"/>
+            <w:insideV w:val="none" w:color="auto" w:sz="0" w:space="0"/>
+          </w:tblBorders>
           <w:tblCellMar>
             <w:top w:w="0" w:type="dxa"/>
             <w:left w:w="108" w:type="dxa"/>
@@ -13000,15 +13113,15 @@
           </w:tblCellMar>
         </w:tblPrEx>
         <w:trPr>
-          <w:trHeight w:val="0"/>
+          <w:trHeight w:val="0" w:hRule="atLeast"/>
           <w:jc w:val="center"/>
         </w:trPr>
         <w:tc>
           <w:tcPr>
             <w:tcW w:w="1813" w:type="dxa"/>
             <w:tcBorders>
-              <w:top w:val="single" w:sz="4" w:space="0" w:color="auto"/>
-              <w:left w:val="single" w:sz="12" w:space="0" w:color="auto"/>
+              <w:top w:val="single" w:color="auto" w:sz="4" w:space="0"/>
+              <w:left w:val="single" w:color="auto" w:sz="12" w:space="0"/>
               <w:bottom w:val="nil"/>
               <w:right w:val="nil"/>
             </w:tcBorders>
@@ -13022,11 +13135,11 @@
           </w:tcPr>
           <w:p>
             <w:pPr>
-              <w:pStyle w:val="a1"/>
+              <w:pStyle w:val="31"/>
               <w:widowControl w:val="0"/>
               <w:snapToGrid w:val="0"/>
               <w:spacing w:line="240" w:lineRule="auto"/>
-              <w:ind w:left="0" w:right="0" w:firstLine="0" w:leftChars="0" w:rightChars="0" w:firstLineChars="0"/>
+              <w:ind w:left="0" w:leftChars="0" w:right="0" w:rightChars="0" w:firstLine="0" w:firstLineChars="0"/>
               <w:jc w:val="center"/>
               <w:rPr>
                 <w:rFonts w:hint="default"/>
@@ -13048,8 +13161,8 @@
           <w:tcPr>
             <w:tcW w:w="3968" w:type="dxa"/>
             <w:tcBorders>
-              <w:top w:val="single" w:sz="4" w:space="0" w:color="auto"/>
-              <w:left w:val="single" w:sz="4" w:space="0" w:color="auto"/>
+              <w:top w:val="single" w:color="auto" w:sz="4" w:space="0"/>
+              <w:left w:val="single" w:color="auto" w:sz="4" w:space="0"/>
               <w:bottom w:val="nil"/>
               <w:right w:val="nil"/>
             </w:tcBorders>
@@ -13063,11 +13176,11 @@
           </w:tcPr>
           <w:p>
             <w:pPr>
-              <w:pStyle w:val="a1"/>
+              <w:pStyle w:val="31"/>
               <w:widowControl w:val="0"/>
               <w:snapToGrid w:val="0"/>
               <w:spacing w:line="240" w:lineRule="auto"/>
-              <w:ind w:left="0" w:right="0" w:firstLine="0" w:leftChars="0" w:rightChars="0" w:firstLineChars="0"/>
+              <w:ind w:left="0" w:leftChars="0" w:right="0" w:rightChars="0" w:firstLine="0" w:firstLineChars="0"/>
               <w:jc w:val="center"/>
               <w:rPr>
                 <w:rFonts w:hint="default"/>
@@ -13089,8 +13202,8 @@
           <w:tcPr>
             <w:tcW w:w="0" w:type="auto"/>
             <w:tcBorders>
-              <w:top w:val="single" w:sz="4" w:space="0" w:color="auto"/>
-              <w:left w:val="single" w:sz="4" w:space="0" w:color="auto"/>
+              <w:top w:val="single" w:color="auto" w:sz="4" w:space="0"/>
+              <w:left w:val="single" w:color="auto" w:sz="4" w:space="0"/>
               <w:bottom w:val="nil"/>
               <w:right w:val="nil"/>
             </w:tcBorders>
@@ -13104,11 +13217,11 @@
           </w:tcPr>
           <w:p>
             <w:pPr>
-              <w:pStyle w:val="a1"/>
+              <w:pStyle w:val="31"/>
               <w:widowControl w:val="0"/>
               <w:snapToGrid w:val="0"/>
               <w:spacing w:line="240" w:lineRule="auto"/>
-              <w:ind w:left="0" w:right="0" w:firstLine="0" w:leftChars="0" w:rightChars="0" w:firstLineChars="0"/>
+              <w:ind w:left="0" w:leftChars="0" w:right="0" w:rightChars="0" w:firstLine="0" w:firstLineChars="0"/>
               <w:jc w:val="center"/>
               <w:rPr>
                 <w:rFonts w:hint="default"/>
@@ -13130,10 +13243,10 @@
           <w:tcPr>
             <w:tcW w:w="1506" w:type="dxa"/>
             <w:tcBorders>
-              <w:top w:val="single" w:sz="4" w:space="0" w:color="auto"/>
-              <w:left w:val="single" w:sz="4" w:space="0" w:color="auto"/>
+              <w:top w:val="single" w:color="auto" w:sz="4" w:space="0"/>
+              <w:left w:val="single" w:color="auto" w:sz="4" w:space="0"/>
               <w:bottom w:val="nil"/>
-              <w:right w:val="single" w:sz="12" w:space="0" w:color="auto"/>
+              <w:right w:val="single" w:color="auto" w:sz="12" w:space="0"/>
             </w:tcBorders>
             <w:tcMar>
               <w:top w:w="-1" w:type="dxa"/>
@@ -13145,11 +13258,11 @@
           </w:tcPr>
           <w:p>
             <w:pPr>
-              <w:pStyle w:val="a1"/>
+              <w:pStyle w:val="31"/>
               <w:widowControl w:val="0"/>
               <w:snapToGrid w:val="0"/>
               <w:spacing w:line="240" w:lineRule="auto"/>
-              <w:ind w:left="0" w:right="0" w:firstLine="0" w:leftChars="0" w:rightChars="0" w:firstLineChars="0"/>
+              <w:ind w:left="0" w:leftChars="0" w:right="0" w:rightChars="0" w:firstLine="0" w:firstLineChars="0"/>
               <w:jc w:val="left"/>
               <w:rPr>
                 <w:rFonts w:hint="default"/>
@@ -13170,8 +13283,14 @@
       </w:tr>
       <w:tr>
         <w:tblPrEx>
-          <w:tblW w:w="8519" w:type="dxa"/>
-          <w:jc w:val="center"/>
+          <w:tblBorders>
+            <w:top w:val="none" w:color="auto" w:sz="0" w:space="0"/>
+            <w:left w:val="none" w:color="auto" w:sz="0" w:space="0"/>
+            <w:bottom w:val="none" w:color="auto" w:sz="0" w:space="0"/>
+            <w:right w:val="none" w:color="auto" w:sz="0" w:space="0"/>
+            <w:insideH w:val="none" w:color="auto" w:sz="0" w:space="0"/>
+            <w:insideV w:val="none" w:color="auto" w:sz="0" w:space="0"/>
+          </w:tblBorders>
           <w:tblCellMar>
             <w:top w:w="0" w:type="dxa"/>
             <w:left w:w="108" w:type="dxa"/>
@@ -13180,16 +13299,16 @@
           </w:tblCellMar>
         </w:tblPrEx>
         <w:trPr>
-          <w:trHeight w:val="0"/>
+          <w:trHeight w:val="0" w:hRule="atLeast"/>
           <w:jc w:val="center"/>
         </w:trPr>
         <w:tc>
           <w:tcPr>
             <w:tcW w:w="1813" w:type="dxa"/>
             <w:tcBorders>
-              <w:top w:val="single" w:sz="4" w:space="0" w:color="auto"/>
-              <w:left w:val="single" w:sz="12" w:space="0" w:color="auto"/>
-              <w:bottom w:val="single" w:sz="12" w:space="0" w:color="auto"/>
+              <w:top w:val="single" w:color="auto" w:sz="4" w:space="0"/>
+              <w:left w:val="single" w:color="auto" w:sz="12" w:space="0"/>
+              <w:bottom w:val="single" w:color="auto" w:sz="12" w:space="0"/>
               <w:right w:val="nil"/>
             </w:tcBorders>
             <w:tcMar>
@@ -13202,11 +13321,11 @@
           </w:tcPr>
           <w:p>
             <w:pPr>
-              <w:pStyle w:val="a1"/>
+              <w:pStyle w:val="31"/>
               <w:widowControl w:val="0"/>
               <w:snapToGrid w:val="0"/>
               <w:spacing w:line="240" w:lineRule="auto"/>
-              <w:ind w:left="0" w:right="0" w:firstLine="0" w:leftChars="0" w:rightChars="0" w:firstLineChars="0"/>
+              <w:ind w:left="0" w:leftChars="0" w:right="0" w:rightChars="0" w:firstLine="0" w:firstLineChars="0"/>
               <w:jc w:val="center"/>
               <w:rPr>
                 <w:rFonts w:hint="default"/>
@@ -13228,9 +13347,9 @@
           <w:tcPr>
             <w:tcW w:w="3968" w:type="dxa"/>
             <w:tcBorders>
-              <w:top w:val="single" w:sz="4" w:space="0" w:color="auto"/>
-              <w:left w:val="single" w:sz="4" w:space="0" w:color="auto"/>
-              <w:bottom w:val="single" w:sz="12" w:space="0" w:color="auto"/>
+              <w:top w:val="single" w:color="auto" w:sz="4" w:space="0"/>
+              <w:left w:val="single" w:color="auto" w:sz="4" w:space="0"/>
+              <w:bottom w:val="single" w:color="auto" w:sz="12" w:space="0"/>
               <w:right w:val="nil"/>
             </w:tcBorders>
             <w:tcMar>
@@ -13243,11 +13362,11 @@
           </w:tcPr>
           <w:p>
             <w:pPr>
-              <w:pStyle w:val="a1"/>
+              <w:pStyle w:val="31"/>
               <w:widowControl w:val="0"/>
               <w:snapToGrid w:val="0"/>
               <w:spacing w:line="240" w:lineRule="auto"/>
-              <w:ind w:left="0" w:right="0" w:firstLine="0" w:leftChars="0" w:rightChars="0" w:firstLineChars="0"/>
+              <w:ind w:left="0" w:leftChars="0" w:right="0" w:rightChars="0" w:firstLine="0" w:firstLineChars="0"/>
               <w:jc w:val="center"/>
               <w:rPr>
                 <w:rFonts w:hint="default"/>
@@ -13269,9 +13388,9 @@
           <w:tcPr>
             <w:tcW w:w="1232" w:type="dxa"/>
             <w:tcBorders>
-              <w:top w:val="single" w:sz="4" w:space="0" w:color="auto"/>
-              <w:left w:val="single" w:sz="4" w:space="0" w:color="auto"/>
-              <w:bottom w:val="single" w:sz="12" w:space="0" w:color="auto"/>
+              <w:top w:val="single" w:color="auto" w:sz="4" w:space="0"/>
+              <w:left w:val="single" w:color="auto" w:sz="4" w:space="0"/>
+              <w:bottom w:val="single" w:color="auto" w:sz="12" w:space="0"/>
               <w:right w:val="nil"/>
             </w:tcBorders>
             <w:tcMar>
@@ -13284,11 +13403,11 @@
           </w:tcPr>
           <w:p>
             <w:pPr>
-              <w:pStyle w:val="a1"/>
+              <w:pStyle w:val="31"/>
               <w:widowControl w:val="0"/>
               <w:snapToGrid w:val="0"/>
               <w:spacing w:line="240" w:lineRule="auto"/>
-              <w:ind w:left="0" w:right="0" w:firstLine="0" w:leftChars="0" w:rightChars="0" w:firstLineChars="0"/>
+              <w:ind w:left="0" w:leftChars="0" w:right="0" w:rightChars="0" w:firstLine="0" w:firstLineChars="0"/>
               <w:jc w:val="center"/>
               <w:rPr>
                 <w:rFonts w:hint="default"/>
@@ -13310,10 +13429,10 @@
           <w:tcPr>
             <w:tcW w:w="1506" w:type="dxa"/>
             <w:tcBorders>
-              <w:top w:val="single" w:sz="4" w:space="0" w:color="auto"/>
-              <w:left w:val="single" w:sz="4" w:space="0" w:color="auto"/>
-              <w:bottom w:val="single" w:sz="12" w:space="0" w:color="auto"/>
-              <w:right w:val="single" w:sz="12" w:space="0" w:color="auto"/>
+              <w:top w:val="single" w:color="auto" w:sz="4" w:space="0"/>
+              <w:left w:val="single" w:color="auto" w:sz="4" w:space="0"/>
+              <w:bottom w:val="single" w:color="auto" w:sz="12" w:space="0"/>
+              <w:right w:val="single" w:color="auto" w:sz="12" w:space="0"/>
             </w:tcBorders>
             <w:tcMar>
               <w:top w:w="-1" w:type="dxa"/>
@@ -13325,11 +13444,11 @@
           </w:tcPr>
           <w:p>
             <w:pPr>
-              <w:pStyle w:val="a1"/>
+              <w:pStyle w:val="31"/>
               <w:widowControl w:val="0"/>
               <w:snapToGrid w:val="0"/>
               <w:spacing w:line="240" w:lineRule="auto"/>
-              <w:ind w:left="0" w:right="0" w:firstLine="0" w:leftChars="0" w:rightChars="0" w:firstLineChars="0"/>
+              <w:ind w:left="0" w:leftChars="0" w:right="0" w:rightChars="0" w:firstLine="0" w:firstLineChars="0"/>
               <w:jc w:val="left"/>
               <w:rPr>
                 <w:rFonts w:hint="default"/>
@@ -13351,7 +13470,7 @@
     </w:tbl>
     <w:p>
       <w:pPr>
-        <w:pStyle w:val="a1"/>
+        <w:pStyle w:val="31"/>
         <w:rPr>
           <w:rFonts w:hint="default"/>
           <w:lang w:val="en-US" w:eastAsia="zh-CN"/>
@@ -13360,7 +13479,7 @@
     </w:p>
     <w:p>
       <w:pPr>
-        <w:pStyle w:val="1"/>
+        <w:pStyle w:val="30"/>
         <w:keepNext w:val="0"/>
         <w:keepLines w:val="0"/>
         <w:pageBreakBefore w:val="0"/>
@@ -13380,8 +13499,8 @@
           <w:lang w:val="en-US" w:eastAsia="zh-CN"/>
         </w:rPr>
       </w:pPr>
-      <w:bookmarkStart w:id="51" w:name="_Toc26309"/>
-      <w:bookmarkStart w:id="52" w:name="_Toc14242"/>
+      <w:bookmarkStart w:id="50" w:name="_Toc26309"/>
+      <w:bookmarkStart w:id="51" w:name="_Toc27538"/>
       <w:r>
         <w:rPr>
           <w:rFonts w:hint="eastAsia"/>
@@ -13389,12 +13508,12 @@
         </w:rPr>
         <w:t>输出的文件和记录</w:t>
       </w:r>
+      <w:bookmarkEnd w:id="50"/>
       <w:bookmarkEnd w:id="51"/>
-      <w:bookmarkEnd w:id="52"/>
     </w:p>
     <w:p>
       <w:pPr>
-        <w:pStyle w:val="a1"/>
+        <w:pStyle w:val="31"/>
         <w:rPr>
           <w:rFonts w:hint="eastAsia"/>
           <w:lang w:val="en-US" w:eastAsia="zh-CN"/>
@@ -13410,7 +13529,7 @@
     </w:p>
     <w:p>
       <w:pPr>
-        <w:pStyle w:val="a1"/>
+        <w:pStyle w:val="31"/>
         <w:keepNext w:val="0"/>
         <w:keepLines w:val="0"/>
         <w:pageBreakBefore w:val="0"/>
@@ -13460,7 +13579,7 @@
           <w:rFonts w:hint="eastAsia"/>
           <w:lang w:val="en-US" w:eastAsia="zh-CN"/>
         </w:rPr>
-        <w:instrText>"柴_标题1"\n</w:instrText>
+        <w:instrText xml:space="preserve">"柴_标题1"\n</w:instrText>
       </w:r>
       <w:r>
         <w:instrText xml:space="preserve"> \s</w:instrText>
@@ -13477,7 +13596,7 @@
           <w:rFonts w:hint="eastAsia"/>
           <w:lang w:val="en-US" w:eastAsia="zh-CN"/>
         </w:rPr>
-        <w:instrText>* Charformat</w:instrText>
+        <w:instrText xml:space="preserve">* Charformat</w:instrText>
       </w:r>
       <w:r>
         <w:rPr>
@@ -13542,7 +13661,7 @@
         </w:rPr>
         <w:fldChar w:fldCharType="end"/>
       </w:r>
-      <w:bookmarkStart w:id="53" w:name="_Toc16571"/>
+      <w:bookmarkStart w:id="52" w:name="_Toc19067"/>
       <w:r>
         <w:rPr>
           <w:rFonts w:hint="eastAsia"/>
@@ -13550,22 +13669,23 @@
         </w:rPr>
         <w:t xml:space="preserve"> 输出文件和记录表</w:t>
       </w:r>
-      <w:bookmarkEnd w:id="53"/>
+      <w:bookmarkEnd w:id="52"/>
     </w:p>
     <w:tbl>
       <w:tblPr>
-        <w:tblStyle w:val="TableNormal"/>
+        <w:tblStyle w:val="22"/>
         <w:tblW w:w="8522" w:type="dxa"/>
         <w:jc w:val="center"/>
         <w:tblBorders>
-          <w:top w:val="nil"/>
-          <w:left w:val="nil"/>
-          <w:bottom w:val="nil"/>
-          <w:right w:val="nil"/>
-          <w:insideH w:val="nil"/>
-          <w:insideV w:val="nil"/>
+          <w:top w:val="none" w:color="auto" w:sz="0" w:space="0"/>
+          <w:left w:val="none" w:color="auto" w:sz="0" w:space="0"/>
+          <w:bottom w:val="none" w:color="auto" w:sz="0" w:space="0"/>
+          <w:right w:val="none" w:color="auto" w:sz="0" w:space="0"/>
+          <w:insideH w:val="none" w:color="auto" w:sz="0" w:space="0"/>
+          <w:insideV w:val="none" w:color="auto" w:sz="0" w:space="0"/>
         </w:tblBorders>
         <w:shd w:val="clear" w:color="auto" w:fill="auto"/>
+        <w:tblLayout w:type="autofit"/>
         <w:tblCellMar>
           <w:top w:w="15" w:type="dxa"/>
           <w:left w:w="15" w:type="dxa"/>
@@ -13580,15 +13700,13 @@
       </w:tblGrid>
       <w:tr>
         <w:tblPrEx>
-          <w:tblW w:w="8522" w:type="dxa"/>
-          <w:jc w:val="center"/>
           <w:tblBorders>
-            <w:top w:val="nil"/>
-            <w:left w:val="nil"/>
-            <w:bottom w:val="nil"/>
-            <w:right w:val="nil"/>
-            <w:insideH w:val="nil"/>
-            <w:insideV w:val="nil"/>
+            <w:top w:val="none" w:color="auto" w:sz="0" w:space="0"/>
+            <w:left w:val="none" w:color="auto" w:sz="0" w:space="0"/>
+            <w:bottom w:val="none" w:color="auto" w:sz="0" w:space="0"/>
+            <w:right w:val="none" w:color="auto" w:sz="0" w:space="0"/>
+            <w:insideH w:val="none" w:color="auto" w:sz="0" w:space="0"/>
+            <w:insideV w:val="none" w:color="auto" w:sz="0" w:space="0"/>
           </w:tblBorders>
           <w:shd w:val="clear" w:color="auto" w:fill="auto"/>
           <w:tblCellMar>
@@ -13599,7 +13717,7 @@
           </w:tblCellMar>
         </w:tblPrEx>
         <w:trPr>
-          <w:trHeight w:val="0"/>
+          <w:trHeight w:val="0" w:hRule="atLeast"/>
           <w:tblHeader/>
           <w:jc w:val="center"/>
         </w:trPr>
@@ -13607,8 +13725,8 @@
           <w:tcPr>
             <w:tcW w:w="4369" w:type="dxa"/>
             <w:tcBorders>
-              <w:top w:val="single" w:sz="12" w:space="0" w:color="auto"/>
-              <w:left w:val="single" w:sz="12" w:space="0" w:color="auto"/>
+              <w:top w:val="single" w:color="auto" w:sz="12" w:space="0"/>
+              <w:left w:val="single" w:color="auto" w:sz="12" w:space="0"/>
               <w:bottom w:val="nil"/>
               <w:right w:val="nil"/>
             </w:tcBorders>
@@ -13638,11 +13756,11 @@
               <w:adjustRightInd w:val="0"/>
               <w:snapToGrid w:val="0"/>
               <w:spacing w:line="240" w:lineRule="auto"/>
-              <w:ind w:left="0" w:right="0" w:firstLine="0" w:leftChars="0" w:rightChars="0" w:firstLineChars="0"/>
+              <w:ind w:left="0" w:leftChars="0" w:right="0" w:rightChars="0" w:firstLine="0" w:firstLineChars="0"/>
               <w:jc w:val="center"/>
               <w:textAlignment w:val="baseline"/>
               <w:rPr>
-                <w:rFonts w:ascii="Segoe UI" w:eastAsia="Segoe UI" w:hAnsi="Segoe UI" w:cs="Segoe UI"/>
+                <w:rFonts w:ascii="Segoe UI" w:hAnsi="Segoe UI" w:eastAsia="Segoe UI" w:cs="Segoe UI"/>
                 <w:b/>
                 <w:i w:val="0"/>
                 <w:iCs w:val="0"/>
@@ -13655,7 +13773,7 @@
             </w:pPr>
             <w:r>
               <w:rPr>
-                <w:rFonts w:ascii="Segoe UI" w:eastAsia="Segoe UI" w:hAnsi="Segoe UI" w:cs="Segoe UI" w:hint="default"/>
+                <w:rFonts w:hint="default" w:ascii="Segoe UI" w:hAnsi="Segoe UI" w:eastAsia="Segoe UI" w:cs="Segoe UI"/>
                 <w:b/>
                 <w:i w:val="0"/>
                 <w:iCs w:val="0"/>
@@ -13676,8 +13794,8 @@
           <w:tcPr>
             <w:tcW w:w="2366" w:type="dxa"/>
             <w:tcBorders>
-              <w:top w:val="single" w:sz="12" w:space="0" w:color="auto"/>
-              <w:left w:val="single" w:sz="4" w:space="0" w:color="auto"/>
+              <w:top w:val="single" w:color="auto" w:sz="12" w:space="0"/>
+              <w:left w:val="single" w:color="auto" w:sz="4" w:space="0"/>
               <w:bottom w:val="nil"/>
               <w:right w:val="nil"/>
             </w:tcBorders>
@@ -13707,11 +13825,11 @@
               <w:adjustRightInd w:val="0"/>
               <w:snapToGrid w:val="0"/>
               <w:spacing w:line="240" w:lineRule="auto"/>
-              <w:ind w:left="0" w:right="0" w:firstLine="0" w:leftChars="0" w:rightChars="0" w:firstLineChars="0"/>
+              <w:ind w:left="0" w:leftChars="0" w:right="0" w:rightChars="0" w:firstLine="0" w:firstLineChars="0"/>
               <w:jc w:val="center"/>
               <w:textAlignment w:val="baseline"/>
               <w:rPr>
-                <w:rFonts w:ascii="Segoe UI" w:eastAsia="Segoe UI" w:hAnsi="Segoe UI" w:cs="Segoe UI" w:hint="default"/>
+                <w:rFonts w:hint="default" w:ascii="Segoe UI" w:hAnsi="Segoe UI" w:eastAsia="Segoe UI" w:cs="Segoe UI"/>
                 <w:b/>
                 <w:i w:val="0"/>
                 <w:iCs w:val="0"/>
@@ -13724,7 +13842,7 @@
             </w:pPr>
             <w:r>
               <w:rPr>
-                <w:rFonts w:ascii="Segoe UI" w:eastAsia="Segoe UI" w:hAnsi="Segoe UI" w:cs="Segoe UI" w:hint="default"/>
+                <w:rFonts w:hint="default" w:ascii="Segoe UI" w:hAnsi="Segoe UI" w:eastAsia="Segoe UI" w:cs="Segoe UI"/>
                 <w:b/>
                 <w:i w:val="0"/>
                 <w:iCs w:val="0"/>
@@ -13745,10 +13863,10 @@
           <w:tcPr>
             <w:tcW w:w="1788" w:type="dxa"/>
             <w:tcBorders>
-              <w:top w:val="single" w:sz="12" w:space="0" w:color="auto"/>
-              <w:left w:val="single" w:sz="4" w:space="0" w:color="auto"/>
+              <w:top w:val="single" w:color="auto" w:sz="12" w:space="0"/>
+              <w:left w:val="single" w:color="auto" w:sz="4" w:space="0"/>
               <w:bottom w:val="nil"/>
-              <w:right w:val="single" w:sz="12" w:space="0" w:color="auto"/>
+              <w:right w:val="single" w:color="auto" w:sz="12" w:space="0"/>
             </w:tcBorders>
             <w:shd w:val="clear" w:color="auto" w:fill="auto"/>
             <w:tcMar>
@@ -13776,11 +13894,11 @@
               <w:adjustRightInd w:val="0"/>
               <w:snapToGrid w:val="0"/>
               <w:spacing w:line="240" w:lineRule="auto"/>
-              <w:ind w:left="0" w:right="0" w:firstLine="0" w:leftChars="0" w:rightChars="0" w:firstLineChars="0"/>
+              <w:ind w:left="0" w:leftChars="0" w:right="0" w:rightChars="0" w:firstLine="0" w:firstLineChars="0"/>
               <w:jc w:val="center"/>
               <w:textAlignment w:val="baseline"/>
               <w:rPr>
-                <w:rFonts w:ascii="Segoe UI" w:eastAsia="Segoe UI" w:hAnsi="Segoe UI" w:cs="Segoe UI" w:hint="default"/>
+                <w:rFonts w:hint="default" w:ascii="Segoe UI" w:hAnsi="Segoe UI" w:eastAsia="Segoe UI" w:cs="Segoe UI"/>
                 <w:b/>
                 <w:i w:val="0"/>
                 <w:iCs w:val="0"/>
@@ -13793,7 +13911,7 @@
             </w:pPr>
             <w:r>
               <w:rPr>
-                <w:rFonts w:ascii="Segoe UI" w:eastAsia="Segoe UI" w:hAnsi="Segoe UI" w:cs="Segoe UI" w:hint="default"/>
+                <w:rFonts w:hint="default" w:ascii="Segoe UI" w:hAnsi="Segoe UI" w:eastAsia="Segoe UI" w:cs="Segoe UI"/>
                 <w:b/>
                 <w:i w:val="0"/>
                 <w:iCs w:val="0"/>
@@ -13813,9 +13931,14 @@
       </w:tr>
       <w:tr>
         <w:tblPrEx>
-          <w:tblW w:w="8522" w:type="dxa"/>
-          <w:jc w:val="center"/>
-          <w:shd w:val="clear" w:color="auto" w:fill="auto"/>
+          <w:tblBorders>
+            <w:top w:val="none" w:color="auto" w:sz="0" w:space="0"/>
+            <w:left w:val="none" w:color="auto" w:sz="0" w:space="0"/>
+            <w:bottom w:val="none" w:color="auto" w:sz="0" w:space="0"/>
+            <w:right w:val="none" w:color="auto" w:sz="0" w:space="0"/>
+            <w:insideH w:val="none" w:color="auto" w:sz="0" w:space="0"/>
+            <w:insideV w:val="none" w:color="auto" w:sz="0" w:space="0"/>
+          </w:tblBorders>
           <w:tblCellMar>
             <w:top w:w="15" w:type="dxa"/>
             <w:left w:w="15" w:type="dxa"/>
@@ -13824,15 +13947,15 @@
           </w:tblCellMar>
         </w:tblPrEx>
         <w:trPr>
-          <w:trHeight w:val="0"/>
+          <w:trHeight w:val="0" w:hRule="atLeast"/>
           <w:jc w:val="center"/>
         </w:trPr>
         <w:tc>
           <w:tcPr>
             <w:tcW w:w="4369" w:type="dxa"/>
             <w:tcBorders>
-              <w:top w:val="single" w:sz="4" w:space="0" w:color="auto"/>
-              <w:left w:val="single" w:sz="12" w:space="0" w:color="auto"/>
+              <w:top w:val="single" w:color="auto" w:sz="4" w:space="0"/>
+              <w:left w:val="single" w:color="auto" w:sz="12" w:space="0"/>
               <w:bottom w:val="nil"/>
               <w:right w:val="nil"/>
             </w:tcBorders>
@@ -13862,11 +13985,11 @@
               <w:adjustRightInd w:val="0"/>
               <w:snapToGrid w:val="0"/>
               <w:spacing w:line="240" w:lineRule="auto"/>
-              <w:ind w:left="0" w:right="0" w:firstLine="0" w:leftChars="0" w:rightChars="0" w:firstLineChars="0"/>
+              <w:ind w:left="0" w:leftChars="0" w:right="0" w:rightChars="0" w:firstLine="0" w:firstLineChars="0"/>
               <w:jc w:val="center"/>
               <w:textAlignment w:val="baseline"/>
               <w:rPr>
-                <w:rFonts w:ascii="Segoe UI" w:eastAsia="Segoe UI" w:hAnsi="Segoe UI" w:cs="Segoe UI" w:hint="default"/>
+                <w:rFonts w:hint="default" w:ascii="Segoe UI" w:hAnsi="Segoe UI" w:eastAsia="Segoe UI" w:cs="Segoe UI"/>
                 <w:i w:val="0"/>
                 <w:iCs w:val="0"/>
                 <w:caps w:val="0"/>
@@ -13878,7 +14001,7 @@
             </w:pPr>
             <w:r>
               <w:rPr>
-                <w:rFonts w:ascii="Segoe UI" w:eastAsia="Segoe UI" w:hAnsi="Segoe UI" w:cs="Segoe UI" w:hint="default"/>
+                <w:rFonts w:hint="default" w:ascii="Segoe UI" w:hAnsi="Segoe UI" w:eastAsia="Segoe UI" w:cs="Segoe UI"/>
                 <w:i w:val="0"/>
                 <w:iCs w:val="0"/>
                 <w:caps w:val="0"/>
@@ -13898,8 +14021,8 @@
           <w:tcPr>
             <w:tcW w:w="2366" w:type="dxa"/>
             <w:tcBorders>
-              <w:top w:val="single" w:sz="4" w:space="0" w:color="auto"/>
-              <w:left w:val="single" w:sz="4" w:space="0" w:color="auto"/>
+              <w:top w:val="single" w:color="auto" w:sz="4" w:space="0"/>
+              <w:left w:val="single" w:color="auto" w:sz="4" w:space="0"/>
               <w:bottom w:val="nil"/>
               <w:right w:val="nil"/>
             </w:tcBorders>
@@ -13929,11 +14052,11 @@
               <w:adjustRightInd w:val="0"/>
               <w:snapToGrid w:val="0"/>
               <w:spacing w:line="240" w:lineRule="auto"/>
-              <w:ind w:left="0" w:right="0" w:firstLine="0" w:leftChars="0" w:rightChars="0" w:firstLineChars="0"/>
+              <w:ind w:left="0" w:leftChars="0" w:right="0" w:rightChars="0" w:firstLine="0" w:firstLineChars="0"/>
               <w:jc w:val="left"/>
               <w:textAlignment w:val="baseline"/>
               <w:rPr>
-                <w:rFonts w:ascii="Segoe UI" w:eastAsia="Segoe UI" w:hAnsi="Segoe UI" w:cs="Segoe UI" w:hint="default"/>
+                <w:rFonts w:hint="default" w:ascii="Segoe UI" w:hAnsi="Segoe UI" w:eastAsia="Segoe UI" w:cs="Segoe UI"/>
                 <w:i w:val="0"/>
                 <w:iCs w:val="0"/>
                 <w:caps w:val="0"/>
@@ -13945,7 +14068,7 @@
             </w:pPr>
             <w:r>
               <w:rPr>
-                <w:rFonts w:ascii="Segoe UI" w:eastAsia="Segoe UI" w:hAnsi="Segoe UI" w:cs="Segoe UI" w:hint="default"/>
+                <w:rFonts w:hint="default" w:ascii="Segoe UI" w:hAnsi="Segoe UI" w:eastAsia="Segoe UI" w:cs="Segoe UI"/>
                 <w:i w:val="0"/>
                 <w:iCs w:val="0"/>
                 <w:caps w:val="0"/>
@@ -13957,7 +14080,7 @@
                 <w:szCs w:val="22"/>
                 <w:lang w:val="en-US" w:eastAsia="zh-CN"/>
               </w:rPr>
-              <w:t>产品产品质量部</w:t>
+              <w:t>产品质量部</w:t>
             </w:r>
           </w:p>
         </w:tc>
@@ -13965,10 +14088,10 @@
           <w:tcPr>
             <w:tcW w:w="1788" w:type="dxa"/>
             <w:tcBorders>
-              <w:top w:val="single" w:sz="4" w:space="0" w:color="auto"/>
-              <w:left w:val="single" w:sz="4" w:space="0" w:color="auto"/>
+              <w:top w:val="single" w:color="auto" w:sz="4" w:space="0"/>
+              <w:left w:val="single" w:color="auto" w:sz="4" w:space="0"/>
               <w:bottom w:val="nil"/>
-              <w:right w:val="single" w:sz="12" w:space="0" w:color="auto"/>
+              <w:right w:val="single" w:color="auto" w:sz="12" w:space="0"/>
             </w:tcBorders>
             <w:shd w:val="clear" w:color="auto" w:fill="auto"/>
             <w:tcMar>
@@ -13996,11 +14119,11 @@
               <w:adjustRightInd w:val="0"/>
               <w:snapToGrid w:val="0"/>
               <w:spacing w:line="240" w:lineRule="auto"/>
-              <w:ind w:left="0" w:right="0" w:firstLine="0" w:leftChars="0" w:rightChars="0" w:firstLineChars="0"/>
+              <w:ind w:left="0" w:leftChars="0" w:right="0" w:rightChars="0" w:firstLine="0" w:firstLineChars="0"/>
               <w:jc w:val="left"/>
               <w:textAlignment w:val="baseline"/>
               <w:rPr>
-                <w:rFonts w:ascii="Segoe UI" w:eastAsia="Segoe UI" w:hAnsi="Segoe UI" w:cs="Segoe UI" w:hint="default"/>
+                <w:rFonts w:hint="default" w:ascii="Segoe UI" w:hAnsi="Segoe UI" w:eastAsia="Segoe UI" w:cs="Segoe UI"/>
                 <w:i w:val="0"/>
                 <w:iCs w:val="0"/>
                 <w:caps w:val="0"/>
@@ -14012,7 +14135,7 @@
             </w:pPr>
             <w:r>
               <w:rPr>
-                <w:rFonts w:ascii="Segoe UI" w:eastAsia="Segoe UI" w:hAnsi="Segoe UI" w:cs="Segoe UI" w:hint="default"/>
+                <w:rFonts w:hint="default" w:ascii="Segoe UI" w:hAnsi="Segoe UI" w:eastAsia="Segoe UI" w:cs="Segoe UI"/>
                 <w:i w:val="0"/>
                 <w:iCs w:val="0"/>
                 <w:caps w:val="0"/>
@@ -14031,9 +14154,14 @@
       </w:tr>
       <w:tr>
         <w:tblPrEx>
-          <w:tblW w:w="8522" w:type="dxa"/>
-          <w:jc w:val="center"/>
-          <w:shd w:val="clear" w:color="auto" w:fill="auto"/>
+          <w:tblBorders>
+            <w:top w:val="none" w:color="auto" w:sz="0" w:space="0"/>
+            <w:left w:val="none" w:color="auto" w:sz="0" w:space="0"/>
+            <w:bottom w:val="none" w:color="auto" w:sz="0" w:space="0"/>
+            <w:right w:val="none" w:color="auto" w:sz="0" w:space="0"/>
+            <w:insideH w:val="none" w:color="auto" w:sz="0" w:space="0"/>
+            <w:insideV w:val="none" w:color="auto" w:sz="0" w:space="0"/>
+          </w:tblBorders>
           <w:tblCellMar>
             <w:top w:w="15" w:type="dxa"/>
             <w:left w:w="15" w:type="dxa"/>
@@ -14042,15 +14170,15 @@
           </w:tblCellMar>
         </w:tblPrEx>
         <w:trPr>
-          <w:trHeight w:val="0"/>
+          <w:trHeight w:val="0" w:hRule="atLeast"/>
           <w:jc w:val="center"/>
         </w:trPr>
         <w:tc>
           <w:tcPr>
             <w:tcW w:w="4369" w:type="dxa"/>
             <w:tcBorders>
-              <w:top w:val="single" w:sz="4" w:space="0" w:color="auto"/>
-              <w:left w:val="single" w:sz="12" w:space="0" w:color="auto"/>
+              <w:top w:val="single" w:color="auto" w:sz="4" w:space="0"/>
+              <w:left w:val="single" w:color="auto" w:sz="12" w:space="0"/>
               <w:bottom w:val="nil"/>
               <w:right w:val="nil"/>
             </w:tcBorders>
@@ -14080,11 +14208,11 @@
               <w:adjustRightInd w:val="0"/>
               <w:snapToGrid w:val="0"/>
               <w:spacing w:line="240" w:lineRule="auto"/>
-              <w:ind w:left="0" w:right="0" w:firstLine="0" w:leftChars="0" w:rightChars="0" w:firstLineChars="0"/>
+              <w:ind w:left="0" w:leftChars="0" w:right="0" w:rightChars="0" w:firstLine="0" w:firstLineChars="0"/>
               <w:jc w:val="center"/>
               <w:textAlignment w:val="baseline"/>
               <w:rPr>
-                <w:rFonts w:ascii="Segoe UI" w:eastAsia="Segoe UI" w:hAnsi="Segoe UI" w:cs="Segoe UI" w:hint="default"/>
+                <w:rFonts w:hint="default" w:ascii="Segoe UI" w:hAnsi="Segoe UI" w:eastAsia="Segoe UI" w:cs="Segoe UI"/>
                 <w:i w:val="0"/>
                 <w:iCs w:val="0"/>
                 <w:caps w:val="0"/>
@@ -14096,7 +14224,7 @@
             </w:pPr>
             <w:r>
               <w:rPr>
-                <w:rFonts w:ascii="Segoe UI" w:eastAsia="Segoe UI" w:hAnsi="Segoe UI" w:cs="Segoe UI" w:hint="default"/>
+                <w:rFonts w:hint="default" w:ascii="Segoe UI" w:hAnsi="Segoe UI" w:eastAsia="Segoe UI" w:cs="Segoe UI"/>
                 <w:i w:val="0"/>
                 <w:iCs w:val="0"/>
                 <w:caps w:val="0"/>
@@ -14116,8 +14244,8 @@
           <w:tcPr>
             <w:tcW w:w="2366" w:type="dxa"/>
             <w:tcBorders>
-              <w:top w:val="single" w:sz="4" w:space="0" w:color="auto"/>
-              <w:left w:val="single" w:sz="4" w:space="0" w:color="auto"/>
+              <w:top w:val="single" w:color="auto" w:sz="4" w:space="0"/>
+              <w:left w:val="single" w:color="auto" w:sz="4" w:space="0"/>
               <w:bottom w:val="nil"/>
               <w:right w:val="nil"/>
             </w:tcBorders>
@@ -14147,11 +14275,11 @@
               <w:adjustRightInd w:val="0"/>
               <w:snapToGrid w:val="0"/>
               <w:spacing w:line="240" w:lineRule="auto"/>
-              <w:ind w:left="0" w:right="0" w:firstLine="0" w:leftChars="0" w:rightChars="0" w:firstLineChars="0"/>
+              <w:ind w:left="0" w:leftChars="0" w:right="0" w:rightChars="0" w:firstLine="0" w:firstLineChars="0"/>
               <w:jc w:val="left"/>
               <w:textAlignment w:val="baseline"/>
               <w:rPr>
-                <w:rFonts w:ascii="Segoe UI" w:eastAsia="Segoe UI" w:hAnsi="Segoe UI" w:cs="Segoe UI" w:hint="default"/>
+                <w:rFonts w:hint="default" w:ascii="Segoe UI" w:hAnsi="Segoe UI" w:eastAsia="Segoe UI" w:cs="Segoe UI"/>
                 <w:i w:val="0"/>
                 <w:iCs w:val="0"/>
                 <w:caps w:val="0"/>
@@ -14163,7 +14291,7 @@
             </w:pPr>
             <w:r>
               <w:rPr>
-                <w:rFonts w:ascii="Segoe UI" w:eastAsia="Segoe UI" w:hAnsi="Segoe UI" w:cs="Segoe UI" w:hint="default"/>
+                <w:rFonts w:hint="default" w:ascii="Segoe UI" w:hAnsi="Segoe UI" w:eastAsia="Segoe UI" w:cs="Segoe UI"/>
                 <w:i w:val="0"/>
                 <w:iCs w:val="0"/>
                 <w:caps w:val="0"/>
@@ -14175,7 +14303,7 @@
                 <w:szCs w:val="22"/>
                 <w:lang w:val="en-US" w:eastAsia="zh-CN"/>
               </w:rPr>
-              <w:t>产品产品质量部</w:t>
+              <w:t>产品质量部</w:t>
             </w:r>
           </w:p>
         </w:tc>
@@ -14183,10 +14311,10 @@
           <w:tcPr>
             <w:tcW w:w="1788" w:type="dxa"/>
             <w:tcBorders>
-              <w:top w:val="single" w:sz="4" w:space="0" w:color="auto"/>
-              <w:left w:val="single" w:sz="4" w:space="0" w:color="auto"/>
+              <w:top w:val="single" w:color="auto" w:sz="4" w:space="0"/>
+              <w:left w:val="single" w:color="auto" w:sz="4" w:space="0"/>
               <w:bottom w:val="nil"/>
-              <w:right w:val="single" w:sz="12" w:space="0" w:color="auto"/>
+              <w:right w:val="single" w:color="auto" w:sz="12" w:space="0"/>
             </w:tcBorders>
             <w:shd w:val="clear" w:color="auto" w:fill="auto"/>
             <w:tcMar>
@@ -14214,11 +14342,11 @@
               <w:adjustRightInd w:val="0"/>
               <w:snapToGrid w:val="0"/>
               <w:spacing w:line="240" w:lineRule="auto"/>
-              <w:ind w:left="0" w:right="0" w:firstLine="0" w:leftChars="0" w:rightChars="0" w:firstLineChars="0"/>
+              <w:ind w:left="0" w:leftChars="0" w:right="0" w:rightChars="0" w:firstLine="0" w:firstLineChars="0"/>
               <w:jc w:val="left"/>
               <w:textAlignment w:val="baseline"/>
               <w:rPr>
-                <w:rFonts w:ascii="Segoe UI" w:eastAsia="Segoe UI" w:hAnsi="Segoe UI" w:cs="Segoe UI" w:hint="default"/>
+                <w:rFonts w:hint="default" w:ascii="Segoe UI" w:hAnsi="Segoe UI" w:eastAsia="Segoe UI" w:cs="Segoe UI"/>
                 <w:i w:val="0"/>
                 <w:iCs w:val="0"/>
                 <w:caps w:val="0"/>
@@ -14230,7 +14358,7 @@
             </w:pPr>
             <w:r>
               <w:rPr>
-                <w:rFonts w:ascii="Segoe UI" w:eastAsia="Segoe UI" w:hAnsi="Segoe UI" w:cs="Segoe UI" w:hint="default"/>
+                <w:rFonts w:hint="default" w:ascii="Segoe UI" w:hAnsi="Segoe UI" w:eastAsia="Segoe UI" w:cs="Segoe UI"/>
                 <w:i w:val="0"/>
                 <w:iCs w:val="0"/>
                 <w:caps w:val="0"/>
@@ -14249,9 +14377,14 @@
       </w:tr>
       <w:tr>
         <w:tblPrEx>
-          <w:tblW w:w="8522" w:type="dxa"/>
-          <w:jc w:val="center"/>
-          <w:shd w:val="clear" w:color="auto" w:fill="auto"/>
+          <w:tblBorders>
+            <w:top w:val="none" w:color="auto" w:sz="0" w:space="0"/>
+            <w:left w:val="none" w:color="auto" w:sz="0" w:space="0"/>
+            <w:bottom w:val="none" w:color="auto" w:sz="0" w:space="0"/>
+            <w:right w:val="none" w:color="auto" w:sz="0" w:space="0"/>
+            <w:insideH w:val="none" w:color="auto" w:sz="0" w:space="0"/>
+            <w:insideV w:val="none" w:color="auto" w:sz="0" w:space="0"/>
+          </w:tblBorders>
           <w:tblCellMar>
             <w:top w:w="15" w:type="dxa"/>
             <w:left w:w="15" w:type="dxa"/>
@@ -14260,15 +14393,15 @@
           </w:tblCellMar>
         </w:tblPrEx>
         <w:trPr>
-          <w:trHeight w:val="0"/>
+          <w:trHeight w:val="0" w:hRule="atLeast"/>
           <w:jc w:val="center"/>
         </w:trPr>
         <w:tc>
           <w:tcPr>
             <w:tcW w:w="4369" w:type="dxa"/>
             <w:tcBorders>
-              <w:top w:val="single" w:sz="4" w:space="0" w:color="auto"/>
-              <w:left w:val="single" w:sz="12" w:space="0" w:color="auto"/>
+              <w:top w:val="single" w:color="auto" w:sz="4" w:space="0"/>
+              <w:left w:val="single" w:color="auto" w:sz="12" w:space="0"/>
               <w:bottom w:val="nil"/>
               <w:right w:val="nil"/>
             </w:tcBorders>
@@ -14298,11 +14431,11 @@
               <w:adjustRightInd w:val="0"/>
               <w:snapToGrid w:val="0"/>
               <w:spacing w:line="240" w:lineRule="auto"/>
-              <w:ind w:left="0" w:right="0" w:firstLine="0" w:leftChars="0" w:rightChars="0" w:firstLineChars="0"/>
+              <w:ind w:left="0" w:leftChars="0" w:right="0" w:rightChars="0" w:firstLine="0" w:firstLineChars="0"/>
               <w:jc w:val="center"/>
               <w:textAlignment w:val="baseline"/>
               <w:rPr>
-                <w:rFonts w:ascii="Segoe UI" w:eastAsia="Segoe UI" w:hAnsi="Segoe UI" w:cs="Segoe UI" w:hint="default"/>
+                <w:rFonts w:hint="default" w:ascii="Segoe UI" w:hAnsi="Segoe UI" w:eastAsia="Segoe UI" w:cs="Segoe UI"/>
                 <w:i w:val="0"/>
                 <w:iCs w:val="0"/>
                 <w:caps w:val="0"/>
@@ -14314,7 +14447,7 @@
             </w:pPr>
             <w:r>
               <w:rPr>
-                <w:rFonts w:ascii="Segoe UI" w:eastAsia="Segoe UI" w:hAnsi="Segoe UI" w:cs="Segoe UI" w:hint="default"/>
+                <w:rFonts w:hint="default" w:ascii="Segoe UI" w:hAnsi="Segoe UI" w:eastAsia="Segoe UI" w:cs="Segoe UI"/>
                 <w:i w:val="0"/>
                 <w:iCs w:val="0"/>
                 <w:caps w:val="0"/>
@@ -14334,8 +14467,8 @@
           <w:tcPr>
             <w:tcW w:w="2366" w:type="dxa"/>
             <w:tcBorders>
-              <w:top w:val="single" w:sz="4" w:space="0" w:color="auto"/>
-              <w:left w:val="single" w:sz="4" w:space="0" w:color="auto"/>
+              <w:top w:val="single" w:color="auto" w:sz="4" w:space="0"/>
+              <w:left w:val="single" w:color="auto" w:sz="4" w:space="0"/>
               <w:bottom w:val="nil"/>
               <w:right w:val="nil"/>
             </w:tcBorders>
@@ -14365,11 +14498,11 @@
               <w:adjustRightInd w:val="0"/>
               <w:snapToGrid w:val="0"/>
               <w:spacing w:line="240" w:lineRule="auto"/>
-              <w:ind w:left="0" w:right="0" w:firstLine="0" w:leftChars="0" w:rightChars="0" w:firstLineChars="0"/>
+              <w:ind w:left="0" w:leftChars="0" w:right="0" w:rightChars="0" w:firstLine="0" w:firstLineChars="0"/>
               <w:jc w:val="left"/>
               <w:textAlignment w:val="baseline"/>
               <w:rPr>
-                <w:rFonts w:ascii="Segoe UI" w:eastAsia="Segoe UI" w:hAnsi="Segoe UI" w:cs="Segoe UI" w:hint="default"/>
+                <w:rFonts w:hint="default" w:ascii="Segoe UI" w:hAnsi="Segoe UI" w:eastAsia="Segoe UI" w:cs="Segoe UI"/>
                 <w:i w:val="0"/>
                 <w:iCs w:val="0"/>
                 <w:caps w:val="0"/>
@@ -14381,7 +14514,7 @@
             </w:pPr>
             <w:r>
               <w:rPr>
-                <w:rFonts w:ascii="Segoe UI" w:eastAsia="Segoe UI" w:hAnsi="Segoe UI" w:cs="Segoe UI" w:hint="default"/>
+                <w:rFonts w:hint="default" w:ascii="Segoe UI" w:hAnsi="Segoe UI" w:eastAsia="Segoe UI" w:cs="Segoe UI"/>
                 <w:i w:val="0"/>
                 <w:iCs w:val="0"/>
                 <w:caps w:val="0"/>
@@ -14393,7 +14526,7 @@
                 <w:szCs w:val="22"/>
                 <w:lang w:val="en-US" w:eastAsia="zh-CN"/>
               </w:rPr>
-              <w:t>产品产品质量部</w:t>
+              <w:t>产品质量部</w:t>
             </w:r>
           </w:p>
         </w:tc>
@@ -14401,10 +14534,10 @@
           <w:tcPr>
             <w:tcW w:w="1788" w:type="dxa"/>
             <w:tcBorders>
-              <w:top w:val="single" w:sz="4" w:space="0" w:color="auto"/>
-              <w:left w:val="single" w:sz="4" w:space="0" w:color="auto"/>
+              <w:top w:val="single" w:color="auto" w:sz="4" w:space="0"/>
+              <w:left w:val="single" w:color="auto" w:sz="4" w:space="0"/>
               <w:bottom w:val="nil"/>
-              <w:right w:val="single" w:sz="12" w:space="0" w:color="auto"/>
+              <w:right w:val="single" w:color="auto" w:sz="12" w:space="0"/>
             </w:tcBorders>
             <w:shd w:val="clear" w:color="auto" w:fill="auto"/>
             <w:tcMar>
@@ -14432,11 +14565,11 @@
               <w:adjustRightInd w:val="0"/>
               <w:snapToGrid w:val="0"/>
               <w:spacing w:line="240" w:lineRule="auto"/>
-              <w:ind w:left="0" w:right="0" w:firstLine="0" w:leftChars="0" w:rightChars="0" w:firstLineChars="0"/>
+              <w:ind w:left="0" w:leftChars="0" w:right="0" w:rightChars="0" w:firstLine="0" w:firstLineChars="0"/>
               <w:jc w:val="left"/>
               <w:textAlignment w:val="baseline"/>
               <w:rPr>
-                <w:rFonts w:ascii="Segoe UI" w:eastAsia="Segoe UI" w:hAnsi="Segoe UI" w:cs="Segoe UI" w:hint="default"/>
+                <w:rFonts w:hint="default" w:ascii="Segoe UI" w:hAnsi="Segoe UI" w:eastAsia="Segoe UI" w:cs="Segoe UI"/>
                 <w:i w:val="0"/>
                 <w:iCs w:val="0"/>
                 <w:caps w:val="0"/>
@@ -14448,7 +14581,7 @@
             </w:pPr>
             <w:r>
               <w:rPr>
-                <w:rFonts w:ascii="Segoe UI" w:eastAsia="Segoe UI" w:hAnsi="Segoe UI" w:cs="Segoe UI" w:hint="default"/>
+                <w:rFonts w:hint="default" w:ascii="Segoe UI" w:hAnsi="Segoe UI" w:eastAsia="Segoe UI" w:cs="Segoe UI"/>
                 <w:i w:val="0"/>
                 <w:iCs w:val="0"/>
                 <w:caps w:val="0"/>
@@ -14467,9 +14600,14 @@
       </w:tr>
       <w:tr>
         <w:tblPrEx>
-          <w:tblW w:w="8522" w:type="dxa"/>
-          <w:jc w:val="center"/>
-          <w:shd w:val="clear" w:color="auto" w:fill="auto"/>
+          <w:tblBorders>
+            <w:top w:val="none" w:color="auto" w:sz="0" w:space="0"/>
+            <w:left w:val="none" w:color="auto" w:sz="0" w:space="0"/>
+            <w:bottom w:val="none" w:color="auto" w:sz="0" w:space="0"/>
+            <w:right w:val="none" w:color="auto" w:sz="0" w:space="0"/>
+            <w:insideH w:val="none" w:color="auto" w:sz="0" w:space="0"/>
+            <w:insideV w:val="none" w:color="auto" w:sz="0" w:space="0"/>
+          </w:tblBorders>
           <w:tblCellMar>
             <w:top w:w="15" w:type="dxa"/>
             <w:left w:w="15" w:type="dxa"/>
@@ -14478,15 +14616,15 @@
           </w:tblCellMar>
         </w:tblPrEx>
         <w:trPr>
-          <w:trHeight w:val="0"/>
+          <w:trHeight w:val="0" w:hRule="atLeast"/>
           <w:jc w:val="center"/>
         </w:trPr>
         <w:tc>
           <w:tcPr>
             <w:tcW w:w="4369" w:type="dxa"/>
             <w:tcBorders>
-              <w:top w:val="single" w:sz="4" w:space="0" w:color="auto"/>
-              <w:left w:val="single" w:sz="12" w:space="0" w:color="auto"/>
+              <w:top w:val="single" w:color="auto" w:sz="4" w:space="0"/>
+              <w:left w:val="single" w:color="auto" w:sz="12" w:space="0"/>
               <w:bottom w:val="nil"/>
               <w:right w:val="nil"/>
             </w:tcBorders>
@@ -14516,11 +14654,11 @@
               <w:adjustRightInd w:val="0"/>
               <w:snapToGrid w:val="0"/>
               <w:spacing w:line="240" w:lineRule="auto"/>
-              <w:ind w:left="0" w:right="0" w:firstLine="0" w:leftChars="0" w:rightChars="0" w:firstLineChars="0"/>
+              <w:ind w:left="0" w:leftChars="0" w:right="0" w:rightChars="0" w:firstLine="0" w:firstLineChars="0"/>
               <w:jc w:val="center"/>
               <w:textAlignment w:val="baseline"/>
               <w:rPr>
-                <w:rFonts w:ascii="Segoe UI" w:eastAsia="Segoe UI" w:hAnsi="Segoe UI" w:cs="Segoe UI" w:hint="default"/>
+                <w:rFonts w:hint="default" w:ascii="Segoe UI" w:hAnsi="Segoe UI" w:eastAsia="Segoe UI" w:cs="Segoe UI"/>
                 <w:i w:val="0"/>
                 <w:iCs w:val="0"/>
                 <w:caps w:val="0"/>
@@ -14532,7 +14670,7 @@
             </w:pPr>
             <w:r>
               <w:rPr>
-                <w:rFonts w:ascii="Segoe UI" w:eastAsia="Segoe UI" w:hAnsi="Segoe UI" w:cs="Segoe UI" w:hint="default"/>
+                <w:rFonts w:hint="default" w:ascii="Segoe UI" w:hAnsi="Segoe UI" w:eastAsia="Segoe UI" w:cs="Segoe UI"/>
                 <w:i w:val="0"/>
                 <w:iCs w:val="0"/>
                 <w:caps w:val="0"/>
@@ -14552,8 +14690,8 @@
           <w:tcPr>
             <w:tcW w:w="2366" w:type="dxa"/>
             <w:tcBorders>
-              <w:top w:val="single" w:sz="4" w:space="0" w:color="auto"/>
-              <w:left w:val="single" w:sz="4" w:space="0" w:color="auto"/>
+              <w:top w:val="single" w:color="auto" w:sz="4" w:space="0"/>
+              <w:left w:val="single" w:color="auto" w:sz="4" w:space="0"/>
               <w:bottom w:val="nil"/>
               <w:right w:val="nil"/>
             </w:tcBorders>
@@ -14583,11 +14721,11 @@
               <w:adjustRightInd w:val="0"/>
               <w:snapToGrid w:val="0"/>
               <w:spacing w:line="240" w:lineRule="auto"/>
-              <w:ind w:left="0" w:right="0" w:firstLine="0" w:leftChars="0" w:rightChars="0" w:firstLineChars="0"/>
+              <w:ind w:left="0" w:leftChars="0" w:right="0" w:rightChars="0" w:firstLine="0" w:firstLineChars="0"/>
               <w:jc w:val="left"/>
               <w:textAlignment w:val="baseline"/>
               <w:rPr>
-                <w:rFonts w:ascii="Segoe UI" w:eastAsia="Segoe UI" w:hAnsi="Segoe UI" w:cs="Segoe UI" w:hint="default"/>
+                <w:rFonts w:hint="default" w:ascii="Segoe UI" w:hAnsi="Segoe UI" w:eastAsia="Segoe UI" w:cs="Segoe UI"/>
                 <w:i w:val="0"/>
                 <w:iCs w:val="0"/>
                 <w:caps w:val="0"/>
@@ -14599,7 +14737,7 @@
             </w:pPr>
             <w:r>
               <w:rPr>
-                <w:rFonts w:ascii="Segoe UI" w:eastAsia="Segoe UI" w:hAnsi="Segoe UI" w:cs="Segoe UI" w:hint="default"/>
+                <w:rFonts w:hint="default" w:ascii="Segoe UI" w:hAnsi="Segoe UI" w:eastAsia="Segoe UI" w:cs="Segoe UI"/>
                 <w:i w:val="0"/>
                 <w:iCs w:val="0"/>
                 <w:caps w:val="0"/>
@@ -14611,7 +14749,7 @@
                 <w:szCs w:val="22"/>
                 <w:lang w:val="en-US" w:eastAsia="zh-CN"/>
               </w:rPr>
-              <w:t>产品产品质量部</w:t>
+              <w:t>产品质量部</w:t>
             </w:r>
           </w:p>
         </w:tc>
@@ -14619,10 +14757,10 @@
           <w:tcPr>
             <w:tcW w:w="1788" w:type="dxa"/>
             <w:tcBorders>
-              <w:top w:val="single" w:sz="4" w:space="0" w:color="auto"/>
-              <w:left w:val="single" w:sz="4" w:space="0" w:color="auto"/>
+              <w:top w:val="single" w:color="auto" w:sz="4" w:space="0"/>
+              <w:left w:val="single" w:color="auto" w:sz="4" w:space="0"/>
               <w:bottom w:val="nil"/>
-              <w:right w:val="single" w:sz="12" w:space="0" w:color="auto"/>
+              <w:right w:val="single" w:color="auto" w:sz="12" w:space="0"/>
             </w:tcBorders>
             <w:shd w:val="clear" w:color="auto" w:fill="auto"/>
             <w:tcMar>
@@ -14650,11 +14788,11 @@
               <w:adjustRightInd w:val="0"/>
               <w:snapToGrid w:val="0"/>
               <w:spacing w:line="240" w:lineRule="auto"/>
-              <w:ind w:left="0" w:right="0" w:firstLine="0" w:leftChars="0" w:rightChars="0" w:firstLineChars="0"/>
+              <w:ind w:left="0" w:leftChars="0" w:right="0" w:rightChars="0" w:firstLine="0" w:firstLineChars="0"/>
               <w:jc w:val="left"/>
               <w:textAlignment w:val="baseline"/>
               <w:rPr>
-                <w:rFonts w:ascii="Segoe UI" w:eastAsia="Segoe UI" w:hAnsi="Segoe UI" w:cs="Segoe UI" w:hint="default"/>
+                <w:rFonts w:hint="default" w:ascii="Segoe UI" w:hAnsi="Segoe UI" w:eastAsia="Segoe UI" w:cs="Segoe UI"/>
                 <w:i w:val="0"/>
                 <w:iCs w:val="0"/>
                 <w:caps w:val="0"/>
@@ -14666,7 +14804,7 @@
             </w:pPr>
             <w:r>
               <w:rPr>
-                <w:rFonts w:ascii="Segoe UI" w:eastAsia="Segoe UI" w:hAnsi="Segoe UI" w:cs="Segoe UI" w:hint="default"/>
+                <w:rFonts w:hint="default" w:ascii="Segoe UI" w:hAnsi="Segoe UI" w:eastAsia="Segoe UI" w:cs="Segoe UI"/>
                 <w:i w:val="0"/>
                 <w:iCs w:val="0"/>
                 <w:caps w:val="0"/>
@@ -14685,8 +14823,14 @@
       </w:tr>
       <w:tr>
         <w:tblPrEx>
-          <w:tblW w:w="8522" w:type="dxa"/>
-          <w:jc w:val="center"/>
+          <w:tblBorders>
+            <w:top w:val="none" w:color="auto" w:sz="0" w:space="0"/>
+            <w:left w:val="none" w:color="auto" w:sz="0" w:space="0"/>
+            <w:bottom w:val="none" w:color="auto" w:sz="0" w:space="0"/>
+            <w:right w:val="none" w:color="auto" w:sz="0" w:space="0"/>
+            <w:insideH w:val="none" w:color="auto" w:sz="0" w:space="0"/>
+            <w:insideV w:val="none" w:color="auto" w:sz="0" w:space="0"/>
+          </w:tblBorders>
           <w:shd w:val="clear" w:color="auto" w:fill="auto"/>
           <w:tblCellMar>
             <w:top w:w="15" w:type="dxa"/>
@@ -14696,15 +14840,15 @@
           </w:tblCellMar>
         </w:tblPrEx>
         <w:trPr>
-          <w:trHeight w:val="0"/>
+          <w:trHeight w:val="0" w:hRule="atLeast"/>
           <w:jc w:val="center"/>
         </w:trPr>
         <w:tc>
           <w:tcPr>
             <w:tcW w:w="4369" w:type="dxa"/>
             <w:tcBorders>
-              <w:top w:val="single" w:sz="4" w:space="0" w:color="auto"/>
-              <w:left w:val="single" w:sz="12" w:space="0" w:color="auto"/>
+              <w:top w:val="single" w:color="auto" w:sz="4" w:space="0"/>
+              <w:left w:val="single" w:color="auto" w:sz="12" w:space="0"/>
               <w:bottom w:val="nil"/>
               <w:right w:val="nil"/>
             </w:tcBorders>
@@ -14734,11 +14878,11 @@
               <w:adjustRightInd w:val="0"/>
               <w:snapToGrid w:val="0"/>
               <w:spacing w:line="240" w:lineRule="auto"/>
-              <w:ind w:left="0" w:right="0" w:firstLine="0" w:leftChars="0" w:rightChars="0" w:firstLineChars="0"/>
+              <w:ind w:left="0" w:leftChars="0" w:right="0" w:rightChars="0" w:firstLine="0" w:firstLineChars="0"/>
               <w:jc w:val="center"/>
               <w:textAlignment w:val="baseline"/>
               <w:rPr>
-                <w:rFonts w:ascii="Segoe UI" w:eastAsia="Segoe UI" w:hAnsi="Segoe UI" w:cs="Segoe UI" w:hint="default"/>
+                <w:rFonts w:hint="default" w:ascii="Segoe UI" w:hAnsi="Segoe UI" w:eastAsia="Segoe UI" w:cs="Segoe UI"/>
                 <w:i w:val="0"/>
                 <w:iCs w:val="0"/>
                 <w:caps w:val="0"/>
@@ -14750,7 +14894,7 @@
             </w:pPr>
             <w:r>
               <w:rPr>
-                <w:rFonts w:ascii="Segoe UI" w:eastAsia="Segoe UI" w:hAnsi="Segoe UI" w:cs="Segoe UI" w:hint="default"/>
+                <w:rFonts w:hint="default" w:ascii="Segoe UI" w:hAnsi="Segoe UI" w:eastAsia="Segoe UI" w:cs="Segoe UI"/>
                 <w:i w:val="0"/>
                 <w:iCs w:val="0"/>
                 <w:caps w:val="0"/>
@@ -14770,8 +14914,8 @@
           <w:tcPr>
             <w:tcW w:w="2366" w:type="dxa"/>
             <w:tcBorders>
-              <w:top w:val="single" w:sz="4" w:space="0" w:color="auto"/>
-              <w:left w:val="single" w:sz="4" w:space="0" w:color="auto"/>
+              <w:top w:val="single" w:color="auto" w:sz="4" w:space="0"/>
+              <w:left w:val="single" w:color="auto" w:sz="4" w:space="0"/>
               <w:bottom w:val="nil"/>
               <w:right w:val="nil"/>
             </w:tcBorders>
@@ -14801,11 +14945,11 @@
               <w:adjustRightInd w:val="0"/>
               <w:snapToGrid w:val="0"/>
               <w:spacing w:line="240" w:lineRule="auto"/>
-              <w:ind w:left="0" w:right="0" w:firstLine="0" w:leftChars="0" w:rightChars="0" w:firstLineChars="0"/>
+              <w:ind w:left="0" w:leftChars="0" w:right="0" w:rightChars="0" w:firstLine="0" w:firstLineChars="0"/>
               <w:jc w:val="left"/>
               <w:textAlignment w:val="baseline"/>
               <w:rPr>
-                <w:rFonts w:ascii="Segoe UI" w:eastAsia="Segoe UI" w:hAnsi="Segoe UI" w:cs="Segoe UI" w:hint="default"/>
+                <w:rFonts w:hint="default" w:ascii="Segoe UI" w:hAnsi="Segoe UI" w:eastAsia="Segoe UI" w:cs="Segoe UI"/>
                 <w:i w:val="0"/>
                 <w:iCs w:val="0"/>
                 <w:caps w:val="0"/>
@@ -14817,7 +14961,7 @@
             </w:pPr>
             <w:r>
               <w:rPr>
-                <w:rFonts w:ascii="Segoe UI" w:eastAsia="Segoe UI" w:hAnsi="Segoe UI" w:cs="Segoe UI" w:hint="default"/>
+                <w:rFonts w:hint="default" w:ascii="Segoe UI" w:hAnsi="Segoe UI" w:eastAsia="Segoe UI" w:cs="Segoe UI"/>
                 <w:i w:val="0"/>
                 <w:iCs w:val="0"/>
                 <w:caps w:val="0"/>
@@ -14837,10 +14981,10 @@
           <w:tcPr>
             <w:tcW w:w="1788" w:type="dxa"/>
             <w:tcBorders>
-              <w:top w:val="single" w:sz="4" w:space="0" w:color="auto"/>
-              <w:left w:val="single" w:sz="4" w:space="0" w:color="auto"/>
+              <w:top w:val="single" w:color="auto" w:sz="4" w:space="0"/>
+              <w:left w:val="single" w:color="auto" w:sz="4" w:space="0"/>
               <w:bottom w:val="nil"/>
-              <w:right w:val="single" w:sz="12" w:space="0" w:color="auto"/>
+              <w:right w:val="single" w:color="auto" w:sz="12" w:space="0"/>
             </w:tcBorders>
             <w:shd w:val="clear" w:color="auto" w:fill="auto"/>
             <w:tcMar>
@@ -14868,11 +15012,11 @@
               <w:adjustRightInd w:val="0"/>
               <w:snapToGrid w:val="0"/>
               <w:spacing w:line="240" w:lineRule="auto"/>
-              <w:ind w:left="0" w:right="0" w:firstLine="0" w:leftChars="0" w:rightChars="0" w:firstLineChars="0"/>
+              <w:ind w:left="0" w:leftChars="0" w:right="0" w:rightChars="0" w:firstLine="0" w:firstLineChars="0"/>
               <w:jc w:val="left"/>
               <w:textAlignment w:val="baseline"/>
               <w:rPr>
-                <w:rFonts w:ascii="Segoe UI" w:eastAsia="Segoe UI" w:hAnsi="Segoe UI" w:cs="Segoe UI" w:hint="default"/>
+                <w:rFonts w:hint="default" w:ascii="Segoe UI" w:hAnsi="Segoe UI" w:eastAsia="Segoe UI" w:cs="Segoe UI"/>
                 <w:i w:val="0"/>
                 <w:iCs w:val="0"/>
                 <w:caps w:val="0"/>
@@ -14884,7 +15028,7 @@
             </w:pPr>
             <w:r>
               <w:rPr>
-                <w:rFonts w:ascii="Segoe UI" w:eastAsia="Segoe UI" w:hAnsi="Segoe UI" w:cs="Segoe UI" w:hint="default"/>
+                <w:rFonts w:hint="default" w:ascii="Segoe UI" w:hAnsi="Segoe UI" w:eastAsia="Segoe UI" w:cs="Segoe UI"/>
                 <w:i w:val="0"/>
                 <w:iCs w:val="0"/>
                 <w:caps w:val="0"/>
@@ -14903,9 +15047,14 @@
       </w:tr>
       <w:tr>
         <w:tblPrEx>
-          <w:tblW w:w="8522" w:type="dxa"/>
-          <w:jc w:val="center"/>
-          <w:shd w:val="clear" w:color="auto" w:fill="auto"/>
+          <w:tblBorders>
+            <w:top w:val="none" w:color="auto" w:sz="0" w:space="0"/>
+            <w:left w:val="none" w:color="auto" w:sz="0" w:space="0"/>
+            <w:bottom w:val="none" w:color="auto" w:sz="0" w:space="0"/>
+            <w:right w:val="none" w:color="auto" w:sz="0" w:space="0"/>
+            <w:insideH w:val="none" w:color="auto" w:sz="0" w:space="0"/>
+            <w:insideV w:val="none" w:color="auto" w:sz="0" w:space="0"/>
+          </w:tblBorders>
           <w:tblCellMar>
             <w:top w:w="15" w:type="dxa"/>
             <w:left w:w="15" w:type="dxa"/>
@@ -14914,15 +15063,15 @@
           </w:tblCellMar>
         </w:tblPrEx>
         <w:trPr>
-          <w:trHeight w:val="0"/>
+          <w:trHeight w:val="0" w:hRule="atLeast"/>
           <w:jc w:val="center"/>
         </w:trPr>
         <w:tc>
           <w:tcPr>
             <w:tcW w:w="4369" w:type="dxa"/>
             <w:tcBorders>
-              <w:top w:val="single" w:sz="4" w:space="0" w:color="auto"/>
-              <w:left w:val="single" w:sz="12" w:space="0" w:color="auto"/>
+              <w:top w:val="single" w:color="auto" w:sz="4" w:space="0"/>
+              <w:left w:val="single" w:color="auto" w:sz="12" w:space="0"/>
               <w:bottom w:val="nil"/>
               <w:right w:val="nil"/>
             </w:tcBorders>
@@ -14952,11 +15101,11 @@
               <w:adjustRightInd w:val="0"/>
               <w:snapToGrid w:val="0"/>
               <w:spacing w:line="240" w:lineRule="auto"/>
-              <w:ind w:left="0" w:right="0" w:firstLine="0" w:leftChars="0" w:rightChars="0" w:firstLineChars="0"/>
+              <w:ind w:left="0" w:leftChars="0" w:right="0" w:rightChars="0" w:firstLine="0" w:firstLineChars="0"/>
               <w:jc w:val="center"/>
               <w:textAlignment w:val="baseline"/>
               <w:rPr>
-                <w:rFonts w:ascii="Segoe UI" w:eastAsia="Segoe UI" w:hAnsi="Segoe UI" w:cs="Segoe UI" w:hint="default"/>
+                <w:rFonts w:hint="default" w:ascii="Segoe UI" w:hAnsi="Segoe UI" w:eastAsia="Segoe UI" w:cs="Segoe UI"/>
                 <w:i w:val="0"/>
                 <w:iCs w:val="0"/>
                 <w:caps w:val="0"/>
@@ -14968,7 +15117,7 @@
             </w:pPr>
             <w:r>
               <w:rPr>
-                <w:rFonts w:ascii="Segoe UI" w:eastAsia="Segoe UI" w:hAnsi="Segoe UI" w:cs="Segoe UI" w:hint="default"/>
+                <w:rFonts w:hint="default" w:ascii="Segoe UI" w:hAnsi="Segoe UI" w:eastAsia="Segoe UI" w:cs="Segoe UI"/>
                 <w:i w:val="0"/>
                 <w:iCs w:val="0"/>
                 <w:caps w:val="0"/>
@@ -14988,8 +15137,8 @@
           <w:tcPr>
             <w:tcW w:w="2366" w:type="dxa"/>
             <w:tcBorders>
-              <w:top w:val="single" w:sz="4" w:space="0" w:color="auto"/>
-              <w:left w:val="single" w:sz="4" w:space="0" w:color="auto"/>
+              <w:top w:val="single" w:color="auto" w:sz="4" w:space="0"/>
+              <w:left w:val="single" w:color="auto" w:sz="4" w:space="0"/>
               <w:bottom w:val="nil"/>
               <w:right w:val="nil"/>
             </w:tcBorders>
@@ -15019,11 +15168,11 @@
               <w:adjustRightInd w:val="0"/>
               <w:snapToGrid w:val="0"/>
               <w:spacing w:line="240" w:lineRule="auto"/>
-              <w:ind w:left="0" w:right="0" w:firstLine="0" w:leftChars="0" w:rightChars="0" w:firstLineChars="0"/>
+              <w:ind w:left="0" w:leftChars="0" w:right="0" w:rightChars="0" w:firstLine="0" w:firstLineChars="0"/>
               <w:jc w:val="left"/>
               <w:textAlignment w:val="baseline"/>
               <w:rPr>
-                <w:rFonts w:ascii="Segoe UI" w:eastAsia="Segoe UI" w:hAnsi="Segoe UI" w:cs="Segoe UI" w:hint="default"/>
+                <w:rFonts w:hint="default" w:ascii="Segoe UI" w:hAnsi="Segoe UI" w:eastAsia="Segoe UI" w:cs="Segoe UI"/>
                 <w:i w:val="0"/>
                 <w:iCs w:val="0"/>
                 <w:caps w:val="0"/>
@@ -15035,7 +15184,7 @@
             </w:pPr>
             <w:r>
               <w:rPr>
-                <w:rFonts w:ascii="Segoe UI" w:eastAsia="Segoe UI" w:hAnsi="Segoe UI" w:cs="Segoe UI" w:hint="default"/>
+                <w:rFonts w:hint="default" w:ascii="Segoe UI" w:hAnsi="Segoe UI" w:eastAsia="Segoe UI" w:cs="Segoe UI"/>
                 <w:i w:val="0"/>
                 <w:iCs w:val="0"/>
                 <w:caps w:val="0"/>
@@ -15055,10 +15204,10 @@
           <w:tcPr>
             <w:tcW w:w="1788" w:type="dxa"/>
             <w:tcBorders>
-              <w:top w:val="single" w:sz="4" w:space="0" w:color="auto"/>
-              <w:left w:val="single" w:sz="4" w:space="0" w:color="auto"/>
+              <w:top w:val="single" w:color="auto" w:sz="4" w:space="0"/>
+              <w:left w:val="single" w:color="auto" w:sz="4" w:space="0"/>
               <w:bottom w:val="nil"/>
-              <w:right w:val="single" w:sz="12" w:space="0" w:color="auto"/>
+              <w:right w:val="single" w:color="auto" w:sz="12" w:space="0"/>
             </w:tcBorders>
             <w:shd w:val="clear" w:color="auto" w:fill="auto"/>
             <w:tcMar>
@@ -15086,11 +15235,11 @@
               <w:adjustRightInd w:val="0"/>
               <w:snapToGrid w:val="0"/>
               <w:spacing w:line="240" w:lineRule="auto"/>
-              <w:ind w:left="0" w:right="0" w:firstLine="0" w:leftChars="0" w:rightChars="0" w:firstLineChars="0"/>
+              <w:ind w:left="0" w:leftChars="0" w:right="0" w:rightChars="0" w:firstLine="0" w:firstLineChars="0"/>
               <w:jc w:val="left"/>
               <w:textAlignment w:val="baseline"/>
               <w:rPr>
-                <w:rFonts w:ascii="Segoe UI" w:eastAsia="Segoe UI" w:hAnsi="Segoe UI" w:cs="Segoe UI" w:hint="default"/>
+                <w:rFonts w:hint="default" w:ascii="Segoe UI" w:hAnsi="Segoe UI" w:eastAsia="Segoe UI" w:cs="Segoe UI"/>
                 <w:i w:val="0"/>
                 <w:iCs w:val="0"/>
                 <w:caps w:val="0"/>
@@ -15102,7 +15251,7 @@
             </w:pPr>
             <w:r>
               <w:rPr>
-                <w:rFonts w:ascii="Segoe UI" w:eastAsia="Segoe UI" w:hAnsi="Segoe UI" w:cs="Segoe UI" w:hint="default"/>
+                <w:rFonts w:hint="default" w:ascii="Segoe UI" w:hAnsi="Segoe UI" w:eastAsia="Segoe UI" w:cs="Segoe UI"/>
                 <w:i w:val="0"/>
                 <w:iCs w:val="0"/>
                 <w:caps w:val="0"/>
@@ -15121,8 +15270,14 @@
       </w:tr>
       <w:tr>
         <w:tblPrEx>
-          <w:tblW w:w="8522" w:type="dxa"/>
-          <w:jc w:val="center"/>
+          <w:tblBorders>
+            <w:top w:val="none" w:color="auto" w:sz="0" w:space="0"/>
+            <w:left w:val="none" w:color="auto" w:sz="0" w:space="0"/>
+            <w:bottom w:val="none" w:color="auto" w:sz="0" w:space="0"/>
+            <w:right w:val="none" w:color="auto" w:sz="0" w:space="0"/>
+            <w:insideH w:val="none" w:color="auto" w:sz="0" w:space="0"/>
+            <w:insideV w:val="none" w:color="auto" w:sz="0" w:space="0"/>
+          </w:tblBorders>
           <w:shd w:val="clear" w:color="auto" w:fill="auto"/>
           <w:tblCellMar>
             <w:top w:w="15" w:type="dxa"/>
@@ -15132,15 +15287,15 @@
           </w:tblCellMar>
         </w:tblPrEx>
         <w:trPr>
-          <w:trHeight w:val="0"/>
+          <w:trHeight w:val="0" w:hRule="atLeast"/>
           <w:jc w:val="center"/>
         </w:trPr>
         <w:tc>
           <w:tcPr>
             <w:tcW w:w="4369" w:type="dxa"/>
             <w:tcBorders>
-              <w:top w:val="single" w:sz="4" w:space="0" w:color="auto"/>
-              <w:left w:val="single" w:sz="12" w:space="0" w:color="auto"/>
+              <w:top w:val="single" w:color="auto" w:sz="4" w:space="0"/>
+              <w:left w:val="single" w:color="auto" w:sz="12" w:space="0"/>
               <w:bottom w:val="nil"/>
               <w:right w:val="nil"/>
             </w:tcBorders>
@@ -15170,11 +15325,11 @@
               <w:adjustRightInd w:val="0"/>
               <w:snapToGrid w:val="0"/>
               <w:spacing w:line="240" w:lineRule="auto"/>
-              <w:ind w:left="0" w:right="0" w:firstLine="0" w:leftChars="0" w:rightChars="0" w:firstLineChars="0"/>
+              <w:ind w:left="0" w:leftChars="0" w:right="0" w:rightChars="0" w:firstLine="0" w:firstLineChars="0"/>
               <w:jc w:val="center"/>
               <w:textAlignment w:val="baseline"/>
               <w:rPr>
-                <w:rFonts w:ascii="Segoe UI" w:eastAsia="Segoe UI" w:hAnsi="Segoe UI" w:cs="Segoe UI" w:hint="default"/>
+                <w:rFonts w:hint="default" w:ascii="Segoe UI" w:hAnsi="Segoe UI" w:eastAsia="Segoe UI" w:cs="Segoe UI"/>
                 <w:i w:val="0"/>
                 <w:iCs w:val="0"/>
                 <w:caps w:val="0"/>
@@ -15186,7 +15341,7 @@
             </w:pPr>
             <w:r>
               <w:rPr>
-                <w:rFonts w:ascii="Segoe UI" w:eastAsia="Segoe UI" w:hAnsi="Segoe UI" w:cs="Segoe UI" w:hint="default"/>
+                <w:rFonts w:hint="default" w:ascii="Segoe UI" w:hAnsi="Segoe UI" w:eastAsia="Segoe UI" w:cs="Segoe UI"/>
                 <w:i w:val="0"/>
                 <w:iCs w:val="0"/>
                 <w:caps w:val="0"/>
@@ -15206,8 +15361,8 @@
           <w:tcPr>
             <w:tcW w:w="2366" w:type="dxa"/>
             <w:tcBorders>
-              <w:top w:val="single" w:sz="4" w:space="0" w:color="auto"/>
-              <w:left w:val="single" w:sz="4" w:space="0" w:color="auto"/>
+              <w:top w:val="single" w:color="auto" w:sz="4" w:space="0"/>
+              <w:left w:val="single" w:color="auto" w:sz="4" w:space="0"/>
               <w:bottom w:val="nil"/>
               <w:right w:val="nil"/>
             </w:tcBorders>
@@ -15237,11 +15392,11 @@
               <w:adjustRightInd w:val="0"/>
               <w:snapToGrid w:val="0"/>
               <w:spacing w:line="240" w:lineRule="auto"/>
-              <w:ind w:left="0" w:right="0" w:firstLine="0" w:leftChars="0" w:rightChars="0" w:firstLineChars="0"/>
+              <w:ind w:left="0" w:leftChars="0" w:right="0" w:rightChars="0" w:firstLine="0" w:firstLineChars="0"/>
               <w:jc w:val="left"/>
               <w:textAlignment w:val="baseline"/>
               <w:rPr>
-                <w:rFonts w:ascii="Segoe UI" w:eastAsia="Segoe UI" w:hAnsi="Segoe UI" w:cs="Segoe UI" w:hint="default"/>
+                <w:rFonts w:hint="default" w:ascii="Segoe UI" w:hAnsi="Segoe UI" w:eastAsia="Segoe UI" w:cs="Segoe UI"/>
                 <w:i w:val="0"/>
                 <w:iCs w:val="0"/>
                 <w:caps w:val="0"/>
@@ -15253,7 +15408,7 @@
             </w:pPr>
             <w:r>
               <w:rPr>
-                <w:rFonts w:ascii="Segoe UI" w:eastAsia="Segoe UI" w:hAnsi="Segoe UI" w:cs="Segoe UI" w:hint="default"/>
+                <w:rFonts w:hint="default" w:ascii="Segoe UI" w:hAnsi="Segoe UI" w:eastAsia="Segoe UI" w:cs="Segoe UI"/>
                 <w:i w:val="0"/>
                 <w:iCs w:val="0"/>
                 <w:caps w:val="0"/>
@@ -15265,7 +15420,7 @@
                 <w:szCs w:val="22"/>
                 <w:lang w:val="en-US" w:eastAsia="zh-CN"/>
               </w:rPr>
-              <w:t>产品产品质量部</w:t>
+              <w:t>产品质量部</w:t>
             </w:r>
           </w:p>
         </w:tc>
@@ -15273,10 +15428,10 @@
           <w:tcPr>
             <w:tcW w:w="1788" w:type="dxa"/>
             <w:tcBorders>
-              <w:top w:val="single" w:sz="4" w:space="0" w:color="auto"/>
-              <w:left w:val="single" w:sz="4" w:space="0" w:color="auto"/>
+              <w:top w:val="single" w:color="auto" w:sz="4" w:space="0"/>
+              <w:left w:val="single" w:color="auto" w:sz="4" w:space="0"/>
               <w:bottom w:val="nil"/>
-              <w:right w:val="single" w:sz="12" w:space="0" w:color="auto"/>
+              <w:right w:val="single" w:color="auto" w:sz="12" w:space="0"/>
             </w:tcBorders>
             <w:shd w:val="clear" w:color="auto" w:fill="auto"/>
             <w:tcMar>
@@ -15304,11 +15459,11 @@
               <w:adjustRightInd w:val="0"/>
               <w:snapToGrid w:val="0"/>
               <w:spacing w:line="240" w:lineRule="auto"/>
-              <w:ind w:left="0" w:right="0" w:firstLine="0" w:leftChars="0" w:rightChars="0" w:firstLineChars="0"/>
+              <w:ind w:left="0" w:leftChars="0" w:right="0" w:rightChars="0" w:firstLine="0" w:firstLineChars="0"/>
               <w:jc w:val="left"/>
               <w:textAlignment w:val="baseline"/>
               <w:rPr>
-                <w:rFonts w:ascii="Segoe UI" w:eastAsia="Segoe UI" w:hAnsi="Segoe UI" w:cs="Segoe UI" w:hint="default"/>
+                <w:rFonts w:hint="default" w:ascii="Segoe UI" w:hAnsi="Segoe UI" w:eastAsia="Segoe UI" w:cs="Segoe UI"/>
                 <w:i w:val="0"/>
                 <w:iCs w:val="0"/>
                 <w:caps w:val="0"/>
@@ -15320,7 +15475,7 @@
             </w:pPr>
             <w:r>
               <w:rPr>
-                <w:rFonts w:ascii="Segoe UI" w:eastAsia="Segoe UI" w:hAnsi="Segoe UI" w:cs="Segoe UI" w:hint="default"/>
+                <w:rFonts w:hint="default" w:ascii="Segoe UI" w:hAnsi="Segoe UI" w:eastAsia="Segoe UI" w:cs="Segoe UI"/>
                 <w:i w:val="0"/>
                 <w:iCs w:val="0"/>
                 <w:caps w:val="0"/>
@@ -15339,9 +15494,14 @@
       </w:tr>
       <w:tr>
         <w:tblPrEx>
-          <w:tblW w:w="8522" w:type="dxa"/>
-          <w:jc w:val="center"/>
-          <w:shd w:val="clear" w:color="auto" w:fill="auto"/>
+          <w:tblBorders>
+            <w:top w:val="none" w:color="auto" w:sz="0" w:space="0"/>
+            <w:left w:val="none" w:color="auto" w:sz="0" w:space="0"/>
+            <w:bottom w:val="none" w:color="auto" w:sz="0" w:space="0"/>
+            <w:right w:val="none" w:color="auto" w:sz="0" w:space="0"/>
+            <w:insideH w:val="none" w:color="auto" w:sz="0" w:space="0"/>
+            <w:insideV w:val="none" w:color="auto" w:sz="0" w:space="0"/>
+          </w:tblBorders>
           <w:tblCellMar>
             <w:top w:w="15" w:type="dxa"/>
             <w:left w:w="15" w:type="dxa"/>
@@ -15350,16 +15510,16 @@
           </w:tblCellMar>
         </w:tblPrEx>
         <w:trPr>
-          <w:trHeight w:val="0"/>
+          <w:trHeight w:val="0" w:hRule="atLeast"/>
           <w:jc w:val="center"/>
         </w:trPr>
         <w:tc>
           <w:tcPr>
             <w:tcW w:w="4369" w:type="dxa"/>
             <w:tcBorders>
-              <w:top w:val="single" w:sz="4" w:space="0" w:color="auto"/>
-              <w:left w:val="single" w:sz="12" w:space="0" w:color="auto"/>
-              <w:bottom w:val="single" w:sz="12" w:space="0" w:color="auto"/>
+              <w:top w:val="single" w:color="auto" w:sz="4" w:space="0"/>
+              <w:left w:val="single" w:color="auto" w:sz="12" w:space="0"/>
+              <w:bottom w:val="single" w:color="auto" w:sz="12" w:space="0"/>
               <w:right w:val="nil"/>
             </w:tcBorders>
             <w:shd w:val="clear" w:color="auto" w:fill="auto"/>
@@ -15388,11 +15548,11 @@
               <w:adjustRightInd w:val="0"/>
               <w:snapToGrid w:val="0"/>
               <w:spacing w:line="240" w:lineRule="auto"/>
-              <w:ind w:left="0" w:right="0" w:firstLine="0" w:leftChars="0" w:rightChars="0" w:firstLineChars="0"/>
+              <w:ind w:left="0" w:leftChars="0" w:right="0" w:rightChars="0" w:firstLine="0" w:firstLineChars="0"/>
               <w:jc w:val="center"/>
               <w:textAlignment w:val="baseline"/>
               <w:rPr>
-                <w:rFonts w:ascii="Segoe UI" w:eastAsia="Segoe UI" w:hAnsi="Segoe UI" w:cs="Segoe UI" w:hint="default"/>
+                <w:rFonts w:hint="default" w:ascii="Segoe UI" w:hAnsi="Segoe UI" w:eastAsia="Segoe UI" w:cs="Segoe UI"/>
                 <w:i w:val="0"/>
                 <w:iCs w:val="0"/>
                 <w:caps w:val="0"/>
@@ -15404,7 +15564,7 @@
             </w:pPr>
             <w:r>
               <w:rPr>
-                <w:rFonts w:ascii="Segoe UI" w:eastAsia="Segoe UI" w:hAnsi="Segoe UI" w:cs="Segoe UI" w:hint="default"/>
+                <w:rFonts w:hint="default" w:ascii="Segoe UI" w:hAnsi="Segoe UI" w:eastAsia="Segoe UI" w:cs="Segoe UI"/>
                 <w:i w:val="0"/>
                 <w:iCs w:val="0"/>
                 <w:caps w:val="0"/>
@@ -15424,9 +15584,9 @@
           <w:tcPr>
             <w:tcW w:w="2366" w:type="dxa"/>
             <w:tcBorders>
-              <w:top w:val="single" w:sz="4" w:space="0" w:color="auto"/>
-              <w:left w:val="single" w:sz="4" w:space="0" w:color="auto"/>
-              <w:bottom w:val="single" w:sz="12" w:space="0" w:color="auto"/>
+              <w:top w:val="single" w:color="auto" w:sz="4" w:space="0"/>
+              <w:left w:val="single" w:color="auto" w:sz="4" w:space="0"/>
+              <w:bottom w:val="single" w:color="auto" w:sz="12" w:space="0"/>
               <w:right w:val="nil"/>
             </w:tcBorders>
             <w:shd w:val="clear" w:color="auto" w:fill="auto"/>
@@ -15455,11 +15615,11 @@
               <w:adjustRightInd w:val="0"/>
               <w:snapToGrid w:val="0"/>
               <w:spacing w:line="240" w:lineRule="auto"/>
-              <w:ind w:left="0" w:right="0" w:firstLine="0" w:leftChars="0" w:rightChars="0" w:firstLineChars="0"/>
+              <w:ind w:left="0" w:leftChars="0" w:right="0" w:rightChars="0" w:firstLine="0" w:firstLineChars="0"/>
               <w:jc w:val="left"/>
               <w:textAlignment w:val="baseline"/>
               <w:rPr>
-                <w:rFonts w:ascii="Segoe UI" w:eastAsia="Segoe UI" w:hAnsi="Segoe UI" w:cs="Segoe UI" w:hint="default"/>
+                <w:rFonts w:hint="default" w:ascii="Segoe UI" w:hAnsi="Segoe UI" w:eastAsia="Segoe UI" w:cs="Segoe UI"/>
                 <w:i w:val="0"/>
                 <w:iCs w:val="0"/>
                 <w:caps w:val="0"/>
@@ -15471,7 +15631,7 @@
             </w:pPr>
             <w:r>
               <w:rPr>
-                <w:rFonts w:ascii="Segoe UI" w:eastAsia="Segoe UI" w:hAnsi="Segoe UI" w:cs="Segoe UI" w:hint="default"/>
+                <w:rFonts w:hint="default" w:ascii="Segoe UI" w:hAnsi="Segoe UI" w:eastAsia="Segoe UI" w:cs="Segoe UI"/>
                 <w:i w:val="0"/>
                 <w:iCs w:val="0"/>
                 <w:caps w:val="0"/>
@@ -15491,10 +15651,10 @@
           <w:tcPr>
             <w:tcW w:w="1788" w:type="dxa"/>
             <w:tcBorders>
-              <w:top w:val="single" w:sz="4" w:space="0" w:color="auto"/>
-              <w:left w:val="single" w:sz="4" w:space="0" w:color="auto"/>
-              <w:bottom w:val="single" w:sz="12" w:space="0" w:color="auto"/>
-              <w:right w:val="single" w:sz="12" w:space="0" w:color="auto"/>
+              <w:top w:val="single" w:color="auto" w:sz="4" w:space="0"/>
+              <w:left w:val="single" w:color="auto" w:sz="4" w:space="0"/>
+              <w:bottom w:val="single" w:color="auto" w:sz="12" w:space="0"/>
+              <w:right w:val="single" w:color="auto" w:sz="12" w:space="0"/>
             </w:tcBorders>
             <w:shd w:val="clear" w:color="auto" w:fill="auto"/>
             <w:tcMar>
@@ -15522,11 +15682,11 @@
               <w:adjustRightInd w:val="0"/>
               <w:snapToGrid w:val="0"/>
               <w:spacing w:line="240" w:lineRule="auto"/>
-              <w:ind w:left="0" w:right="0" w:firstLine="0" w:leftChars="0" w:rightChars="0" w:firstLineChars="0"/>
+              <w:ind w:left="0" w:leftChars="0" w:right="0" w:rightChars="0" w:firstLine="0" w:firstLineChars="0"/>
               <w:jc w:val="left"/>
               <w:textAlignment w:val="baseline"/>
               <w:rPr>
-                <w:rFonts w:ascii="Segoe UI" w:eastAsia="Segoe UI" w:hAnsi="Segoe UI" w:cs="Segoe UI" w:hint="default"/>
+                <w:rFonts w:hint="default" w:ascii="Segoe UI" w:hAnsi="Segoe UI" w:eastAsia="Segoe UI" w:cs="Segoe UI"/>
                 <w:i w:val="0"/>
                 <w:iCs w:val="0"/>
                 <w:caps w:val="0"/>
@@ -15538,7 +15698,7 @@
             </w:pPr>
             <w:r>
               <w:rPr>
-                <w:rFonts w:ascii="Segoe UI" w:eastAsia="Segoe UI" w:hAnsi="Segoe UI" w:cs="Segoe UI" w:hint="default"/>
+                <w:rFonts w:hint="default" w:ascii="Segoe UI" w:hAnsi="Segoe UI" w:eastAsia="Segoe UI" w:cs="Segoe UI"/>
                 <w:i w:val="0"/>
                 <w:iCs w:val="0"/>
                 <w:caps w:val="0"/>
@@ -15558,7 +15718,7 @@
     </w:tbl>
     <w:p>
       <w:pPr>
-        <w:pStyle w:val="a1"/>
+        <w:pStyle w:val="31"/>
         <w:keepNext w:val="0"/>
         <w:keepLines w:val="0"/>
         <w:pageBreakBefore w:val="0"/>
@@ -15582,23 +15742,73 @@
     <w:sectPr>
       <w:pgSz w:w="11906" w:h="16838"/>
       <w:pgMar w:top="1440" w:right="1800" w:bottom="1440" w:left="1800" w:header="851" w:footer="992" w:gutter="0"/>
-      <w:cols w:num="1" w:space="425"/>
+      <w:cols w:space="425" w:num="1"/>
       <w:docGrid w:type="lines" w:linePitch="312" w:charSpace="0"/>
     </w:sectPr>
   </w:body>
 </w:document>
 </file>
 
+<file path=word/endnotes.xml><?xml version="1.0" encoding="utf-8"?>
+<w:endnotes xmlns:wpc="http://schemas.microsoft.com/office/word/2010/wordprocessingCanvas" xmlns:mc="http://schemas.openxmlformats.org/markup-compatibility/2006" xmlns:o="urn:schemas-microsoft-com:office:office" xmlns:r="http://schemas.openxmlformats.org/officeDocument/2006/relationships" xmlns:m="http://schemas.openxmlformats.org/officeDocument/2006/math" xmlns:v="urn:schemas-microsoft-com:vml" xmlns:wp14="http://schemas.microsoft.com/office/word/2010/wordprocessingDrawing" xmlns:wp="http://schemas.openxmlformats.org/drawingml/2006/wordprocessingDrawing" xmlns:w="http://schemas.openxmlformats.org/wordprocessingml/2006/main" xmlns:w14="http://schemas.microsoft.com/office/word/2010/wordml" xmlns:w15="http://schemas.microsoft.com/office/word/2012/wordml" xmlns:w10="urn:schemas-microsoft-com:office:word" xmlns:wpg="http://schemas.microsoft.com/office/word/2010/wordprocessingGroup" xmlns:wpi="http://schemas.microsoft.com/office/word/2010/wordprocessingInk" xmlns:wne="http://schemas.microsoft.com/office/word/2006/wordml" xmlns:wps="http://schemas.microsoft.com/office/word/2010/wordprocessingShape" xmlns:wpsCustomData="http://www.wps.cn/officeDocument/2013/wpsCustomData" mc:Ignorable="w14 w15 wp14">
+  <w:endnote w:type="separator" w:id="0">
+    <w:p>
+      <w:pPr>
+        <w:spacing w:line="240" w:lineRule="auto"/>
+      </w:pPr>
+      <w:r>
+        <w:separator/>
+      </w:r>
+    </w:p>
+  </w:endnote>
+  <w:endnote w:type="continuationSeparator" w:id="1">
+    <w:p>
+      <w:pPr>
+        <w:spacing w:line="240" w:lineRule="auto"/>
+      </w:pPr>
+      <w:r>
+        <w:continuationSeparator/>
+      </w:r>
+    </w:p>
+  </w:endnote>
+</w:endnotes>
+</file>
+
+<file path=word/footnotes.xml><?xml version="1.0" encoding="utf-8"?>
+<w:footnotes xmlns:wpc="http://schemas.microsoft.com/office/word/2010/wordprocessingCanvas" xmlns:mc="http://schemas.openxmlformats.org/markup-compatibility/2006" xmlns:o="urn:schemas-microsoft-com:office:office" xmlns:r="http://schemas.openxmlformats.org/officeDocument/2006/relationships" xmlns:m="http://schemas.openxmlformats.org/officeDocument/2006/math" xmlns:v="urn:schemas-microsoft-com:vml" xmlns:wp14="http://schemas.microsoft.com/office/word/2010/wordprocessingDrawing" xmlns:wp="http://schemas.openxmlformats.org/drawingml/2006/wordprocessingDrawing" xmlns:w="http://schemas.openxmlformats.org/wordprocessingml/2006/main" xmlns:w14="http://schemas.microsoft.com/office/word/2010/wordml" xmlns:w15="http://schemas.microsoft.com/office/word/2012/wordml" xmlns:w10="urn:schemas-microsoft-com:office:word" xmlns:wpg="http://schemas.microsoft.com/office/word/2010/wordprocessingGroup" xmlns:wpi="http://schemas.microsoft.com/office/word/2010/wordprocessingInk" xmlns:wne="http://schemas.microsoft.com/office/word/2006/wordml" xmlns:wps="http://schemas.microsoft.com/office/word/2010/wordprocessingShape" xmlns:wpsCustomData="http://www.wps.cn/officeDocument/2013/wpsCustomData" mc:Ignorable="w14 w15 wp14">
+  <w:footnote w:type="separator" w:id="0">
+    <w:p>
+      <w:pPr>
+        <w:spacing w:line="360" w:lineRule="auto"/>
+      </w:pPr>
+      <w:r>
+        <w:separator/>
+      </w:r>
+    </w:p>
+  </w:footnote>
+  <w:footnote w:type="continuationSeparator" w:id="1">
+    <w:p>
+      <w:pPr>
+        <w:spacing w:line="360" w:lineRule="auto"/>
+      </w:pPr>
+      <w:r>
+        <w:continuationSeparator/>
+      </w:r>
+    </w:p>
+  </w:footnote>
+</w:footnotes>
+</file>
+
 <file path=word/numbering.xml><?xml version="1.0" encoding="utf-8"?>
-<w:numbering xmlns:wpc="http://schemas.microsoft.com/office/word/2010/wordprocessingCanvas" xmlns:mc="http://schemas.openxmlformats.org/markup-compatibility/2006" xmlns:o="urn:schemas-microsoft-com:office:office" xmlns:r="http://schemas.openxmlformats.org/officeDocument/2006/relationships" xmlns:m="http://schemas.openxmlformats.org/officeDocument/2006/math" xmlns:v="urn:schemas-microsoft-com:vml" xmlns:wp14="http://schemas.microsoft.com/office/word/2010/wordprocessingDrawing" xmlns:wp="http://schemas.openxmlformats.org/drawingml/2006/wordprocessingDrawing" xmlns:w10="urn:schemas-microsoft-com:office:word" xmlns:w="http://schemas.openxmlformats.org/wordprocessingml/2006/main" xmlns:w14="http://schemas.microsoft.com/office/word/2010/wordml" xmlns:w15="http://schemas.microsoft.com/office/word/2012/wordml" xmlns:wne="http://schemas.microsoft.com/office/word/2006/wordml" xmlns:wpg="http://schemas.microsoft.com/office/word/2010/wordprocessingGroup" xmlns:wpi="http://schemas.microsoft.com/office/word/2010/wordprocessingInk" xmlns:wps="http://schemas.microsoft.com/office/word/2010/wordprocessingShape" mc:Ignorable="w14 w15 wp14">
+<w:numbering xmlns:wpc="http://schemas.microsoft.com/office/word/2010/wordprocessingCanvas" xmlns:mc="http://schemas.openxmlformats.org/markup-compatibility/2006" xmlns:o="urn:schemas-microsoft-com:office:office" xmlns:r="http://schemas.openxmlformats.org/officeDocument/2006/relationships" xmlns:m="http://schemas.openxmlformats.org/officeDocument/2006/math" xmlns:v="urn:schemas-microsoft-com:vml" xmlns:wp14="http://schemas.microsoft.com/office/word/2010/wordprocessingDrawing" xmlns:wp="http://schemas.openxmlformats.org/drawingml/2006/wordprocessingDrawing" xmlns:w10="urn:schemas-microsoft-com:office:word" xmlns:w="http://schemas.openxmlformats.org/wordprocessingml/2006/main" xmlns:w14="http://schemas.microsoft.com/office/word/2010/wordml" xmlns:wpg="http://schemas.microsoft.com/office/word/2010/wordprocessingGroup" xmlns:wpi="http://schemas.microsoft.com/office/word/2010/wordprocessingInk" xmlns:wne="http://schemas.microsoft.com/office/word/2006/wordml" xmlns:wps="http://schemas.microsoft.com/office/word/2010/wordprocessingShape" xmlns:wpsCustomData="http://www.wps.cn/officeDocument/2013/wpsCustomData" mc:Ignorable="w14 wp14">
   <w:abstractNum w:abstractNumId="0">
     <w:nsid w:val="8E964DCE"/>
     <w:multiLevelType w:val="multilevel"/>
     <w:tmpl w:val="8E964DCE"/>
-    <w:lvl w:ilvl="0">
+    <w:lvl w:ilvl="0" w:tentative="0">
       <w:start w:val="1"/>
       <w:numFmt w:val="decimal"/>
-      <w:pStyle w:val="Heading1"/>
+      <w:pStyle w:val="2"/>
       <w:lvlText w:val="%1."/>
       <w:lvlJc w:val="left"/>
       <w:pPr>
@@ -15608,10 +15818,10 @@
         <w:rFonts w:hint="default"/>
       </w:rPr>
     </w:lvl>
-    <w:lvl w:ilvl="1">
+    <w:lvl w:ilvl="1" w:tentative="0">
       <w:start w:val="1"/>
       <w:numFmt w:val="decimal"/>
-      <w:pStyle w:val="Heading2"/>
+      <w:pStyle w:val="3"/>
       <w:lvlText w:val="%1.%2."/>
       <w:lvlJc w:val="left"/>
       <w:pPr>
@@ -15621,10 +15831,10 @@
         <w:rFonts w:hint="default"/>
       </w:rPr>
     </w:lvl>
-    <w:lvl w:ilvl="2">
+    <w:lvl w:ilvl="2" w:tentative="0">
       <w:start w:val="1"/>
       <w:numFmt w:val="decimal"/>
-      <w:pStyle w:val="Heading3"/>
+      <w:pStyle w:val="4"/>
       <w:lvlText w:val="%1.%2.%3."/>
       <w:lvlJc w:val="left"/>
       <w:pPr>
@@ -15634,10 +15844,10 @@
         <w:rFonts w:hint="default"/>
       </w:rPr>
     </w:lvl>
-    <w:lvl w:ilvl="3">
+    <w:lvl w:ilvl="3" w:tentative="0">
       <w:start w:val="1"/>
       <w:numFmt w:val="decimal"/>
-      <w:pStyle w:val="Heading4"/>
+      <w:pStyle w:val="5"/>
       <w:lvlText w:val="%1.%2.%3.%4."/>
       <w:lvlJc w:val="left"/>
       <w:pPr>
@@ -15647,10 +15857,10 @@
         <w:rFonts w:hint="default"/>
       </w:rPr>
     </w:lvl>
-    <w:lvl w:ilvl="4">
+    <w:lvl w:ilvl="4" w:tentative="0">
       <w:start w:val="1"/>
       <w:numFmt w:val="decimal"/>
-      <w:pStyle w:val="Heading5"/>
+      <w:pStyle w:val="6"/>
       <w:lvlText w:val="%1.%2.%3.%4.%5."/>
       <w:lvlJc w:val="left"/>
       <w:pPr>
@@ -15660,10 +15870,10 @@
         <w:rFonts w:hint="default"/>
       </w:rPr>
     </w:lvl>
-    <w:lvl w:ilvl="5">
+    <w:lvl w:ilvl="5" w:tentative="0">
       <w:start w:val="1"/>
       <w:numFmt w:val="decimal"/>
-      <w:pStyle w:val="Heading6"/>
+      <w:pStyle w:val="7"/>
       <w:lvlText w:val="%1.%2.%3.%4.%5.%6."/>
       <w:lvlJc w:val="left"/>
       <w:pPr>
@@ -15673,10 +15883,10 @@
         <w:rFonts w:hint="default"/>
       </w:rPr>
     </w:lvl>
-    <w:lvl w:ilvl="6">
+    <w:lvl w:ilvl="6" w:tentative="0">
       <w:start w:val="1"/>
       <w:numFmt w:val="decimal"/>
-      <w:pStyle w:val="Heading7"/>
+      <w:pStyle w:val="8"/>
       <w:lvlText w:val="%1.%2.%3.%4.%5.%6.%7."/>
       <w:lvlJc w:val="left"/>
       <w:pPr>
@@ -15686,10 +15896,10 @@
         <w:rFonts w:hint="default"/>
       </w:rPr>
     </w:lvl>
-    <w:lvl w:ilvl="7">
+    <w:lvl w:ilvl="7" w:tentative="0">
       <w:start w:val="1"/>
       <w:numFmt w:val="decimal"/>
-      <w:pStyle w:val="Heading8"/>
+      <w:pStyle w:val="9"/>
       <w:lvlText w:val="%1.%2.%3.%4.%5.%6.%7.%8."/>
       <w:lvlJc w:val="left"/>
       <w:pPr>
@@ -15699,10 +15909,10 @@
         <w:rFonts w:hint="default"/>
       </w:rPr>
     </w:lvl>
-    <w:lvl w:ilvl="8">
+    <w:lvl w:ilvl="8" w:tentative="0">
       <w:start w:val="1"/>
       <w:numFmt w:val="decimal"/>
-      <w:pStyle w:val="Heading9"/>
+      <w:pStyle w:val="10"/>
       <w:lvlText w:val="%1.%2.%3.%4.%5.%6.%7.%8.%9."/>
       <w:lvlJc w:val="left"/>
       <w:pPr>
@@ -15717,7 +15927,7 @@
     <w:nsid w:val="8FE267B9"/>
     <w:multiLevelType w:val="singleLevel"/>
     <w:tmpl w:val="8FE267B9"/>
-    <w:lvl w:ilvl="0">
+    <w:lvl w:ilvl="0" w:tentative="0">
       <w:start w:val="1"/>
       <w:numFmt w:val="decimal"/>
       <w:lvlText w:val="%1."/>
@@ -15734,7 +15944,7 @@
     <w:nsid w:val="AB16A96B"/>
     <w:multiLevelType w:val="singleLevel"/>
     <w:tmpl w:val="AB16A96B"/>
-    <w:lvl w:ilvl="0">
+    <w:lvl w:ilvl="0" w:tentative="0">
       <w:start w:val="1"/>
       <w:numFmt w:val="decimal"/>
       <w:lvlText w:val="(%1)"/>
@@ -15754,7 +15964,7 @@
     <w:nsid w:val="B2EF4CA3"/>
     <w:multiLevelType w:val="singleLevel"/>
     <w:tmpl w:val="B2EF4CA3"/>
-    <w:lvl w:ilvl="0">
+    <w:lvl w:ilvl="0" w:tentative="0">
       <w:start w:val="1"/>
       <w:numFmt w:val="decimal"/>
       <w:lvlText w:val="(%1)"/>
@@ -15774,7 +15984,7 @@
     <w:nsid w:val="BCC0D620"/>
     <w:multiLevelType w:val="singleLevel"/>
     <w:tmpl w:val="BCC0D620"/>
-    <w:lvl w:ilvl="0">
+    <w:lvl w:ilvl="0" w:tentative="0">
       <w:start w:val="1"/>
       <w:numFmt w:val="decimal"/>
       <w:lvlText w:val="%1."/>
@@ -15791,7 +16001,7 @@
     <w:nsid w:val="DA7AC91D"/>
     <w:multiLevelType w:val="singleLevel"/>
     <w:tmpl w:val="DA7AC91D"/>
-    <w:lvl w:ilvl="0">
+    <w:lvl w:ilvl="0" w:tentative="0">
       <w:start w:val="1"/>
       <w:numFmt w:val="decimal"/>
       <w:lvlText w:val="%1."/>
@@ -15808,7 +16018,7 @@
     <w:nsid w:val="1566EB9E"/>
     <w:multiLevelType w:val="singleLevel"/>
     <w:tmpl w:val="1566EB9E"/>
-    <w:lvl w:ilvl="0">
+    <w:lvl w:ilvl="0" w:tentative="0">
       <w:start w:val="1"/>
       <w:numFmt w:val="decimal"/>
       <w:lvlText w:val="%1."/>
@@ -15825,7 +16035,7 @@
     <w:nsid w:val="32F93DED"/>
     <w:multiLevelType w:val="singleLevel"/>
     <w:tmpl w:val="32F93DED"/>
-    <w:lvl w:ilvl="0">
+    <w:lvl w:ilvl="0" w:tentative="0">
       <w:start w:val="1"/>
       <w:numFmt w:val="decimal"/>
       <w:lvlText w:val="%1."/>
@@ -15842,7 +16052,7 @@
     <w:nsid w:val="561FA7C5"/>
     <w:multiLevelType w:val="singleLevel"/>
     <w:tmpl w:val="561FA7C5"/>
-    <w:lvl w:ilvl="0">
+    <w:lvl w:ilvl="0" w:tentative="0">
       <w:start w:val="1"/>
       <w:numFmt w:val="decimal"/>
       <w:lvlText w:val="%1."/>
@@ -15859,7 +16069,7 @@
     <w:nsid w:val="67638791"/>
     <w:multiLevelType w:val="singleLevel"/>
     <w:tmpl w:val="67638791"/>
-    <w:lvl w:ilvl="0">
+    <w:lvl w:ilvl="0" w:tentative="0">
       <w:start w:val="1"/>
       <w:numFmt w:val="decimal"/>
       <w:lvlText w:val="%1."/>
@@ -15906,267 +16116,269 @@
 </file>
 
 <file path=word/styles.xml><?xml version="1.0" encoding="utf-8"?>
-<w:styles xmlns:mc="http://schemas.openxmlformats.org/markup-compatibility/2006" xmlns:r="http://schemas.openxmlformats.org/officeDocument/2006/relationships" xmlns:w="http://schemas.openxmlformats.org/wordprocessingml/2006/main" xmlns:w14="http://schemas.microsoft.com/office/word/2010/wordml" xmlns:w15="http://schemas.microsoft.com/office/word/2012/wordml" mc:Ignorable="w14 w15">
+<w:styles xmlns:mc="http://schemas.openxmlformats.org/markup-compatibility/2006" xmlns:o="urn:schemas-microsoft-com:office:office" xmlns:r="http://schemas.openxmlformats.org/officeDocument/2006/relationships" xmlns:m="http://schemas.openxmlformats.org/officeDocument/2006/math" xmlns:v="urn:schemas-microsoft-com:vml" xmlns:w="http://schemas.openxmlformats.org/wordprocessingml/2006/main" xmlns:w14="http://schemas.microsoft.com/office/word/2010/wordml" xmlns:w10="urn:schemas-microsoft-com:office:word" xmlns:sl="http://schemas.openxmlformats.org/schemaLibrary/2006/main" xmlns:wpsCustomData="http://www.wps.cn/officeDocument/2013/wpsCustomData" mc:Ignorable="w14">
   <w:docDefaults>
     <w:rPrDefault>
       <w:rPr>
-        <w:rFonts w:ascii="Times New Roman" w:eastAsia="宋体" w:hAnsi="Times New Roman" w:cs="Times New Roman"/>
+        <w:rFonts w:ascii="Times New Roman" w:hAnsi="Times New Roman" w:eastAsia="宋体" w:cs="Times New Roman"/>
       </w:rPr>
     </w:rPrDefault>
     <w:pPrDefault/>
   </w:docDefaults>
-  <w:latentStyles w:defLockedState="0" w:defUIPriority="99" w:defSemiHidden="1" w:defUnhideWhenUsed="1" w:defQFormat="0" w:count="260">
-    <w:lsdException w:name="Normal" w:semiHidden="0" w:uiPriority="0" w:unhideWhenUsed="0" w:qFormat="1"/>
-    <w:lsdException w:name="heading 1" w:semiHidden="0" w:uiPriority="0" w:unhideWhenUsed="0" w:qFormat="1"/>
-    <w:lsdException w:name="heading 2" w:semiHidden="0" w:uiPriority="0" w:qFormat="1"/>
-    <w:lsdException w:name="heading 3" w:uiPriority="0" w:qFormat="1"/>
-    <w:lsdException w:name="heading 4" w:semiHidden="0" w:uiPriority="0" w:qFormat="1"/>
-    <w:lsdException w:name="heading 5" w:uiPriority="0" w:qFormat="1"/>
-    <w:lsdException w:name="heading 6" w:uiPriority="0" w:qFormat="1"/>
-    <w:lsdException w:name="heading 7" w:uiPriority="0" w:qFormat="1"/>
-    <w:lsdException w:name="heading 8" w:uiPriority="0" w:qFormat="1"/>
-    <w:lsdException w:name="heading 9" w:uiPriority="0" w:qFormat="1"/>
-    <w:lsdException w:name="index 1" w:semiHidden="0" w:uiPriority="0" w:unhideWhenUsed="0"/>
-    <w:lsdException w:name="index 2" w:semiHidden="0" w:uiPriority="0" w:unhideWhenUsed="0"/>
-    <w:lsdException w:name="index 3" w:semiHidden="0" w:uiPriority="0" w:unhideWhenUsed="0"/>
-    <w:lsdException w:name="index 4" w:semiHidden="0" w:uiPriority="0" w:unhideWhenUsed="0"/>
-    <w:lsdException w:name="index 5" w:semiHidden="0" w:uiPriority="0" w:unhideWhenUsed="0"/>
-    <w:lsdException w:name="index 6" w:semiHidden="0" w:uiPriority="0" w:unhideWhenUsed="0"/>
-    <w:lsdException w:name="index 7" w:semiHidden="0" w:uiPriority="0" w:unhideWhenUsed="0"/>
-    <w:lsdException w:name="index 8" w:semiHidden="0" w:uiPriority="0" w:unhideWhenUsed="0"/>
-    <w:lsdException w:name="index 9" w:semiHidden="0" w:uiPriority="0" w:unhideWhenUsed="0"/>
-    <w:lsdException w:name="toc 1" w:semiHidden="0" w:uiPriority="0" w:unhideWhenUsed="0" w:qFormat="1"/>
-    <w:lsdException w:name="toc 2" w:semiHidden="0" w:uiPriority="0" w:unhideWhenUsed="0" w:qFormat="1"/>
-    <w:lsdException w:name="toc 3" w:semiHidden="0" w:uiPriority="0" w:unhideWhenUsed="0" w:qFormat="1"/>
-    <w:lsdException w:name="toc 4" w:semiHidden="0" w:uiPriority="0" w:unhideWhenUsed="0"/>
-    <w:lsdException w:name="toc 5" w:semiHidden="0" w:uiPriority="0" w:unhideWhenUsed="0"/>
-    <w:lsdException w:name="toc 6" w:semiHidden="0" w:uiPriority="0" w:unhideWhenUsed="0"/>
-    <w:lsdException w:name="toc 7" w:semiHidden="0" w:uiPriority="0" w:unhideWhenUsed="0"/>
-    <w:lsdException w:name="toc 8" w:semiHidden="0" w:uiPriority="0" w:unhideWhenUsed="0"/>
-    <w:lsdException w:name="toc 9" w:semiHidden="0" w:uiPriority="0" w:unhideWhenUsed="0"/>
-    <w:lsdException w:name="Normal Indent" w:semiHidden="0" w:uiPriority="0" w:unhideWhenUsed="0"/>
-    <w:lsdException w:name="footnote text" w:semiHidden="0" w:uiPriority="0" w:unhideWhenUsed="0"/>
-    <w:lsdException w:name="annotation text" w:semiHidden="0" w:uiPriority="0" w:unhideWhenUsed="0" w:qFormat="1"/>
-    <w:lsdException w:name="header" w:semiHidden="0" w:uiPriority="0" w:unhideWhenUsed="0" w:qFormat="1"/>
-    <w:lsdException w:name="footer" w:semiHidden="0" w:uiPriority="0" w:unhideWhenUsed="0" w:qFormat="1"/>
-    <w:lsdException w:name="index heading" w:semiHidden="0" w:uiPriority="0" w:unhideWhenUsed="0"/>
-    <w:lsdException w:name="caption" w:uiPriority="0" w:qFormat="1"/>
-    <w:lsdException w:name="table of figures" w:semiHidden="0" w:uiPriority="0" w:unhideWhenUsed="0" w:qFormat="1"/>
-    <w:lsdException w:name="envelope address" w:semiHidden="0" w:uiPriority="0" w:unhideWhenUsed="0"/>
-    <w:lsdException w:name="envelope return" w:semiHidden="0" w:uiPriority="0" w:unhideWhenUsed="0"/>
-    <w:lsdException w:name="footnote reference" w:semiHidden="0" w:uiPriority="0" w:unhideWhenUsed="0"/>
-    <w:lsdException w:name="annotation reference" w:semiHidden="0" w:uiPriority="0" w:unhideWhenUsed="0"/>
-    <w:lsdException w:name="line number" w:semiHidden="0" w:uiPriority="0" w:unhideWhenUsed="0"/>
-    <w:lsdException w:name="page number" w:semiHidden="0" w:uiPriority="0" w:unhideWhenUsed="0"/>
-    <w:lsdException w:name="endnote reference" w:semiHidden="0" w:uiPriority="0" w:unhideWhenUsed="0"/>
-    <w:lsdException w:name="endnote text" w:semiHidden="0" w:uiPriority="0" w:unhideWhenUsed="0"/>
-    <w:lsdException w:name="table of authorities" w:semiHidden="0" w:uiPriority="0" w:unhideWhenUsed="0"/>
-    <w:lsdException w:name="macro" w:semiHidden="0" w:uiPriority="0" w:unhideWhenUsed="0"/>
-    <w:lsdException w:name="toa heading" w:semiHidden="0" w:uiPriority="0" w:unhideWhenUsed="0"/>
-    <w:lsdException w:name="List" w:semiHidden="0" w:uiPriority="0" w:unhideWhenUsed="0"/>
-    <w:lsdException w:name="List Bullet" w:semiHidden="0" w:uiPriority="0" w:unhideWhenUsed="0"/>
-    <w:lsdException w:name="List Number" w:semiHidden="0" w:uiPriority="0" w:unhideWhenUsed="0"/>
-    <w:lsdException w:name="List 2" w:semiHidden="0" w:uiPriority="0" w:unhideWhenUsed="0"/>
-    <w:lsdException w:name="List 3" w:semiHidden="0" w:uiPriority="0" w:unhideWhenUsed="0"/>
-    <w:lsdException w:name="List 4" w:semiHidden="0" w:uiPriority="0" w:unhideWhenUsed="0"/>
-    <w:lsdException w:name="List 5" w:semiHidden="0" w:uiPriority="0" w:unhideWhenUsed="0"/>
-    <w:lsdException w:name="List Bullet 2" w:semiHidden="0" w:uiPriority="0" w:unhideWhenUsed="0"/>
-    <w:lsdException w:name="List Bullet 3" w:semiHidden="0" w:uiPriority="0" w:unhideWhenUsed="0"/>
-    <w:lsdException w:name="List Bullet 4" w:semiHidden="0" w:uiPriority="0" w:unhideWhenUsed="0"/>
-    <w:lsdException w:name="List Bullet 5" w:semiHidden="0" w:uiPriority="0" w:unhideWhenUsed="0"/>
-    <w:lsdException w:name="List Number 2" w:semiHidden="0" w:uiPriority="0" w:unhideWhenUsed="0"/>
-    <w:lsdException w:name="List Number 3" w:semiHidden="0" w:uiPriority="0" w:unhideWhenUsed="0"/>
-    <w:lsdException w:name="List Number 4" w:semiHidden="0" w:uiPriority="0" w:unhideWhenUsed="0"/>
-    <w:lsdException w:name="List Number 5" w:semiHidden="0" w:uiPriority="0" w:unhideWhenUsed="0"/>
-    <w:lsdException w:name="Title" w:semiHidden="0" w:uiPriority="0" w:unhideWhenUsed="0" w:qFormat="1"/>
-    <w:lsdException w:name="Closing" w:semiHidden="0" w:uiPriority="0" w:unhideWhenUsed="0"/>
-    <w:lsdException w:name="Signature" w:semiHidden="0" w:uiPriority="0" w:unhideWhenUsed="0"/>
-    <w:lsdException w:name="Default Paragraph Font" w:uiPriority="0" w:unhideWhenUsed="0" w:qFormat="1"/>
-    <w:lsdException w:name="Body Text" w:uiPriority="0" w:unhideWhenUsed="0" w:qFormat="1"/>
-    <w:lsdException w:name="Body Text Indent" w:semiHidden="0" w:uiPriority="0" w:unhideWhenUsed="0"/>
-    <w:lsdException w:name="List Continue" w:semiHidden="0" w:uiPriority="0" w:unhideWhenUsed="0"/>
-    <w:lsdException w:name="List Continue 2" w:semiHidden="0" w:uiPriority="0" w:unhideWhenUsed="0"/>
-    <w:lsdException w:name="List Continue 3" w:semiHidden="0" w:uiPriority="0" w:unhideWhenUsed="0"/>
-    <w:lsdException w:name="List Continue 4" w:semiHidden="0" w:uiPriority="0" w:unhideWhenUsed="0"/>
-    <w:lsdException w:name="List Continue 5" w:semiHidden="0" w:uiPriority="0" w:unhideWhenUsed="0"/>
-    <w:lsdException w:name="Message Header" w:semiHidden="0" w:uiPriority="0" w:unhideWhenUsed="0"/>
-    <w:lsdException w:name="Subtitle" w:semiHidden="0" w:uiPriority="0" w:unhideWhenUsed="0" w:qFormat="1"/>
-    <w:lsdException w:name="Salutation" w:semiHidden="0" w:uiPriority="0" w:unhideWhenUsed="0"/>
-    <w:lsdException w:name="Date" w:semiHidden="0" w:uiPriority="0" w:unhideWhenUsed="0"/>
-    <w:lsdException w:name="Body Text First Indent" w:semiHidden="0" w:uiPriority="0" w:unhideWhenUsed="0"/>
-    <w:lsdException w:name="Body Text First Indent 2" w:semiHidden="0" w:uiPriority="0" w:unhideWhenUsed="0"/>
-    <w:lsdException w:name="Body Text 2" w:semiHidden="0" w:uiPriority="0" w:unhideWhenUsed="0"/>
-    <w:lsdException w:name="Body Text 3" w:semiHidden="0" w:uiPriority="0" w:unhideWhenUsed="0"/>
-    <w:lsdException w:name="Body Text Indent 2" w:semiHidden="0" w:uiPriority="0" w:unhideWhenUsed="0"/>
-    <w:lsdException w:name="Body Text Indent 3" w:semiHidden="0" w:uiPriority="0" w:unhideWhenUsed="0"/>
-    <w:lsdException w:name="Block Text" w:semiHidden="0" w:uiPriority="0" w:unhideWhenUsed="0"/>
-    <w:lsdException w:name="Hyperlink" w:semiHidden="0" w:uiPriority="0" w:unhideWhenUsed="0"/>
-    <w:lsdException w:name="FollowedHyperlink" w:semiHidden="0" w:uiPriority="0" w:unhideWhenUsed="0"/>
-    <w:lsdException w:name="Strong" w:semiHidden="0" w:uiPriority="0" w:unhideWhenUsed="0" w:qFormat="1"/>
-    <w:lsdException w:name="Emphasis" w:semiHidden="0" w:uiPriority="0" w:unhideWhenUsed="0" w:qFormat="1"/>
-    <w:lsdException w:name="Document Map" w:semiHidden="0" w:uiPriority="0" w:unhideWhenUsed="0"/>
-    <w:lsdException w:name="Plain Text" w:semiHidden="0" w:uiPriority="0" w:unhideWhenUsed="0"/>
-    <w:lsdException w:name="E-mail Signature" w:semiHidden="0" w:uiPriority="0" w:unhideWhenUsed="0"/>
-    <w:lsdException w:name="Normal (Web)" w:semiHidden="0" w:uiPriority="0" w:unhideWhenUsed="0" w:qFormat="1"/>
-    <w:lsdException w:name="HTML Acronym" w:semiHidden="0" w:uiPriority="0" w:unhideWhenUsed="0"/>
-    <w:lsdException w:name="HTML Address" w:semiHidden="0" w:uiPriority="0" w:unhideWhenUsed="0"/>
-    <w:lsdException w:name="HTML Cite" w:semiHidden="0" w:uiPriority="0" w:unhideWhenUsed="0"/>
-    <w:lsdException w:name="HTML Code" w:semiHidden="0" w:uiPriority="0" w:unhideWhenUsed="0"/>
-    <w:lsdException w:name="HTML Definition" w:semiHidden="0" w:uiPriority="0" w:unhideWhenUsed="0"/>
-    <w:lsdException w:name="HTML Keyboard" w:semiHidden="0" w:uiPriority="0" w:unhideWhenUsed="0"/>
-    <w:lsdException w:name="HTML Preformatted" w:semiHidden="0" w:uiPriority="0" w:unhideWhenUsed="0" w:qFormat="1"/>
-    <w:lsdException w:name="HTML Sample" w:semiHidden="0" w:uiPriority="0" w:unhideWhenUsed="0"/>
-    <w:lsdException w:name="HTML Typewriter" w:semiHidden="0" w:uiPriority="0" w:unhideWhenUsed="0"/>
-    <w:lsdException w:name="HTML Variable" w:semiHidden="0" w:uiPriority="0" w:unhideWhenUsed="0"/>
-    <w:lsdException w:name="Normal Table" w:uiPriority="0" w:unhideWhenUsed="0" w:qFormat="1"/>
-    <w:lsdException w:name="annotation subject" w:semiHidden="0" w:uiPriority="0" w:unhideWhenUsed="0"/>
-    <w:lsdException w:name="Table Simple 1" w:semiHidden="0" w:uiPriority="0" w:unhideWhenUsed="0"/>
-    <w:lsdException w:name="Table Simple 2" w:semiHidden="0" w:uiPriority="0" w:unhideWhenUsed="0"/>
-    <w:lsdException w:name="Table Simple 3" w:semiHidden="0" w:uiPriority="0" w:unhideWhenUsed="0"/>
-    <w:lsdException w:name="Table Classic 1" w:semiHidden="0" w:uiPriority="0" w:unhideWhenUsed="0"/>
-    <w:lsdException w:name="Table Classic 2" w:semiHidden="0" w:uiPriority="0" w:unhideWhenUsed="0"/>
-    <w:lsdException w:name="Table Classic 3" w:semiHidden="0" w:uiPriority="0" w:unhideWhenUsed="0"/>
-    <w:lsdException w:name="Table Classic 4" w:semiHidden="0" w:uiPriority="0" w:unhideWhenUsed="0"/>
-    <w:lsdException w:name="Table Colorful 1" w:semiHidden="0" w:uiPriority="0" w:unhideWhenUsed="0"/>
-    <w:lsdException w:name="Table Colorful 2" w:semiHidden="0" w:uiPriority="0" w:unhideWhenUsed="0"/>
-    <w:lsdException w:name="Table Colorful 3" w:semiHidden="0" w:uiPriority="0" w:unhideWhenUsed="0"/>
-    <w:lsdException w:name="Table Columns 1" w:semiHidden="0" w:uiPriority="0" w:unhideWhenUsed="0"/>
-    <w:lsdException w:name="Table Columns 2" w:semiHidden="0" w:uiPriority="0" w:unhideWhenUsed="0"/>
-    <w:lsdException w:name="Table Columns 3" w:semiHidden="0" w:uiPriority="0" w:unhideWhenUsed="0"/>
-    <w:lsdException w:name="Table Columns 4" w:semiHidden="0" w:uiPriority="0" w:unhideWhenUsed="0"/>
-    <w:lsdException w:name="Table Columns 5" w:semiHidden="0" w:uiPriority="0" w:unhideWhenUsed="0"/>
-    <w:lsdException w:name="Table Grid 1" w:semiHidden="0" w:uiPriority="0" w:unhideWhenUsed="0"/>
-    <w:lsdException w:name="Table Grid 2" w:semiHidden="0" w:uiPriority="0" w:unhideWhenUsed="0"/>
-    <w:lsdException w:name="Table Grid 3" w:semiHidden="0" w:uiPriority="0" w:unhideWhenUsed="0"/>
-    <w:lsdException w:name="Table Grid 4" w:semiHidden="0" w:uiPriority="0" w:unhideWhenUsed="0"/>
-    <w:lsdException w:name="Table Grid 5" w:semiHidden="0" w:uiPriority="0" w:unhideWhenUsed="0"/>
-    <w:lsdException w:name="Table Grid 6" w:semiHidden="0" w:uiPriority="0" w:unhideWhenUsed="0"/>
-    <w:lsdException w:name="Table Grid 7" w:semiHidden="0" w:uiPriority="0" w:unhideWhenUsed="0"/>
-    <w:lsdException w:name="Table Grid 8" w:semiHidden="0" w:uiPriority="0" w:unhideWhenUsed="0"/>
-    <w:lsdException w:name="Table List 1" w:semiHidden="0" w:uiPriority="0" w:unhideWhenUsed="0"/>
-    <w:lsdException w:name="Table List 2" w:semiHidden="0" w:uiPriority="0" w:unhideWhenUsed="0"/>
-    <w:lsdException w:name="Table List 3" w:semiHidden="0" w:uiPriority="0" w:unhideWhenUsed="0"/>
-    <w:lsdException w:name="Table List 4" w:semiHidden="0" w:uiPriority="0" w:unhideWhenUsed="0"/>
-    <w:lsdException w:name="Table List 5" w:semiHidden="0" w:uiPriority="0" w:unhideWhenUsed="0"/>
-    <w:lsdException w:name="Table List 6" w:semiHidden="0" w:uiPriority="0" w:unhideWhenUsed="0"/>
-    <w:lsdException w:name="Table List 7" w:semiHidden="0" w:uiPriority="0" w:unhideWhenUsed="0"/>
-    <w:lsdException w:name="Table List 8" w:semiHidden="0" w:uiPriority="0" w:unhideWhenUsed="0"/>
-    <w:lsdException w:name="Table 3D effects 1" w:semiHidden="0" w:uiPriority="0" w:unhideWhenUsed="0"/>
-    <w:lsdException w:name="Table 3D effects 2" w:semiHidden="0" w:uiPriority="0" w:unhideWhenUsed="0"/>
-    <w:lsdException w:name="Table 3D effects 3" w:semiHidden="0" w:uiPriority="0" w:unhideWhenUsed="0"/>
-    <w:lsdException w:name="Table Contemporary" w:semiHidden="0" w:uiPriority="0" w:unhideWhenUsed="0"/>
-    <w:lsdException w:name="Table Elegant" w:semiHidden="0" w:uiPriority="0" w:unhideWhenUsed="0"/>
-    <w:lsdException w:name="Table Professional" w:semiHidden="0" w:uiPriority="0" w:unhideWhenUsed="0"/>
-    <w:lsdException w:name="Table Subtle 1" w:semiHidden="0" w:uiPriority="0" w:unhideWhenUsed="0"/>
-    <w:lsdException w:name="Table Subtle 2" w:semiHidden="0" w:uiPriority="0" w:unhideWhenUsed="0"/>
-    <w:lsdException w:name="Table Web 1" w:semiHidden="0" w:uiPriority="0" w:unhideWhenUsed="0"/>
-    <w:lsdException w:name="Table Web 2" w:semiHidden="0" w:uiPriority="0" w:unhideWhenUsed="0"/>
-    <w:lsdException w:name="Table Web 3" w:semiHidden="0" w:uiPriority="0" w:unhideWhenUsed="0"/>
-    <w:lsdException w:name="Balloon Text" w:semiHidden="0" w:uiPriority="0" w:unhideWhenUsed="0"/>
-    <w:lsdException w:name="Table Grid" w:semiHidden="0" w:uiPriority="0" w:unhideWhenUsed="0" w:qFormat="1"/>
-    <w:lsdException w:name="Table Theme" w:semiHidden="0" w:uiPriority="0" w:unhideWhenUsed="0"/>
-    <w:lsdException w:name="Light Shading" w:semiHidden="0" w:uiPriority="60" w:unhideWhenUsed="0"/>
-    <w:lsdException w:name="Light List" w:semiHidden="0" w:uiPriority="61" w:unhideWhenUsed="0"/>
-    <w:lsdException w:name="Light Grid" w:semiHidden="0" w:uiPriority="62" w:unhideWhenUsed="0"/>
-    <w:lsdException w:name="Medium Shading 1" w:semiHidden="0" w:uiPriority="63" w:unhideWhenUsed="0"/>
-    <w:lsdException w:name="Medium Shading 2" w:semiHidden="0" w:uiPriority="64" w:unhideWhenUsed="0"/>
-    <w:lsdException w:name="Medium List 1" w:semiHidden="0" w:uiPriority="65" w:unhideWhenUsed="0"/>
-    <w:lsdException w:name="Medium List 2" w:semiHidden="0" w:uiPriority="66" w:unhideWhenUsed="0"/>
-    <w:lsdException w:name="Medium Grid 1" w:semiHidden="0" w:uiPriority="67" w:unhideWhenUsed="0"/>
-    <w:lsdException w:name="Medium Grid 2" w:semiHidden="0" w:uiPriority="68" w:unhideWhenUsed="0"/>
-    <w:lsdException w:name="Medium Grid 3" w:semiHidden="0" w:uiPriority="69" w:unhideWhenUsed="0"/>
-    <w:lsdException w:name="Dark List" w:semiHidden="0" w:uiPriority="70" w:unhideWhenUsed="0"/>
-    <w:lsdException w:name="Colorful Shading" w:semiHidden="0" w:uiPriority="71" w:unhideWhenUsed="0"/>
-    <w:lsdException w:name="Colorful List" w:semiHidden="0" w:uiPriority="72" w:unhideWhenUsed="0"/>
-    <w:lsdException w:name="Colorful Grid" w:semiHidden="0" w:uiPriority="73" w:unhideWhenUsed="0"/>
-    <w:lsdException w:name="Light Shading Accent 1" w:semiHidden="0" w:uiPriority="60" w:unhideWhenUsed="0"/>
-    <w:lsdException w:name="Light List Accent 1" w:semiHidden="0" w:uiPriority="61" w:unhideWhenUsed="0"/>
-    <w:lsdException w:name="Light Grid Accent 1" w:semiHidden="0" w:uiPriority="62" w:unhideWhenUsed="0"/>
-    <w:lsdException w:name="Medium Shading 1 Accent 1" w:semiHidden="0" w:uiPriority="63" w:unhideWhenUsed="0"/>
-    <w:lsdException w:name="Medium Shading 2 Accent 1" w:semiHidden="0" w:uiPriority="64" w:unhideWhenUsed="0"/>
-    <w:lsdException w:name="Medium List 1 Accent 1" w:semiHidden="0" w:uiPriority="65" w:unhideWhenUsed="0"/>
-    <w:lsdException w:name="Medium List 2 Accent 1" w:semiHidden="0" w:uiPriority="66" w:unhideWhenUsed="0"/>
-    <w:lsdException w:name="Medium Grid 1 Accent 1" w:semiHidden="0" w:uiPriority="67" w:unhideWhenUsed="0"/>
-    <w:lsdException w:name="Medium Grid 2 Accent 1" w:semiHidden="0" w:uiPriority="68" w:unhideWhenUsed="0"/>
-    <w:lsdException w:name="Medium Grid 3 Accent 1" w:semiHidden="0" w:uiPriority="69" w:unhideWhenUsed="0"/>
-    <w:lsdException w:name="Dark List Accent 1" w:semiHidden="0" w:uiPriority="70" w:unhideWhenUsed="0"/>
-    <w:lsdException w:name="Colorful Shading Accent 1" w:semiHidden="0" w:uiPriority="71" w:unhideWhenUsed="0"/>
-    <w:lsdException w:name="Colorful List Accent 1" w:semiHidden="0" w:uiPriority="72" w:unhideWhenUsed="0"/>
-    <w:lsdException w:name="Colorful Grid Accent 1" w:semiHidden="0" w:uiPriority="73" w:unhideWhenUsed="0"/>
-    <w:lsdException w:name="Light Shading Accent 2" w:semiHidden="0" w:uiPriority="60" w:unhideWhenUsed="0"/>
-    <w:lsdException w:name="Light List Accent 2" w:semiHidden="0" w:uiPriority="61" w:unhideWhenUsed="0"/>
-    <w:lsdException w:name="Light Grid Accent 2" w:semiHidden="0" w:uiPriority="62" w:unhideWhenUsed="0"/>
-    <w:lsdException w:name="Medium Shading 1 Accent 2" w:semiHidden="0" w:uiPriority="63" w:unhideWhenUsed="0"/>
-    <w:lsdException w:name="Medium Shading 2 Accent 2" w:semiHidden="0" w:uiPriority="64" w:unhideWhenUsed="0"/>
-    <w:lsdException w:name="Medium List 1 Accent 2" w:semiHidden="0" w:uiPriority="65" w:unhideWhenUsed="0"/>
-    <w:lsdException w:name="Medium List 2 Accent 2" w:semiHidden="0" w:uiPriority="66" w:unhideWhenUsed="0"/>
-    <w:lsdException w:name="Medium Grid 1 Accent 2" w:semiHidden="0" w:uiPriority="67" w:unhideWhenUsed="0"/>
-    <w:lsdException w:name="Medium Grid 2 Accent 2" w:semiHidden="0" w:uiPriority="68" w:unhideWhenUsed="0"/>
-    <w:lsdException w:name="Medium Grid 3 Accent 2" w:semiHidden="0" w:uiPriority="69" w:unhideWhenUsed="0"/>
-    <w:lsdException w:name="Dark List Accent 2" w:semiHidden="0" w:uiPriority="70" w:unhideWhenUsed="0"/>
-    <w:lsdException w:name="Colorful Shading Accent 2" w:semiHidden="0" w:uiPriority="71" w:unhideWhenUsed="0"/>
-    <w:lsdException w:name="Colorful List Accent 2" w:semiHidden="0" w:uiPriority="72" w:unhideWhenUsed="0"/>
-    <w:lsdException w:name="Colorful Grid Accent 2" w:semiHidden="0" w:uiPriority="73" w:unhideWhenUsed="0"/>
-    <w:lsdException w:name="Light Shading Accent 3" w:semiHidden="0" w:uiPriority="60" w:unhideWhenUsed="0"/>
-    <w:lsdException w:name="Light List Accent 3" w:semiHidden="0" w:uiPriority="61" w:unhideWhenUsed="0"/>
-    <w:lsdException w:name="Light Grid Accent 3" w:semiHidden="0" w:uiPriority="62" w:unhideWhenUsed="0"/>
-    <w:lsdException w:name="Medium Shading 1 Accent 3" w:semiHidden="0" w:uiPriority="63" w:unhideWhenUsed="0"/>
-    <w:lsdException w:name="Medium Shading 2 Accent 3" w:semiHidden="0" w:uiPriority="64" w:unhideWhenUsed="0"/>
-    <w:lsdException w:name="Medium List 1 Accent 3" w:semiHidden="0" w:uiPriority="65" w:unhideWhenUsed="0"/>
-    <w:lsdException w:name="Medium List 2 Accent 3" w:semiHidden="0" w:uiPriority="66" w:unhideWhenUsed="0"/>
-    <w:lsdException w:name="Medium Grid 1 Accent 3" w:semiHidden="0" w:uiPriority="67" w:unhideWhenUsed="0"/>
-    <w:lsdException w:name="Medium Grid 2 Accent 3" w:semiHidden="0" w:uiPriority="68" w:unhideWhenUsed="0"/>
-    <w:lsdException w:name="Medium Grid 3 Accent 3" w:semiHidden="0" w:uiPriority="69" w:unhideWhenUsed="0"/>
-    <w:lsdException w:name="Dark List Accent 3" w:semiHidden="0" w:uiPriority="70" w:unhideWhenUsed="0"/>
-    <w:lsdException w:name="Colorful Shading Accent 3" w:semiHidden="0" w:uiPriority="71" w:unhideWhenUsed="0"/>
-    <w:lsdException w:name="Colorful List Accent 3" w:semiHidden="0" w:uiPriority="72" w:unhideWhenUsed="0"/>
-    <w:lsdException w:name="Colorful Grid Accent 3" w:semiHidden="0" w:uiPriority="73" w:unhideWhenUsed="0"/>
-    <w:lsdException w:name="Light Shading Accent 4" w:semiHidden="0" w:uiPriority="60" w:unhideWhenUsed="0"/>
-    <w:lsdException w:name="Light List Accent 4" w:semiHidden="0" w:uiPriority="61" w:unhideWhenUsed="0"/>
-    <w:lsdException w:name="Light Grid Accent 4" w:semiHidden="0" w:uiPriority="62" w:unhideWhenUsed="0"/>
-    <w:lsdException w:name="Medium Shading 1 Accent 4" w:semiHidden="0" w:uiPriority="63" w:unhideWhenUsed="0"/>
-    <w:lsdException w:name="Medium Shading 2 Accent 4" w:semiHidden="0" w:uiPriority="64" w:unhideWhenUsed="0"/>
-    <w:lsdException w:name="Medium List 1 Accent 4" w:semiHidden="0" w:uiPriority="65" w:unhideWhenUsed="0"/>
-    <w:lsdException w:name="Medium List 2 Accent 4" w:semiHidden="0" w:uiPriority="66" w:unhideWhenUsed="0"/>
-    <w:lsdException w:name="Medium Grid 1 Accent 4" w:semiHidden="0" w:uiPriority="67" w:unhideWhenUsed="0"/>
-    <w:lsdException w:name="Medium Grid 2 Accent 4" w:semiHidden="0" w:uiPriority="68" w:unhideWhenUsed="0"/>
-    <w:lsdException w:name="Medium Grid 3 Accent 4" w:semiHidden="0" w:uiPriority="69" w:unhideWhenUsed="0"/>
-    <w:lsdException w:name="Dark List Accent 4" w:semiHidden="0" w:uiPriority="70" w:unhideWhenUsed="0"/>
-    <w:lsdException w:name="Colorful Shading Accent 4" w:semiHidden="0" w:uiPriority="71" w:unhideWhenUsed="0"/>
-    <w:lsdException w:name="Colorful List Accent 4" w:semiHidden="0" w:uiPriority="72" w:unhideWhenUsed="0"/>
-    <w:lsdException w:name="Colorful Grid Accent 4" w:semiHidden="0" w:uiPriority="73" w:unhideWhenUsed="0"/>
-    <w:lsdException w:name="Light Shading Accent 5" w:semiHidden="0" w:uiPriority="60" w:unhideWhenUsed="0"/>
-    <w:lsdException w:name="Light List Accent 5" w:semiHidden="0" w:uiPriority="61" w:unhideWhenUsed="0"/>
-    <w:lsdException w:name="Light Grid Accent 5" w:semiHidden="0" w:uiPriority="62" w:unhideWhenUsed="0"/>
-    <w:lsdException w:name="Medium Shading 1 Accent 5" w:semiHidden="0" w:uiPriority="63" w:unhideWhenUsed="0"/>
-    <w:lsdException w:name="Medium Shading 2 Accent 5" w:semiHidden="0" w:uiPriority="64" w:unhideWhenUsed="0"/>
-    <w:lsdException w:name="Medium List 1 Accent 5" w:semiHidden="0" w:uiPriority="65" w:unhideWhenUsed="0"/>
-    <w:lsdException w:name="Medium List 2 Accent 5" w:semiHidden="0" w:uiPriority="66" w:unhideWhenUsed="0"/>
-    <w:lsdException w:name="Medium Grid 1 Accent 5" w:semiHidden="0" w:uiPriority="67" w:unhideWhenUsed="0"/>
-    <w:lsdException w:name="Medium Grid 2 Accent 5" w:semiHidden="0" w:uiPriority="68" w:unhideWhenUsed="0"/>
-    <w:lsdException w:name="Medium Grid 3 Accent 5" w:semiHidden="0" w:uiPriority="69" w:unhideWhenUsed="0"/>
-    <w:lsdException w:name="Dark List Accent 5" w:semiHidden="0" w:uiPriority="70" w:unhideWhenUsed="0"/>
-    <w:lsdException w:name="Colorful Shading Accent 5" w:semiHidden="0" w:uiPriority="71" w:unhideWhenUsed="0"/>
-    <w:lsdException w:name="Colorful List Accent 5" w:semiHidden="0" w:uiPriority="72" w:unhideWhenUsed="0"/>
-    <w:lsdException w:name="Colorful Grid Accent 5" w:semiHidden="0" w:uiPriority="73" w:unhideWhenUsed="0"/>
-    <w:lsdException w:name="Light Shading Accent 6" w:semiHidden="0" w:uiPriority="60" w:unhideWhenUsed="0"/>
-    <w:lsdException w:name="Light List Accent 6" w:semiHidden="0" w:uiPriority="61" w:unhideWhenUsed="0"/>
-    <w:lsdException w:name="Light Grid Accent 6" w:semiHidden="0" w:uiPriority="62" w:unhideWhenUsed="0"/>
-    <w:lsdException w:name="Medium Shading 1 Accent 6" w:semiHidden="0" w:uiPriority="63" w:unhideWhenUsed="0"/>
-    <w:lsdException w:name="Medium Shading 2 Accent 6" w:semiHidden="0" w:uiPriority="64" w:unhideWhenUsed="0"/>
-    <w:lsdException w:name="Medium List 1 Accent 6" w:semiHidden="0" w:uiPriority="65" w:unhideWhenUsed="0"/>
-    <w:lsdException w:name="Medium List 2 Accent 6" w:semiHidden="0" w:uiPriority="66" w:unhideWhenUsed="0"/>
-    <w:lsdException w:name="Medium Grid 1 Accent 6" w:semiHidden="0" w:uiPriority="67" w:unhideWhenUsed="0"/>
-    <w:lsdException w:name="Medium Grid 2 Accent 6" w:semiHidden="0" w:uiPriority="68" w:unhideWhenUsed="0"/>
-    <w:lsdException w:name="Medium Grid 3 Accent 6" w:semiHidden="0" w:uiPriority="69" w:unhideWhenUsed="0"/>
-    <w:lsdException w:name="Dark List Accent 6" w:semiHidden="0" w:uiPriority="70" w:unhideWhenUsed="0"/>
-    <w:lsdException w:name="Colorful Shading Accent 6" w:semiHidden="0" w:uiPriority="71" w:unhideWhenUsed="0"/>
-    <w:lsdException w:name="Colorful List Accent 6" w:semiHidden="0" w:uiPriority="72" w:unhideWhenUsed="0"/>
-    <w:lsdException w:name="Colorful Grid Accent 6" w:semiHidden="0" w:uiPriority="73" w:unhideWhenUsed="0"/>
+  <w:latentStyles w:count="260" w:defQFormat="0" w:defUnhideWhenUsed="1" w:defSemiHidden="1" w:defUIPriority="99" w:defLockedState="0">
+    <w:lsdException w:qFormat="1" w:unhideWhenUsed="0" w:uiPriority="0" w:semiHidden="0" w:name="Normal"/>
+    <w:lsdException w:qFormat="1" w:unhideWhenUsed="0" w:uiPriority="0" w:semiHidden="0" w:name="heading 1"/>
+    <w:lsdException w:qFormat="1" w:uiPriority="0" w:semiHidden="0" w:name="heading 2"/>
+    <w:lsdException w:qFormat="1" w:uiPriority="0" w:name="heading 3"/>
+    <w:lsdException w:qFormat="1" w:uiPriority="0" w:semiHidden="0" w:name="heading 4"/>
+    <w:lsdException w:qFormat="1" w:uiPriority="0" w:name="heading 5"/>
+    <w:lsdException w:qFormat="1" w:uiPriority="0" w:name="heading 6"/>
+    <w:lsdException w:qFormat="1" w:uiPriority="0" w:name="heading 7"/>
+    <w:lsdException w:qFormat="1" w:uiPriority="0" w:name="heading 8"/>
+    <w:lsdException w:qFormat="1" w:uiPriority="0" w:name="heading 9"/>
+    <w:lsdException w:unhideWhenUsed="0" w:uiPriority="0" w:semiHidden="0" w:name="index 1"/>
+    <w:lsdException w:unhideWhenUsed="0" w:uiPriority="0" w:semiHidden="0" w:name="index 2"/>
+    <w:lsdException w:unhideWhenUsed="0" w:uiPriority="0" w:semiHidden="0" w:name="index 3"/>
+    <w:lsdException w:unhideWhenUsed="0" w:uiPriority="0" w:semiHidden="0" w:name="index 4"/>
+    <w:lsdException w:unhideWhenUsed="0" w:uiPriority="0" w:semiHidden="0" w:name="index 5"/>
+    <w:lsdException w:unhideWhenUsed="0" w:uiPriority="0" w:semiHidden="0" w:name="index 6"/>
+    <w:lsdException w:unhideWhenUsed="0" w:uiPriority="0" w:semiHidden="0" w:name="index 7"/>
+    <w:lsdException w:unhideWhenUsed="0" w:uiPriority="0" w:semiHidden="0" w:name="index 8"/>
+    <w:lsdException w:unhideWhenUsed="0" w:uiPriority="0" w:semiHidden="0" w:name="index 9"/>
+    <w:lsdException w:qFormat="1" w:unhideWhenUsed="0" w:uiPriority="0" w:semiHidden="0" w:name="toc 1"/>
+    <w:lsdException w:qFormat="1" w:unhideWhenUsed="0" w:uiPriority="0" w:semiHidden="0" w:name="toc 2"/>
+    <w:lsdException w:qFormat="1" w:unhideWhenUsed="0" w:uiPriority="0" w:semiHidden="0" w:name="toc 3"/>
+    <w:lsdException w:unhideWhenUsed="0" w:uiPriority="0" w:semiHidden="0" w:name="toc 4"/>
+    <w:lsdException w:unhideWhenUsed="0" w:uiPriority="0" w:semiHidden="0" w:name="toc 5"/>
+    <w:lsdException w:unhideWhenUsed="0" w:uiPriority="0" w:semiHidden="0" w:name="toc 6"/>
+    <w:lsdException w:unhideWhenUsed="0" w:uiPriority="0" w:semiHidden="0" w:name="toc 7"/>
+    <w:lsdException w:unhideWhenUsed="0" w:uiPriority="0" w:semiHidden="0" w:name="toc 8"/>
+    <w:lsdException w:unhideWhenUsed="0" w:uiPriority="0" w:semiHidden="0" w:name="toc 9"/>
+    <w:lsdException w:unhideWhenUsed="0" w:uiPriority="0" w:semiHidden="0" w:name="Normal Indent"/>
+    <w:lsdException w:unhideWhenUsed="0" w:uiPriority="0" w:semiHidden="0" w:name="footnote text"/>
+    <w:lsdException w:qFormat="1" w:unhideWhenUsed="0" w:uiPriority="0" w:semiHidden="0" w:name="annotation text"/>
+    <w:lsdException w:qFormat="1" w:unhideWhenUsed="0" w:uiPriority="0" w:semiHidden="0" w:name="header"/>
+    <w:lsdException w:qFormat="1" w:unhideWhenUsed="0" w:uiPriority="0" w:semiHidden="0" w:name="footer"/>
+    <w:lsdException w:unhideWhenUsed="0" w:uiPriority="0" w:semiHidden="0" w:name="index heading"/>
+    <w:lsdException w:qFormat="1" w:uiPriority="0" w:name="caption"/>
+    <w:lsdException w:qFormat="1" w:unhideWhenUsed="0" w:uiPriority="0" w:semiHidden="0" w:name="table of figures"/>
+    <w:lsdException w:unhideWhenUsed="0" w:uiPriority="0" w:semiHidden="0" w:name="envelope address"/>
+    <w:lsdException w:unhideWhenUsed="0" w:uiPriority="0" w:semiHidden="0" w:name="envelope return"/>
+    <w:lsdException w:unhideWhenUsed="0" w:uiPriority="0" w:semiHidden="0" w:name="footnote reference"/>
+    <w:lsdException w:unhideWhenUsed="0" w:uiPriority="0" w:semiHidden="0" w:name="annotation reference"/>
+    <w:lsdException w:unhideWhenUsed="0" w:uiPriority="0" w:semiHidden="0" w:name="line number"/>
+    <w:lsdException w:unhideWhenUsed="0" w:uiPriority="0" w:semiHidden="0" w:name="page number"/>
+    <w:lsdException w:unhideWhenUsed="0" w:uiPriority="0" w:semiHidden="0" w:name="endnote reference"/>
+    <w:lsdException w:unhideWhenUsed="0" w:uiPriority="0" w:semiHidden="0" w:name="endnote text"/>
+    <w:lsdException w:unhideWhenUsed="0" w:uiPriority="0" w:semiHidden="0" w:name="table of authorities"/>
+    <w:lsdException w:unhideWhenUsed="0" w:uiPriority="0" w:semiHidden="0" w:name="macro"/>
+    <w:lsdException w:unhideWhenUsed="0" w:uiPriority="0" w:semiHidden="0" w:name="toa heading"/>
+    <w:lsdException w:unhideWhenUsed="0" w:uiPriority="0" w:semiHidden="0" w:name="List"/>
+    <w:lsdException w:unhideWhenUsed="0" w:uiPriority="0" w:semiHidden="0" w:name="List Bullet"/>
+    <w:lsdException w:unhideWhenUsed="0" w:uiPriority="0" w:semiHidden="0" w:name="List Number"/>
+    <w:lsdException w:unhideWhenUsed="0" w:uiPriority="0" w:semiHidden="0" w:name="List 2"/>
+    <w:lsdException w:unhideWhenUsed="0" w:uiPriority="0" w:semiHidden="0" w:name="List 3"/>
+    <w:lsdException w:unhideWhenUsed="0" w:uiPriority="0" w:semiHidden="0" w:name="List 4"/>
+    <w:lsdException w:unhideWhenUsed="0" w:uiPriority="0" w:semiHidden="0" w:name="List 5"/>
+    <w:lsdException w:unhideWhenUsed="0" w:uiPriority="0" w:semiHidden="0" w:name="List Bullet 2"/>
+    <w:lsdException w:unhideWhenUsed="0" w:uiPriority="0" w:semiHidden="0" w:name="List Bullet 3"/>
+    <w:lsdException w:unhideWhenUsed="0" w:uiPriority="0" w:semiHidden="0" w:name="List Bullet 4"/>
+    <w:lsdException w:unhideWhenUsed="0" w:uiPriority="0" w:semiHidden="0" w:name="List Bullet 5"/>
+    <w:lsdException w:unhideWhenUsed="0" w:uiPriority="0" w:semiHidden="0" w:name="List Number 2"/>
+    <w:lsdException w:unhideWhenUsed="0" w:uiPriority="0" w:semiHidden="0" w:name="List Number 3"/>
+    <w:lsdException w:unhideWhenUsed="0" w:uiPriority="0" w:semiHidden="0" w:name="List Number 4"/>
+    <w:lsdException w:unhideWhenUsed="0" w:uiPriority="0" w:semiHidden="0" w:name="List Number 5"/>
+    <w:lsdException w:qFormat="1" w:unhideWhenUsed="0" w:uiPriority="0" w:semiHidden="0" w:name="Title"/>
+    <w:lsdException w:unhideWhenUsed="0" w:uiPriority="0" w:semiHidden="0" w:name="Closing"/>
+    <w:lsdException w:unhideWhenUsed="0" w:uiPriority="0" w:semiHidden="0" w:name="Signature"/>
+    <w:lsdException w:qFormat="1" w:unhideWhenUsed="0" w:uiPriority="0" w:name="Default Paragraph Font"/>
+    <w:lsdException w:qFormat="1" w:unhideWhenUsed="0" w:uiPriority="0" w:name="Body Text"/>
+    <w:lsdException w:unhideWhenUsed="0" w:uiPriority="0" w:semiHidden="0" w:name="Body Text Indent"/>
+    <w:lsdException w:unhideWhenUsed="0" w:uiPriority="0" w:semiHidden="0" w:name="List Continue"/>
+    <w:lsdException w:unhideWhenUsed="0" w:uiPriority="0" w:semiHidden="0" w:name="List Continue 2"/>
+    <w:lsdException w:unhideWhenUsed="0" w:uiPriority="0" w:semiHidden="0" w:name="List Continue 3"/>
+    <w:lsdException w:unhideWhenUsed="0" w:uiPriority="0" w:semiHidden="0" w:name="List Continue 4"/>
+    <w:lsdException w:unhideWhenUsed="0" w:uiPriority="0" w:semiHidden="0" w:name="List Continue 5"/>
+    <w:lsdException w:unhideWhenUsed="0" w:uiPriority="0" w:semiHidden="0" w:name="Message Header"/>
+    <w:lsdException w:qFormat="1" w:unhideWhenUsed="0" w:uiPriority="0" w:semiHidden="0" w:name="Subtitle"/>
+    <w:lsdException w:unhideWhenUsed="0" w:uiPriority="0" w:semiHidden="0" w:name="Salutation"/>
+    <w:lsdException w:unhideWhenUsed="0" w:uiPriority="0" w:semiHidden="0" w:name="Date"/>
+    <w:lsdException w:unhideWhenUsed="0" w:uiPriority="0" w:semiHidden="0" w:name="Body Text First Indent"/>
+    <w:lsdException w:unhideWhenUsed="0" w:uiPriority="0" w:semiHidden="0" w:name="Body Text First Indent 2"/>
+    <w:lsdException w:uiPriority="99" w:name="Note Heading"/>
+    <w:lsdException w:unhideWhenUsed="0" w:uiPriority="0" w:semiHidden="0" w:name="Body Text 2"/>
+    <w:lsdException w:unhideWhenUsed="0" w:uiPriority="0" w:semiHidden="0" w:name="Body Text 3"/>
+    <w:lsdException w:unhideWhenUsed="0" w:uiPriority="0" w:semiHidden="0" w:name="Body Text Indent 2"/>
+    <w:lsdException w:unhideWhenUsed="0" w:uiPriority="0" w:semiHidden="0" w:name="Body Text Indent 3"/>
+    <w:lsdException w:unhideWhenUsed="0" w:uiPriority="0" w:semiHidden="0" w:name="Block Text"/>
+    <w:lsdException w:unhideWhenUsed="0" w:uiPriority="0" w:semiHidden="0" w:name="Hyperlink"/>
+    <w:lsdException w:unhideWhenUsed="0" w:uiPriority="0" w:semiHidden="0" w:name="FollowedHyperlink"/>
+    <w:lsdException w:qFormat="1" w:unhideWhenUsed="0" w:uiPriority="0" w:semiHidden="0" w:name="Strong"/>
+    <w:lsdException w:qFormat="1" w:unhideWhenUsed="0" w:uiPriority="0" w:semiHidden="0" w:name="Emphasis"/>
+    <w:lsdException w:unhideWhenUsed="0" w:uiPriority="0" w:semiHidden="0" w:name="Document Map"/>
+    <w:lsdException w:unhideWhenUsed="0" w:uiPriority="0" w:semiHidden="0" w:name="Plain Text"/>
+    <w:lsdException w:unhideWhenUsed="0" w:uiPriority="0" w:semiHidden="0" w:name="E-mail Signature"/>
+    <w:lsdException w:qFormat="1" w:unhideWhenUsed="0" w:uiPriority="0" w:semiHidden="0" w:name="Normal (Web)"/>
+    <w:lsdException w:unhideWhenUsed="0" w:uiPriority="0" w:semiHidden="0" w:name="HTML Acronym"/>
+    <w:lsdException w:unhideWhenUsed="0" w:uiPriority="0" w:semiHidden="0" w:name="HTML Address"/>
+    <w:lsdException w:unhideWhenUsed="0" w:uiPriority="0" w:semiHidden="0" w:name="HTML Cite"/>
+    <w:lsdException w:unhideWhenUsed="0" w:uiPriority="0" w:semiHidden="0" w:name="HTML Code"/>
+    <w:lsdException w:unhideWhenUsed="0" w:uiPriority="0" w:semiHidden="0" w:name="HTML Definition"/>
+    <w:lsdException w:unhideWhenUsed="0" w:uiPriority="0" w:semiHidden="0" w:name="HTML Keyboard"/>
+    <w:lsdException w:qFormat="1" w:unhideWhenUsed="0" w:uiPriority="0" w:semiHidden="0" w:name="HTML Preformatted"/>
+    <w:lsdException w:unhideWhenUsed="0" w:uiPriority="0" w:semiHidden="0" w:name="HTML Sample"/>
+    <w:lsdException w:unhideWhenUsed="0" w:uiPriority="0" w:semiHidden="0" w:name="HTML Typewriter"/>
+    <w:lsdException w:unhideWhenUsed="0" w:uiPriority="0" w:semiHidden="0" w:name="HTML Variable"/>
+    <w:lsdException w:qFormat="1" w:unhideWhenUsed="0" w:uiPriority="0" w:name="Normal Table"/>
+    <w:lsdException w:unhideWhenUsed="0" w:uiPriority="0" w:semiHidden="0" w:name="annotation subject"/>
+    <w:lsdException w:unhideWhenUsed="0" w:uiPriority="0" w:semiHidden="0" w:name="Table Simple 1"/>
+    <w:lsdException w:unhideWhenUsed="0" w:uiPriority="0" w:semiHidden="0" w:name="Table Simple 2"/>
+    <w:lsdException w:unhideWhenUsed="0" w:uiPriority="0" w:semiHidden="0" w:name="Table Simple 3"/>
+    <w:lsdException w:unhideWhenUsed="0" w:uiPriority="0" w:semiHidden="0" w:name="Table Classic 1"/>
+    <w:lsdException w:unhideWhenUsed="0" w:uiPriority="0" w:semiHidden="0" w:name="Table Classic 2"/>
+    <w:lsdException w:unhideWhenUsed="0" w:uiPriority="0" w:semiHidden="0" w:name="Table Classic 3"/>
+    <w:lsdException w:unhideWhenUsed="0" w:uiPriority="0" w:semiHidden="0" w:name="Table Classic 4"/>
+    <w:lsdException w:unhideWhenUsed="0" w:uiPriority="0" w:semiHidden="0" w:name="Table Colorful 1"/>
+    <w:lsdException w:unhideWhenUsed="0" w:uiPriority="0" w:semiHidden="0" w:name="Table Colorful 2"/>
+    <w:lsdException w:unhideWhenUsed="0" w:uiPriority="0" w:semiHidden="0" w:name="Table Colorful 3"/>
+    <w:lsdException w:unhideWhenUsed="0" w:uiPriority="0" w:semiHidden="0" w:name="Table Columns 1"/>
+    <w:lsdException w:unhideWhenUsed="0" w:uiPriority="0" w:semiHidden="0" w:name="Table Columns 2"/>
+    <w:lsdException w:unhideWhenUsed="0" w:uiPriority="0" w:semiHidden="0" w:name="Table Columns 3"/>
+    <w:lsdException w:unhideWhenUsed="0" w:uiPriority="0" w:semiHidden="0" w:name="Table Columns 4"/>
+    <w:lsdException w:unhideWhenUsed="0" w:uiPriority="0" w:semiHidden="0" w:name="Table Columns 5"/>
+    <w:lsdException w:unhideWhenUsed="0" w:uiPriority="0" w:semiHidden="0" w:name="Table Grid 1"/>
+    <w:lsdException w:unhideWhenUsed="0" w:uiPriority="0" w:semiHidden="0" w:name="Table Grid 2"/>
+    <w:lsdException w:unhideWhenUsed="0" w:uiPriority="0" w:semiHidden="0" w:name="Table Grid 3"/>
+    <w:lsdException w:unhideWhenUsed="0" w:uiPriority="0" w:semiHidden="0" w:name="Table Grid 4"/>
+    <w:lsdException w:unhideWhenUsed="0" w:uiPriority="0" w:semiHidden="0" w:name="Table Grid 5"/>
+    <w:lsdException w:unhideWhenUsed="0" w:uiPriority="0" w:semiHidden="0" w:name="Table Grid 6"/>
+    <w:lsdException w:unhideWhenUsed="0" w:uiPriority="0" w:semiHidden="0" w:name="Table Grid 7"/>
+    <w:lsdException w:unhideWhenUsed="0" w:uiPriority="0" w:semiHidden="0" w:name="Table Grid 8"/>
+    <w:lsdException w:unhideWhenUsed="0" w:uiPriority="0" w:semiHidden="0" w:name="Table List 1"/>
+    <w:lsdException w:unhideWhenUsed="0" w:uiPriority="0" w:semiHidden="0" w:name="Table List 2"/>
+    <w:lsdException w:unhideWhenUsed="0" w:uiPriority="0" w:semiHidden="0" w:name="Table List 3"/>
+    <w:lsdException w:unhideWhenUsed="0" w:uiPriority="0" w:semiHidden="0" w:name="Table List 4"/>
+    <w:lsdException w:unhideWhenUsed="0" w:uiPriority="0" w:semiHidden="0" w:name="Table List 5"/>
+    <w:lsdException w:unhideWhenUsed="0" w:uiPriority="0" w:semiHidden="0" w:name="Table List 6"/>
+    <w:lsdException w:unhideWhenUsed="0" w:uiPriority="0" w:semiHidden="0" w:name="Table List 7"/>
+    <w:lsdException w:unhideWhenUsed="0" w:uiPriority="0" w:semiHidden="0" w:name="Table List 8"/>
+    <w:lsdException w:unhideWhenUsed="0" w:uiPriority="0" w:semiHidden="0" w:name="Table 3D effects 1"/>
+    <w:lsdException w:unhideWhenUsed="0" w:uiPriority="0" w:semiHidden="0" w:name="Table 3D effects 2"/>
+    <w:lsdException w:unhideWhenUsed="0" w:uiPriority="0" w:semiHidden="0" w:name="Table 3D effects 3"/>
+    <w:lsdException w:unhideWhenUsed="0" w:uiPriority="0" w:semiHidden="0" w:name="Table Contemporary"/>
+    <w:lsdException w:unhideWhenUsed="0" w:uiPriority="0" w:semiHidden="0" w:name="Table Elegant"/>
+    <w:lsdException w:unhideWhenUsed="0" w:uiPriority="0" w:semiHidden="0" w:name="Table Professional"/>
+    <w:lsdException w:unhideWhenUsed="0" w:uiPriority="0" w:semiHidden="0" w:name="Table Subtle 1"/>
+    <w:lsdException w:unhideWhenUsed="0" w:uiPriority="0" w:semiHidden="0" w:name="Table Subtle 2"/>
+    <w:lsdException w:unhideWhenUsed="0" w:uiPriority="0" w:semiHidden="0" w:name="Table Web 1"/>
+    <w:lsdException w:unhideWhenUsed="0" w:uiPriority="0" w:semiHidden="0" w:name="Table Web 2"/>
+    <w:lsdException w:unhideWhenUsed="0" w:uiPriority="0" w:semiHidden="0" w:name="Table Web 3"/>
+    <w:lsdException w:unhideWhenUsed="0" w:uiPriority="0" w:semiHidden="0" w:name="Balloon Text"/>
+    <w:lsdException w:qFormat="1" w:unhideWhenUsed="0" w:uiPriority="0" w:semiHidden="0" w:name="Table Grid"/>
+    <w:lsdException w:unhideWhenUsed="0" w:uiPriority="0" w:semiHidden="0" w:name="Table Theme"/>
+    <w:lsdException w:unhideWhenUsed="0" w:uiPriority="60" w:semiHidden="0" w:name="Light Shading"/>
+    <w:lsdException w:unhideWhenUsed="0" w:uiPriority="61" w:semiHidden="0" w:name="Light List"/>
+    <w:lsdException w:unhideWhenUsed="0" w:uiPriority="62" w:semiHidden="0" w:name="Light Grid"/>
+    <w:lsdException w:unhideWhenUsed="0" w:uiPriority="63" w:semiHidden="0" w:name="Medium Shading 1"/>
+    <w:lsdException w:unhideWhenUsed="0" w:uiPriority="64" w:semiHidden="0" w:name="Medium Shading 2"/>
+    <w:lsdException w:unhideWhenUsed="0" w:uiPriority="65" w:semiHidden="0" w:name="Medium List 1"/>
+    <w:lsdException w:unhideWhenUsed="0" w:uiPriority="66" w:semiHidden="0" w:name="Medium List 2"/>
+    <w:lsdException w:unhideWhenUsed="0" w:uiPriority="67" w:semiHidden="0" w:name="Medium Grid 1"/>
+    <w:lsdException w:unhideWhenUsed="0" w:uiPriority="68" w:semiHidden="0" w:name="Medium Grid 2"/>
+    <w:lsdException w:unhideWhenUsed="0" w:uiPriority="69" w:semiHidden="0" w:name="Medium Grid 3"/>
+    <w:lsdException w:unhideWhenUsed="0" w:uiPriority="70" w:semiHidden="0" w:name="Dark List"/>
+    <w:lsdException w:unhideWhenUsed="0" w:uiPriority="71" w:semiHidden="0" w:name="Colorful Shading"/>
+    <w:lsdException w:unhideWhenUsed="0" w:uiPriority="72" w:semiHidden="0" w:name="Colorful List"/>
+    <w:lsdException w:unhideWhenUsed="0" w:uiPriority="73" w:semiHidden="0" w:name="Colorful Grid"/>
+    <w:lsdException w:unhideWhenUsed="0" w:uiPriority="60" w:semiHidden="0" w:name="Light Shading Accent 1"/>
+    <w:lsdException w:unhideWhenUsed="0" w:uiPriority="61" w:semiHidden="0" w:name="Light List Accent 1"/>
+    <w:lsdException w:unhideWhenUsed="0" w:uiPriority="62" w:semiHidden="0" w:name="Light Grid Accent 1"/>
+    <w:lsdException w:unhideWhenUsed="0" w:uiPriority="63" w:semiHidden="0" w:name="Medium Shading 1 Accent 1"/>
+    <w:lsdException w:unhideWhenUsed="0" w:uiPriority="64" w:semiHidden="0" w:name="Medium Shading 2 Accent 1"/>
+    <w:lsdException w:unhideWhenUsed="0" w:uiPriority="65" w:semiHidden="0" w:name="Medium List 1 Accent 1"/>
+    <w:lsdException w:unhideWhenUsed="0" w:uiPriority="66" w:semiHidden="0" w:name="Medium List 2 Accent 1"/>
+    <w:lsdException w:unhideWhenUsed="0" w:uiPriority="67" w:semiHidden="0" w:name="Medium Grid 1 Accent 1"/>
+    <w:lsdException w:unhideWhenUsed="0" w:uiPriority="68" w:semiHidden="0" w:name="Medium Grid 2 Accent 1"/>
+    <w:lsdException w:unhideWhenUsed="0" w:uiPriority="69" w:semiHidden="0" w:name="Medium Grid 3 Accent 1"/>
+    <w:lsdException w:unhideWhenUsed="0" w:uiPriority="70" w:semiHidden="0" w:name="Dark List Accent 1"/>
+    <w:lsdException w:unhideWhenUsed="0" w:uiPriority="71" w:semiHidden="0" w:name="Colorful Shading Accent 1"/>
+    <w:lsdException w:unhideWhenUsed="0" w:uiPriority="72" w:semiHidden="0" w:name="Colorful List Accent 1"/>
+    <w:lsdException w:unhideWhenUsed="0" w:uiPriority="73" w:semiHidden="0" w:name="Colorful Grid Accent 1"/>
+    <w:lsdException w:unhideWhenUsed="0" w:uiPriority="60" w:semiHidden="0" w:name="Light Shading Accent 2"/>
+    <w:lsdException w:unhideWhenUsed="0" w:uiPriority="61" w:semiHidden="0" w:name="Light List Accent 2"/>
+    <w:lsdException w:unhideWhenUsed="0" w:uiPriority="62" w:semiHidden="0" w:name="Light Grid Accent 2"/>
+    <w:lsdException w:unhideWhenUsed="0" w:uiPriority="63" w:semiHidden="0" w:name="Medium Shading 1 Accent 2"/>
+    <w:lsdException w:unhideWhenUsed="0" w:uiPriority="64" w:semiHidden="0" w:name="Medium Shading 2 Accent 2"/>
+    <w:lsdException w:unhideWhenUsed="0" w:uiPriority="65" w:semiHidden="0" w:name="Medium List 1 Accent 2"/>
+    <w:lsdException w:unhideWhenUsed="0" w:uiPriority="66" w:semiHidden="0" w:name="Medium List 2 Accent 2"/>
+    <w:lsdException w:unhideWhenUsed="0" w:uiPriority="67" w:semiHidden="0" w:name="Medium Grid 1 Accent 2"/>
+    <w:lsdException w:unhideWhenUsed="0" w:uiPriority="68" w:semiHidden="0" w:name="Medium Grid 2 Accent 2"/>
+    <w:lsdException w:unhideWhenUsed="0" w:uiPriority="69" w:semiHidden="0" w:name="Medium Grid 3 Accent 2"/>
+    <w:lsdException w:unhideWhenUsed="0" w:uiPriority="70" w:semiHidden="0" w:name="Dark List Accent 2"/>
+    <w:lsdException w:unhideWhenUsed="0" w:uiPriority="71" w:semiHidden="0" w:name="Colorful Shading Accent 2"/>
+    <w:lsdException w:unhideWhenUsed="0" w:uiPriority="72" w:semiHidden="0" w:name="Colorful List Accent 2"/>
+    <w:lsdException w:unhideWhenUsed="0" w:uiPriority="73" w:semiHidden="0" w:name="Colorful Grid Accent 2"/>
+    <w:lsdException w:unhideWhenUsed="0" w:uiPriority="60" w:semiHidden="0" w:name="Light Shading Accent 3"/>
+    <w:lsdException w:unhideWhenUsed="0" w:uiPriority="61" w:semiHidden="0" w:name="Light List Accent 3"/>
+    <w:lsdException w:unhideWhenUsed="0" w:uiPriority="62" w:semiHidden="0" w:name="Light Grid Accent 3"/>
+    <w:lsdException w:unhideWhenUsed="0" w:uiPriority="63" w:semiHidden="0" w:name="Medium Shading 1 Accent 3"/>
+    <w:lsdException w:unhideWhenUsed="0" w:uiPriority="64" w:semiHidden="0" w:name="Medium Shading 2 Accent 3"/>
+    <w:lsdException w:unhideWhenUsed="0" w:uiPriority="65" w:semiHidden="0" w:name="Medium List 1 Accent 3"/>
+    <w:lsdException w:unhideWhenUsed="0" w:uiPriority="66" w:semiHidden="0" w:name="Medium List 2 Accent 3"/>
+    <w:lsdException w:unhideWhenUsed="0" w:uiPriority="67" w:semiHidden="0" w:name="Medium Grid 1 Accent 3"/>
+    <w:lsdException w:unhideWhenUsed="0" w:uiPriority="68" w:semiHidden="0" w:name="Medium Grid 2 Accent 3"/>
+    <w:lsdException w:unhideWhenUsed="0" w:uiPriority="69" w:semiHidden="0" w:name="Medium Grid 3 Accent 3"/>
+    <w:lsdException w:unhideWhenUsed="0" w:uiPriority="70" w:semiHidden="0" w:name="Dark List Accent 3"/>
+    <w:lsdException w:unhideWhenUsed="0" w:uiPriority="71" w:semiHidden="0" w:name="Colorful Shading Accent 3"/>
+    <w:lsdException w:unhideWhenUsed="0" w:uiPriority="72" w:semiHidden="0" w:name="Colorful List Accent 3"/>
+    <w:lsdException w:unhideWhenUsed="0" w:uiPriority="73" w:semiHidden="0" w:name="Colorful Grid Accent 3"/>
+    <w:lsdException w:unhideWhenUsed="0" w:uiPriority="60" w:semiHidden="0" w:name="Light Shading Accent 4"/>
+    <w:lsdException w:unhideWhenUsed="0" w:uiPriority="61" w:semiHidden="0" w:name="Light List Accent 4"/>
+    <w:lsdException w:unhideWhenUsed="0" w:uiPriority="62" w:semiHidden="0" w:name="Light Grid Accent 4"/>
+    <w:lsdException w:unhideWhenUsed="0" w:uiPriority="63" w:semiHidden="0" w:name="Medium Shading 1 Accent 4"/>
+    <w:lsdException w:unhideWhenUsed="0" w:uiPriority="64" w:semiHidden="0" w:name="Medium Shading 2 Accent 4"/>
+    <w:lsdException w:unhideWhenUsed="0" w:uiPriority="65" w:semiHidden="0" w:name="Medium List 1 Accent 4"/>
+    <w:lsdException w:unhideWhenUsed="0" w:uiPriority="66" w:semiHidden="0" w:name="Medium List 2 Accent 4"/>
+    <w:lsdException w:unhideWhenUsed="0" w:uiPriority="67" w:semiHidden="0" w:name="Medium Grid 1 Accent 4"/>
+    <w:lsdException w:unhideWhenUsed="0" w:uiPriority="68" w:semiHidden="0" w:name="Medium Grid 2 Accent 4"/>
+    <w:lsdException w:unhideWhenUsed="0" w:uiPriority="69" w:semiHidden="0" w:name="Medium Grid 3 Accent 4"/>
+    <w:lsdException w:unhideWhenUsed="0" w:uiPriority="70" w:semiHidden="0" w:name="Dark List Accent 4"/>
+    <w:lsdException w:unhideWhenUsed="0" w:uiPriority="71" w:semiHidden="0" w:name="Colorful Shading Accent 4"/>
+    <w:lsdException w:unhideWhenUsed="0" w:uiPriority="72" w:semiHidden="0" w:name="Colorful List Accent 4"/>
+    <w:lsdException w:unhideWhenUsed="0" w:uiPriority="73" w:semiHidden="0" w:name="Colorful Grid Accent 4"/>
+    <w:lsdException w:unhideWhenUsed="0" w:uiPriority="60" w:semiHidden="0" w:name="Light Shading Accent 5"/>
+    <w:lsdException w:unhideWhenUsed="0" w:uiPriority="61" w:semiHidden="0" w:name="Light List Accent 5"/>
+    <w:lsdException w:unhideWhenUsed="0" w:uiPriority="62" w:semiHidden="0" w:name="Light Grid Accent 5"/>
+    <w:lsdException w:unhideWhenUsed="0" w:uiPriority="63" w:semiHidden="0" w:name="Medium Shading 1 Accent 5"/>
+    <w:lsdException w:unhideWhenUsed="0" w:uiPriority="64" w:semiHidden="0" w:name="Medium Shading 2 Accent 5"/>
+    <w:lsdException w:unhideWhenUsed="0" w:uiPriority="65" w:semiHidden="0" w:name="Medium List 1 Accent 5"/>
+    <w:lsdException w:unhideWhenUsed="0" w:uiPriority="66" w:semiHidden="0" w:name="Medium List 2 Accent 5"/>
+    <w:lsdException w:unhideWhenUsed="0" w:uiPriority="67" w:semiHidden="0" w:name="Medium Grid 1 Accent 5"/>
+    <w:lsdException w:unhideWhenUsed="0" w:uiPriority="68" w:semiHidden="0" w:name="Medium Grid 2 Accent 5"/>
+    <w:lsdException w:unhideWhenUsed="0" w:uiPriority="69" w:semiHidden="0" w:name="Medium Grid 3 Accent 5"/>
+    <w:lsdException w:unhideWhenUsed="0" w:uiPriority="70" w:semiHidden="0" w:name="Dark List Accent 5"/>
+    <w:lsdException w:unhideWhenUsed="0" w:uiPriority="71" w:semiHidden="0" w:name="Colorful Shading Accent 5"/>
+    <w:lsdException w:unhideWhenUsed="0" w:uiPriority="72" w:semiHidden="0" w:name="Colorful List Accent 5"/>
+    <w:lsdException w:unhideWhenUsed="0" w:uiPriority="73" w:semiHidden="0" w:name="Colorful Grid Accent 5"/>
+    <w:lsdException w:unhideWhenUsed="0" w:uiPriority="60" w:semiHidden="0" w:name="Light Shading Accent 6"/>
+    <w:lsdException w:unhideWhenUsed="0" w:uiPriority="61" w:semiHidden="0" w:name="Light List Accent 6"/>
+    <w:lsdException w:unhideWhenUsed="0" w:uiPriority="62" w:semiHidden="0" w:name="Light Grid Accent 6"/>
+    <w:lsdException w:unhideWhenUsed="0" w:uiPriority="63" w:semiHidden="0" w:name="Medium Shading 1 Accent 6"/>
+    <w:lsdException w:unhideWhenUsed="0" w:uiPriority="64" w:semiHidden="0" w:name="Medium Shading 2 Accent 6"/>
+    <w:lsdException w:unhideWhenUsed="0" w:uiPriority="65" w:semiHidden="0" w:name="Medium List 1 Accent 6"/>
+    <w:lsdException w:unhideWhenUsed="0" w:uiPriority="66" w:semiHidden="0" w:name="Medium List 2 Accent 6"/>
+    <w:lsdException w:unhideWhenUsed="0" w:uiPriority="67" w:semiHidden="0" w:name="Medium Grid 1 Accent 6"/>
+    <w:lsdException w:unhideWhenUsed="0" w:uiPriority="68" w:semiHidden="0" w:name="Medium Grid 2 Accent 6"/>
+    <w:lsdException w:unhideWhenUsed="0" w:uiPriority="69" w:semiHidden="0" w:name="Medium Grid 3 Accent 6"/>
+    <w:lsdException w:unhideWhenUsed="0" w:uiPriority="70" w:semiHidden="0" w:name="Dark List Accent 6"/>
+    <w:lsdException w:unhideWhenUsed="0" w:uiPriority="71" w:semiHidden="0" w:name="Colorful Shading Accent 6"/>
+    <w:lsdException w:unhideWhenUsed="0" w:uiPriority="72" w:semiHidden="0" w:name="Colorful List Accent 6"/>
+    <w:lsdException w:unhideWhenUsed="0" w:uiPriority="73" w:semiHidden="0" w:name="Colorful Grid Accent 6"/>
   </w:latentStyles>
-  <w:style w:type="paragraph" w:default="1" w:styleId="Normal">
+  <w:style w:type="paragraph" w:default="1" w:styleId="1">
     <w:name w:val="Normal"/>
     <w:qFormat/>
+    <w:uiPriority w:val="0"/>
     <w:pPr>
       <w:kinsoku w:val="0"/>
       <w:autoSpaceDE w:val="0"/>
@@ -16178,7 +16390,7 @@
       <w:textAlignment w:val="baseline"/>
     </w:pPr>
     <w:rPr>
-      <w:rFonts w:ascii="Arial" w:eastAsia="宋体" w:hAnsi="Arial" w:cs="Arial"/>
+      <w:rFonts w:ascii="Arial" w:hAnsi="Arial" w:eastAsia="宋体" w:cs="Arial"/>
       <w:snapToGrid w:val="0"/>
       <w:color w:val="000000"/>
       <w:kern w:val="0"/>
@@ -16187,11 +16399,12 @@
       <w:lang w:val="en-US" w:eastAsia="en-US" w:bidi="ar-SA"/>
     </w:rPr>
   </w:style>
-  <w:style w:type="paragraph" w:styleId="Heading1">
+  <w:style w:type="paragraph" w:styleId="2">
     <w:name w:val="heading 1"/>
-    <w:basedOn w:val="Normal"/>
-    <w:next w:val="Normal"/>
+    <w:basedOn w:val="1"/>
+    <w:next w:val="1"/>
     <w:qFormat/>
+    <w:uiPriority w:val="0"/>
     <w:pPr>
       <w:keepNext/>
       <w:keepLines/>
@@ -16209,12 +16422,13 @@
       <w:sz w:val="44"/>
     </w:rPr>
   </w:style>
-  <w:style w:type="paragraph" w:styleId="Heading2">
+  <w:style w:type="paragraph" w:styleId="3">
     <w:name w:val="heading 2"/>
-    <w:basedOn w:val="Normal"/>
-    <w:next w:val="Normal"/>
+    <w:basedOn w:val="1"/>
+    <w:next w:val="1"/>
     <w:unhideWhenUsed/>
     <w:qFormat/>
+    <w:uiPriority w:val="0"/>
     <w:pPr>
       <w:keepNext/>
       <w:keepLines/>
@@ -16227,18 +16441,19 @@
       <w:outlineLvl w:val="1"/>
     </w:pPr>
     <w:rPr>
-      <w:rFonts w:ascii="Arial" w:eastAsia="黑体" w:hAnsi="Arial"/>
+      <w:rFonts w:ascii="Arial" w:hAnsi="Arial" w:eastAsia="黑体"/>
       <w:b/>
       <w:sz w:val="32"/>
     </w:rPr>
   </w:style>
-  <w:style w:type="paragraph" w:styleId="Heading3">
+  <w:style w:type="paragraph" w:styleId="4">
     <w:name w:val="heading 3"/>
-    <w:basedOn w:val="Normal"/>
-    <w:next w:val="Normal"/>
+    <w:basedOn w:val="1"/>
+    <w:next w:val="1"/>
     <w:semiHidden/>
     <w:unhideWhenUsed/>
     <w:qFormat/>
+    <w:uiPriority w:val="0"/>
     <w:pPr>
       <w:keepNext/>
       <w:keepLines/>
@@ -16255,12 +16470,13 @@
       <w:sz w:val="32"/>
     </w:rPr>
   </w:style>
-  <w:style w:type="paragraph" w:styleId="Heading4">
+  <w:style w:type="paragraph" w:styleId="5">
     <w:name w:val="heading 4"/>
-    <w:basedOn w:val="Normal"/>
-    <w:next w:val="Normal"/>
+    <w:basedOn w:val="1"/>
+    <w:next w:val="1"/>
     <w:unhideWhenUsed/>
     <w:qFormat/>
+    <w:uiPriority w:val="0"/>
     <w:pPr>
       <w:keepNext/>
       <w:keepLines/>
@@ -16273,18 +16489,19 @@
       <w:outlineLvl w:val="3"/>
     </w:pPr>
     <w:rPr>
-      <w:rFonts w:ascii="Arial" w:eastAsia="黑体" w:hAnsi="Arial"/>
+      <w:rFonts w:ascii="Arial" w:hAnsi="Arial" w:eastAsia="黑体"/>
       <w:b/>
       <w:sz w:val="28"/>
     </w:rPr>
   </w:style>
-  <w:style w:type="paragraph" w:styleId="Heading5">
+  <w:style w:type="paragraph" w:styleId="6">
     <w:name w:val="heading 5"/>
-    <w:basedOn w:val="Normal"/>
-    <w:next w:val="Normal"/>
+    <w:basedOn w:val="1"/>
+    <w:next w:val="1"/>
     <w:semiHidden/>
     <w:unhideWhenUsed/>
     <w:qFormat/>
+    <w:uiPriority w:val="0"/>
     <w:pPr>
       <w:keepNext/>
       <w:keepLines/>
@@ -16301,13 +16518,14 @@
       <w:sz w:val="28"/>
     </w:rPr>
   </w:style>
-  <w:style w:type="paragraph" w:styleId="Heading6">
+  <w:style w:type="paragraph" w:styleId="7">
     <w:name w:val="heading 6"/>
-    <w:basedOn w:val="Normal"/>
-    <w:next w:val="Normal"/>
+    <w:basedOn w:val="1"/>
+    <w:next w:val="1"/>
     <w:semiHidden/>
     <w:unhideWhenUsed/>
     <w:qFormat/>
+    <w:uiPriority w:val="0"/>
     <w:pPr>
       <w:keepNext/>
       <w:keepLines/>
@@ -16320,18 +16538,19 @@
       <w:outlineLvl w:val="5"/>
     </w:pPr>
     <w:rPr>
-      <w:rFonts w:ascii="Arial" w:eastAsia="黑体" w:hAnsi="Arial"/>
+      <w:rFonts w:ascii="Arial" w:hAnsi="Arial" w:eastAsia="黑体"/>
       <w:b/>
       <w:sz w:val="24"/>
     </w:rPr>
   </w:style>
-  <w:style w:type="paragraph" w:styleId="Heading7">
+  <w:style w:type="paragraph" w:styleId="8">
     <w:name w:val="heading 7"/>
-    <w:basedOn w:val="Normal"/>
-    <w:next w:val="Normal"/>
+    <w:basedOn w:val="1"/>
+    <w:next w:val="1"/>
     <w:semiHidden/>
     <w:unhideWhenUsed/>
     <w:qFormat/>
+    <w:uiPriority w:val="0"/>
     <w:pPr>
       <w:keepNext/>
       <w:keepLines/>
@@ -16348,13 +16567,14 @@
       <w:sz w:val="24"/>
     </w:rPr>
   </w:style>
-  <w:style w:type="paragraph" w:styleId="Heading8">
+  <w:style w:type="paragraph" w:styleId="9">
     <w:name w:val="heading 8"/>
-    <w:basedOn w:val="Normal"/>
-    <w:next w:val="Normal"/>
+    <w:basedOn w:val="1"/>
+    <w:next w:val="1"/>
     <w:semiHidden/>
     <w:unhideWhenUsed/>
     <w:qFormat/>
+    <w:uiPriority w:val="0"/>
     <w:pPr>
       <w:keepNext/>
       <w:keepLines/>
@@ -16367,17 +16587,18 @@
       <w:outlineLvl w:val="7"/>
     </w:pPr>
     <w:rPr>
-      <w:rFonts w:ascii="Arial" w:eastAsia="黑体" w:hAnsi="Arial"/>
+      <w:rFonts w:ascii="Arial" w:hAnsi="Arial" w:eastAsia="黑体"/>
       <w:sz w:val="24"/>
     </w:rPr>
   </w:style>
-  <w:style w:type="paragraph" w:styleId="Heading9">
+  <w:style w:type="paragraph" w:styleId="10">
     <w:name w:val="heading 9"/>
-    <w:basedOn w:val="Normal"/>
-    <w:next w:val="Normal"/>
+    <w:basedOn w:val="1"/>
+    <w:next w:val="1"/>
     <w:semiHidden/>
     <w:unhideWhenUsed/>
     <w:qFormat/>
+    <w:uiPriority w:val="0"/>
     <w:pPr>
       <w:keepNext/>
       <w:keepLines/>
@@ -16390,19 +16611,21 @@
       <w:outlineLvl w:val="8"/>
     </w:pPr>
     <w:rPr>
-      <w:rFonts w:ascii="Arial" w:eastAsia="黑体" w:hAnsi="Arial"/>
+      <w:rFonts w:ascii="Arial" w:hAnsi="Arial" w:eastAsia="黑体"/>
       <w:sz w:val="21"/>
     </w:rPr>
   </w:style>
-  <w:style w:type="character" w:default="1" w:styleId="DefaultParagraphFont">
+  <w:style w:type="character" w:default="1" w:styleId="24">
     <w:name w:val="Default Paragraph Font"/>
     <w:semiHidden/>
     <w:qFormat/>
+    <w:uiPriority w:val="0"/>
   </w:style>
-  <w:style w:type="table" w:default="1" w:styleId="TableNormal">
+  <w:style w:type="table" w:default="1" w:styleId="22">
     <w:name w:val="Normal Table"/>
     <w:semiHidden/>
     <w:qFormat/>
+    <w:uiPriority w:val="0"/>
     <w:tblPr>
       <w:tblCellMar>
         <w:top w:w="0" w:type="dxa"/>
@@ -16412,39 +16635,43 @@
       </w:tblCellMar>
     </w:tblPr>
   </w:style>
-  <w:style w:type="paragraph" w:styleId="CommentText">
+  <w:style w:type="paragraph" w:styleId="11">
     <w:name w:val="annotation text"/>
-    <w:basedOn w:val="Normal"/>
+    <w:basedOn w:val="1"/>
     <w:qFormat/>
+    <w:uiPriority w:val="0"/>
     <w:pPr>
       <w:jc w:val="left"/>
     </w:pPr>
   </w:style>
-  <w:style w:type="paragraph" w:styleId="BodyText">
+  <w:style w:type="paragraph" w:styleId="12">
     <w:name w:val="Body Text"/>
-    <w:basedOn w:val="Normal"/>
+    <w:basedOn w:val="1"/>
     <w:semiHidden/>
     <w:qFormat/>
+    <w:uiPriority w:val="0"/>
     <w:rPr>
-      <w:rFonts w:ascii="Arial" w:eastAsia="Arial" w:hAnsi="Arial" w:cs="Arial"/>
+      <w:rFonts w:ascii="Arial" w:hAnsi="Arial" w:eastAsia="Arial" w:cs="Arial"/>
       <w:sz w:val="21"/>
       <w:szCs w:val="21"/>
       <w:lang w:val="en-US" w:eastAsia="en-US" w:bidi="ar-SA"/>
     </w:rPr>
   </w:style>
-  <w:style w:type="paragraph" w:styleId="TOC3">
+  <w:style w:type="paragraph" w:styleId="13">
     <w:name w:val="toc 3"/>
-    <w:basedOn w:val="Normal"/>
-    <w:next w:val="Normal"/>
+    <w:basedOn w:val="1"/>
+    <w:next w:val="1"/>
     <w:qFormat/>
+    <w:uiPriority w:val="0"/>
     <w:pPr>
       <w:ind w:left="840" w:leftChars="400"/>
     </w:pPr>
   </w:style>
-  <w:style w:type="paragraph" w:styleId="Footer">
+  <w:style w:type="paragraph" w:styleId="14">
     <w:name w:val="footer"/>
-    <w:basedOn w:val="Normal"/>
+    <w:basedOn w:val="1"/>
     <w:qFormat/>
+    <w:uiPriority w:val="0"/>
     <w:pPr>
       <w:tabs>
         <w:tab w:val="center" w:pos="4153"/>
@@ -16457,16 +16684,17 @@
       <w:sz w:val="18"/>
     </w:rPr>
   </w:style>
-  <w:style w:type="paragraph" w:styleId="Header">
+  <w:style w:type="paragraph" w:styleId="15">
     <w:name w:val="header"/>
-    <w:basedOn w:val="Normal"/>
+    <w:basedOn w:val="1"/>
     <w:qFormat/>
+    <w:uiPriority w:val="0"/>
     <w:pPr>
       <w:pBdr>
-        <w:top w:val="nil"/>
-        <w:left w:val="nil"/>
-        <w:bottom w:val="nil"/>
-        <w:right w:val="nil"/>
+        <w:top w:val="none" w:color="auto" w:sz="0" w:space="0"/>
+        <w:left w:val="none" w:color="auto" w:sz="0" w:space="0"/>
+        <w:bottom w:val="none" w:color="auto" w:sz="0" w:space="0"/>
+        <w:right w:val="none" w:color="auto" w:sz="0" w:space="0"/>
       </w:pBdr>
       <w:tabs>
         <w:tab w:val="center" w:pos="4153"/>
@@ -16481,37 +16709,41 @@
       <w:sz w:val="18"/>
     </w:rPr>
   </w:style>
-  <w:style w:type="paragraph" w:styleId="TOC1">
+  <w:style w:type="paragraph" w:styleId="16">
     <w:name w:val="toc 1"/>
-    <w:basedOn w:val="Normal"/>
-    <w:next w:val="Normal"/>
+    <w:basedOn w:val="1"/>
+    <w:next w:val="1"/>
     <w:qFormat/>
+    <w:uiPriority w:val="0"/>
     <w:rPr>
-      <w:rFonts w:ascii="Arial" w:eastAsia="Microsoft JhengHei" w:hAnsi="Arial"/>
+      <w:rFonts w:ascii="Arial" w:hAnsi="Arial" w:eastAsia="Microsoft JhengHei"/>
       <w:sz w:val="24"/>
     </w:rPr>
   </w:style>
-  <w:style w:type="paragraph" w:styleId="TableofFigures">
+  <w:style w:type="paragraph" w:styleId="17">
     <w:name w:val="table of figures"/>
-    <w:basedOn w:val="Normal"/>
-    <w:next w:val="Normal"/>
+    <w:basedOn w:val="1"/>
+    <w:next w:val="1"/>
     <w:qFormat/>
+    <w:uiPriority w:val="0"/>
     <w:pPr>
-      <w:ind w:hanging="200" w:leftChars="200" w:hangingChars="200"/>
+      <w:ind w:leftChars="200" w:hanging="200" w:hangingChars="200"/>
     </w:pPr>
   </w:style>
-  <w:style w:type="paragraph" w:styleId="TOC2">
+  <w:style w:type="paragraph" w:styleId="18">
     <w:name w:val="toc 2"/>
-    <w:basedOn w:val="Normal"/>
-    <w:next w:val="Normal"/>
+    <w:basedOn w:val="1"/>
+    <w:next w:val="1"/>
     <w:qFormat/>
+    <w:uiPriority w:val="0"/>
     <w:pPr>
       <w:ind w:left="420" w:leftChars="200"/>
     </w:pPr>
   </w:style>
-  <w:style w:type="paragraph" w:styleId="HTMLPreformatted">
+  <w:style w:type="paragraph" w:styleId="19">
     <w:name w:val="HTML Preformatted"/>
     <w:qFormat/>
+    <w:uiPriority w:val="0"/>
     <w:pPr>
       <w:tabs>
         <w:tab w:val="left" w:pos="916"/>
@@ -16534,25 +16766,27 @@
       <w:jc w:val="left"/>
     </w:pPr>
     <w:rPr>
-      <w:rFonts w:ascii="宋体" w:eastAsia="宋体" w:hAnsi="宋体" w:cs="宋体" w:hint="eastAsia"/>
+      <w:rFonts w:hint="eastAsia" w:ascii="宋体" w:hAnsi="宋体" w:eastAsia="宋体" w:cs="宋体"/>
       <w:kern w:val="0"/>
       <w:sz w:val="24"/>
       <w:szCs w:val="24"/>
       <w:lang w:val="en-US" w:eastAsia="zh-CN"/>
     </w:rPr>
   </w:style>
-  <w:style w:type="paragraph" w:styleId="NormalWeb">
+  <w:style w:type="paragraph" w:styleId="20">
     <w:name w:val="Normal (Web)"/>
-    <w:basedOn w:val="Normal"/>
+    <w:basedOn w:val="1"/>
     <w:qFormat/>
+    <w:uiPriority w:val="0"/>
     <w:rPr>
       <w:sz w:val="24"/>
     </w:rPr>
   </w:style>
-  <w:style w:type="paragraph" w:styleId="Title">
+  <w:style w:type="paragraph" w:styleId="21">
     <w:name w:val="Title"/>
-    <w:basedOn w:val="Normal"/>
+    <w:basedOn w:val="1"/>
     <w:qFormat/>
+    <w:uiPriority w:val="0"/>
     <w:pPr>
       <w:spacing w:before="240" w:beforeLines="0" w:beforeAutospacing="0" w:after="60" w:afterLines="0" w:afterAutospacing="0"/>
       <w:jc w:val="center"/>
@@ -16564,68 +16798,73 @@
       <w:sz w:val="32"/>
     </w:rPr>
   </w:style>
-  <w:style w:type="table" w:styleId="TableGrid">
+  <w:style w:type="table" w:styleId="23">
     <w:name w:val="Table Grid"/>
-    <w:basedOn w:val="TableNormal"/>
+    <w:basedOn w:val="22"/>
     <w:qFormat/>
+    <w:uiPriority w:val="0"/>
     <w:pPr>
       <w:widowControl w:val="0"/>
       <w:jc w:val="both"/>
     </w:pPr>
     <w:tblPr>
       <w:tblBorders>
-        <w:top w:val="single" w:sz="4" w:space="0" w:color="auto"/>
-        <w:left w:val="single" w:sz="4" w:space="0" w:color="auto"/>
-        <w:bottom w:val="single" w:sz="4" w:space="0" w:color="auto"/>
-        <w:right w:val="single" w:sz="4" w:space="0" w:color="auto"/>
-        <w:insideH w:val="single" w:sz="4" w:space="0" w:color="auto"/>
-        <w:insideV w:val="single" w:sz="4" w:space="0" w:color="auto"/>
+        <w:top w:val="single" w:color="auto" w:sz="4" w:space="0"/>
+        <w:left w:val="single" w:color="auto" w:sz="4" w:space="0"/>
+        <w:bottom w:val="single" w:color="auto" w:sz="4" w:space="0"/>
+        <w:right w:val="single" w:color="auto" w:sz="4" w:space="0"/>
+        <w:insideH w:val="single" w:color="auto" w:sz="4" w:space="0"/>
+        <w:insideV w:val="single" w:color="auto" w:sz="4" w:space="0"/>
       </w:tblBorders>
     </w:tblPr>
   </w:style>
-  <w:style w:type="character" w:styleId="Strong">
+  <w:style w:type="character" w:styleId="25">
     <w:name w:val="Strong"/>
-    <w:basedOn w:val="DefaultParagraphFont"/>
+    <w:basedOn w:val="24"/>
     <w:qFormat/>
+    <w:uiPriority w:val="0"/>
     <w:rPr>
       <w:b/>
     </w:rPr>
   </w:style>
-  <w:style w:type="paragraph" w:customStyle="1" w:styleId="a">
+  <w:style w:type="paragraph" w:customStyle="1" w:styleId="26">
     <w:name w:val="柴_公司名"/>
-    <w:basedOn w:val="Title"/>
+    <w:basedOn w:val="21"/>
     <w:qFormat/>
+    <w:uiPriority w:val="0"/>
     <w:pPr>
       <w:spacing w:after="600" w:afterLines="600"/>
     </w:pPr>
     <w:rPr>
-      <w:rFonts w:ascii="宋体" w:eastAsia="宋体" w:hAnsi="宋体" w:cs="宋体" w:hint="eastAsia"/>
+      <w:rFonts w:hint="eastAsia" w:ascii="宋体" w:hAnsi="宋体" w:eastAsia="宋体" w:cs="宋体"/>
       <w:bCs/>
       <w:spacing w:val="-6"/>
       <w:sz w:val="52"/>
       <w:szCs w:val="52"/>
     </w:rPr>
   </w:style>
-  <w:style w:type="paragraph" w:customStyle="1" w:styleId="a0">
+  <w:style w:type="paragraph" w:customStyle="1" w:styleId="27">
     <w:name w:val="柴_文档名"/>
-    <w:basedOn w:val="Title"/>
+    <w:basedOn w:val="21"/>
     <w:qFormat/>
+    <w:uiPriority w:val="0"/>
     <w:pPr>
       <w:spacing w:after="900" w:afterLines="900"/>
     </w:pPr>
     <w:rPr>
-      <w:rFonts w:ascii="黑体" w:eastAsia="黑体" w:hAnsi="黑体" w:cs="黑体"/>
+      <w:rFonts w:ascii="黑体" w:hAnsi="黑体" w:eastAsia="黑体" w:cs="黑体"/>
       <w:bCs/>
       <w:spacing w:val="-7"/>
       <w:sz w:val="52"/>
       <w:szCs w:val="52"/>
     </w:rPr>
   </w:style>
-  <w:style w:type="table" w:customStyle="1" w:styleId="TableNormal0">
+  <w:style w:type="table" w:customStyle="1" w:styleId="28">
     <w:name w:val="Table Normal_0"/>
     <w:semiHidden/>
     <w:unhideWhenUsed/>
     <w:qFormat/>
+    <w:uiPriority w:val="0"/>
     <w:tblPr>
       <w:tblCellMar>
         <w:top w:w="0" w:type="dxa"/>
@@ -16635,82 +16874,88 @@
       </w:tblCellMar>
     </w:tblPr>
   </w:style>
-  <w:style w:type="paragraph" w:customStyle="1" w:styleId="TableText">
+  <w:style w:type="paragraph" w:customStyle="1" w:styleId="29">
     <w:name w:val="Table Text"/>
-    <w:basedOn w:val="Normal"/>
+    <w:basedOn w:val="1"/>
     <w:semiHidden/>
     <w:qFormat/>
+    <w:uiPriority w:val="0"/>
     <w:rPr>
-      <w:rFonts w:ascii="宋体" w:eastAsia="宋体" w:hAnsi="宋体" w:cs="宋体"/>
+      <w:rFonts w:ascii="宋体" w:hAnsi="宋体" w:eastAsia="宋体" w:cs="宋体"/>
       <w:sz w:val="21"/>
       <w:szCs w:val="21"/>
       <w:lang w:val="en-US" w:eastAsia="en-US" w:bidi="ar-SA"/>
     </w:rPr>
   </w:style>
-  <w:style w:type="paragraph" w:customStyle="1" w:styleId="1">
+  <w:style w:type="paragraph" w:customStyle="1" w:styleId="30">
     <w:name w:val="柴_标题1"/>
-    <w:basedOn w:val="Heading1"/>
-    <w:next w:val="a1"/>
-    <w:link w:val="1Char"/>
+    <w:basedOn w:val="2"/>
+    <w:next w:val="31"/>
+    <w:link w:val="40"/>
     <w:qFormat/>
+    <w:uiPriority w:val="0"/>
     <w:pPr>
       <w:spacing w:before="100" w:after="90" w:line="360" w:lineRule="auto"/>
     </w:pPr>
     <w:rPr>
-      <w:rFonts w:ascii="Arial" w:eastAsia="宋体" w:hAnsi="Arial"/>
+      <w:rFonts w:ascii="Arial" w:hAnsi="Arial" w:eastAsia="宋体"/>
       <w:sz w:val="32"/>
     </w:rPr>
   </w:style>
-  <w:style w:type="paragraph" w:customStyle="1" w:styleId="a1">
+  <w:style w:type="paragraph" w:customStyle="1" w:styleId="31">
     <w:name w:val="柴_正文"/>
-    <w:basedOn w:val="BodyText"/>
-    <w:link w:val="Char"/>
+    <w:basedOn w:val="12"/>
+    <w:link w:val="43"/>
     <w:qFormat/>
+    <w:uiPriority w:val="0"/>
     <w:pPr>
       <w:spacing w:line="360" w:lineRule="auto"/>
       <w:ind w:firstLine="470" w:firstLineChars="200"/>
     </w:pPr>
     <w:rPr>
-      <w:rFonts w:ascii="Arial" w:eastAsia="宋体" w:hAnsi="Arial"/>
+      <w:rFonts w:ascii="Arial" w:hAnsi="Arial" w:eastAsia="宋体"/>
       <w:sz w:val="24"/>
       <w:lang w:eastAsia="zh-CN"/>
     </w:rPr>
   </w:style>
-  <w:style w:type="paragraph" w:customStyle="1" w:styleId="2">
+  <w:style w:type="paragraph" w:customStyle="1" w:styleId="32">
     <w:name w:val="柴_标题2"/>
-    <w:basedOn w:val="Heading2"/>
-    <w:next w:val="a1"/>
-    <w:link w:val="2Char"/>
+    <w:basedOn w:val="3"/>
+    <w:next w:val="31"/>
+    <w:link w:val="46"/>
     <w:qFormat/>
+    <w:uiPriority w:val="0"/>
     <w:pPr>
       <w:spacing w:line="360" w:lineRule="auto"/>
     </w:pPr>
     <w:rPr>
-      <w:rFonts w:ascii="Arial" w:eastAsia="宋体" w:hAnsi="Arial"/>
+      <w:rFonts w:ascii="Arial" w:hAnsi="Arial" w:eastAsia="宋体"/>
       <w:sz w:val="28"/>
     </w:rPr>
   </w:style>
-  <w:style w:type="paragraph" w:customStyle="1" w:styleId="3">
+  <w:style w:type="paragraph" w:customStyle="1" w:styleId="33">
     <w:name w:val="柴_标题3"/>
-    <w:basedOn w:val="Heading3"/>
-    <w:next w:val="a1"/>
+    <w:basedOn w:val="4"/>
+    <w:next w:val="31"/>
     <w:qFormat/>
+    <w:uiPriority w:val="0"/>
     <w:pPr>
       <w:spacing w:line="360" w:lineRule="auto"/>
       <w:ind w:left="0" w:firstLine="472" w:firstLineChars="200"/>
     </w:pPr>
     <w:rPr>
-      <w:rFonts w:ascii="宋体" w:eastAsia="宋体" w:hAnsi="宋体" w:cs="宋体"/>
+      <w:rFonts w:ascii="宋体" w:hAnsi="宋体" w:eastAsia="宋体" w:cs="宋体"/>
       <w:spacing w:val="-2"/>
       <w:sz w:val="24"/>
       <w:szCs w:val="24"/>
     </w:rPr>
   </w:style>
-  <w:style w:type="paragraph" w:customStyle="1" w:styleId="a2">
+  <w:style w:type="paragraph" w:customStyle="1" w:styleId="34">
     <w:name w:val="柴_目录"/>
-    <w:basedOn w:val="Normal"/>
-    <w:next w:val="BodyText"/>
+    <w:basedOn w:val="1"/>
+    <w:next w:val="12"/>
     <w:qFormat/>
+    <w:uiPriority w:val="0"/>
     <w:pPr>
       <w:tabs>
         <w:tab w:val="right" w:leader="dot" w:pos="8442"/>
@@ -16718,59 +16963,64 @@
       <w:ind w:left="0" w:leftChars="0"/>
     </w:pPr>
     <w:rPr>
-      <w:rFonts w:ascii="Arial" w:eastAsia="Microsoft JhengHei" w:hAnsi="Arial"/>
+      <w:rFonts w:ascii="Arial" w:hAnsi="Arial" w:eastAsia="Microsoft JhengHei"/>
       <w:sz w:val="24"/>
     </w:rPr>
   </w:style>
-  <w:style w:type="paragraph" w:customStyle="1" w:styleId="WPSOffice1">
+  <w:style w:type="paragraph" w:customStyle="1" w:styleId="35">
     <w:name w:val="WPSOffice手动目录 1"/>
     <w:qFormat/>
+    <w:uiPriority w:val="0"/>
     <w:pPr>
       <w:ind w:leftChars="0"/>
     </w:pPr>
     <w:rPr>
-      <w:rFonts w:ascii="Times New Roman" w:eastAsia="宋体" w:hAnsi="Times New Roman" w:cs="Times New Roman"/>
+      <w:rFonts w:ascii="Times New Roman" w:hAnsi="Times New Roman" w:eastAsia="宋体" w:cs="Times New Roman"/>
       <w:sz w:val="20"/>
       <w:szCs w:val="20"/>
     </w:rPr>
   </w:style>
-  <w:style w:type="paragraph" w:customStyle="1" w:styleId="WPSOffice2">
+  <w:style w:type="paragraph" w:customStyle="1" w:styleId="36">
     <w:name w:val="WPSOffice手动目录 2"/>
     <w:qFormat/>
+    <w:uiPriority w:val="0"/>
     <w:pPr>
       <w:ind w:leftChars="200"/>
     </w:pPr>
     <w:rPr>
-      <w:rFonts w:ascii="Times New Roman" w:eastAsia="宋体" w:hAnsi="Times New Roman" w:cs="Times New Roman"/>
+      <w:rFonts w:ascii="Times New Roman" w:hAnsi="Times New Roman" w:eastAsia="宋体" w:cs="Times New Roman"/>
       <w:sz w:val="20"/>
       <w:szCs w:val="20"/>
     </w:rPr>
   </w:style>
-  <w:style w:type="paragraph" w:customStyle="1" w:styleId="WPSOffice3">
+  <w:style w:type="paragraph" w:customStyle="1" w:styleId="37">
     <w:name w:val="WPSOffice手动目录 3"/>
     <w:qFormat/>
+    <w:uiPriority w:val="0"/>
     <w:pPr>
       <w:ind w:leftChars="400"/>
     </w:pPr>
     <w:rPr>
-      <w:rFonts w:ascii="Times New Roman" w:eastAsia="宋体" w:hAnsi="Times New Roman" w:cs="Times New Roman"/>
+      <w:rFonts w:ascii="Times New Roman" w:hAnsi="Times New Roman" w:eastAsia="宋体" w:cs="Times New Roman"/>
       <w:sz w:val="20"/>
       <w:szCs w:val="20"/>
     </w:rPr>
   </w:style>
-  <w:style w:type="paragraph" w:customStyle="1" w:styleId="Compact">
+  <w:style w:type="paragraph" w:customStyle="1" w:styleId="38">
     <w:name w:val="Compact"/>
-    <w:basedOn w:val="BodyText"/>
+    <w:basedOn w:val="12"/>
     <w:qFormat/>
+    <w:uiPriority w:val="0"/>
     <w:pPr>
       <w:spacing w:before="36" w:after="36"/>
     </w:pPr>
   </w:style>
-  <w:style w:type="table" w:customStyle="1" w:styleId="Table">
+  <w:style w:type="table" w:customStyle="1" w:styleId="39">
     <w:name w:val="Table"/>
     <w:semiHidden/>
     <w:unhideWhenUsed/>
     <w:qFormat/>
+    <w:uiPriority w:val="0"/>
     <w:tblPr>
       <w:tblCellMar>
         <w:top w:w="0" w:type="dxa"/>
@@ -16782,26 +17032,28 @@
     <w:tblStylePr w:type="firstRow">
       <w:tcPr>
         <w:tcBorders>
-          <w:bottom w:val="single" w:sz="0" w:space="0" w:color="auto"/>
+          <w:bottom w:val="single" w:color="auto" w:sz="0" w:space="0"/>
         </w:tcBorders>
         <w:vAlign w:val="bottom"/>
       </w:tcPr>
     </w:tblStylePr>
   </w:style>
-  <w:style w:type="character" w:customStyle="1" w:styleId="1Char">
+  <w:style w:type="character" w:customStyle="1" w:styleId="40">
     <w:name w:val="柴_标题1 Char"/>
-    <w:link w:val="1"/>
+    <w:link w:val="30"/>
     <w:qFormat/>
+    <w:uiPriority w:val="0"/>
     <w:rPr>
-      <w:rFonts w:ascii="Arial" w:eastAsia="宋体" w:hAnsi="Arial"/>
+      <w:rFonts w:ascii="Arial" w:hAnsi="Arial" w:eastAsia="宋体"/>
       <w:sz w:val="32"/>
     </w:rPr>
   </w:style>
-  <w:style w:type="paragraph" w:customStyle="1" w:styleId="a3">
+  <w:style w:type="paragraph" w:customStyle="1" w:styleId="41">
     <w:name w:val="柴_正文_无缩进"/>
-    <w:basedOn w:val="Normal"/>
-    <w:link w:val="Char0"/>
+    <w:basedOn w:val="1"/>
+    <w:link w:val="45"/>
     <w:qFormat/>
+    <w:uiPriority w:val="0"/>
     <w:pPr>
       <w:ind w:firstLine="0" w:firstLineChars="0"/>
     </w:pPr>
@@ -16811,38 +17063,41 @@
       <w:lang w:eastAsia="zh-CN"/>
     </w:rPr>
   </w:style>
-  <w:style w:type="paragraph" w:customStyle="1" w:styleId="4">
+  <w:style w:type="paragraph" w:customStyle="1" w:styleId="42">
     <w:name w:val="柴_标题4"/>
-    <w:basedOn w:val="Heading4"/>
-    <w:next w:val="Normal"/>
+    <w:basedOn w:val="5"/>
+    <w:next w:val="1"/>
     <w:qFormat/>
+    <w:uiPriority w:val="0"/>
     <w:pPr>
       <w:widowControl w:val="0"/>
       <w:spacing w:before="160" w:line="360" w:lineRule="auto"/>
-      <w:ind w:left="981" w:hanging="862" w:leftChars="300"/>
+      <w:ind w:left="981" w:leftChars="300" w:hanging="862"/>
     </w:pPr>
     <w:rPr>
-      <w:rFonts w:ascii="Calibri" w:eastAsia="宋体" w:hAnsi="Calibri" w:cs="宋体" w:hint="eastAsia"/>
+      <w:rFonts w:hint="eastAsia" w:ascii="Calibri" w:hAnsi="Calibri" w:eastAsia="宋体" w:cs="宋体"/>
       <w:sz w:val="24"/>
       <w:szCs w:val="24"/>
       <w:lang w:eastAsia="zh-CN" w:bidi="zh-CN"/>
     </w:rPr>
   </w:style>
-  <w:style w:type="character" w:customStyle="1" w:styleId="Char">
+  <w:style w:type="character" w:customStyle="1" w:styleId="43">
     <w:name w:val="柴_正文 Char"/>
-    <w:link w:val="a1"/>
+    <w:link w:val="31"/>
     <w:qFormat/>
+    <w:uiPriority w:val="0"/>
     <w:rPr>
-      <w:rFonts w:ascii="Arial" w:eastAsia="宋体" w:hAnsi="Arial"/>
+      <w:rFonts w:ascii="Arial" w:hAnsi="Arial" w:eastAsia="宋体"/>
       <w:sz w:val="24"/>
       <w:lang w:eastAsia="zh-CN"/>
     </w:rPr>
   </w:style>
-  <w:style w:type="table" w:customStyle="1" w:styleId="TableNormal00">
+  <w:style w:type="table" w:customStyle="1" w:styleId="44">
     <w:name w:val="Table Normal_0_0"/>
     <w:semiHidden/>
     <w:unhideWhenUsed/>
     <w:qFormat/>
+    <w:uiPriority w:val="0"/>
     <w:tblPr>
       <w:tblCellMar>
         <w:top w:w="0" w:type="dxa"/>
@@ -16852,41 +17107,45 @@
       </w:tblCellMar>
     </w:tblPr>
   </w:style>
-  <w:style w:type="character" w:customStyle="1" w:styleId="Char0">
+  <w:style w:type="character" w:customStyle="1" w:styleId="45">
     <w:name w:val="柴_正文_无缩进 Char"/>
-    <w:link w:val="a3"/>
+    <w:link w:val="41"/>
     <w:qFormat/>
+    <w:uiPriority w:val="0"/>
     <w:rPr>
       <w:rFonts w:ascii="Arial" w:hAnsi="Arial"/>
       <w:sz w:val="24"/>
       <w:lang w:eastAsia="zh-CN"/>
     </w:rPr>
   </w:style>
-  <w:style w:type="character" w:customStyle="1" w:styleId="2Char">
+  <w:style w:type="character" w:customStyle="1" w:styleId="46">
     <w:name w:val="柴_标题2 Char"/>
-    <w:link w:val="2"/>
+    <w:link w:val="32"/>
     <w:qFormat/>
+    <w:uiPriority w:val="0"/>
     <w:rPr>
-      <w:rFonts w:ascii="Arial" w:eastAsia="宋体" w:hAnsi="Arial"/>
+      <w:rFonts w:ascii="Arial" w:hAnsi="Arial" w:eastAsia="宋体"/>
       <w:sz w:val="28"/>
     </w:rPr>
   </w:style>
-  <w:style w:type="character" w:customStyle="1" w:styleId="Char1">
+  <w:style w:type="character" w:customStyle="1" w:styleId="47">
     <w:name w:val="柴_题注 Char"/>
-    <w:link w:val="a4"/>
+    <w:link w:val="48"/>
     <w:qFormat/>
+    <w:uiPriority w:val="0"/>
   </w:style>
-  <w:style w:type="paragraph" w:customStyle="1" w:styleId="a4">
+  <w:style w:type="paragraph" w:customStyle="1" w:styleId="48">
     <w:name w:val="柴_题注"/>
-    <w:basedOn w:val="HTMLPreformatted"/>
-    <w:link w:val="Char1"/>
+    <w:basedOn w:val="19"/>
+    <w:link w:val="47"/>
     <w:qFormat/>
+    <w:uiPriority w:val="0"/>
     <w:pPr>
       <w:pBdr>
-        <w:top w:val="nil"/>
-        <w:left w:val="nil"/>
-        <w:bottom w:val="nil"/>
-        <w:right w:val="nil"/>
+        <w:top w:val="none" w:color="auto" w:sz="0" w:space="0"/>
+        <w:left w:val="none" w:color="auto" w:sz="0" w:space="0"/>
+        <w:bottom w:val="none" w:color="auto" w:sz="0" w:space="0"/>
+        <w:right w:val="none" w:color="auto" w:sz="0" w:space="0"/>
       </w:pBdr>
       <w:wordWrap w:val="0"/>
       <w:spacing w:line="264" w:lineRule="atLeast"/>
